--- a/插件详细手册/21.管理器/数据更新与旧存档.docx
+++ b/插件详细手册/21.管理器/数据更新与旧存档.docx
@@ -1,15 +1,18 @@
 
 <file path=word/document.xml><?xml version="1.0" encoding="utf-8"?>
-<w:document xmlns:wpc="http://schemas.microsoft.com/office/word/2010/wordprocessingCanvas" xmlns:cx="http://schemas.microsoft.com/office/drawing/2014/chartex" xmlns:cx1="http://schemas.microsoft.com/office/drawing/2015/9/8/chartex" xmlns:cx2="http://schemas.microsoft.com/office/drawing/2015/10/21/chartex" xmlns:cx3="http://schemas.microsoft.com/office/drawing/2016/5/9/chartex" xmlns:cx4="http://schemas.microsoft.com/office/drawing/2016/5/10/chartex" xmlns:cx5="http://schemas.microsoft.com/office/drawing/2016/5/11/chartex" xmlns:cx6="http://schemas.microsoft.com/office/drawing/2016/5/12/chartex" xmlns:cx7="http://schemas.microsoft.com/office/drawing/2016/5/13/chartex" xmlns:cx8="http://schemas.microsoft.com/office/drawing/2016/5/14/chartex" xmlns:mc="http://schemas.openxmlformats.org/markup-compatibility/2006" xmlns:aink="http://schemas.microsoft.com/office/drawing/2016/ink" xmlns:am3d="http://schemas.microsoft.com/office/drawing/2017/model3d" xmlns:o="urn:schemas-microsoft-com:office:office" xmlns:oel="http://schemas.microsoft.com/office/2019/extlst" xmlns:r="http://schemas.openxmlformats.org/officeDocument/2006/relationships" xmlns:m="http://schemas.openxmlformats.org/officeDocument/2006/math" xmlns:v="urn:schemas-microsoft-com:vml" xmlns:wp14="http://schemas.microsoft.com/office/word/2010/wordprocessingDrawing" xmlns:wp="http://schemas.openxmlformats.org/drawingml/2006/wordprocessingDrawing" xmlns:w10="urn:schemas-microsoft-com:office:word" xmlns:w="http://schemas.openxmlformats.org/wordprocessingml/2006/main" xmlns:w14="http://schemas.microsoft.com/office/word/2010/wordml" xmlns:w15="http://schemas.microsoft.com/office/word/2012/wordml" xmlns:w16cex="http://schemas.microsoft.com/office/word/2018/wordml/cex" xmlns:w16cid="http://schemas.microsoft.com/office/word/2016/wordml/cid" xmlns:w16="http://schemas.microsoft.com/office/word/2018/wordml" xmlns:w16sdtdh="http://schemas.microsoft.com/office/word/2020/wordml/sdtdatahash" xmlns:w16se="http://schemas.microsoft.com/office/word/2015/wordml/symex" xmlns:wpg="http://schemas.microsoft.com/office/word/2010/wordprocessingGroup" xmlns:wpi="http://schemas.microsoft.com/office/word/2010/wordprocessingInk" xmlns:wne="http://schemas.microsoft.com/office/word/2006/wordml" xmlns:wps="http://schemas.microsoft.com/office/word/2010/wordprocessingShape" mc:Ignorable="w14 w15 w16se w16cid w16 w16cex w16sdtdh wp14">
+<w:document xmlns:wpc="http://schemas.microsoft.com/office/word/2010/wordprocessingCanvas" xmlns:cx="http://schemas.microsoft.com/office/drawing/2014/chartex" xmlns:cx1="http://schemas.microsoft.com/office/drawing/2015/9/8/chartex" xmlns:cx2="http://schemas.microsoft.com/office/drawing/2015/10/21/chartex" xmlns:cx3="http://schemas.microsoft.com/office/drawing/2016/5/9/chartex" xmlns:cx4="http://schemas.microsoft.com/office/drawing/2016/5/10/chartex" xmlns:cx5="http://schemas.microsoft.com/office/drawing/2016/5/11/chartex" xmlns:cx6="http://schemas.microsoft.com/office/drawing/2016/5/12/chartex" xmlns:cx7="http://schemas.microsoft.com/office/drawing/2016/5/13/chartex" xmlns:cx8="http://schemas.microsoft.com/office/drawing/2016/5/14/chartex" xmlns:mc="http://schemas.openxmlformats.org/markup-compatibility/2006" xmlns:aink="http://schemas.microsoft.com/office/drawing/2016/ink" xmlns:am3d="http://schemas.microsoft.com/office/drawing/2017/model3d" xmlns:o="urn:schemas-microsoft-com:office:office" xmlns:oel="http://schemas.microsoft.com/office/2019/extlst" xmlns:r="http://schemas.openxmlformats.org/officeDocument/2006/relationships" xmlns:m="http://schemas.openxmlformats.org/officeDocument/2006/math" xmlns:v="urn:schemas-microsoft-com:vml" xmlns:wp14="http://schemas.microsoft.com/office/word/2010/wordprocessingDrawing" xmlns:wp="http://schemas.openxmlformats.org/drawingml/2006/wordprocessingDrawing" xmlns:w10="urn:schemas-microsoft-com:office:word" xmlns:w="http://schemas.openxmlformats.org/wordprocessingml/2006/main" xmlns:w14="http://schemas.microsoft.com/office/word/2010/wordml" xmlns:w15="http://schemas.microsoft.com/office/word/2012/wordml" xmlns:w16cex="http://schemas.microsoft.com/office/word/2018/wordml/cex" xmlns:w16cid="http://schemas.microsoft.com/office/word/2016/wordml/cid" xmlns:w16="http://schemas.microsoft.com/office/word/2018/wordml" xmlns:w16du="http://schemas.microsoft.com/office/word/2023/wordml/word16du" xmlns:w16sdtdh="http://schemas.microsoft.com/office/word/2020/wordml/sdtdatahash" xmlns:w16sdtfl="http://schemas.microsoft.com/office/word/2024/wordml/sdtformatlock" xmlns:w16se="http://schemas.microsoft.com/office/word/2015/wordml/symex" xmlns:wpg="http://schemas.microsoft.com/office/word/2010/wordprocessingGroup" xmlns:wpi="http://schemas.microsoft.com/office/word/2010/wordprocessingInk" xmlns:wne="http://schemas.microsoft.com/office/word/2006/wordml" xmlns:wps="http://schemas.microsoft.com/office/word/2010/wordprocessingShape" mc:Ignorable="w14 w15 w16se w16cid w16 w16cex w16sdtdh w16sdtfl w16du wp14">
   <w:body>
     <w:p>
       <w:pPr>
         <w:pStyle w:val="2"/>
-      </w:pPr>
-      <w:r>
         <w:rPr>
           <w:rFonts w:hint="eastAsia"/>
         </w:rPr>
+      </w:pPr>
+      <w:r>
+        <w:rPr>
+          <w:rFonts w:hint="eastAsia"/>
+        </w:rPr>
         <w:t>概述</w:t>
       </w:r>
     </w:p>
@@ -31,25 +34,7 @@
           <w:kern w:val="0"/>
           <w:sz w:val="22"/>
         </w:rPr>
-        <w:t>1</w:t>
-      </w:r>
-      <w:r>
-        <w:rPr>
-          <w:rFonts w:ascii="Tahoma" w:eastAsia="微软雅黑" w:hAnsi="Tahoma" w:hint="eastAsia"/>
-          <w:b/>
-          <w:kern w:val="0"/>
-          <w:sz w:val="22"/>
-        </w:rPr>
-        <w:t>）</w:t>
-      </w:r>
-      <w:r>
-        <w:rPr>
-          <w:rFonts w:ascii="Tahoma" w:eastAsia="微软雅黑" w:hAnsi="Tahoma" w:hint="eastAsia"/>
-          <w:b/>
-          <w:kern w:val="0"/>
-          <w:sz w:val="22"/>
-        </w:rPr>
-        <w:t>概述</w:t>
+        <w:t>》介绍</w:t>
       </w:r>
     </w:p>
     <w:p>
@@ -380,7 +365,7 @@
           <w:kern w:val="0"/>
           <w:sz w:val="22"/>
         </w:rPr>
-        <w:t>2</w:t>
+        <w:t>》问题</w:t>
       </w:r>
       <w:r>
         <w:rPr>
@@ -389,7 +374,7 @@
           <w:kern w:val="0"/>
           <w:sz w:val="22"/>
         </w:rPr>
-        <w:t>）来源</w:t>
+        <w:t>来源</w:t>
       </w:r>
     </w:p>
     <w:p>
@@ -469,7 +454,39 @@
           <w:kern w:val="0"/>
           <w:sz w:val="22"/>
         </w:rPr>
-        <w:t>要想尽可能解决此问题，你有必要先去了解：</w:t>
+        <w:t>要想尽可能解决此问题，</w:t>
+      </w:r>
+      <w:r>
+        <w:rPr>
+          <w:rFonts w:ascii="Tahoma" w:eastAsia="微软雅黑" w:hAnsi="Tahoma" w:hint="eastAsia"/>
+          <w:kern w:val="0"/>
+          <w:sz w:val="22"/>
+        </w:rPr>
+        <w:t>需要</w:t>
+      </w:r>
+      <w:r>
+        <w:rPr>
+          <w:rFonts w:ascii="Tahoma" w:eastAsia="微软雅黑" w:hAnsi="Tahoma" w:hint="eastAsia"/>
+          <w:kern w:val="0"/>
+          <w:sz w:val="22"/>
+        </w:rPr>
+        <w:t>先了解</w:t>
+      </w:r>
+      <w:r>
+        <w:rPr>
+          <w:rFonts w:ascii="Tahoma" w:eastAsia="微软雅黑" w:hAnsi="Tahoma" w:hint="eastAsia"/>
+          <w:kern w:val="0"/>
+          <w:sz w:val="22"/>
+        </w:rPr>
+        <w:t>机制</w:t>
+      </w:r>
+      <w:r>
+        <w:rPr>
+          <w:rFonts w:ascii="Tahoma" w:eastAsia="微软雅黑" w:hAnsi="Tahoma" w:hint="eastAsia"/>
+          <w:kern w:val="0"/>
+          <w:sz w:val="22"/>
+        </w:rPr>
+        <w:t>：</w:t>
       </w:r>
       <w:hyperlink w:anchor="_存储的数据问题" w:history="1">
         <w:r>
@@ -517,7 +534,7 @@
           <w:kern w:val="0"/>
           <w:sz w:val="22"/>
         </w:rPr>
-        <w:t>3</w:t>
+        <w:t>》</w:t>
       </w:r>
       <w:r>
         <w:rPr>
@@ -526,7 +543,7 @@
           <w:kern w:val="0"/>
           <w:sz w:val="22"/>
         </w:rPr>
-        <w:t>）解决方案</w:t>
+        <w:t>解决方案</w:t>
       </w:r>
     </w:p>
     <w:p>
@@ -783,6 +800,9 @@
     <w:p>
       <w:pPr>
         <w:pStyle w:val="2"/>
+        <w:rPr>
+          <w:rFonts w:hint="eastAsia"/>
+        </w:rPr>
       </w:pPr>
       <w:r>
         <w:rPr>
@@ -795,6 +815,9 @@
     <w:p>
       <w:pPr>
         <w:pStyle w:val="3"/>
+        <w:rPr>
+          <w:rFonts w:hint="eastAsia"/>
+        </w:rPr>
       </w:pPr>
       <w:bookmarkStart w:id="0" w:name="_存储的数据问题"/>
       <w:bookmarkEnd w:id="0"/>
@@ -916,16 +939,13 @@
       </w:pPr>
       <w:r>
         <w:rPr>
-          <w:rFonts w:ascii="Tahoma" w:eastAsia="微软雅黑" w:hAnsi="Tahoma"/>
           <w:noProof/>
-          <w:kern w:val="0"/>
-          <w:sz w:val="22"/>
         </w:rPr>
         <w:drawing>
-          <wp:inline distT="0" distB="0" distL="0" distR="0" wp14:anchorId="22C5B604" wp14:editId="7F9C3F95">
-            <wp:extent cx="3108960" cy="1817240"/>
-            <wp:effectExtent l="0" t="0" r="0" b="0"/>
-            <wp:docPr id="2" name="图片 2"/>
+          <wp:inline distT="0" distB="0" distL="0" distR="0" wp14:anchorId="612C34C5" wp14:editId="57351F78">
+            <wp:extent cx="3402501" cy="1988820"/>
+            <wp:effectExtent l="0" t="0" r="7620" b="0"/>
+            <wp:docPr id="1154056739" name="图片 1"/>
             <wp:cNvGraphicFramePr>
               <a:graphicFrameLocks xmlns:a="http://schemas.openxmlformats.org/drawingml/2006/main" noChangeAspect="1"/>
             </wp:cNvGraphicFramePr>
@@ -933,7 +953,7 @@
               <a:graphicData uri="http://schemas.openxmlformats.org/drawingml/2006/picture">
                 <pic:pic xmlns:pic="http://schemas.openxmlformats.org/drawingml/2006/picture">
                   <pic:nvPicPr>
-                    <pic:cNvPr id="0" name="Picture 11"/>
+                    <pic:cNvPr id="0" name="Picture 3"/>
                     <pic:cNvPicPr>
                       <a:picLocks noChangeAspect="1" noChangeArrowheads="1"/>
                     </pic:cNvPicPr>
@@ -954,7 +974,7 @@
                   <pic:spPr bwMode="auto">
                     <a:xfrm>
                       <a:off x="0" y="0"/>
-                      <a:ext cx="3137047" cy="1833658"/>
+                      <a:ext cx="3408483" cy="1992317"/>
                     </a:xfrm>
                     <a:prstGeom prst="rect">
                       <a:avLst/>
@@ -1003,16 +1023,13 @@
       </w:pPr>
       <w:r>
         <w:rPr>
-          <w:rFonts w:ascii="Tahoma" w:eastAsia="微软雅黑" w:hAnsi="Tahoma"/>
           <w:noProof/>
-          <w:kern w:val="0"/>
-          <w:sz w:val="22"/>
         </w:rPr>
         <w:drawing>
-          <wp:inline distT="0" distB="0" distL="0" distR="0" wp14:anchorId="79A73E72" wp14:editId="71F3586D">
-            <wp:extent cx="3192780" cy="1485682"/>
-            <wp:effectExtent l="0" t="0" r="7620" b="635"/>
-            <wp:docPr id="3" name="图片 3"/>
+          <wp:inline distT="0" distB="0" distL="0" distR="0" wp14:anchorId="0AB8FB43" wp14:editId="56FAD8D3">
+            <wp:extent cx="3477985" cy="1623060"/>
+            <wp:effectExtent l="0" t="0" r="8255" b="0"/>
+            <wp:docPr id="1130654573" name="图片 2"/>
             <wp:cNvGraphicFramePr>
               <a:graphicFrameLocks xmlns:a="http://schemas.openxmlformats.org/drawingml/2006/main" noChangeAspect="1"/>
             </wp:cNvGraphicFramePr>
@@ -1020,13 +1037,13 @@
               <a:graphicData uri="http://schemas.openxmlformats.org/drawingml/2006/picture">
                 <pic:pic xmlns:pic="http://schemas.openxmlformats.org/drawingml/2006/picture">
                   <pic:nvPicPr>
-                    <pic:cNvPr id="0" name="Picture 13"/>
+                    <pic:cNvPr id="0" name="Picture 5"/>
                     <pic:cNvPicPr>
                       <a:picLocks noChangeAspect="1" noChangeArrowheads="1"/>
                     </pic:cNvPicPr>
                   </pic:nvPicPr>
                   <pic:blipFill>
-                    <a:blip r:embed="rId9" cstate="print">
+                    <a:blip r:embed="rId9">
                       <a:extLst>
                         <a:ext uri="{28A0092B-C50C-407E-A947-70E740481C1C}">
                           <a14:useLocalDpi xmlns:a14="http://schemas.microsoft.com/office/drawing/2010/main" val="0"/>
@@ -1041,7 +1058,7 @@
                   <pic:spPr bwMode="auto">
                     <a:xfrm>
                       <a:off x="0" y="0"/>
-                      <a:ext cx="3225242" cy="1500787"/>
+                      <a:ext cx="3484450" cy="1626077"/>
                     </a:xfrm>
                     <a:prstGeom prst="rect">
                       <a:avLst/>
@@ -1074,7 +1091,31 @@
           <w:kern w:val="0"/>
           <w:sz w:val="22"/>
         </w:rPr>
-        <w:t>在插件中，将初始等级修改为</w:t>
+        <w:t>保存后</w:t>
+      </w:r>
+      <w:r>
+        <w:rPr>
+          <w:rFonts w:ascii="Tahoma" w:eastAsia="微软雅黑" w:hAnsi="Tahoma" w:hint="eastAsia"/>
+          <w:kern w:val="0"/>
+          <w:sz w:val="22"/>
+        </w:rPr>
+        <w:t>，</w:t>
+      </w:r>
+      <w:r>
+        <w:rPr>
+          <w:rFonts w:ascii="Tahoma" w:eastAsia="微软雅黑" w:hAnsi="Tahoma" w:hint="eastAsia"/>
+          <w:kern w:val="0"/>
+          <w:sz w:val="22"/>
+        </w:rPr>
+        <w:t>在编辑器中</w:t>
+      </w:r>
+      <w:r>
+        <w:rPr>
+          <w:rFonts w:ascii="Tahoma" w:eastAsia="微软雅黑" w:hAnsi="Tahoma" w:hint="eastAsia"/>
+          <w:kern w:val="0"/>
+          <w:sz w:val="22"/>
+        </w:rPr>
+        <w:t>将初始等级修改为</w:t>
       </w:r>
       <w:r>
         <w:rPr>
@@ -1106,16 +1147,13 @@
       </w:pPr>
       <w:r>
         <w:rPr>
-          <w:rFonts w:ascii="Tahoma" w:eastAsia="微软雅黑" w:hAnsi="Tahoma"/>
           <w:noProof/>
-          <w:kern w:val="0"/>
-          <w:sz w:val="22"/>
         </w:rPr>
         <w:drawing>
-          <wp:inline distT="0" distB="0" distL="0" distR="0" wp14:anchorId="29600414" wp14:editId="75037B7C">
-            <wp:extent cx="2880360" cy="1045041"/>
-            <wp:effectExtent l="0" t="0" r="0" b="3175"/>
-            <wp:docPr id="4" name="图片 4"/>
+          <wp:inline distT="0" distB="0" distL="0" distR="0" wp14:anchorId="1DE1FF70" wp14:editId="0F23E31A">
+            <wp:extent cx="3486400" cy="1264920"/>
+            <wp:effectExtent l="0" t="0" r="0" b="0"/>
+            <wp:docPr id="1814396407" name="图片 3"/>
             <wp:cNvGraphicFramePr>
               <a:graphicFrameLocks xmlns:a="http://schemas.openxmlformats.org/drawingml/2006/main" noChangeAspect="1"/>
             </wp:cNvGraphicFramePr>
@@ -1123,7 +1161,7 @@
               <a:graphicData uri="http://schemas.openxmlformats.org/drawingml/2006/picture">
                 <pic:pic xmlns:pic="http://schemas.openxmlformats.org/drawingml/2006/picture">
                   <pic:nvPicPr>
-                    <pic:cNvPr id="0" name="Picture 15"/>
+                    <pic:cNvPr id="0" name="Picture 7"/>
                     <pic:cNvPicPr>
                       <a:picLocks noChangeAspect="1" noChangeArrowheads="1"/>
                     </pic:cNvPicPr>
@@ -1144,7 +1182,7 @@
                   <pic:spPr bwMode="auto">
                     <a:xfrm>
                       <a:off x="0" y="0"/>
-                      <a:ext cx="2901488" cy="1052706"/>
+                      <a:ext cx="3497534" cy="1268960"/>
                     </a:xfrm>
                     <a:prstGeom prst="rect">
                       <a:avLst/>
@@ -1244,16 +1282,13 @@
       </w:pPr>
       <w:r>
         <w:rPr>
-          <w:rFonts w:ascii="Tahoma" w:eastAsia="微软雅黑" w:hAnsi="Tahoma"/>
           <w:noProof/>
-          <w:kern w:val="0"/>
-          <w:sz w:val="22"/>
         </w:rPr>
         <w:drawing>
-          <wp:inline distT="0" distB="0" distL="0" distR="0" wp14:anchorId="22889734" wp14:editId="6D1D5FBC">
-            <wp:extent cx="2409190" cy="762262"/>
+          <wp:inline distT="0" distB="0" distL="0" distR="0" wp14:anchorId="4AAE14A1" wp14:editId="1CB7976C">
+            <wp:extent cx="2294255" cy="724985"/>
             <wp:effectExtent l="0" t="0" r="0" b="0"/>
-            <wp:docPr id="5" name="图片 5"/>
+            <wp:docPr id="2080687396" name="图片 4"/>
             <wp:cNvGraphicFramePr>
               <a:graphicFrameLocks xmlns:a="http://schemas.openxmlformats.org/drawingml/2006/main" noChangeAspect="1"/>
             </wp:cNvGraphicFramePr>
@@ -1261,13 +1296,13 @@
               <a:graphicData uri="http://schemas.openxmlformats.org/drawingml/2006/picture">
                 <pic:pic xmlns:pic="http://schemas.openxmlformats.org/drawingml/2006/picture">
                   <pic:nvPicPr>
-                    <pic:cNvPr id="0" name="Picture 17"/>
+                    <pic:cNvPr id="0" name="Picture 9"/>
                     <pic:cNvPicPr>
                       <a:picLocks noChangeAspect="1" noChangeArrowheads="1"/>
                     </pic:cNvPicPr>
                   </pic:nvPicPr>
                   <pic:blipFill>
-                    <a:blip r:embed="rId11" cstate="print">
+                    <a:blip r:embed="rId11">
                       <a:extLst>
                         <a:ext uri="{28A0092B-C50C-407E-A947-70E740481C1C}">
                           <a14:useLocalDpi xmlns:a14="http://schemas.microsoft.com/office/drawing/2010/main" val="0"/>
@@ -1282,7 +1317,7 @@
                   <pic:spPr bwMode="auto">
                     <a:xfrm>
                       <a:off x="0" y="0"/>
-                      <a:ext cx="2422795" cy="766566"/>
+                      <a:ext cx="2324581" cy="734568"/>
                     </a:xfrm>
                     <a:prstGeom prst="rect">
                       <a:avLst/>
@@ -1308,16 +1343,13 @@
       </w:r>
       <w:r>
         <w:rPr>
-          <w:rFonts w:ascii="Tahoma" w:eastAsia="微软雅黑" w:hAnsi="Tahoma"/>
           <w:noProof/>
-          <w:kern w:val="0"/>
-          <w:sz w:val="22"/>
         </w:rPr>
         <w:drawing>
-          <wp:inline distT="0" distB="0" distL="0" distR="0" wp14:anchorId="1AEE91D5" wp14:editId="4D5D4676">
-            <wp:extent cx="2645410" cy="764704"/>
-            <wp:effectExtent l="0" t="0" r="2540" b="0"/>
-            <wp:docPr id="6" name="图片 6"/>
+          <wp:inline distT="0" distB="0" distL="0" distR="0" wp14:anchorId="504E4E77" wp14:editId="244E789E">
+            <wp:extent cx="2453640" cy="711555"/>
+            <wp:effectExtent l="0" t="0" r="3810" b="0"/>
+            <wp:docPr id="81772694" name="图片 5"/>
             <wp:cNvGraphicFramePr>
               <a:graphicFrameLocks xmlns:a="http://schemas.openxmlformats.org/drawingml/2006/main" noChangeAspect="1"/>
             </wp:cNvGraphicFramePr>
@@ -1325,13 +1357,13 @@
               <a:graphicData uri="http://schemas.openxmlformats.org/drawingml/2006/picture">
                 <pic:pic xmlns:pic="http://schemas.openxmlformats.org/drawingml/2006/picture">
                   <pic:nvPicPr>
-                    <pic:cNvPr id="0" name="Picture 19"/>
+                    <pic:cNvPr id="0" name="Picture 11"/>
                     <pic:cNvPicPr>
                       <a:picLocks noChangeAspect="1" noChangeArrowheads="1"/>
                     </pic:cNvPicPr>
                   </pic:nvPicPr>
                   <pic:blipFill>
-                    <a:blip r:embed="rId12" cstate="print">
+                    <a:blip r:embed="rId12">
                       <a:extLst>
                         <a:ext uri="{28A0092B-C50C-407E-A947-70E740481C1C}">
                           <a14:useLocalDpi xmlns:a14="http://schemas.microsoft.com/office/drawing/2010/main" val="0"/>
@@ -1346,7 +1378,7 @@
                   <pic:spPr bwMode="auto">
                     <a:xfrm>
                       <a:off x="0" y="0"/>
-                      <a:ext cx="2665506" cy="770513"/>
+                      <a:ext cx="2475682" cy="717947"/>
                     </a:xfrm>
                     <a:prstGeom prst="rect">
                       <a:avLst/>
@@ -1380,6 +1412,7 @@
           <w:kern w:val="0"/>
           <w:sz w:val="22"/>
         </w:rPr>
+        <w:lastRenderedPageBreak/>
         <w:t>按照同样的方法</w:t>
       </w:r>
       <w:r>
@@ -1517,7 +1550,6 @@
           <w:kern w:val="0"/>
           <w:sz w:val="22"/>
         </w:rPr>
-        <w:lastRenderedPageBreak/>
         <w:t>因为这些数据都存入了存档里，读取存档后，数据会以存档的为准。</w:t>
       </w:r>
     </w:p>
@@ -1861,7 +1893,7 @@
           <v:shape id="_x0000_i1025" type="#_x0000_t75" style="width:366.6pt;height:128.4pt" o:ole="">
             <v:imagedata r:id="rId13" o:title=""/>
           </v:shape>
-          <o:OLEObject Type="Embed" ProgID="Visio.Drawing.15" ShapeID="_x0000_i1025" DrawAspect="Content" ObjectID="_1770146356" r:id="rId14"/>
+          <o:OLEObject Type="Embed" ProgID="Visio.Drawing.15" ShapeID="_x0000_i1025" DrawAspect="Content" ObjectID="_1808985738" r:id="rId14"/>
         </w:object>
       </w:r>
     </w:p>
@@ -1905,6 +1937,7 @@
       <w:pPr>
         <w:widowControl/>
         <w:snapToGrid w:val="0"/>
+        <w:spacing w:after="200"/>
         <w:jc w:val="left"/>
         <w:rPr>
           <w:rFonts w:ascii="Tahoma" w:eastAsia="微软雅黑" w:hAnsi="Tahoma"/>
@@ -1918,354 +1951,8 @@
           <w:kern w:val="0"/>
           <w:sz w:val="22"/>
         </w:rPr>
-        <w:t>（存档对于所有游戏开发者来说</w:t>
-      </w:r>
-      <w:r>
-        <w:rPr>
-          <w:rFonts w:ascii="Tahoma" w:eastAsia="微软雅黑" w:hAnsi="Tahoma" w:hint="eastAsia"/>
-          <w:kern w:val="0"/>
-          <w:sz w:val="22"/>
-        </w:rPr>
-        <w:t>一直</w:t>
-      </w:r>
-      <w:r>
-        <w:rPr>
-          <w:rFonts w:ascii="Tahoma" w:eastAsia="微软雅黑" w:hAnsi="Tahoma" w:hint="eastAsia"/>
-          <w:kern w:val="0"/>
-          <w:sz w:val="22"/>
-        </w:rPr>
-        <w:t>都是大问题</w:t>
-      </w:r>
-      <w:r>
-        <w:rPr>
-          <w:rFonts w:ascii="Tahoma" w:eastAsia="微软雅黑" w:hAnsi="Tahoma" w:hint="eastAsia"/>
-          <w:kern w:val="0"/>
-          <w:sz w:val="22"/>
-        </w:rPr>
-        <w:t>，游戏更新造成坏档的</w:t>
-      </w:r>
-      <w:r>
-        <w:rPr>
-          <w:rFonts w:ascii="Tahoma" w:eastAsia="微软雅黑" w:hAnsi="Tahoma" w:hint="eastAsia"/>
-          <w:kern w:val="0"/>
-          <w:sz w:val="22"/>
-        </w:rPr>
-        <w:t>情况</w:t>
-      </w:r>
-      <w:r>
-        <w:rPr>
-          <w:rFonts w:ascii="Tahoma" w:eastAsia="微软雅黑" w:hAnsi="Tahoma" w:hint="eastAsia"/>
-          <w:kern w:val="0"/>
-          <w:sz w:val="22"/>
-        </w:rPr>
-        <w:t>屡见不鲜</w:t>
-      </w:r>
-      <w:r>
-        <w:rPr>
-          <w:rFonts w:ascii="Tahoma" w:eastAsia="微软雅黑" w:hAnsi="Tahoma" w:hint="eastAsia"/>
-          <w:kern w:val="0"/>
-          <w:sz w:val="22"/>
-        </w:rPr>
-        <w:t>）</w:t>
-      </w:r>
-    </w:p>
-    <w:p>
-      <w:pPr>
-        <w:widowControl/>
-        <w:snapToGrid w:val="0"/>
-        <w:jc w:val="left"/>
-        <w:rPr>
-          <w:rFonts w:ascii="Tahoma" w:eastAsia="微软雅黑" w:hAnsi="Tahoma"/>
-          <w:kern w:val="0"/>
-          <w:sz w:val="22"/>
-        </w:rPr>
-      </w:pPr>
-      <w:r>
-        <w:rPr>
-          <w:rFonts w:ascii="Tahoma" w:eastAsia="微软雅黑" w:hAnsi="Tahoma" w:hint="eastAsia"/>
-          <w:kern w:val="0"/>
-          <w:sz w:val="22"/>
-        </w:rPr>
         <w:t>但是，我们可以根据一些特殊情况进行优化，见后面章节。</w:t>
       </w:r>
-    </w:p>
-    <w:p>
-      <w:pPr>
-        <w:widowControl/>
-        <w:jc w:val="left"/>
-        <w:rPr>
-          <w:rFonts w:ascii="Tahoma" w:eastAsia="微软雅黑" w:hAnsi="Tahoma"/>
-          <w:kern w:val="0"/>
-          <w:sz w:val="22"/>
-        </w:rPr>
-      </w:pPr>
-      <w:r>
-        <w:rPr>
-          <w:rFonts w:ascii="Tahoma" w:eastAsia="微软雅黑" w:hAnsi="Tahoma"/>
-          <w:kern w:val="0"/>
-          <w:sz w:val="22"/>
-        </w:rPr>
-        <w:br w:type="page"/>
-      </w:r>
-    </w:p>
-    <w:p>
-      <w:pPr>
-        <w:pStyle w:val="3"/>
-      </w:pPr>
-      <w:r>
-        <w:rPr>
-          <w:rFonts w:hint="eastAsia"/>
-        </w:rPr>
-        <w:lastRenderedPageBreak/>
-        <w:t>只读</w:t>
-      </w:r>
-      <w:r>
-        <w:rPr>
-          <w:rFonts w:hint="eastAsia"/>
-        </w:rPr>
-        <w:t>的数据</w:t>
-      </w:r>
-    </w:p>
-    <w:p>
-      <w:pPr>
-        <w:widowControl/>
-        <w:snapToGrid w:val="0"/>
-        <w:jc w:val="left"/>
-        <w:rPr>
-          <w:rFonts w:ascii="Tahoma" w:eastAsia="微软雅黑" w:hAnsi="Tahoma"/>
-          <w:color w:val="0070C0"/>
-          <w:kern w:val="0"/>
-          <w:sz w:val="22"/>
-        </w:rPr>
-      </w:pPr>
-      <w:r>
-        <w:rPr>
-          <w:rFonts w:ascii="Tahoma" w:eastAsia="微软雅黑" w:hAnsi="Tahoma" w:hint="eastAsia"/>
-          <w:color w:val="0070C0"/>
-          <w:kern w:val="0"/>
-          <w:sz w:val="22"/>
-        </w:rPr>
-        <w:t>只读</w:t>
-      </w:r>
-      <w:r>
-        <w:rPr>
-          <w:rFonts w:ascii="Tahoma" w:eastAsia="微软雅黑" w:hAnsi="Tahoma" w:hint="eastAsia"/>
-          <w:color w:val="0070C0"/>
-          <w:kern w:val="0"/>
-          <w:sz w:val="22"/>
-        </w:rPr>
-        <w:t>的</w:t>
-      </w:r>
-      <w:r>
-        <w:rPr>
-          <w:rFonts w:ascii="Tahoma" w:eastAsia="微软雅黑" w:hAnsi="Tahoma" w:hint="eastAsia"/>
-          <w:color w:val="0070C0"/>
-          <w:kern w:val="0"/>
-          <w:sz w:val="22"/>
-        </w:rPr>
-        <w:t>数据</w:t>
-      </w:r>
-      <w:r>
-        <w:rPr>
-          <w:rFonts w:ascii="Tahoma" w:eastAsia="微软雅黑" w:hAnsi="Tahoma" w:hint="eastAsia"/>
-          <w:color w:val="0070C0"/>
-          <w:kern w:val="0"/>
-          <w:sz w:val="22"/>
-        </w:rPr>
-        <w:t>，不存在</w:t>
-      </w:r>
-      <w:r>
-        <w:rPr>
-          <w:rFonts w:ascii="Tahoma" w:eastAsia="微软雅黑" w:hAnsi="Tahoma" w:hint="eastAsia"/>
-          <w:color w:val="0070C0"/>
-          <w:kern w:val="0"/>
-          <w:sz w:val="22"/>
-        </w:rPr>
-        <w:t xml:space="preserve"> </w:t>
-      </w:r>
-      <w:r>
-        <w:rPr>
-          <w:rFonts w:ascii="Tahoma" w:eastAsia="微软雅黑" w:hAnsi="Tahoma" w:hint="eastAsia"/>
-          <w:color w:val="0070C0"/>
-          <w:kern w:val="0"/>
-          <w:sz w:val="22"/>
-        </w:rPr>
-        <w:t>同步更新问题。</w:t>
-      </w:r>
-    </w:p>
-    <w:p>
-      <w:pPr>
-        <w:widowControl/>
-        <w:snapToGrid w:val="0"/>
-        <w:jc w:val="left"/>
-        <w:rPr>
-          <w:rFonts w:ascii="Tahoma" w:eastAsia="微软雅黑" w:hAnsi="Tahoma"/>
-          <w:kern w:val="0"/>
-          <w:sz w:val="22"/>
-        </w:rPr>
-      </w:pPr>
-      <w:r>
-        <w:rPr>
-          <w:rFonts w:ascii="Tahoma" w:eastAsia="微软雅黑" w:hAnsi="Tahoma" w:hint="eastAsia"/>
-          <w:kern w:val="0"/>
-          <w:sz w:val="22"/>
-        </w:rPr>
-        <w:t>比如：敌人数据、物品数据、敌群数据等</w:t>
-      </w:r>
-      <w:r>
-        <w:rPr>
-          <w:rFonts w:ascii="Tahoma" w:eastAsia="微软雅黑" w:hAnsi="Tahoma" w:hint="eastAsia"/>
-          <w:kern w:val="0"/>
-          <w:sz w:val="22"/>
-        </w:rPr>
-        <w:t>。</w:t>
-      </w:r>
-    </w:p>
-    <w:p>
-      <w:pPr>
-        <w:widowControl/>
-        <w:snapToGrid w:val="0"/>
-        <w:jc w:val="left"/>
-        <w:rPr>
-          <w:rFonts w:ascii="Tahoma" w:eastAsia="微软雅黑" w:hAnsi="Tahoma"/>
-          <w:kern w:val="0"/>
-          <w:sz w:val="22"/>
-        </w:rPr>
-      </w:pPr>
-      <w:r>
-        <w:rPr>
-          <w:rFonts w:ascii="Tahoma" w:eastAsia="微软雅黑" w:hAnsi="Tahoma" w:hint="eastAsia"/>
-          <w:kern w:val="0"/>
-          <w:sz w:val="22"/>
-        </w:rPr>
-        <w:t>这些数据经过编辑器编辑后，在游戏中是直接读取的，不会专门</w:t>
-      </w:r>
-      <w:r>
-        <w:rPr>
-          <w:rFonts w:ascii="Tahoma" w:eastAsia="微软雅黑" w:hAnsi="Tahoma" w:hint="eastAsia"/>
-          <w:kern w:val="0"/>
-          <w:sz w:val="22"/>
-        </w:rPr>
-        <w:t>去</w:t>
-      </w:r>
-      <w:r>
-        <w:rPr>
-          <w:rFonts w:ascii="Tahoma" w:eastAsia="微软雅黑" w:hAnsi="Tahoma" w:hint="eastAsia"/>
-          <w:kern w:val="0"/>
-          <w:sz w:val="22"/>
-        </w:rPr>
-        <w:t>保存一份，所以</w:t>
-      </w:r>
-      <w:r>
-        <w:rPr>
-          <w:rFonts w:ascii="Tahoma" w:eastAsia="微软雅黑" w:hAnsi="Tahoma" w:hint="eastAsia"/>
-          <w:kern w:val="0"/>
-          <w:sz w:val="22"/>
-        </w:rPr>
-        <w:t>这</w:t>
-      </w:r>
-      <w:r>
-        <w:rPr>
-          <w:rFonts w:ascii="Tahoma" w:eastAsia="微软雅黑" w:hAnsi="Tahoma" w:hint="eastAsia"/>
-          <w:kern w:val="0"/>
-          <w:sz w:val="22"/>
-        </w:rPr>
-        <w:t>部分数据能直接实现旧存档同步更新。</w:t>
-      </w:r>
-    </w:p>
-    <w:p>
-      <w:pPr>
-        <w:widowControl/>
-        <w:jc w:val="center"/>
-        <w:rPr>
-          <w:rFonts w:ascii="宋体" w:eastAsia="宋体" w:hAnsi="宋体" w:cs="宋体"/>
-          <w:kern w:val="0"/>
-          <w:sz w:val="24"/>
-          <w:szCs w:val="24"/>
-        </w:rPr>
-      </w:pPr>
-      <w:r>
-        <w:rPr>
-          <w:rFonts w:ascii="宋体" w:eastAsia="宋体" w:hAnsi="宋体" w:cs="宋体"/>
-          <w:noProof/>
-          <w:kern w:val="0"/>
-          <w:sz w:val="24"/>
-          <w:szCs w:val="24"/>
-        </w:rPr>
-        <w:drawing>
-          <wp:inline distT="0" distB="0" distL="0" distR="0" wp14:anchorId="1EA31F68" wp14:editId="631CEE9F">
-            <wp:extent cx="4221480" cy="1239101"/>
-            <wp:effectExtent l="0" t="0" r="7620" b="0"/>
-            <wp:docPr id="9" name="图片 9"/>
-            <wp:cNvGraphicFramePr>
-              <a:graphicFrameLocks xmlns:a="http://schemas.openxmlformats.org/drawingml/2006/main" noChangeAspect="1"/>
-            </wp:cNvGraphicFramePr>
-            <a:graphic xmlns:a="http://schemas.openxmlformats.org/drawingml/2006/main">
-              <a:graphicData uri="http://schemas.openxmlformats.org/drawingml/2006/picture">
-                <pic:pic xmlns:pic="http://schemas.openxmlformats.org/drawingml/2006/picture">
-                  <pic:nvPicPr>
-                    <pic:cNvPr id="0" name="Picture 7"/>
-                    <pic:cNvPicPr>
-                      <a:picLocks noChangeAspect="1" noChangeArrowheads="1"/>
-                    </pic:cNvPicPr>
-                  </pic:nvPicPr>
-                  <pic:blipFill>
-                    <a:blip r:embed="rId15">
-                      <a:extLst>
-                        <a:ext uri="{28A0092B-C50C-407E-A947-70E740481C1C}">
-                          <a14:useLocalDpi xmlns:a14="http://schemas.microsoft.com/office/drawing/2010/main" val="0"/>
-                        </a:ext>
-                      </a:extLst>
-                    </a:blip>
-                    <a:srcRect/>
-                    <a:stretch>
-                      <a:fillRect/>
-                    </a:stretch>
-                  </pic:blipFill>
-                  <pic:spPr bwMode="auto">
-                    <a:xfrm>
-                      <a:off x="0" y="0"/>
-                      <a:ext cx="4247605" cy="1246769"/>
-                    </a:xfrm>
-                    <a:prstGeom prst="rect">
-                      <a:avLst/>
-                    </a:prstGeom>
-                    <a:noFill/>
-                    <a:ln>
-                      <a:noFill/>
-                    </a:ln>
-                  </pic:spPr>
-                </pic:pic>
-              </a:graphicData>
-            </a:graphic>
-          </wp:inline>
-        </w:drawing>
-      </w:r>
-    </w:p>
-    <w:p>
-      <w:pPr>
-        <w:widowControl/>
-        <w:jc w:val="center"/>
-      </w:pPr>
-      <w:r>
-        <w:object w:dxaOrig="7333" w:dyaOrig="2137" w14:anchorId="7AF4BA3F">
-          <v:shape id="_x0000_i1026" type="#_x0000_t75" style="width:366.6pt;height:106.8pt" o:ole="">
-            <v:imagedata r:id="rId16" o:title=""/>
-          </v:shape>
-          <o:OLEObject Type="Embed" ProgID="Visio.Drawing.15" ShapeID="_x0000_i1026" DrawAspect="Content" ObjectID="_1770146357" r:id="rId17"/>
-        </w:object>
-      </w:r>
-    </w:p>
-    <w:p>
-      <w:pPr>
-        <w:widowControl/>
-        <w:rPr>
-          <w:rFonts w:ascii="宋体" w:eastAsia="宋体" w:hAnsi="宋体" w:cs="宋体"/>
-          <w:kern w:val="0"/>
-          <w:sz w:val="24"/>
-          <w:szCs w:val="24"/>
-        </w:rPr>
-      </w:pPr>
     </w:p>
     <w:tbl>
       <w:tblPr>
@@ -2300,23 +1987,53 @@
                 <w:kern w:val="0"/>
                 <w:sz w:val="22"/>
               </w:rPr>
-              <w:t>注意，由于数据库本身结构复杂，</w:t>
-            </w:r>
-            <w:r>
-              <w:rPr>
-                <w:rFonts w:ascii="Tahoma" w:eastAsia="微软雅黑" w:hAnsi="Tahoma" w:hint="eastAsia"/>
-                <w:kern w:val="0"/>
-                <w:sz w:val="22"/>
-              </w:rPr>
-              <w:t>游戏</w:t>
-            </w:r>
-            <w:r>
-              <w:rPr>
-                <w:rFonts w:ascii="Tahoma" w:eastAsia="微软雅黑" w:hAnsi="Tahoma" w:hint="eastAsia"/>
-                <w:kern w:val="0"/>
-                <w:sz w:val="22"/>
-              </w:rPr>
-              <w:t>中没有明确也无法明确标明哪些数据会存入存档，哪些数据不保存。这些数据保存与否只能依靠个人经验去试。</w:t>
+              <w:t>存档对于所有游戏开发者来说一直都是大问题，</w:t>
+            </w:r>
+          </w:p>
+          <w:p>
+            <w:pPr>
+              <w:widowControl/>
+              <w:snapToGrid w:val="0"/>
+              <w:jc w:val="left"/>
+              <w:rPr>
+                <w:rFonts w:ascii="Tahoma" w:eastAsia="微软雅黑" w:hAnsi="Tahoma" w:hint="eastAsia"/>
+                <w:kern w:val="0"/>
+                <w:sz w:val="22"/>
+              </w:rPr>
+            </w:pPr>
+            <w:r>
+              <w:rPr>
+                <w:rFonts w:ascii="Tahoma" w:eastAsia="微软雅黑" w:hAnsi="Tahoma" w:hint="eastAsia"/>
+                <w:kern w:val="0"/>
+                <w:sz w:val="22"/>
+              </w:rPr>
+              <w:t>游戏更新</w:t>
+            </w:r>
+            <w:proofErr w:type="gramStart"/>
+            <w:r>
+              <w:rPr>
+                <w:rFonts w:ascii="Tahoma" w:eastAsia="微软雅黑" w:hAnsi="Tahoma" w:hint="eastAsia"/>
+                <w:kern w:val="0"/>
+                <w:sz w:val="22"/>
+              </w:rPr>
+              <w:t>造成坏档的</w:t>
+            </w:r>
+            <w:proofErr w:type="gramEnd"/>
+            <w:r>
+              <w:rPr>
+                <w:rFonts w:ascii="Tahoma" w:eastAsia="微软雅黑" w:hAnsi="Tahoma" w:hint="eastAsia"/>
+                <w:kern w:val="0"/>
+                <w:sz w:val="22"/>
+              </w:rPr>
+              <w:t>情况屡见不鲜</w:t>
+            </w:r>
+            <w:r>
+              <w:rPr>
+                <w:rFonts w:ascii="Tahoma" w:eastAsia="微软雅黑" w:hAnsi="Tahoma" w:hint="eastAsia"/>
+                <w:kern w:val="0"/>
+                <w:sz w:val="22"/>
+              </w:rPr>
+              <w:t>。</w:t>
             </w:r>
           </w:p>
         </w:tc>
@@ -2328,7 +2045,7 @@
         <w:snapToGrid w:val="0"/>
         <w:jc w:val="left"/>
         <w:rPr>
-          <w:rFonts w:ascii="Tahoma" w:eastAsia="微软雅黑" w:hAnsi="Tahoma"/>
+          <w:rFonts w:ascii="Tahoma" w:eastAsia="微软雅黑" w:hAnsi="Tahoma" w:hint="eastAsia"/>
           <w:kern w:val="0"/>
           <w:sz w:val="22"/>
         </w:rPr>
@@ -2340,17 +2057,13 @@
         <w:jc w:val="left"/>
         <w:rPr>
           <w:rFonts w:ascii="Tahoma" w:eastAsia="微软雅黑" w:hAnsi="Tahoma"/>
-          <w:b/>
-          <w:bCs/>
-          <w:kern w:val="0"/>
-          <w:sz w:val="22"/>
-        </w:rPr>
-      </w:pPr>
-      <w:r>
-        <w:rPr>
-          <w:rFonts w:ascii="Tahoma" w:eastAsia="微软雅黑" w:hAnsi="Tahoma"/>
-          <w:b/>
-          <w:bCs/>
+          <w:kern w:val="0"/>
+          <w:sz w:val="22"/>
+        </w:rPr>
+      </w:pPr>
+      <w:r>
+        <w:rPr>
+          <w:rFonts w:ascii="Tahoma" w:eastAsia="微软雅黑" w:hAnsi="Tahoma"/>
           <w:kern w:val="0"/>
           <w:sz w:val="22"/>
         </w:rPr>
@@ -2360,19 +2073,22 @@
     <w:p>
       <w:pPr>
         <w:pStyle w:val="3"/>
-      </w:pPr>
-      <w:r>
         <w:rPr>
           <w:rFonts w:hint="eastAsia"/>
         </w:rPr>
+      </w:pPr>
+      <w:r>
+        <w:rPr>
+          <w:rFonts w:hint="eastAsia"/>
+        </w:rPr>
         <w:lastRenderedPageBreak/>
-        <w:t>插件的数据</w:t>
+        <w:t>只读</w:t>
       </w:r>
       <w:r>
         <w:rPr>
           <w:rFonts w:hint="eastAsia"/>
         </w:rPr>
-        <w:t>问题</w:t>
+        <w:t>的数据</w:t>
       </w:r>
     </w:p>
     <w:p>
@@ -2382,21 +2098,51 @@
         <w:jc w:val="left"/>
         <w:rPr>
           <w:rFonts w:ascii="Tahoma" w:eastAsia="微软雅黑" w:hAnsi="Tahoma"/>
-          <w:kern w:val="0"/>
-          <w:sz w:val="22"/>
-        </w:rPr>
-      </w:pPr>
-      <w:r>
-        <w:rPr>
-          <w:rFonts w:ascii="Tahoma" w:eastAsia="微软雅黑" w:hAnsi="Tahoma" w:hint="eastAsia"/>
-          <w:kern w:val="0"/>
-          <w:sz w:val="22"/>
-        </w:rPr>
-        <w:t>插件数据</w:t>
-      </w:r>
-      <w:r>
-        <w:rPr>
-          <w:rFonts w:ascii="Tahoma" w:eastAsia="微软雅黑" w:hAnsi="Tahoma" w:hint="eastAsia"/>
+          <w:color w:val="0070C0"/>
+          <w:kern w:val="0"/>
+          <w:sz w:val="22"/>
+        </w:rPr>
+      </w:pPr>
+      <w:r>
+        <w:rPr>
+          <w:rFonts w:ascii="Tahoma" w:eastAsia="微软雅黑" w:hAnsi="Tahoma" w:hint="eastAsia"/>
+          <w:color w:val="0070C0"/>
+          <w:kern w:val="0"/>
+          <w:sz w:val="22"/>
+        </w:rPr>
+        <w:t>只读</w:t>
+      </w:r>
+      <w:r>
+        <w:rPr>
+          <w:rFonts w:ascii="Tahoma" w:eastAsia="微软雅黑" w:hAnsi="Tahoma" w:hint="eastAsia"/>
+          <w:color w:val="0070C0"/>
+          <w:kern w:val="0"/>
+          <w:sz w:val="22"/>
+        </w:rPr>
+        <w:t>的</w:t>
+      </w:r>
+      <w:r>
+        <w:rPr>
+          <w:rFonts w:ascii="Tahoma" w:eastAsia="微软雅黑" w:hAnsi="Tahoma" w:hint="eastAsia"/>
+          <w:color w:val="0070C0"/>
+          <w:kern w:val="0"/>
+          <w:sz w:val="22"/>
+        </w:rPr>
+        <w:t>数据</w:t>
+      </w:r>
+      <w:r>
+        <w:rPr>
+          <w:rFonts w:ascii="Tahoma" w:eastAsia="微软雅黑" w:hAnsi="Tahoma" w:hint="eastAsia"/>
+          <w:color w:val="0070C0"/>
+          <w:kern w:val="0"/>
+          <w:sz w:val="22"/>
+        </w:rPr>
+        <w:t>，不存在</w:t>
+      </w:r>
+      <w:r>
+        <w:rPr>
+          <w:rFonts w:ascii="Tahoma" w:eastAsia="微软雅黑" w:hAnsi="Tahoma" w:hint="eastAsia"/>
+          <w:color w:val="0070C0"/>
           <w:kern w:val="0"/>
           <w:sz w:val="22"/>
         </w:rPr>
@@ -2405,34 +2151,11 @@
       <w:r>
         <w:rPr>
           <w:rFonts w:ascii="Tahoma" w:eastAsia="微软雅黑" w:hAnsi="Tahoma" w:hint="eastAsia"/>
-          <w:kern w:val="0"/>
-          <w:sz w:val="22"/>
-        </w:rPr>
-        <w:t>与</w:t>
-      </w:r>
-      <w:r>
-        <w:rPr>
-          <w:rFonts w:ascii="Tahoma" w:eastAsia="微软雅黑" w:hAnsi="Tahoma" w:hint="eastAsia"/>
-          <w:kern w:val="0"/>
-          <w:sz w:val="22"/>
-        </w:rPr>
-        <w:t xml:space="preserve"> </w:t>
-      </w:r>
-      <w:r>
-        <w:rPr>
-          <w:rFonts w:ascii="Tahoma" w:eastAsia="微软雅黑" w:hAnsi="Tahoma" w:hint="eastAsia"/>
-          <w:kern w:val="0"/>
-          <w:sz w:val="22"/>
-        </w:rPr>
-        <w:t>上述的规则</w:t>
-      </w:r>
-      <w:r>
-        <w:rPr>
-          <w:rFonts w:ascii="Tahoma" w:eastAsia="微软雅黑" w:hAnsi="Tahoma" w:hint="eastAsia"/>
-          <w:kern w:val="0"/>
-          <w:sz w:val="22"/>
-        </w:rPr>
-        <w:t>是一样的。</w:t>
+          <w:color w:val="0070C0"/>
+          <w:kern w:val="0"/>
+          <w:sz w:val="22"/>
+        </w:rPr>
+        <w:t>同步更新问题。</w:t>
       </w:r>
     </w:p>
     <w:p>
@@ -2442,37 +2165,25 @@
         <w:jc w:val="left"/>
         <w:rPr>
           <w:rFonts w:ascii="Tahoma" w:eastAsia="微软雅黑" w:hAnsi="Tahoma"/>
-          <w:color w:val="0070C0"/>
-          <w:kern w:val="0"/>
-          <w:sz w:val="22"/>
-        </w:rPr>
-      </w:pPr>
-      <w:r>
-        <w:rPr>
-          <w:rFonts w:ascii="Tahoma" w:eastAsia="微软雅黑" w:hAnsi="Tahoma" w:hint="eastAsia"/>
-          <w:color w:val="0070C0"/>
-          <w:kern w:val="0"/>
-          <w:sz w:val="22"/>
-        </w:rPr>
-        <w:t>若插件数据存入了存档中，读取旧存档，会存在</w:t>
-      </w:r>
-      <w:r>
-        <w:rPr>
-          <w:rFonts w:ascii="Tahoma" w:eastAsia="微软雅黑" w:hAnsi="Tahoma" w:hint="eastAsia"/>
-          <w:color w:val="0070C0"/>
-          <w:kern w:val="0"/>
-          <w:sz w:val="22"/>
-        </w:rPr>
-        <w:t xml:space="preserve"> </w:t>
-      </w:r>
-      <w:r>
-        <w:rPr>
-          <w:rFonts w:ascii="Tahoma" w:eastAsia="微软雅黑" w:hAnsi="Tahoma" w:hint="eastAsia"/>
-          <w:color w:val="0070C0"/>
-          <w:kern w:val="0"/>
-          <w:sz w:val="22"/>
-        </w:rPr>
-        <w:t>同步更新问题。</w:t>
+          <w:kern w:val="0"/>
+          <w:sz w:val="22"/>
+        </w:rPr>
+      </w:pPr>
+      <w:r>
+        <w:rPr>
+          <w:rFonts w:ascii="Tahoma" w:eastAsia="微软雅黑" w:hAnsi="Tahoma" w:hint="eastAsia"/>
+          <w:kern w:val="0"/>
+          <w:sz w:val="22"/>
+        </w:rPr>
+        <w:t>比如：敌人数据、物品数据、敌群数据等</w:t>
+      </w:r>
+      <w:r>
+        <w:rPr>
+          <w:rFonts w:ascii="Tahoma" w:eastAsia="微软雅黑" w:hAnsi="Tahoma" w:hint="eastAsia"/>
+          <w:kern w:val="0"/>
+          <w:sz w:val="22"/>
+        </w:rPr>
+        <w:t>。</w:t>
       </w:r>
     </w:p>
     <w:p>
@@ -2482,37 +2193,33 @@
         <w:jc w:val="left"/>
         <w:rPr>
           <w:rFonts w:ascii="Tahoma" w:eastAsia="微软雅黑" w:hAnsi="Tahoma"/>
-          <w:color w:val="0070C0"/>
-          <w:kern w:val="0"/>
-          <w:sz w:val="22"/>
-        </w:rPr>
-      </w:pPr>
-      <w:r>
-        <w:rPr>
-          <w:rFonts w:ascii="Tahoma" w:eastAsia="微软雅黑" w:hAnsi="Tahoma" w:hint="eastAsia"/>
-          <w:color w:val="0070C0"/>
-          <w:kern w:val="0"/>
-          <w:sz w:val="22"/>
-        </w:rPr>
-        <w:t>若插件数据不存，直接读取，则不存在</w:t>
-      </w:r>
-      <w:r>
-        <w:rPr>
-          <w:rFonts w:ascii="Tahoma" w:eastAsia="微软雅黑" w:hAnsi="Tahoma" w:hint="eastAsia"/>
-          <w:color w:val="0070C0"/>
-          <w:kern w:val="0"/>
-          <w:sz w:val="22"/>
-        </w:rPr>
-        <w:t xml:space="preserve"> </w:t>
-      </w:r>
-      <w:r>
-        <w:rPr>
-          <w:rFonts w:ascii="Tahoma" w:eastAsia="微软雅黑" w:hAnsi="Tahoma" w:hint="eastAsia"/>
-          <w:color w:val="0070C0"/>
-          <w:kern w:val="0"/>
-          <w:sz w:val="22"/>
-        </w:rPr>
-        <w:t>同步更新问题。</w:t>
+          <w:kern w:val="0"/>
+          <w:sz w:val="22"/>
+        </w:rPr>
+      </w:pPr>
+      <w:r>
+        <w:rPr>
+          <w:rFonts w:ascii="Tahoma" w:eastAsia="微软雅黑" w:hAnsi="Tahoma" w:hint="eastAsia"/>
+          <w:kern w:val="0"/>
+          <w:sz w:val="22"/>
+        </w:rPr>
+        <w:t>这些数据经过编辑器编辑后，在游戏中</w:t>
+      </w:r>
+      <w:r>
+        <w:rPr>
+          <w:rFonts w:ascii="Tahoma" w:eastAsia="微软雅黑" w:hAnsi="Tahoma" w:hint="eastAsia"/>
+          <w:kern w:val="0"/>
+          <w:sz w:val="22"/>
+        </w:rPr>
+        <w:t>会被</w:t>
+      </w:r>
+      <w:r>
+        <w:rPr>
+          <w:rFonts w:ascii="Tahoma" w:eastAsia="微软雅黑" w:hAnsi="Tahoma" w:hint="eastAsia"/>
+          <w:kern w:val="0"/>
+          <w:sz w:val="22"/>
+        </w:rPr>
+        <w:t>直接读取，</w:t>
       </w:r>
     </w:p>
     <w:p>
@@ -2532,117 +2239,39 @@
           <w:kern w:val="0"/>
           <w:sz w:val="22"/>
         </w:rPr>
-        <w:t>（插件中也无法明确告诉你哪些数据存入了存档，哪些数据是只读的。）</w:t>
-      </w:r>
-    </w:p>
-    <w:p>
-      <w:pPr>
-        <w:widowControl/>
-        <w:jc w:val="left"/>
-        <w:rPr>
-          <w:rFonts w:ascii="Tahoma" w:eastAsia="微软雅黑" w:hAnsi="Tahoma"/>
-          <w:kern w:val="0"/>
-          <w:sz w:val="22"/>
-        </w:rPr>
-      </w:pPr>
-    </w:p>
-    <w:p>
-      <w:pPr>
-        <w:pStyle w:val="4"/>
-        <w:spacing w:before="0"/>
-        <w:rPr>
-          <w:rFonts w:ascii="微软雅黑" w:eastAsia="微软雅黑" w:hAnsi="微软雅黑"/>
-          <w:sz w:val="22"/>
-          <w:szCs w:val="22"/>
-        </w:rPr>
-      </w:pPr>
-      <w:r>
-        <w:rPr>
-          <w:rFonts w:ascii="微软雅黑" w:eastAsia="微软雅黑" w:hAnsi="微软雅黑"/>
-          <w:sz w:val="22"/>
-          <w:szCs w:val="22"/>
-        </w:rPr>
-        <w:t>1</w:t>
-      </w:r>
-      <w:r>
-        <w:rPr>
-          <w:rFonts w:ascii="微软雅黑" w:eastAsia="微软雅黑" w:hAnsi="微软雅黑" w:hint="eastAsia"/>
-          <w:sz w:val="22"/>
-          <w:szCs w:val="22"/>
-        </w:rPr>
-        <w:t>）</w:t>
-      </w:r>
-      <w:r>
-        <w:rPr>
-          <w:rFonts w:ascii="微软雅黑" w:eastAsia="微软雅黑" w:hAnsi="微软雅黑" w:hint="eastAsia"/>
-          <w:sz w:val="22"/>
-          <w:szCs w:val="22"/>
-        </w:rPr>
-        <w:t>正常存储的</w:t>
-      </w:r>
-      <w:r>
-        <w:rPr>
-          <w:rFonts w:ascii="微软雅黑" w:eastAsia="微软雅黑" w:hAnsi="微软雅黑" w:hint="eastAsia"/>
-          <w:sz w:val="22"/>
-          <w:szCs w:val="22"/>
-        </w:rPr>
-        <w:t>更新问题</w:t>
-      </w:r>
-    </w:p>
-    <w:p>
-      <w:pPr>
-        <w:widowControl/>
-        <w:snapToGrid w:val="0"/>
-        <w:jc w:val="left"/>
-        <w:rPr>
-          <w:rFonts w:ascii="Tahoma" w:eastAsia="微软雅黑" w:hAnsi="Tahoma"/>
-          <w:kern w:val="0"/>
-          <w:sz w:val="22"/>
-        </w:rPr>
-      </w:pPr>
-      <w:r>
-        <w:rPr>
-          <w:rFonts w:ascii="Tahoma" w:eastAsia="微软雅黑" w:hAnsi="Tahoma" w:hint="eastAsia"/>
-          <w:kern w:val="0"/>
-          <w:sz w:val="22"/>
-        </w:rPr>
-        <w:t>举个例子，敌人文本颜色插件：</w:t>
-      </w:r>
-    </w:p>
-    <w:p>
-      <w:pPr>
-        <w:widowControl/>
-        <w:snapToGrid w:val="0"/>
-        <w:jc w:val="left"/>
-        <w:rPr>
-          <w:rFonts w:ascii="Tahoma" w:eastAsia="微软雅黑" w:hAnsi="Tahoma"/>
-          <w:kern w:val="0"/>
-          <w:sz w:val="22"/>
-        </w:rPr>
-      </w:pPr>
-      <w:r>
-        <w:rPr>
-          <w:rFonts w:ascii="Tahoma" w:eastAsia="微软雅黑" w:hAnsi="Tahoma" w:hint="eastAsia"/>
-          <w:kern w:val="0"/>
-          <w:sz w:val="22"/>
-        </w:rPr>
-        <w:t>初始的注释是：高级颜色</w:t>
-      </w:r>
-      <w:r>
-        <w:rPr>
-          <w:rFonts w:ascii="Tahoma" w:eastAsia="微软雅黑" w:hAnsi="Tahoma" w:hint="eastAsia"/>
-          <w:kern w:val="0"/>
-          <w:sz w:val="22"/>
-        </w:rPr>
-        <w:t>8</w:t>
-      </w:r>
-      <w:r>
-        <w:rPr>
-          <w:rFonts w:ascii="Tahoma" w:eastAsia="微软雅黑" w:hAnsi="Tahoma" w:hint="eastAsia"/>
-          <w:kern w:val="0"/>
-          <w:sz w:val="22"/>
-        </w:rPr>
-        <w:t>。</w:t>
+        <w:t>不会专门</w:t>
+      </w:r>
+      <w:r>
+        <w:rPr>
+          <w:rFonts w:ascii="Tahoma" w:eastAsia="微软雅黑" w:hAnsi="Tahoma" w:hint="eastAsia"/>
+          <w:kern w:val="0"/>
+          <w:sz w:val="22"/>
+        </w:rPr>
+        <w:t>去</w:t>
+      </w:r>
+      <w:r>
+        <w:rPr>
+          <w:rFonts w:ascii="Tahoma" w:eastAsia="微软雅黑" w:hAnsi="Tahoma" w:hint="eastAsia"/>
+          <w:kern w:val="0"/>
+          <w:sz w:val="22"/>
+        </w:rPr>
+        <w:t>保存一份，所以</w:t>
+      </w:r>
+      <w:r>
+        <w:rPr>
+          <w:rFonts w:ascii="Tahoma" w:eastAsia="微软雅黑" w:hAnsi="Tahoma" w:hint="eastAsia"/>
+          <w:kern w:val="0"/>
+          <w:sz w:val="22"/>
+        </w:rPr>
+        <w:t>这</w:t>
+      </w:r>
+      <w:r>
+        <w:rPr>
+          <w:rFonts w:ascii="Tahoma" w:eastAsia="微软雅黑" w:hAnsi="Tahoma" w:hint="eastAsia"/>
+          <w:kern w:val="0"/>
+          <w:sz w:val="22"/>
+        </w:rPr>
+        <w:t>部分数据能直接实现旧存档同步更新。</w:t>
       </w:r>
     </w:p>
     <w:p>
@@ -2650,23 +2279,21 @@
         <w:widowControl/>
         <w:jc w:val="center"/>
         <w:rPr>
-          <w:rFonts w:ascii="Tahoma" w:eastAsia="微软雅黑" w:hAnsi="Tahoma"/>
-          <w:kern w:val="0"/>
-          <w:sz w:val="22"/>
-        </w:rPr>
-      </w:pPr>
-      <w:r>
-        <w:rPr>
-          <w:rFonts w:ascii="Tahoma" w:eastAsia="微软雅黑" w:hAnsi="Tahoma"/>
+          <w:rFonts w:ascii="宋体" w:eastAsia="宋体" w:hAnsi="宋体" w:cs="宋体" w:hint="eastAsia"/>
+          <w:kern w:val="0"/>
+          <w:sz w:val="24"/>
+          <w:szCs w:val="24"/>
+        </w:rPr>
+      </w:pPr>
+      <w:r>
+        <w:rPr>
           <w:noProof/>
-          <w:kern w:val="0"/>
-          <w:sz w:val="22"/>
         </w:rPr>
         <w:drawing>
-          <wp:inline distT="0" distB="0" distL="0" distR="0" wp14:anchorId="24F0BD97" wp14:editId="42A60499">
-            <wp:extent cx="1690439" cy="571500"/>
-            <wp:effectExtent l="0" t="0" r="5080" b="0"/>
-            <wp:docPr id="14" name="图片 14"/>
+          <wp:inline distT="0" distB="0" distL="0" distR="0" wp14:anchorId="453768F9" wp14:editId="7802AC70">
+            <wp:extent cx="4573270" cy="1342359"/>
+            <wp:effectExtent l="0" t="0" r="0" b="0"/>
+            <wp:docPr id="1031517756" name="图片 6"/>
             <wp:cNvGraphicFramePr>
               <a:graphicFrameLocks xmlns:a="http://schemas.openxmlformats.org/drawingml/2006/main" noChangeAspect="1"/>
             </wp:cNvGraphicFramePr>
@@ -2674,7 +2301,600 @@
               <a:graphicData uri="http://schemas.openxmlformats.org/drawingml/2006/picture">
                 <pic:pic xmlns:pic="http://schemas.openxmlformats.org/drawingml/2006/picture">
                   <pic:nvPicPr>
-                    <pic:cNvPr id="0" name="Picture 5"/>
+                    <pic:cNvPr id="0" name="Picture 13"/>
+                    <pic:cNvPicPr>
+                      <a:picLocks noChangeAspect="1" noChangeArrowheads="1"/>
+                    </pic:cNvPicPr>
+                  </pic:nvPicPr>
+                  <pic:blipFill>
+                    <a:blip r:embed="rId15">
+                      <a:extLst>
+                        <a:ext uri="{28A0092B-C50C-407E-A947-70E740481C1C}">
+                          <a14:useLocalDpi xmlns:a14="http://schemas.microsoft.com/office/drawing/2010/main" val="0"/>
+                        </a:ext>
+                      </a:extLst>
+                    </a:blip>
+                    <a:srcRect/>
+                    <a:stretch>
+                      <a:fillRect/>
+                    </a:stretch>
+                  </pic:blipFill>
+                  <pic:spPr bwMode="auto">
+                    <a:xfrm>
+                      <a:off x="0" y="0"/>
+                      <a:ext cx="4580966" cy="1344618"/>
+                    </a:xfrm>
+                    <a:prstGeom prst="rect">
+                      <a:avLst/>
+                    </a:prstGeom>
+                    <a:noFill/>
+                    <a:ln>
+                      <a:noFill/>
+                    </a:ln>
+                  </pic:spPr>
+                </pic:pic>
+              </a:graphicData>
+            </a:graphic>
+          </wp:inline>
+        </w:drawing>
+      </w:r>
+    </w:p>
+    <w:p>
+      <w:pPr>
+        <w:widowControl/>
+        <w:jc w:val="center"/>
+        <w:rPr>
+          <w:rFonts w:hint="eastAsia"/>
+        </w:rPr>
+      </w:pPr>
+      <w:r>
+        <w:object w:dxaOrig="7333" w:dyaOrig="2137" w14:anchorId="7AF4BA3F">
+          <v:shape id="_x0000_i1026" type="#_x0000_t75" style="width:366.6pt;height:106.8pt" o:ole="">
+            <v:imagedata r:id="rId16" o:title=""/>
+          </v:shape>
+          <o:OLEObject Type="Embed" ProgID="Visio.Drawing.15" ShapeID="_x0000_i1026" DrawAspect="Content" ObjectID="_1808985739" r:id="rId17"/>
+        </w:object>
+      </w:r>
+    </w:p>
+    <w:p>
+      <w:pPr>
+        <w:widowControl/>
+        <w:rPr>
+          <w:rFonts w:ascii="宋体" w:eastAsia="宋体" w:hAnsi="宋体" w:cs="宋体" w:hint="eastAsia"/>
+          <w:kern w:val="0"/>
+          <w:sz w:val="24"/>
+          <w:szCs w:val="24"/>
+        </w:rPr>
+      </w:pPr>
+    </w:p>
+    <w:tbl>
+      <w:tblPr>
+        <w:tblStyle w:val="af"/>
+        <w:tblW w:w="0" w:type="auto"/>
+        <w:shd w:val="clear" w:color="auto" w:fill="FFF2CC" w:themeFill="accent4" w:themeFillTint="33"/>
+        <w:tblLook w:val="04A0" w:firstRow="1" w:lastRow="0" w:firstColumn="1" w:lastColumn="0" w:noHBand="0" w:noVBand="1"/>
+      </w:tblPr>
+      <w:tblGrid>
+        <w:gridCol w:w="8522"/>
+      </w:tblGrid>
+      <w:tr>
+        <w:tc>
+          <w:tcPr>
+            <w:tcW w:w="8522" w:type="dxa"/>
+            <w:shd w:val="clear" w:color="auto" w:fill="FFF2CC" w:themeFill="accent4" w:themeFillTint="33"/>
+          </w:tcPr>
+          <w:p>
+            <w:pPr>
+              <w:widowControl/>
+              <w:snapToGrid w:val="0"/>
+              <w:jc w:val="left"/>
+              <w:rPr>
+                <w:rFonts w:ascii="Tahoma" w:eastAsia="微软雅黑" w:hAnsi="Tahoma"/>
+                <w:kern w:val="0"/>
+                <w:sz w:val="22"/>
+              </w:rPr>
+            </w:pPr>
+            <w:r>
+              <w:rPr>
+                <w:rFonts w:ascii="Tahoma" w:eastAsia="微软雅黑" w:hAnsi="Tahoma" w:hint="eastAsia"/>
+                <w:kern w:val="0"/>
+                <w:sz w:val="22"/>
+              </w:rPr>
+              <w:t>注意，由于数据库本身结构复杂，</w:t>
+            </w:r>
+            <w:r>
+              <w:rPr>
+                <w:rFonts w:ascii="Tahoma" w:eastAsia="微软雅黑" w:hAnsi="Tahoma" w:hint="eastAsia"/>
+                <w:kern w:val="0"/>
+                <w:sz w:val="22"/>
+              </w:rPr>
+              <w:t>加上子插件作用，</w:t>
+            </w:r>
+          </w:p>
+          <w:p>
+            <w:pPr>
+              <w:widowControl/>
+              <w:snapToGrid w:val="0"/>
+              <w:jc w:val="left"/>
+              <w:rPr>
+                <w:rFonts w:ascii="Tahoma" w:eastAsia="微软雅黑" w:hAnsi="Tahoma"/>
+                <w:kern w:val="0"/>
+                <w:sz w:val="22"/>
+              </w:rPr>
+            </w:pPr>
+            <w:r>
+              <w:rPr>
+                <w:rFonts w:ascii="Tahoma" w:eastAsia="微软雅黑" w:hAnsi="Tahoma" w:hint="eastAsia"/>
+                <w:kern w:val="0"/>
+                <w:sz w:val="22"/>
+              </w:rPr>
+              <w:t>游戏</w:t>
+            </w:r>
+            <w:r>
+              <w:rPr>
+                <w:rFonts w:ascii="Tahoma" w:eastAsia="微软雅黑" w:hAnsi="Tahoma" w:hint="eastAsia"/>
+                <w:kern w:val="0"/>
+                <w:sz w:val="22"/>
+              </w:rPr>
+              <w:t>中</w:t>
+            </w:r>
+            <w:r>
+              <w:rPr>
+                <w:rFonts w:ascii="Tahoma" w:eastAsia="微软雅黑" w:hAnsi="Tahoma" w:hint="eastAsia"/>
+                <w:kern w:val="0"/>
+                <w:sz w:val="22"/>
+              </w:rPr>
+              <w:t xml:space="preserve"> </w:t>
+            </w:r>
+            <w:r>
+              <w:rPr>
+                <w:rFonts w:ascii="Tahoma" w:eastAsia="微软雅黑" w:hAnsi="Tahoma" w:hint="eastAsia"/>
+                <w:kern w:val="0"/>
+                <w:sz w:val="22"/>
+              </w:rPr>
+              <w:t>没有</w:t>
+            </w:r>
+            <w:r>
+              <w:rPr>
+                <w:rFonts w:ascii="Tahoma" w:eastAsia="微软雅黑" w:hAnsi="Tahoma" w:hint="eastAsia"/>
+                <w:kern w:val="0"/>
+                <w:sz w:val="22"/>
+              </w:rPr>
+              <w:t>标明</w:t>
+            </w:r>
+            <w:r>
+              <w:rPr>
+                <w:rFonts w:ascii="Tahoma" w:eastAsia="微软雅黑" w:hAnsi="Tahoma" w:hint="eastAsia"/>
+                <w:kern w:val="0"/>
+                <w:sz w:val="22"/>
+              </w:rPr>
+              <w:t>也</w:t>
+            </w:r>
+            <w:r>
+              <w:rPr>
+                <w:rFonts w:ascii="Tahoma" w:eastAsia="微软雅黑" w:hAnsi="Tahoma" w:hint="eastAsia"/>
+                <w:kern w:val="0"/>
+                <w:sz w:val="22"/>
+              </w:rPr>
+              <w:t>不好</w:t>
+            </w:r>
+            <w:r>
+              <w:rPr>
+                <w:rFonts w:ascii="Tahoma" w:eastAsia="微软雅黑" w:hAnsi="Tahoma" w:hint="eastAsia"/>
+                <w:kern w:val="0"/>
+                <w:sz w:val="22"/>
+              </w:rPr>
+              <w:t>标明</w:t>
+            </w:r>
+            <w:r>
+              <w:rPr>
+                <w:rFonts w:ascii="Tahoma" w:eastAsia="微软雅黑" w:hAnsi="Tahoma" w:hint="eastAsia"/>
+                <w:kern w:val="0"/>
+                <w:sz w:val="22"/>
+              </w:rPr>
+              <w:t xml:space="preserve"> </w:t>
+            </w:r>
+            <w:r>
+              <w:rPr>
+                <w:rFonts w:ascii="Tahoma" w:eastAsia="微软雅黑" w:hAnsi="Tahoma" w:hint="eastAsia"/>
+                <w:kern w:val="0"/>
+                <w:sz w:val="22"/>
+              </w:rPr>
+              <w:t>哪些数据会存入存档，哪些数据</w:t>
+            </w:r>
+            <w:r>
+              <w:rPr>
+                <w:rFonts w:ascii="Tahoma" w:eastAsia="微软雅黑" w:hAnsi="Tahoma" w:hint="eastAsia"/>
+                <w:kern w:val="0"/>
+                <w:sz w:val="22"/>
+              </w:rPr>
+              <w:t>只读</w:t>
+            </w:r>
+            <w:r>
+              <w:rPr>
+                <w:rFonts w:ascii="Tahoma" w:eastAsia="微软雅黑" w:hAnsi="Tahoma" w:hint="eastAsia"/>
+                <w:kern w:val="0"/>
+                <w:sz w:val="22"/>
+              </w:rPr>
+              <w:t>。</w:t>
+            </w:r>
+          </w:p>
+          <w:p>
+            <w:pPr>
+              <w:widowControl/>
+              <w:snapToGrid w:val="0"/>
+              <w:jc w:val="left"/>
+              <w:rPr>
+                <w:rFonts w:ascii="Tahoma" w:eastAsia="微软雅黑" w:hAnsi="Tahoma"/>
+                <w:kern w:val="0"/>
+                <w:sz w:val="22"/>
+              </w:rPr>
+            </w:pPr>
+            <w:r>
+              <w:rPr>
+                <w:rFonts w:ascii="Tahoma" w:eastAsia="微软雅黑" w:hAnsi="Tahoma" w:hint="eastAsia"/>
+                <w:kern w:val="0"/>
+                <w:sz w:val="22"/>
+              </w:rPr>
+              <w:t>这些数据保存与否只能依靠个人经验去试。</w:t>
+            </w:r>
+          </w:p>
+        </w:tc>
+      </w:tr>
+    </w:tbl>
+    <w:p>
+      <w:pPr>
+        <w:widowControl/>
+        <w:snapToGrid w:val="0"/>
+        <w:jc w:val="left"/>
+        <w:rPr>
+          <w:rFonts w:ascii="Tahoma" w:eastAsia="微软雅黑" w:hAnsi="Tahoma"/>
+          <w:kern w:val="0"/>
+          <w:sz w:val="22"/>
+        </w:rPr>
+      </w:pPr>
+    </w:p>
+    <w:p>
+      <w:pPr>
+        <w:widowControl/>
+        <w:jc w:val="left"/>
+        <w:rPr>
+          <w:rFonts w:ascii="Tahoma" w:eastAsia="微软雅黑" w:hAnsi="Tahoma"/>
+          <w:b/>
+          <w:bCs/>
+          <w:kern w:val="0"/>
+          <w:sz w:val="22"/>
+        </w:rPr>
+      </w:pPr>
+      <w:r>
+        <w:rPr>
+          <w:rFonts w:ascii="Tahoma" w:eastAsia="微软雅黑" w:hAnsi="Tahoma"/>
+          <w:b/>
+          <w:bCs/>
+          <w:kern w:val="0"/>
+          <w:sz w:val="22"/>
+        </w:rPr>
+        <w:br w:type="page"/>
+      </w:r>
+    </w:p>
+    <w:p>
+      <w:pPr>
+        <w:pStyle w:val="3"/>
+        <w:rPr>
+          <w:rFonts w:hint="eastAsia"/>
+        </w:rPr>
+      </w:pPr>
+      <w:r>
+        <w:rPr>
+          <w:rFonts w:hint="eastAsia"/>
+        </w:rPr>
+        <w:lastRenderedPageBreak/>
+        <w:t>插件的数据</w:t>
+      </w:r>
+      <w:r>
+        <w:rPr>
+          <w:rFonts w:hint="eastAsia"/>
+        </w:rPr>
+        <w:t>问题</w:t>
+      </w:r>
+    </w:p>
+    <w:p>
+      <w:pPr>
+        <w:widowControl/>
+        <w:snapToGrid w:val="0"/>
+        <w:jc w:val="left"/>
+        <w:rPr>
+          <w:rFonts w:ascii="Tahoma" w:eastAsia="微软雅黑" w:hAnsi="Tahoma"/>
+          <w:kern w:val="0"/>
+          <w:sz w:val="22"/>
+        </w:rPr>
+      </w:pPr>
+      <w:r>
+        <w:rPr>
+          <w:rFonts w:ascii="Tahoma" w:eastAsia="微软雅黑" w:hAnsi="Tahoma" w:hint="eastAsia"/>
+          <w:kern w:val="0"/>
+          <w:sz w:val="22"/>
+        </w:rPr>
+        <w:t>插件数据</w:t>
+      </w:r>
+      <w:r>
+        <w:rPr>
+          <w:rFonts w:ascii="Tahoma" w:eastAsia="微软雅黑" w:hAnsi="Tahoma" w:hint="eastAsia"/>
+          <w:kern w:val="0"/>
+          <w:sz w:val="22"/>
+        </w:rPr>
+        <w:t xml:space="preserve"> </w:t>
+      </w:r>
+      <w:r>
+        <w:rPr>
+          <w:rFonts w:ascii="Tahoma" w:eastAsia="微软雅黑" w:hAnsi="Tahoma" w:hint="eastAsia"/>
+          <w:kern w:val="0"/>
+          <w:sz w:val="22"/>
+        </w:rPr>
+        <w:t>与</w:t>
+      </w:r>
+      <w:r>
+        <w:rPr>
+          <w:rFonts w:ascii="Tahoma" w:eastAsia="微软雅黑" w:hAnsi="Tahoma" w:hint="eastAsia"/>
+          <w:kern w:val="0"/>
+          <w:sz w:val="22"/>
+        </w:rPr>
+        <w:t xml:space="preserve"> </w:t>
+      </w:r>
+      <w:r>
+        <w:rPr>
+          <w:rFonts w:ascii="Tahoma" w:eastAsia="微软雅黑" w:hAnsi="Tahoma" w:hint="eastAsia"/>
+          <w:kern w:val="0"/>
+          <w:sz w:val="22"/>
+        </w:rPr>
+        <w:t>上述的规则</w:t>
+      </w:r>
+      <w:r>
+        <w:rPr>
+          <w:rFonts w:ascii="Tahoma" w:eastAsia="微软雅黑" w:hAnsi="Tahoma" w:hint="eastAsia"/>
+          <w:kern w:val="0"/>
+          <w:sz w:val="22"/>
+        </w:rPr>
+        <w:t>是一样的。</w:t>
+      </w:r>
+    </w:p>
+    <w:p>
+      <w:pPr>
+        <w:widowControl/>
+        <w:snapToGrid w:val="0"/>
+        <w:jc w:val="left"/>
+        <w:rPr>
+          <w:rFonts w:ascii="Tahoma" w:eastAsia="微软雅黑" w:hAnsi="Tahoma"/>
+          <w:color w:val="0070C0"/>
+          <w:kern w:val="0"/>
+          <w:sz w:val="22"/>
+        </w:rPr>
+      </w:pPr>
+      <w:r>
+        <w:rPr>
+          <w:rFonts w:ascii="Tahoma" w:eastAsia="微软雅黑" w:hAnsi="Tahoma" w:hint="eastAsia"/>
+          <w:color w:val="0070C0"/>
+          <w:kern w:val="0"/>
+          <w:sz w:val="22"/>
+        </w:rPr>
+        <w:t>若插件数据存入了存档中，读取旧存档，会存在</w:t>
+      </w:r>
+      <w:r>
+        <w:rPr>
+          <w:rFonts w:ascii="Tahoma" w:eastAsia="微软雅黑" w:hAnsi="Tahoma" w:hint="eastAsia"/>
+          <w:color w:val="0070C0"/>
+          <w:kern w:val="0"/>
+          <w:sz w:val="22"/>
+        </w:rPr>
+        <w:t xml:space="preserve"> </w:t>
+      </w:r>
+      <w:r>
+        <w:rPr>
+          <w:rFonts w:ascii="Tahoma" w:eastAsia="微软雅黑" w:hAnsi="Tahoma" w:hint="eastAsia"/>
+          <w:color w:val="0070C0"/>
+          <w:kern w:val="0"/>
+          <w:sz w:val="22"/>
+        </w:rPr>
+        <w:t>同步更新问题。</w:t>
+      </w:r>
+    </w:p>
+    <w:p>
+      <w:pPr>
+        <w:widowControl/>
+        <w:snapToGrid w:val="0"/>
+        <w:jc w:val="left"/>
+        <w:rPr>
+          <w:rFonts w:ascii="Tahoma" w:eastAsia="微软雅黑" w:hAnsi="Tahoma"/>
+          <w:color w:val="0070C0"/>
+          <w:kern w:val="0"/>
+          <w:sz w:val="22"/>
+        </w:rPr>
+      </w:pPr>
+      <w:r>
+        <w:rPr>
+          <w:rFonts w:ascii="Tahoma" w:eastAsia="微软雅黑" w:hAnsi="Tahoma" w:hint="eastAsia"/>
+          <w:color w:val="0070C0"/>
+          <w:kern w:val="0"/>
+          <w:sz w:val="22"/>
+        </w:rPr>
+        <w:t>若插件数据不存，直接读取，则不存在</w:t>
+      </w:r>
+      <w:r>
+        <w:rPr>
+          <w:rFonts w:ascii="Tahoma" w:eastAsia="微软雅黑" w:hAnsi="Tahoma" w:hint="eastAsia"/>
+          <w:color w:val="0070C0"/>
+          <w:kern w:val="0"/>
+          <w:sz w:val="22"/>
+        </w:rPr>
+        <w:t xml:space="preserve"> </w:t>
+      </w:r>
+      <w:r>
+        <w:rPr>
+          <w:rFonts w:ascii="Tahoma" w:eastAsia="微软雅黑" w:hAnsi="Tahoma" w:hint="eastAsia"/>
+          <w:color w:val="0070C0"/>
+          <w:kern w:val="0"/>
+          <w:sz w:val="22"/>
+        </w:rPr>
+        <w:t>同步更新问题。</w:t>
+      </w:r>
+    </w:p>
+    <w:p>
+      <w:pPr>
+        <w:widowControl/>
+        <w:snapToGrid w:val="0"/>
+        <w:jc w:val="left"/>
+        <w:rPr>
+          <w:rFonts w:ascii="Tahoma" w:eastAsia="微软雅黑" w:hAnsi="Tahoma"/>
+          <w:kern w:val="0"/>
+          <w:sz w:val="22"/>
+        </w:rPr>
+      </w:pPr>
+      <w:r>
+        <w:rPr>
+          <w:rFonts w:ascii="Tahoma" w:eastAsia="微软雅黑" w:hAnsi="Tahoma" w:hint="eastAsia"/>
+          <w:kern w:val="0"/>
+          <w:sz w:val="22"/>
+        </w:rPr>
+        <w:t>（插件中也无法明确告诉你哪些数据存入了存档，哪些数据是只读的。）</w:t>
+      </w:r>
+    </w:p>
+    <w:p>
+      <w:pPr>
+        <w:widowControl/>
+        <w:jc w:val="left"/>
+        <w:rPr>
+          <w:rFonts w:ascii="Tahoma" w:eastAsia="微软雅黑" w:hAnsi="Tahoma"/>
+          <w:kern w:val="0"/>
+          <w:sz w:val="22"/>
+        </w:rPr>
+      </w:pPr>
+    </w:p>
+    <w:p>
+      <w:pPr>
+        <w:pStyle w:val="4"/>
+        <w:spacing w:before="0"/>
+        <w:rPr>
+          <w:rFonts w:ascii="微软雅黑" w:eastAsia="微软雅黑" w:hAnsi="微软雅黑" w:hint="eastAsia"/>
+          <w:sz w:val="22"/>
+          <w:szCs w:val="22"/>
+        </w:rPr>
+      </w:pPr>
+      <w:r>
+        <w:rPr>
+          <w:rFonts w:ascii="微软雅黑" w:eastAsia="微软雅黑" w:hAnsi="微软雅黑"/>
+          <w:sz w:val="22"/>
+          <w:szCs w:val="22"/>
+        </w:rPr>
+        <w:t>1</w:t>
+      </w:r>
+      <w:r>
+        <w:rPr>
+          <w:rFonts w:ascii="微软雅黑" w:eastAsia="微软雅黑" w:hAnsi="微软雅黑" w:hint="eastAsia"/>
+          <w:sz w:val="22"/>
+          <w:szCs w:val="22"/>
+        </w:rPr>
+        <w:t>）</w:t>
+      </w:r>
+      <w:r>
+        <w:rPr>
+          <w:rFonts w:ascii="微软雅黑" w:eastAsia="微软雅黑" w:hAnsi="微软雅黑" w:hint="eastAsia"/>
+          <w:sz w:val="22"/>
+          <w:szCs w:val="22"/>
+        </w:rPr>
+        <w:t>正常存储的</w:t>
+      </w:r>
+      <w:r>
+        <w:rPr>
+          <w:rFonts w:ascii="微软雅黑" w:eastAsia="微软雅黑" w:hAnsi="微软雅黑" w:hint="eastAsia"/>
+          <w:sz w:val="22"/>
+          <w:szCs w:val="22"/>
+        </w:rPr>
+        <w:t>更新问题</w:t>
+      </w:r>
+    </w:p>
+    <w:p>
+      <w:pPr>
+        <w:widowControl/>
+        <w:snapToGrid w:val="0"/>
+        <w:jc w:val="left"/>
+        <w:rPr>
+          <w:rFonts w:ascii="Tahoma" w:eastAsia="微软雅黑" w:hAnsi="Tahoma"/>
+          <w:kern w:val="0"/>
+          <w:sz w:val="22"/>
+        </w:rPr>
+      </w:pPr>
+      <w:r>
+        <w:rPr>
+          <w:rFonts w:ascii="Tahoma" w:eastAsia="微软雅黑" w:hAnsi="Tahoma" w:hint="eastAsia"/>
+          <w:kern w:val="0"/>
+          <w:sz w:val="22"/>
+        </w:rPr>
+        <w:t>举个例子，敌人文本颜色插件：</w:t>
+      </w:r>
+    </w:p>
+    <w:p>
+      <w:pPr>
+        <w:widowControl/>
+        <w:snapToGrid w:val="0"/>
+        <w:jc w:val="left"/>
+        <w:rPr>
+          <w:rFonts w:ascii="Tahoma" w:eastAsia="微软雅黑" w:hAnsi="Tahoma"/>
+          <w:kern w:val="0"/>
+          <w:sz w:val="22"/>
+        </w:rPr>
+      </w:pPr>
+      <w:r>
+        <w:rPr>
+          <w:rFonts w:ascii="Tahoma" w:eastAsia="微软雅黑" w:hAnsi="Tahoma" w:hint="eastAsia"/>
+          <w:kern w:val="0"/>
+          <w:sz w:val="22"/>
+        </w:rPr>
+        <w:t>初始的注释是：高级颜色</w:t>
+      </w:r>
+      <w:r>
+        <w:rPr>
+          <w:rFonts w:ascii="Tahoma" w:eastAsia="微软雅黑" w:hAnsi="Tahoma" w:hint="eastAsia"/>
+          <w:kern w:val="0"/>
+          <w:sz w:val="22"/>
+        </w:rPr>
+        <w:t>8</w:t>
+      </w:r>
+      <w:r>
+        <w:rPr>
+          <w:rFonts w:ascii="Tahoma" w:eastAsia="微软雅黑" w:hAnsi="Tahoma" w:hint="eastAsia"/>
+          <w:kern w:val="0"/>
+          <w:sz w:val="22"/>
+        </w:rPr>
+        <w:t>。</w:t>
+      </w:r>
+    </w:p>
+    <w:p>
+      <w:pPr>
+        <w:widowControl/>
+        <w:jc w:val="center"/>
+        <w:rPr>
+          <w:rFonts w:ascii="Tahoma" w:eastAsia="微软雅黑" w:hAnsi="Tahoma"/>
+          <w:kern w:val="0"/>
+          <w:sz w:val="22"/>
+        </w:rPr>
+      </w:pPr>
+      <w:r>
+        <w:rPr>
+          <w:noProof/>
+        </w:rPr>
+        <w:drawing>
+          <wp:inline distT="0" distB="0" distL="0" distR="0" wp14:anchorId="2EAB0F14" wp14:editId="25969352">
+            <wp:extent cx="1965960" cy="664648"/>
+            <wp:effectExtent l="0" t="0" r="0" b="2540"/>
+            <wp:docPr id="2064373585" name="图片 7"/>
+            <wp:cNvGraphicFramePr>
+              <a:graphicFrameLocks xmlns:a="http://schemas.openxmlformats.org/drawingml/2006/main" noChangeAspect="1"/>
+            </wp:cNvGraphicFramePr>
+            <a:graphic xmlns:a="http://schemas.openxmlformats.org/drawingml/2006/main">
+              <a:graphicData uri="http://schemas.openxmlformats.org/drawingml/2006/picture">
+                <pic:pic xmlns:pic="http://schemas.openxmlformats.org/drawingml/2006/picture">
+                  <pic:nvPicPr>
+                    <pic:cNvPr id="0" name="Picture 15"/>
                     <pic:cNvPicPr>
                       <a:picLocks noChangeAspect="1" noChangeArrowheads="1"/>
                     </pic:cNvPicPr>
@@ -2695,7 +2915,7 @@
                   <pic:spPr bwMode="auto">
                     <a:xfrm>
                       <a:off x="0" y="0"/>
-                      <a:ext cx="1695567" cy="573234"/>
+                      <a:ext cx="1976991" cy="668377"/>
                     </a:xfrm>
                     <a:prstGeom prst="rect">
                       <a:avLst/>
@@ -2713,16 +2933,13 @@
       </w:r>
       <w:r>
         <w:rPr>
-          <w:rFonts w:ascii="Tahoma" w:eastAsia="微软雅黑" w:hAnsi="Tahoma"/>
           <w:noProof/>
-          <w:kern w:val="0"/>
-          <w:sz w:val="22"/>
         </w:rPr>
         <w:drawing>
-          <wp:inline distT="0" distB="0" distL="0" distR="0" wp14:anchorId="760B4B01" wp14:editId="2A495502">
-            <wp:extent cx="2000012" cy="864870"/>
-            <wp:effectExtent l="0" t="0" r="635" b="0"/>
-            <wp:docPr id="8" name="图片 8"/>
+          <wp:inline distT="0" distB="0" distL="0" distR="0" wp14:anchorId="481FFAEA" wp14:editId="74AF67AA">
+            <wp:extent cx="2278380" cy="985246"/>
+            <wp:effectExtent l="0" t="0" r="7620" b="5715"/>
+            <wp:docPr id="78861969" name="图片 8"/>
             <wp:cNvGraphicFramePr>
               <a:graphicFrameLocks xmlns:a="http://schemas.openxmlformats.org/drawingml/2006/main" noChangeAspect="1"/>
             </wp:cNvGraphicFramePr>
@@ -2730,7 +2947,7 @@
               <a:graphicData uri="http://schemas.openxmlformats.org/drawingml/2006/picture">
                 <pic:pic xmlns:pic="http://schemas.openxmlformats.org/drawingml/2006/picture">
                   <pic:nvPicPr>
-                    <pic:cNvPr id="0" name="Picture 3"/>
+                    <pic:cNvPr id="0" name="Picture 17"/>
                     <pic:cNvPicPr>
                       <a:picLocks noChangeAspect="1" noChangeArrowheads="1"/>
                     </pic:cNvPicPr>
@@ -2751,7 +2968,7 @@
                   <pic:spPr bwMode="auto">
                     <a:xfrm>
                       <a:off x="0" y="0"/>
-                      <a:ext cx="2011326" cy="869763"/>
+                      <a:ext cx="2290127" cy="990326"/>
                     </a:xfrm>
                     <a:prstGeom prst="rect">
                       <a:avLst/>
@@ -2807,16 +3024,13 @@
       </w:pPr>
       <w:r>
         <w:rPr>
-          <w:rFonts w:ascii="Tahoma" w:eastAsia="微软雅黑" w:hAnsi="Tahoma"/>
           <w:noProof/>
-          <w:kern w:val="0"/>
-          <w:sz w:val="22"/>
         </w:rPr>
         <w:drawing>
-          <wp:inline distT="0" distB="0" distL="0" distR="0" wp14:anchorId="5A4EFA14" wp14:editId="22DCAEA1">
-            <wp:extent cx="1897380" cy="946213"/>
-            <wp:effectExtent l="0" t="0" r="7620" b="6350"/>
-            <wp:docPr id="21" name="图片 21"/>
+          <wp:inline distT="0" distB="0" distL="0" distR="0" wp14:anchorId="732A4525" wp14:editId="3395E862">
+            <wp:extent cx="2263140" cy="1128615"/>
+            <wp:effectExtent l="0" t="0" r="3810" b="0"/>
+            <wp:docPr id="600541618" name="图片 9"/>
             <wp:cNvGraphicFramePr>
               <a:graphicFrameLocks xmlns:a="http://schemas.openxmlformats.org/drawingml/2006/main" noChangeAspect="1"/>
             </wp:cNvGraphicFramePr>
@@ -2824,7 +3038,7 @@
               <a:graphicData uri="http://schemas.openxmlformats.org/drawingml/2006/picture">
                 <pic:pic xmlns:pic="http://schemas.openxmlformats.org/drawingml/2006/picture">
                   <pic:nvPicPr>
-                    <pic:cNvPr id="0" name="Picture 13"/>
+                    <pic:cNvPr id="0" name="Picture 19"/>
                     <pic:cNvPicPr>
                       <a:picLocks noChangeAspect="1" noChangeArrowheads="1"/>
                     </pic:cNvPicPr>
@@ -2845,7 +3059,7 @@
                   <pic:spPr bwMode="auto">
                     <a:xfrm>
                       <a:off x="0" y="0"/>
-                      <a:ext cx="1904714" cy="949870"/>
+                      <a:ext cx="2277310" cy="1135681"/>
                     </a:xfrm>
                     <a:prstGeom prst="rect">
                       <a:avLst/>
@@ -2955,7 +3169,7 @@
         <w:widowControl/>
         <w:jc w:val="center"/>
         <w:rPr>
-          <w:rFonts w:ascii="宋体" w:eastAsia="宋体" w:hAnsi="宋体" w:cs="宋体"/>
+          <w:rFonts w:ascii="宋体" w:eastAsia="宋体" w:hAnsi="宋体" w:cs="宋体" w:hint="eastAsia"/>
           <w:kern w:val="0"/>
           <w:sz w:val="24"/>
           <w:szCs w:val="24"/>
@@ -2963,17 +3177,13 @@
       </w:pPr>
       <w:r>
         <w:rPr>
-          <w:rFonts w:ascii="宋体" w:eastAsia="宋体" w:hAnsi="宋体" w:cs="宋体"/>
           <w:noProof/>
-          <w:kern w:val="0"/>
-          <w:sz w:val="24"/>
-          <w:szCs w:val="24"/>
         </w:rPr>
         <w:drawing>
-          <wp:inline distT="0" distB="0" distL="0" distR="0" wp14:anchorId="07241668" wp14:editId="0E7C44F0">
-            <wp:extent cx="1691640" cy="701925"/>
-            <wp:effectExtent l="0" t="0" r="3810" b="3175"/>
-            <wp:docPr id="19" name="图片 19"/>
+          <wp:inline distT="0" distB="0" distL="0" distR="0" wp14:anchorId="4967E013" wp14:editId="3CB34352">
+            <wp:extent cx="1836420" cy="762000"/>
+            <wp:effectExtent l="0" t="0" r="0" b="0"/>
+            <wp:docPr id="1530976173" name="图片 10"/>
             <wp:cNvGraphicFramePr>
               <a:graphicFrameLocks xmlns:a="http://schemas.openxmlformats.org/drawingml/2006/main" noChangeAspect="1"/>
             </wp:cNvGraphicFramePr>
@@ -2981,7 +3191,7 @@
               <a:graphicData uri="http://schemas.openxmlformats.org/drawingml/2006/picture">
                 <pic:pic xmlns:pic="http://schemas.openxmlformats.org/drawingml/2006/picture">
                   <pic:nvPicPr>
-                    <pic:cNvPr id="0" name="Picture 9"/>
+                    <pic:cNvPr id="0" name="Picture 21"/>
                     <pic:cNvPicPr>
                       <a:picLocks noChangeAspect="1" noChangeArrowheads="1"/>
                     </pic:cNvPicPr>
@@ -3002,7 +3212,7 @@
                   <pic:spPr bwMode="auto">
                     <a:xfrm>
                       <a:off x="0" y="0"/>
-                      <a:ext cx="1694193" cy="702984"/>
+                      <a:ext cx="1836420" cy="762000"/>
                     </a:xfrm>
                     <a:prstGeom prst="rect">
                       <a:avLst/>
@@ -3020,17 +3230,13 @@
       </w:r>
       <w:r>
         <w:rPr>
-          <w:rFonts w:ascii="宋体" w:eastAsia="宋体" w:hAnsi="宋体" w:cs="宋体"/>
           <w:noProof/>
-          <w:kern w:val="0"/>
-          <w:sz w:val="24"/>
-          <w:szCs w:val="24"/>
         </w:rPr>
         <w:drawing>
-          <wp:inline distT="0" distB="0" distL="0" distR="0" wp14:anchorId="506D64A8" wp14:editId="0FBB6716">
-            <wp:extent cx="2217420" cy="941114"/>
-            <wp:effectExtent l="0" t="0" r="0" b="0"/>
-            <wp:docPr id="18" name="图片 18"/>
+          <wp:inline distT="0" distB="0" distL="0" distR="0" wp14:anchorId="79B4A459" wp14:editId="134FD6B8">
+            <wp:extent cx="2225040" cy="944348"/>
+            <wp:effectExtent l="0" t="0" r="3810" b="8255"/>
+            <wp:docPr id="1225066408" name="图片 11"/>
             <wp:cNvGraphicFramePr>
               <a:graphicFrameLocks xmlns:a="http://schemas.openxmlformats.org/drawingml/2006/main" noChangeAspect="1"/>
             </wp:cNvGraphicFramePr>
@@ -3038,7 +3244,7 @@
               <a:graphicData uri="http://schemas.openxmlformats.org/drawingml/2006/picture">
                 <pic:pic xmlns:pic="http://schemas.openxmlformats.org/drawingml/2006/picture">
                   <pic:nvPicPr>
-                    <pic:cNvPr id="0" name="Picture 7"/>
+                    <pic:cNvPr id="0" name="Picture 23"/>
                     <pic:cNvPicPr>
                       <a:picLocks noChangeAspect="1" noChangeArrowheads="1"/>
                     </pic:cNvPicPr>
@@ -3059,7 +3265,7 @@
                   <pic:spPr bwMode="auto">
                     <a:xfrm>
                       <a:off x="0" y="0"/>
-                      <a:ext cx="2220987" cy="942628"/>
+                      <a:ext cx="2227462" cy="945376"/>
                     </a:xfrm>
                     <a:prstGeom prst="rect">
                       <a:avLst/>
@@ -3161,16 +3367,13 @@
       </w:pPr>
       <w:r>
         <w:rPr>
-          <w:rFonts w:ascii="Tahoma" w:eastAsia="微软雅黑" w:hAnsi="Tahoma"/>
           <w:noProof/>
-          <w:kern w:val="0"/>
-          <w:sz w:val="22"/>
         </w:rPr>
         <w:drawing>
-          <wp:inline distT="0" distB="0" distL="0" distR="0" wp14:anchorId="236E799B" wp14:editId="603BF524">
-            <wp:extent cx="2019300" cy="873212"/>
-            <wp:effectExtent l="0" t="0" r="0" b="3175"/>
-            <wp:docPr id="22" name="图片 22"/>
+          <wp:inline distT="0" distB="0" distL="0" distR="0" wp14:anchorId="6D44472B" wp14:editId="06E3905E">
+            <wp:extent cx="2179320" cy="942409"/>
+            <wp:effectExtent l="0" t="0" r="0" b="0"/>
+            <wp:docPr id="703072107" name="图片 12"/>
             <wp:cNvGraphicFramePr>
               <a:graphicFrameLocks xmlns:a="http://schemas.openxmlformats.org/drawingml/2006/main" noChangeAspect="1"/>
             </wp:cNvGraphicFramePr>
@@ -3178,7 +3381,7 @@
               <a:graphicData uri="http://schemas.openxmlformats.org/drawingml/2006/picture">
                 <pic:pic xmlns:pic="http://schemas.openxmlformats.org/drawingml/2006/picture">
                   <pic:nvPicPr>
-                    <pic:cNvPr id="0" name="Picture 3"/>
+                    <pic:cNvPr id="0" name="Picture 25"/>
                     <pic:cNvPicPr>
                       <a:picLocks noChangeAspect="1" noChangeArrowheads="1"/>
                     </pic:cNvPicPr>
@@ -3199,7 +3402,7 @@
                   <pic:spPr bwMode="auto">
                     <a:xfrm>
                       <a:off x="0" y="0"/>
-                      <a:ext cx="2042936" cy="883433"/>
+                      <a:ext cx="2182840" cy="943931"/>
                     </a:xfrm>
                     <a:prstGeom prst="rect">
                       <a:avLst/>
@@ -3361,32 +3564,23 @@
           <w:sz w:val="22"/>
         </w:rPr>
       </w:pPr>
-      <w:r>
-        <w:rPr>
-          <w:rFonts w:ascii="Tahoma" w:eastAsia="微软雅黑" w:hAnsi="Tahoma"/>
-          <w:kern w:val="0"/>
-          <w:sz w:val="22"/>
-        </w:rPr>
-        <w:br w:type="page"/>
-      </w:r>
     </w:p>
     <w:p>
       <w:pPr>
         <w:pStyle w:val="4"/>
         <w:spacing w:before="0"/>
         <w:rPr>
+          <w:rFonts w:ascii="微软雅黑" w:eastAsia="微软雅黑" w:hAnsi="微软雅黑" w:hint="eastAsia"/>
+          <w:sz w:val="22"/>
+          <w:szCs w:val="22"/>
+        </w:rPr>
+      </w:pPr>
+      <w:r>
+        <w:rPr>
           <w:rFonts w:ascii="微软雅黑" w:eastAsia="微软雅黑" w:hAnsi="微软雅黑"/>
           <w:sz w:val="22"/>
           <w:szCs w:val="22"/>
         </w:rPr>
-      </w:pPr>
-      <w:r>
-        <w:rPr>
-          <w:rFonts w:ascii="微软雅黑" w:eastAsia="微软雅黑" w:hAnsi="微软雅黑"/>
-          <w:sz w:val="22"/>
-          <w:szCs w:val="22"/>
-        </w:rPr>
-        <w:lastRenderedPageBreak/>
         <w:t>2</w:t>
       </w:r>
       <w:r>
@@ -3576,7 +3770,7 @@
         <w:widowControl/>
         <w:jc w:val="center"/>
         <w:rPr>
-          <w:rFonts w:ascii="宋体" w:eastAsia="宋体" w:hAnsi="宋体" w:cs="宋体"/>
+          <w:rFonts w:ascii="宋体" w:eastAsia="宋体" w:hAnsi="宋体" w:cs="宋体" w:hint="eastAsia"/>
           <w:kern w:val="0"/>
           <w:sz w:val="24"/>
           <w:szCs w:val="24"/>
@@ -3584,17 +3778,13 @@
       </w:pPr>
       <w:r>
         <w:rPr>
-          <w:rFonts w:ascii="宋体" w:eastAsia="宋体" w:hAnsi="宋体" w:cs="宋体"/>
           <w:noProof/>
-          <w:kern w:val="0"/>
-          <w:sz w:val="24"/>
-          <w:szCs w:val="24"/>
         </w:rPr>
         <w:drawing>
-          <wp:inline distT="0" distB="0" distL="0" distR="0" wp14:anchorId="387DC282" wp14:editId="50725C1E">
-            <wp:extent cx="4046220" cy="1367413"/>
-            <wp:effectExtent l="19050" t="19050" r="11430" b="23495"/>
-            <wp:docPr id="10" name="图片 10"/>
+          <wp:inline distT="0" distB="0" distL="0" distR="0" wp14:anchorId="4603784E" wp14:editId="1213580D">
+            <wp:extent cx="4123690" cy="1393595"/>
+            <wp:effectExtent l="19050" t="19050" r="10160" b="16510"/>
+            <wp:docPr id="496508009" name="图片 13"/>
             <wp:cNvGraphicFramePr>
               <a:graphicFrameLocks xmlns:a="http://schemas.openxmlformats.org/drawingml/2006/main" noChangeAspect="1"/>
             </wp:cNvGraphicFramePr>
@@ -3602,7 +3792,7 @@
               <a:graphicData uri="http://schemas.openxmlformats.org/drawingml/2006/picture">
                 <pic:pic xmlns:pic="http://schemas.openxmlformats.org/drawingml/2006/picture">
                   <pic:nvPicPr>
-                    <pic:cNvPr id="0" name="Picture 9"/>
+                    <pic:cNvPr id="0" name="Picture 27"/>
                     <pic:cNvPicPr>
                       <a:picLocks noChangeAspect="1" noChangeArrowheads="1"/>
                     </pic:cNvPicPr>
@@ -3623,13 +3813,13 @@
                   <pic:spPr bwMode="auto">
                     <a:xfrm>
                       <a:off x="0" y="0"/>
-                      <a:ext cx="4046220" cy="1367413"/>
+                      <a:ext cx="4136423" cy="1397898"/>
                     </a:xfrm>
                     <a:prstGeom prst="rect">
                       <a:avLst/>
                     </a:prstGeom>
                     <a:noFill/>
-                    <a:ln>
+                    <a:ln w="9525">
                       <a:solidFill>
                         <a:schemeClr val="tx1"/>
                       </a:solidFill>
@@ -3645,6 +3835,7 @@
     <w:p>
       <w:pPr>
         <w:widowControl/>
+        <w:snapToGrid w:val="0"/>
         <w:jc w:val="left"/>
         <w:rPr>
           <w:rFonts w:ascii="Tahoma" w:eastAsia="微软雅黑" w:hAnsi="Tahoma"/>
@@ -3674,7 +3865,43 @@
           <w:kern w:val="0"/>
           <w:sz w:val="22"/>
         </w:rPr>
-        <w:t>中，开启了全局存储，并且，</w:t>
+        <w:t>的插件配置</w:t>
+      </w:r>
+      <w:r>
+        <w:rPr>
+          <w:rFonts w:ascii="Tahoma" w:eastAsia="微软雅黑" w:hAnsi="Tahoma" w:hint="eastAsia"/>
+          <w:kern w:val="0"/>
+          <w:sz w:val="22"/>
+        </w:rPr>
+        <w:t>中，</w:t>
+      </w:r>
+    </w:p>
+    <w:p>
+      <w:pPr>
+        <w:widowControl/>
+        <w:snapToGrid w:val="0"/>
+        <w:jc w:val="left"/>
+        <w:rPr>
+          <w:rFonts w:ascii="Tahoma" w:eastAsia="微软雅黑" w:hAnsi="Tahoma"/>
+          <w:kern w:val="0"/>
+          <w:sz w:val="22"/>
+        </w:rPr>
+      </w:pPr>
+      <w:r>
+        <w:rPr>
+          <w:rFonts w:ascii="Tahoma" w:eastAsia="微软雅黑" w:hAnsi="Tahoma" w:hint="eastAsia"/>
+          <w:kern w:val="0"/>
+          <w:sz w:val="22"/>
+        </w:rPr>
+        <w:t>开启全局存储，并且</w:t>
+      </w:r>
+      <w:r>
+        <w:rPr>
+          <w:rFonts w:ascii="Tahoma" w:eastAsia="微软雅黑" w:hAnsi="Tahoma" w:hint="eastAsia"/>
+          <w:kern w:val="0"/>
+          <w:sz w:val="22"/>
+        </w:rPr>
+        <w:t>设置</w:t>
       </w:r>
       <w:r>
         <w:rPr>
@@ -3691,7 +3918,7 @@
         <w:snapToGrid w:val="0"/>
         <w:jc w:val="center"/>
         <w:rPr>
-          <w:rFonts w:ascii="宋体" w:eastAsia="宋体" w:hAnsi="宋体" w:cs="宋体"/>
+          <w:rFonts w:ascii="宋体" w:eastAsia="宋体" w:hAnsi="宋体" w:cs="宋体" w:hint="eastAsia"/>
           <w:kern w:val="0"/>
           <w:sz w:val="24"/>
           <w:szCs w:val="24"/>
@@ -3699,17 +3926,13 @@
       </w:pPr>
       <w:r>
         <w:rPr>
-          <w:rFonts w:ascii="宋体" w:eastAsia="宋体" w:hAnsi="宋体" w:cs="宋体"/>
           <w:noProof/>
-          <w:kern w:val="0"/>
-          <w:sz w:val="24"/>
-          <w:szCs w:val="24"/>
         </w:rPr>
         <w:drawing>
-          <wp:inline distT="0" distB="0" distL="0" distR="0" wp14:anchorId="07E6D793" wp14:editId="10118D78">
-            <wp:extent cx="3093720" cy="712047"/>
-            <wp:effectExtent l="0" t="0" r="0" b="0"/>
-            <wp:docPr id="11" name="图片 11"/>
+          <wp:inline distT="0" distB="0" distL="0" distR="0" wp14:anchorId="55DE415E" wp14:editId="5CE61675">
+            <wp:extent cx="3406140" cy="783952"/>
+            <wp:effectExtent l="0" t="0" r="3810" b="0"/>
+            <wp:docPr id="1828454093" name="图片 14"/>
             <wp:cNvGraphicFramePr>
               <a:graphicFrameLocks xmlns:a="http://schemas.openxmlformats.org/drawingml/2006/main" noChangeAspect="1"/>
             </wp:cNvGraphicFramePr>
@@ -3717,7 +3940,7 @@
               <a:graphicData uri="http://schemas.openxmlformats.org/drawingml/2006/picture">
                 <pic:pic xmlns:pic="http://schemas.openxmlformats.org/drawingml/2006/picture">
                   <pic:nvPicPr>
-                    <pic:cNvPr id="0" name="Picture 27"/>
+                    <pic:cNvPr id="0" name="Picture 29"/>
                     <pic:cNvPicPr>
                       <a:picLocks noChangeAspect="1" noChangeArrowheads="1"/>
                     </pic:cNvPicPr>
@@ -3738,7 +3961,7 @@
                   <pic:spPr bwMode="auto">
                     <a:xfrm>
                       <a:off x="0" y="0"/>
-                      <a:ext cx="3143009" cy="723391"/>
+                      <a:ext cx="3417742" cy="786622"/>
                     </a:xfrm>
                     <a:prstGeom prst="rect">
                       <a:avLst/>
@@ -3761,7 +3984,7 @@
         <w:snapToGrid w:val="0"/>
         <w:jc w:val="center"/>
         <w:rPr>
-          <w:rFonts w:ascii="宋体" w:eastAsia="宋体" w:hAnsi="宋体" w:cs="宋体"/>
+          <w:rFonts w:ascii="宋体" w:eastAsia="宋体" w:hAnsi="宋体" w:cs="宋体" w:hint="eastAsia"/>
           <w:kern w:val="0"/>
           <w:sz w:val="24"/>
           <w:szCs w:val="24"/>
@@ -3769,17 +3992,13 @@
       </w:pPr>
       <w:r>
         <w:rPr>
-          <w:rFonts w:ascii="宋体" w:eastAsia="宋体" w:hAnsi="宋体" w:cs="宋体"/>
           <w:noProof/>
-          <w:kern w:val="0"/>
-          <w:sz w:val="24"/>
-          <w:szCs w:val="24"/>
         </w:rPr>
         <w:drawing>
-          <wp:inline distT="0" distB="0" distL="0" distR="0" wp14:anchorId="4A5E3DCC" wp14:editId="47D692B9">
-            <wp:extent cx="4260850" cy="960307"/>
-            <wp:effectExtent l="0" t="0" r="6350" b="0"/>
-            <wp:docPr id="12" name="图片 12"/>
+          <wp:inline distT="0" distB="0" distL="0" distR="0" wp14:anchorId="45CA08FC" wp14:editId="05E1CE1E">
+            <wp:extent cx="5105400" cy="1150651"/>
+            <wp:effectExtent l="0" t="0" r="0" b="0"/>
+            <wp:docPr id="1561101429" name="图片 15"/>
             <wp:cNvGraphicFramePr>
               <a:graphicFrameLocks xmlns:a="http://schemas.openxmlformats.org/drawingml/2006/main" noChangeAspect="1"/>
             </wp:cNvGraphicFramePr>
@@ -3787,7 +4006,7 @@
               <a:graphicData uri="http://schemas.openxmlformats.org/drawingml/2006/picture">
                 <pic:pic xmlns:pic="http://schemas.openxmlformats.org/drawingml/2006/picture">
                   <pic:nvPicPr>
-                    <pic:cNvPr id="0" name="Picture 29"/>
+                    <pic:cNvPr id="0" name="Picture 31"/>
                     <pic:cNvPicPr>
                       <a:picLocks noChangeAspect="1" noChangeArrowheads="1"/>
                     </pic:cNvPicPr>
@@ -3808,7 +4027,7 @@
                   <pic:spPr bwMode="auto">
                     <a:xfrm>
                       <a:off x="0" y="0"/>
-                      <a:ext cx="4273888" cy="963246"/>
+                      <a:ext cx="5110858" cy="1151881"/>
                     </a:xfrm>
                     <a:prstGeom prst="rect">
                       <a:avLst/>
@@ -3927,7 +4146,7 @@
         <w:widowControl/>
         <w:jc w:val="center"/>
         <w:rPr>
-          <w:rFonts w:ascii="宋体" w:eastAsia="宋体" w:hAnsi="宋体" w:cs="宋体"/>
+          <w:rFonts w:ascii="宋体" w:eastAsia="宋体" w:hAnsi="宋体" w:cs="宋体" w:hint="eastAsia"/>
           <w:kern w:val="0"/>
           <w:sz w:val="24"/>
           <w:szCs w:val="24"/>
@@ -3935,17 +4154,13 @@
       </w:pPr>
       <w:r>
         <w:rPr>
-          <w:rFonts w:ascii="宋体" w:eastAsia="宋体" w:hAnsi="宋体" w:cs="宋体"/>
           <w:noProof/>
-          <w:kern w:val="0"/>
-          <w:sz w:val="24"/>
-          <w:szCs w:val="24"/>
         </w:rPr>
         <w:drawing>
-          <wp:inline distT="0" distB="0" distL="0" distR="0" wp14:anchorId="330CC980" wp14:editId="775730D8">
-            <wp:extent cx="2965555" cy="2270760"/>
-            <wp:effectExtent l="0" t="0" r="6350" b="0"/>
-            <wp:docPr id="13" name="图片 13"/>
+          <wp:inline distT="0" distB="0" distL="0" distR="0" wp14:anchorId="7A0177C4" wp14:editId="5B67AA60">
+            <wp:extent cx="3429000" cy="2628900"/>
+            <wp:effectExtent l="0" t="0" r="0" b="0"/>
+            <wp:docPr id="1381687435" name="图片 16"/>
             <wp:cNvGraphicFramePr>
               <a:graphicFrameLocks xmlns:a="http://schemas.openxmlformats.org/drawingml/2006/main" noChangeAspect="1"/>
             </wp:cNvGraphicFramePr>
@@ -3953,13 +4168,13 @@
               <a:graphicData uri="http://schemas.openxmlformats.org/drawingml/2006/picture">
                 <pic:pic xmlns:pic="http://schemas.openxmlformats.org/drawingml/2006/picture">
                   <pic:nvPicPr>
-                    <pic:cNvPr id="0" name="Picture 31"/>
+                    <pic:cNvPr id="0" name="Picture 33"/>
                     <pic:cNvPicPr>
                       <a:picLocks noChangeAspect="1" noChangeArrowheads="1"/>
                     </pic:cNvPicPr>
                   </pic:nvPicPr>
                   <pic:blipFill>
-                    <a:blip r:embed="rId26" cstate="print">
+                    <a:blip r:embed="rId26">
                       <a:extLst>
                         <a:ext uri="{28A0092B-C50C-407E-A947-70E740481C1C}">
                           <a14:useLocalDpi xmlns:a14="http://schemas.microsoft.com/office/drawing/2010/main" val="0"/>
@@ -3974,7 +4189,7 @@
                   <pic:spPr bwMode="auto">
                     <a:xfrm>
                       <a:off x="0" y="0"/>
-                      <a:ext cx="2984061" cy="2284930"/>
+                      <a:ext cx="3429000" cy="2628900"/>
                     </a:xfrm>
                     <a:prstGeom prst="rect">
                       <a:avLst/>
@@ -4007,6 +4222,7 @@
           <w:kern w:val="0"/>
           <w:sz w:val="22"/>
         </w:rPr>
+        <w:lastRenderedPageBreak/>
         <w:t>这时候看看</w:t>
       </w:r>
       <w:r>
@@ -4023,7 +4239,23 @@
           <w:kern w:val="0"/>
           <w:sz w:val="22"/>
         </w:rPr>
-        <w:t>文件夹，已经全局存储了数据。</w:t>
+        <w:t>文件夹，已经</w:t>
+      </w:r>
+      <w:r>
+        <w:rPr>
+          <w:rFonts w:ascii="Tahoma" w:eastAsia="微软雅黑" w:hAnsi="Tahoma" w:hint="eastAsia"/>
+          <w:kern w:val="0"/>
+          <w:sz w:val="22"/>
+        </w:rPr>
+        <w:t>生成了存档文件，说明已经进行了</w:t>
+      </w:r>
+      <w:r>
+        <w:rPr>
+          <w:rFonts w:ascii="Tahoma" w:eastAsia="微软雅黑" w:hAnsi="Tahoma" w:hint="eastAsia"/>
+          <w:kern w:val="0"/>
+          <w:sz w:val="22"/>
+        </w:rPr>
+        <w:t>全局存储。</w:t>
       </w:r>
     </w:p>
     <w:p>
@@ -4038,17 +4270,13 @@
       </w:pPr>
       <w:r>
         <w:rPr>
-          <w:rFonts w:ascii="宋体" w:eastAsia="宋体" w:hAnsi="宋体" w:cs="宋体"/>
           <w:noProof/>
-          <w:kern w:val="0"/>
-          <w:sz w:val="24"/>
-          <w:szCs w:val="24"/>
         </w:rPr>
         <w:drawing>
-          <wp:inline distT="0" distB="0" distL="0" distR="0" wp14:anchorId="0E0B7155" wp14:editId="68078FB6">
-            <wp:extent cx="2316480" cy="504729"/>
-            <wp:effectExtent l="0" t="0" r="0" b="0"/>
-            <wp:docPr id="16" name="图片 16"/>
+          <wp:inline distT="0" distB="0" distL="0" distR="0" wp14:anchorId="06D7D6D9" wp14:editId="582905B5">
+            <wp:extent cx="4244340" cy="924783"/>
+            <wp:effectExtent l="0" t="0" r="3810" b="8890"/>
+            <wp:docPr id="529531805" name="图片 17"/>
             <wp:cNvGraphicFramePr>
               <a:graphicFrameLocks xmlns:a="http://schemas.openxmlformats.org/drawingml/2006/main" noChangeAspect="1"/>
             </wp:cNvGraphicFramePr>
@@ -4056,7 +4284,7 @@
               <a:graphicData uri="http://schemas.openxmlformats.org/drawingml/2006/picture">
                 <pic:pic xmlns:pic="http://schemas.openxmlformats.org/drawingml/2006/picture">
                   <pic:nvPicPr>
-                    <pic:cNvPr id="0" name="Picture 33"/>
+                    <pic:cNvPr id="0" name="Picture 35"/>
                     <pic:cNvPicPr>
                       <a:picLocks noChangeAspect="1" noChangeArrowheads="1"/>
                     </pic:cNvPicPr>
@@ -4077,7 +4305,7 @@
                   <pic:spPr bwMode="auto">
                     <a:xfrm>
                       <a:off x="0" y="0"/>
-                      <a:ext cx="2331692" cy="508044"/>
+                      <a:ext cx="4253751" cy="926833"/>
                     </a:xfrm>
                     <a:prstGeom prst="rect">
                       <a:avLst/>
@@ -4111,8 +4339,39 @@
           <w:kern w:val="0"/>
           <w:sz w:val="22"/>
         </w:rPr>
-        <w:lastRenderedPageBreak/>
-        <w:t>现在在插件中，将第三条信息解锁。</w:t>
+        <w:t>现在</w:t>
+      </w:r>
+      <w:r>
+        <w:rPr>
+          <w:rFonts w:ascii="Tahoma" w:eastAsia="微软雅黑" w:hAnsi="Tahoma" w:hint="eastAsia"/>
+          <w:kern w:val="0"/>
+          <w:sz w:val="22"/>
+        </w:rPr>
+        <w:t>回到编辑器，进入</w:t>
+      </w:r>
+      <w:r>
+        <w:rPr>
+          <w:rFonts w:ascii="Tahoma" w:eastAsia="微软雅黑" w:hAnsi="Tahoma" w:hint="eastAsia"/>
+          <w:kern w:val="0"/>
+          <w:sz w:val="22"/>
+        </w:rPr>
+        <w:t>插件</w:t>
+      </w:r>
+      <w:r>
+        <w:rPr>
+          <w:rFonts w:ascii="Tahoma" w:eastAsia="微软雅黑" w:hAnsi="Tahoma" w:hint="eastAsia"/>
+          <w:kern w:val="0"/>
+          <w:sz w:val="22"/>
+        </w:rPr>
+        <w:t>配置</w:t>
+      </w:r>
+      <w:r>
+        <w:rPr>
+          <w:rFonts w:ascii="Tahoma" w:eastAsia="微软雅黑" w:hAnsi="Tahoma" w:hint="eastAsia"/>
+          <w:kern w:val="0"/>
+          <w:sz w:val="22"/>
+        </w:rPr>
+        <w:t>，将第三条信息解锁。</w:t>
       </w:r>
     </w:p>
     <w:p>
@@ -4140,7 +4399,7 @@
         <w:widowControl/>
         <w:jc w:val="center"/>
         <w:rPr>
-          <w:rFonts w:ascii="宋体" w:eastAsia="宋体" w:hAnsi="宋体" w:cs="宋体"/>
+          <w:rFonts w:ascii="宋体" w:eastAsia="宋体" w:hAnsi="宋体" w:cs="宋体" w:hint="eastAsia"/>
           <w:kern w:val="0"/>
           <w:sz w:val="24"/>
           <w:szCs w:val="24"/>
@@ -4148,17 +4407,13 @@
       </w:pPr>
       <w:r>
         <w:rPr>
-          <w:rFonts w:ascii="宋体" w:eastAsia="宋体" w:hAnsi="宋体" w:cs="宋体"/>
           <w:noProof/>
-          <w:kern w:val="0"/>
-          <w:sz w:val="24"/>
-          <w:szCs w:val="24"/>
         </w:rPr>
         <w:drawing>
-          <wp:inline distT="0" distB="0" distL="0" distR="0" wp14:anchorId="7ADC2EC3" wp14:editId="6BFAEA9E">
-            <wp:extent cx="3474720" cy="894910"/>
-            <wp:effectExtent l="0" t="0" r="0" b="635"/>
-            <wp:docPr id="15" name="图片 15"/>
+          <wp:inline distT="0" distB="0" distL="0" distR="0" wp14:anchorId="7E33C159" wp14:editId="5F6167F7">
+            <wp:extent cx="4290060" cy="1104900"/>
+            <wp:effectExtent l="0" t="0" r="0" b="0"/>
+            <wp:docPr id="1787144476" name="图片 18"/>
             <wp:cNvGraphicFramePr>
               <a:graphicFrameLocks xmlns:a="http://schemas.openxmlformats.org/drawingml/2006/main" noChangeAspect="1"/>
             </wp:cNvGraphicFramePr>
@@ -4166,7 +4421,7 @@
               <a:graphicData uri="http://schemas.openxmlformats.org/drawingml/2006/picture">
                 <pic:pic xmlns:pic="http://schemas.openxmlformats.org/drawingml/2006/picture">
                   <pic:nvPicPr>
-                    <pic:cNvPr id="0" name="Picture 35"/>
+                    <pic:cNvPr id="0" name="Picture 37"/>
                     <pic:cNvPicPr>
                       <a:picLocks noChangeAspect="1" noChangeArrowheads="1"/>
                     </pic:cNvPicPr>
@@ -4187,7 +4442,7 @@
                   <pic:spPr bwMode="auto">
                     <a:xfrm>
                       <a:off x="0" y="0"/>
-                      <a:ext cx="3486872" cy="898040"/>
+                      <a:ext cx="4290060" cy="1104900"/>
                     </a:xfrm>
                     <a:prstGeom prst="rect">
                       <a:avLst/>
@@ -4220,6 +4475,14 @@
           <w:kern w:val="0"/>
           <w:sz w:val="22"/>
         </w:rPr>
+        <w:t>再</w:t>
+      </w:r>
+      <w:r>
+        <w:rPr>
+          <w:rFonts w:ascii="Tahoma" w:eastAsia="微软雅黑" w:hAnsi="Tahoma" w:hint="eastAsia"/>
+          <w:kern w:val="0"/>
+          <w:sz w:val="22"/>
+        </w:rPr>
         <w:t>开始游戏，进入信息面板</w:t>
       </w:r>
       <w:r>
@@ -4270,17 +4533,13 @@
       </w:pPr>
       <w:r>
         <w:rPr>
-          <w:rFonts w:ascii="宋体" w:eastAsia="宋体" w:hAnsi="宋体" w:cs="宋体"/>
           <w:noProof/>
-          <w:kern w:val="0"/>
-          <w:sz w:val="24"/>
-          <w:szCs w:val="24"/>
         </w:rPr>
         <w:drawing>
-          <wp:inline distT="0" distB="0" distL="0" distR="0" wp14:anchorId="6DB421EB" wp14:editId="328629C9">
-            <wp:extent cx="2781300" cy="2129674"/>
-            <wp:effectExtent l="0" t="0" r="0" b="4445"/>
-            <wp:docPr id="17" name="图片 17"/>
+          <wp:inline distT="0" distB="0" distL="0" distR="0" wp14:anchorId="0952A750" wp14:editId="4AA5A22F">
+            <wp:extent cx="2948940" cy="2260854"/>
+            <wp:effectExtent l="0" t="0" r="3810" b="6350"/>
+            <wp:docPr id="1466734224" name="图片 16"/>
             <wp:cNvGraphicFramePr>
               <a:graphicFrameLocks xmlns:a="http://schemas.openxmlformats.org/drawingml/2006/main" noChangeAspect="1"/>
             </wp:cNvGraphicFramePr>
@@ -4288,13 +4547,13 @@
               <a:graphicData uri="http://schemas.openxmlformats.org/drawingml/2006/picture">
                 <pic:pic xmlns:pic="http://schemas.openxmlformats.org/drawingml/2006/picture">
                   <pic:nvPicPr>
-                    <pic:cNvPr id="0" name="Picture 31"/>
+                    <pic:cNvPr id="0" name="Picture 33"/>
                     <pic:cNvPicPr>
                       <a:picLocks noChangeAspect="1" noChangeArrowheads="1"/>
                     </pic:cNvPicPr>
                   </pic:nvPicPr>
                   <pic:blipFill>
-                    <a:blip r:embed="rId26" cstate="print">
+                    <a:blip r:embed="rId26">
                       <a:extLst>
                         <a:ext uri="{28A0092B-C50C-407E-A947-70E740481C1C}">
                           <a14:useLocalDpi xmlns:a14="http://schemas.microsoft.com/office/drawing/2010/main" val="0"/>
@@ -4309,7 +4568,7 @@
                   <pic:spPr bwMode="auto">
                     <a:xfrm>
                       <a:off x="0" y="0"/>
-                      <a:ext cx="2797032" cy="2141720"/>
+                      <a:ext cx="2950944" cy="2262390"/>
                     </a:xfrm>
                     <a:prstGeom prst="rect">
                       <a:avLst/>
@@ -5020,6 +5279,9 @@
     <w:p>
       <w:pPr>
         <w:pStyle w:val="2"/>
+        <w:rPr>
+          <w:rFonts w:hint="eastAsia"/>
+        </w:rPr>
       </w:pPr>
       <w:r>
         <w:rPr>
@@ -5042,6 +5304,9 @@
           <w:ilvl w:val="0"/>
           <w:numId w:val="1"/>
         </w:numPr>
+        <w:rPr>
+          <w:rFonts w:hint="eastAsia"/>
+        </w:rPr>
       </w:pPr>
       <w:bookmarkStart w:id="1" w:name="_删除旧存档"/>
       <w:bookmarkEnd w:id="1"/>
@@ -5055,6 +5320,25 @@
     <w:p>
       <w:pPr>
         <w:snapToGrid w:val="0"/>
+        <w:rPr>
+          <w:rFonts w:ascii="微软雅黑" w:eastAsia="微软雅黑" w:hAnsi="微软雅黑" w:hint="eastAsia"/>
+          <w:b/>
+          <w:bCs/>
+          <w:color w:val="0070C0"/>
+          <w:sz w:val="22"/>
+        </w:rPr>
+      </w:pPr>
+      <w:r>
+        <w:rPr>
+          <w:rFonts w:ascii="微软雅黑" w:eastAsia="微软雅黑" w:hAnsi="微软雅黑" w:hint="eastAsia"/>
+          <w:b/>
+          <w:bCs/>
+          <w:color w:val="0070C0"/>
+          <w:sz w:val="22"/>
+        </w:rPr>
+        <w:t>该方法解决1</w:t>
+      </w:r>
+      <w:r>
         <w:rPr>
           <w:rFonts w:ascii="微软雅黑" w:eastAsia="微软雅黑" w:hAnsi="微软雅黑"/>
           <w:b/>
@@ -5062,7 +5346,8 @@
           <w:color w:val="0070C0"/>
           <w:sz w:val="22"/>
         </w:rPr>
-      </w:pPr>
+        <w:t>00</w:t>
+      </w:r>
       <w:r>
         <w:rPr>
           <w:rFonts w:ascii="微软雅黑" w:eastAsia="微软雅黑" w:hAnsi="微软雅黑" w:hint="eastAsia"/>
@@ -5071,51 +5356,46 @@
           <w:color w:val="0070C0"/>
           <w:sz w:val="22"/>
         </w:rPr>
-        <w:t>该方法解决1</w:t>
-      </w:r>
-      <w:r>
-        <w:rPr>
-          <w:rFonts w:ascii="微软雅黑" w:eastAsia="微软雅黑" w:hAnsi="微软雅黑"/>
-          <w:b/>
-          <w:bCs/>
-          <w:color w:val="0070C0"/>
-          <w:sz w:val="22"/>
-        </w:rPr>
-        <w:t>00</w:t>
-      </w:r>
-      <w:r>
+        <w:t>%的同步更新问题。</w:t>
+      </w:r>
+    </w:p>
+    <w:p>
+      <w:pPr>
+        <w:snapToGrid w:val="0"/>
         <w:rPr>
           <w:rFonts w:ascii="微软雅黑" w:eastAsia="微软雅黑" w:hAnsi="微软雅黑" w:hint="eastAsia"/>
-          <w:b/>
-          <w:bCs/>
-          <w:color w:val="0070C0"/>
-          <w:sz w:val="22"/>
-        </w:rPr>
-        <w:t>%的同步更新问题。</w:t>
+          <w:sz w:val="22"/>
+        </w:rPr>
+      </w:pPr>
+      <w:r>
+        <w:rPr>
+          <w:rFonts w:ascii="微软雅黑" w:eastAsia="微软雅黑" w:hAnsi="微软雅黑" w:hint="eastAsia"/>
+          <w:sz w:val="22"/>
+        </w:rPr>
+        <w:t>删除save文件夹下的所有文件。</w:t>
       </w:r>
     </w:p>
     <w:p>
       <w:pPr>
         <w:snapToGrid w:val="0"/>
         <w:rPr>
-          <w:rFonts w:ascii="微软雅黑" w:eastAsia="微软雅黑" w:hAnsi="微软雅黑"/>
-          <w:sz w:val="22"/>
-        </w:rPr>
-      </w:pPr>
-      <w:r>
-        <w:rPr>
           <w:rFonts w:ascii="微软雅黑" w:eastAsia="微软雅黑" w:hAnsi="微软雅黑" w:hint="eastAsia"/>
           <w:sz w:val="22"/>
         </w:rPr>
-        <w:t>删除save文件夹下的所有文件。</w:t>
+      </w:pPr>
+      <w:r>
+        <w:rPr>
+          <w:rFonts w:ascii="微软雅黑" w:eastAsia="微软雅黑" w:hAnsi="微软雅黑" w:hint="eastAsia"/>
+          <w:sz w:val="22"/>
+        </w:rPr>
+        <w:t>因为没有了存档，数据直接按最新的初始化，</w:t>
       </w:r>
     </w:p>
     <w:p>
       <w:pPr>
         <w:snapToGrid w:val="0"/>
         <w:rPr>
-          <w:rFonts w:ascii="微软雅黑" w:eastAsia="微软雅黑" w:hAnsi="微软雅黑"/>
-          <w:sz w:val="22"/>
+          <w:rFonts w:hint="eastAsia"/>
         </w:rPr>
       </w:pPr>
       <w:r>
@@ -5123,18 +5403,6 @@
           <w:rFonts w:ascii="微软雅黑" w:eastAsia="微软雅黑" w:hAnsi="微软雅黑" w:hint="eastAsia"/>
           <w:sz w:val="22"/>
         </w:rPr>
-        <w:t>因为没有了存档，数据直接按最新的初始化，</w:t>
-      </w:r>
-    </w:p>
-    <w:p>
-      <w:pPr>
-        <w:snapToGrid w:val="0"/>
-      </w:pPr>
-      <w:r>
-        <w:rPr>
-          <w:rFonts w:ascii="微软雅黑" w:eastAsia="微软雅黑" w:hAnsi="微软雅黑" w:hint="eastAsia"/>
-          <w:sz w:val="22"/>
-        </w:rPr>
         <w:t>不需要面对存档数据与新数据不一致的问题。</w:t>
       </w:r>
     </w:p>
@@ -5143,7 +5411,7 @@
         <w:widowControl/>
         <w:jc w:val="center"/>
         <w:rPr>
-          <w:rFonts w:ascii="宋体" w:eastAsia="宋体" w:hAnsi="宋体" w:cs="宋体"/>
+          <w:rFonts w:ascii="宋体" w:eastAsia="宋体" w:hAnsi="宋体" w:cs="宋体" w:hint="eastAsia"/>
           <w:kern w:val="0"/>
           <w:sz w:val="24"/>
           <w:szCs w:val="24"/>
@@ -5151,17 +5419,13 @@
       </w:pPr>
       <w:r>
         <w:rPr>
-          <w:rFonts w:ascii="宋体" w:eastAsia="宋体" w:hAnsi="宋体" w:cs="宋体"/>
           <w:noProof/>
-          <w:kern w:val="0"/>
-          <w:sz w:val="24"/>
-          <w:szCs w:val="24"/>
         </w:rPr>
         <w:drawing>
-          <wp:inline distT="0" distB="0" distL="0" distR="0" wp14:anchorId="4384B8C1" wp14:editId="5E454D80">
-            <wp:extent cx="4062730" cy="1665005"/>
+          <wp:inline distT="0" distB="0" distL="0" distR="0" wp14:anchorId="793CE44D" wp14:editId="2443A5D7">
+            <wp:extent cx="4839955" cy="1981200"/>
             <wp:effectExtent l="0" t="0" r="0" b="0"/>
-            <wp:docPr id="1" name="图片 1"/>
+            <wp:docPr id="120129076" name="图片 22"/>
             <wp:cNvGraphicFramePr>
               <a:graphicFrameLocks xmlns:a="http://schemas.openxmlformats.org/drawingml/2006/main" noChangeAspect="1"/>
             </wp:cNvGraphicFramePr>
@@ -5169,7 +5433,7 @@
               <a:graphicData uri="http://schemas.openxmlformats.org/drawingml/2006/picture">
                 <pic:pic xmlns:pic="http://schemas.openxmlformats.org/drawingml/2006/picture">
                   <pic:nvPicPr>
-                    <pic:cNvPr id="0" name="Picture 1"/>
+                    <pic:cNvPr id="0" name="Picture 45"/>
                     <pic:cNvPicPr>
                       <a:picLocks noChangeAspect="1" noChangeArrowheads="1"/>
                     </pic:cNvPicPr>
@@ -5190,7 +5454,7 @@
                   <pic:spPr bwMode="auto">
                     <a:xfrm>
                       <a:off x="0" y="0"/>
-                      <a:ext cx="4071815" cy="1668728"/>
+                      <a:ext cx="4846581" cy="1983912"/>
                     </a:xfrm>
                     <a:prstGeom prst="rect">
                       <a:avLst/>
@@ -5212,7 +5476,7 @@
         <w:widowControl/>
         <w:jc w:val="left"/>
         <w:rPr>
-          <w:rFonts w:ascii="宋体" w:eastAsia="宋体" w:hAnsi="宋体" w:cs="宋体"/>
+          <w:rFonts w:ascii="宋体" w:eastAsia="宋体" w:hAnsi="宋体" w:cs="宋体" w:hint="eastAsia"/>
           <w:kern w:val="0"/>
           <w:sz w:val="24"/>
           <w:szCs w:val="24"/>
@@ -5235,6 +5499,9 @@
           <w:ilvl w:val="0"/>
           <w:numId w:val="1"/>
         </w:numPr>
+        <w:rPr>
+          <w:rFonts w:hint="eastAsia"/>
+        </w:rPr>
       </w:pPr>
       <w:r>
         <w:rPr>
@@ -5247,15 +5514,6 @@
     <w:p>
       <w:pPr>
         <w:snapToGrid w:val="0"/>
-        <w:rPr>
-          <w:rFonts w:ascii="微软雅黑" w:eastAsia="微软雅黑" w:hAnsi="微软雅黑"/>
-          <w:b/>
-          <w:bCs/>
-          <w:color w:val="0070C0"/>
-          <w:sz w:val="22"/>
-        </w:rPr>
-      </w:pPr>
-      <w:r>
         <w:rPr>
           <w:rFonts w:ascii="微软雅黑" w:eastAsia="微软雅黑" w:hAnsi="微软雅黑" w:hint="eastAsia"/>
           <w:b/>
@@ -5263,8 +5521,7 @@
           <w:color w:val="0070C0"/>
           <w:sz w:val="22"/>
         </w:rPr>
-        <w:t>该方法</w:t>
-      </w:r>
+      </w:pPr>
       <w:r>
         <w:rPr>
           <w:rFonts w:ascii="微软雅黑" w:eastAsia="微软雅黑" w:hAnsi="微软雅黑" w:hint="eastAsia"/>
@@ -5273,7 +5530,7 @@
           <w:color w:val="0070C0"/>
           <w:sz w:val="22"/>
         </w:rPr>
-        <w:t>非常局限，只能</w:t>
+        <w:t>该方法</w:t>
       </w:r>
       <w:r>
         <w:rPr>
@@ -5283,7 +5540,7 @@
           <w:color w:val="0070C0"/>
           <w:sz w:val="22"/>
         </w:rPr>
-        <w:t>解决</w:t>
+        <w:t>非常局限，只能</w:t>
       </w:r>
       <w:r>
         <w:rPr>
@@ -5293,7 +5550,7 @@
           <w:color w:val="0070C0"/>
           <w:sz w:val="22"/>
         </w:rPr>
-        <w:t>部分</w:t>
+        <w:t>解决</w:t>
       </w:r>
       <w:r>
         <w:rPr>
@@ -5303,6 +5560,16 @@
           <w:color w:val="0070C0"/>
           <w:sz w:val="22"/>
         </w:rPr>
+        <w:t>部分</w:t>
+      </w:r>
+      <w:r>
+        <w:rPr>
+          <w:rFonts w:ascii="微软雅黑" w:eastAsia="微软雅黑" w:hAnsi="微软雅黑" w:hint="eastAsia"/>
+          <w:b/>
+          <w:bCs/>
+          <w:color w:val="0070C0"/>
+          <w:sz w:val="22"/>
+        </w:rPr>
         <w:t>问题。</w:t>
       </w:r>
     </w:p>
@@ -5310,15 +5577,15 @@
       <w:pPr>
         <w:snapToGrid w:val="0"/>
         <w:rPr>
-          <w:rFonts w:ascii="微软雅黑" w:eastAsia="微软雅黑" w:hAnsi="微软雅黑"/>
-          <w:sz w:val="22"/>
-        </w:rPr>
-      </w:pPr>
-      <w:r>
-        <w:rPr>
           <w:rFonts w:ascii="微软雅黑" w:eastAsia="微软雅黑" w:hAnsi="微软雅黑" w:hint="eastAsia"/>
           <w:sz w:val="22"/>
         </w:rPr>
+      </w:pPr>
+      <w:r>
+        <w:rPr>
+          <w:rFonts w:ascii="微软雅黑" w:eastAsia="微软雅黑" w:hAnsi="微软雅黑" w:hint="eastAsia"/>
+          <w:sz w:val="22"/>
+        </w:rPr>
         <w:t>比如，角色数据库中，添加了一个新角色，并且设置入队。</w:t>
       </w:r>
     </w:p>
@@ -5327,21 +5594,19 @@
         <w:widowControl/>
         <w:jc w:val="center"/>
         <w:rPr>
-          <w:rFonts w:ascii="微软雅黑" w:eastAsia="微软雅黑" w:hAnsi="微软雅黑"/>
-          <w:sz w:val="22"/>
-        </w:rPr>
-      </w:pPr>
-      <w:r>
-        <w:rPr>
-          <w:rFonts w:ascii="微软雅黑" w:eastAsia="微软雅黑" w:hAnsi="微软雅黑"/>
+          <w:rFonts w:ascii="微软雅黑" w:eastAsia="微软雅黑" w:hAnsi="微软雅黑" w:hint="eastAsia"/>
+          <w:sz w:val="22"/>
+        </w:rPr>
+      </w:pPr>
+      <w:r>
+        <w:rPr>
           <w:noProof/>
-          <w:sz w:val="22"/>
         </w:rPr>
         <w:drawing>
-          <wp:inline distT="0" distB="0" distL="0" distR="0" wp14:anchorId="6A38A29E" wp14:editId="7A4F754A">
-            <wp:extent cx="3710940" cy="1267545"/>
-            <wp:effectExtent l="0" t="0" r="3810" b="8890"/>
-            <wp:docPr id="35" name="图片 35"/>
+          <wp:inline distT="0" distB="0" distL="0" distR="0" wp14:anchorId="7C06A9F5" wp14:editId="6C0BD2CC">
+            <wp:extent cx="4015740" cy="1371655"/>
+            <wp:effectExtent l="0" t="0" r="3810" b="0"/>
+            <wp:docPr id="711146429" name="图片 23"/>
             <wp:cNvGraphicFramePr>
               <a:graphicFrameLocks xmlns:a="http://schemas.openxmlformats.org/drawingml/2006/main" noChangeAspect="1"/>
             </wp:cNvGraphicFramePr>
@@ -5349,7 +5614,7 @@
               <a:graphicData uri="http://schemas.openxmlformats.org/drawingml/2006/picture">
                 <pic:pic xmlns:pic="http://schemas.openxmlformats.org/drawingml/2006/picture">
                   <pic:nvPicPr>
-                    <pic:cNvPr id="0" name="Picture 5"/>
+                    <pic:cNvPr id="0" name="Picture 47"/>
                     <pic:cNvPicPr>
                       <a:picLocks noChangeAspect="1" noChangeArrowheads="1"/>
                     </pic:cNvPicPr>
@@ -5370,7 +5635,7 @@
                   <pic:spPr bwMode="auto">
                     <a:xfrm>
                       <a:off x="0" y="0"/>
-                      <a:ext cx="3736243" cy="1276188"/>
+                      <a:ext cx="4018969" cy="1372758"/>
                     </a:xfrm>
                     <a:prstGeom prst="rect">
                       <a:avLst/>
@@ -5392,15 +5657,15 @@
         <w:widowControl/>
         <w:snapToGrid w:val="0"/>
         <w:rPr>
-          <w:rFonts w:ascii="微软雅黑" w:eastAsia="微软雅黑" w:hAnsi="微软雅黑"/>
-          <w:sz w:val="22"/>
-        </w:rPr>
-      </w:pPr>
-      <w:r>
-        <w:rPr>
           <w:rFonts w:ascii="微软雅黑" w:eastAsia="微软雅黑" w:hAnsi="微软雅黑" w:hint="eastAsia"/>
           <w:sz w:val="22"/>
         </w:rPr>
+      </w:pPr>
+      <w:r>
+        <w:rPr>
+          <w:rFonts w:ascii="微软雅黑" w:eastAsia="微软雅黑" w:hAnsi="微软雅黑" w:hint="eastAsia"/>
+          <w:sz w:val="22"/>
+        </w:rPr>
         <w:t>可以发现，入队后，</w:t>
       </w:r>
       <w:r>
@@ -5408,7 +5673,23 @@
           <w:rFonts w:ascii="微软雅黑" w:eastAsia="微软雅黑" w:hAnsi="微软雅黑" w:hint="eastAsia"/>
           <w:sz w:val="22"/>
         </w:rPr>
-        <w:t>第二个勇者的名称和脸图都是空的。</w:t>
+        <w:t>第二个勇者的名称</w:t>
+      </w:r>
+      <w:proofErr w:type="gramStart"/>
+      <w:r>
+        <w:rPr>
+          <w:rFonts w:ascii="微软雅黑" w:eastAsia="微软雅黑" w:hAnsi="微软雅黑" w:hint="eastAsia"/>
+          <w:sz w:val="22"/>
+        </w:rPr>
+        <w:t>和脸图都是</w:t>
+      </w:r>
+      <w:proofErr w:type="gramEnd"/>
+      <w:r>
+        <w:rPr>
+          <w:rFonts w:ascii="微软雅黑" w:eastAsia="微软雅黑" w:hAnsi="微软雅黑" w:hint="eastAsia"/>
+          <w:sz w:val="22"/>
+        </w:rPr>
+        <w:t>空的。</w:t>
       </w:r>
     </w:p>
     <w:p>
@@ -5416,15 +5697,15 @@
         <w:widowControl/>
         <w:snapToGrid w:val="0"/>
         <w:rPr>
-          <w:rFonts w:ascii="微软雅黑" w:eastAsia="微软雅黑" w:hAnsi="微软雅黑"/>
-          <w:sz w:val="22"/>
-        </w:rPr>
-      </w:pPr>
-      <w:r>
-        <w:rPr>
           <w:rFonts w:ascii="微软雅黑" w:eastAsia="微软雅黑" w:hAnsi="微软雅黑" w:hint="eastAsia"/>
           <w:sz w:val="22"/>
         </w:rPr>
+      </w:pPr>
+      <w:r>
+        <w:rPr>
+          <w:rFonts w:ascii="微软雅黑" w:eastAsia="微软雅黑" w:hAnsi="微软雅黑" w:hint="eastAsia"/>
+          <w:sz w:val="22"/>
+        </w:rPr>
         <w:t>这是因为</w:t>
       </w:r>
       <w:r>
@@ -5440,21 +5721,19 @@
         <w:widowControl/>
         <w:jc w:val="center"/>
         <w:rPr>
-          <w:rFonts w:ascii="微软雅黑" w:eastAsia="微软雅黑" w:hAnsi="微软雅黑"/>
-          <w:sz w:val="22"/>
-        </w:rPr>
-      </w:pPr>
-      <w:r>
-        <w:rPr>
-          <w:rFonts w:ascii="微软雅黑" w:eastAsia="微软雅黑" w:hAnsi="微软雅黑"/>
+          <w:rFonts w:ascii="微软雅黑" w:eastAsia="微软雅黑" w:hAnsi="微软雅黑" w:hint="eastAsia"/>
+          <w:sz w:val="22"/>
+        </w:rPr>
+      </w:pPr>
+      <w:r>
+        <w:rPr>
           <w:noProof/>
-          <w:sz w:val="22"/>
         </w:rPr>
         <w:drawing>
-          <wp:inline distT="0" distB="0" distL="0" distR="0" wp14:anchorId="4213A7F0" wp14:editId="30B97B57">
-            <wp:extent cx="3697129" cy="1790700"/>
-            <wp:effectExtent l="0" t="0" r="0" b="0"/>
-            <wp:docPr id="36" name="图片 36"/>
+          <wp:inline distT="0" distB="0" distL="0" distR="0" wp14:anchorId="7241673D" wp14:editId="2CC6D434">
+            <wp:extent cx="4039870" cy="1956706"/>
+            <wp:effectExtent l="0" t="0" r="0" b="5715"/>
+            <wp:docPr id="1908452397" name="图片 24"/>
             <wp:cNvGraphicFramePr>
               <a:graphicFrameLocks xmlns:a="http://schemas.openxmlformats.org/drawingml/2006/main" noChangeAspect="1"/>
             </wp:cNvGraphicFramePr>
@@ -5462,7 +5741,7 @@
               <a:graphicData uri="http://schemas.openxmlformats.org/drawingml/2006/picture">
                 <pic:pic xmlns:pic="http://schemas.openxmlformats.org/drawingml/2006/picture">
                   <pic:nvPicPr>
-                    <pic:cNvPr id="0" name="Picture 7"/>
+                    <pic:cNvPr id="0" name="Picture 49"/>
                     <pic:cNvPicPr>
                       <a:picLocks noChangeAspect="1" noChangeArrowheads="1"/>
                     </pic:cNvPicPr>
@@ -5483,7 +5762,7 @@
                   <pic:spPr bwMode="auto">
                     <a:xfrm>
                       <a:off x="0" y="0"/>
-                      <a:ext cx="3703944" cy="1794001"/>
+                      <a:ext cx="4047004" cy="1960161"/>
                     </a:xfrm>
                     <a:prstGeom prst="rect">
                       <a:avLst/>
@@ -5514,13 +5793,44 @@
           <w:rFonts w:ascii="微软雅黑" w:eastAsia="微软雅黑" w:hAnsi="微软雅黑" w:hint="eastAsia"/>
           <w:sz w:val="22"/>
         </w:rPr>
-        <w:t>解决办法就是直接建立一个事件，强制给指定的角色</w:t>
+        <w:t>解决办法就是直接建立一个</w:t>
       </w:r>
       <w:r>
         <w:rPr>
           <w:rFonts w:ascii="微软雅黑" w:eastAsia="微软雅黑" w:hAnsi="微软雅黑" w:hint="eastAsia"/>
           <w:sz w:val="22"/>
         </w:rPr>
+        <w:t>自动执行的</w:t>
+      </w:r>
+      <w:r>
+        <w:rPr>
+          <w:rFonts w:ascii="微软雅黑" w:eastAsia="微软雅黑" w:hAnsi="微软雅黑" w:hint="eastAsia"/>
+          <w:sz w:val="22"/>
+        </w:rPr>
+        <w:t>事件，</w:t>
+      </w:r>
+    </w:p>
+    <w:p>
+      <w:pPr>
+        <w:widowControl/>
+        <w:snapToGrid w:val="0"/>
+        <w:rPr>
+          <w:rFonts w:ascii="微软雅黑" w:eastAsia="微软雅黑" w:hAnsi="微软雅黑" w:hint="eastAsia"/>
+          <w:sz w:val="22"/>
+        </w:rPr>
+      </w:pPr>
+      <w:r>
+        <w:rPr>
+          <w:rFonts w:ascii="微软雅黑" w:eastAsia="微软雅黑" w:hAnsi="微软雅黑" w:hint="eastAsia"/>
+          <w:sz w:val="22"/>
+        </w:rPr>
+        <w:t>强制给指定的角色</w:t>
+      </w:r>
+      <w:r>
+        <w:rPr>
+          <w:rFonts w:ascii="微软雅黑" w:eastAsia="微软雅黑" w:hAnsi="微软雅黑" w:hint="eastAsia"/>
+          <w:sz w:val="22"/>
+        </w:rPr>
         <w:t>重新</w:t>
       </w:r>
       <w:r>
@@ -5564,15 +5874,15 @@
         <w:widowControl/>
         <w:snapToGrid w:val="0"/>
         <w:rPr>
-          <w:rFonts w:ascii="微软雅黑" w:eastAsia="微软雅黑" w:hAnsi="微软雅黑"/>
-          <w:sz w:val="22"/>
-        </w:rPr>
-      </w:pPr>
-      <w:r>
-        <w:rPr>
           <w:rFonts w:ascii="微软雅黑" w:eastAsia="微软雅黑" w:hAnsi="微软雅黑" w:hint="eastAsia"/>
           <w:sz w:val="22"/>
         </w:rPr>
+      </w:pPr>
+      <w:r>
+        <w:rPr>
+          <w:rFonts w:ascii="微软雅黑" w:eastAsia="微软雅黑" w:hAnsi="微软雅黑" w:hint="eastAsia"/>
+          <w:sz w:val="22"/>
+        </w:rPr>
         <w:t>这样就能够保存到存档并同步了。</w:t>
       </w:r>
     </w:p>
@@ -5581,21 +5891,19 @@
         <w:widowControl/>
         <w:jc w:val="center"/>
         <w:rPr>
-          <w:rFonts w:ascii="微软雅黑" w:eastAsia="微软雅黑" w:hAnsi="微软雅黑"/>
-          <w:sz w:val="22"/>
-        </w:rPr>
-      </w:pPr>
-      <w:r>
-        <w:rPr>
-          <w:rFonts w:ascii="微软雅黑" w:eastAsia="微软雅黑" w:hAnsi="微软雅黑"/>
+          <w:rFonts w:ascii="微软雅黑" w:eastAsia="微软雅黑" w:hAnsi="微软雅黑" w:hint="eastAsia"/>
+          <w:sz w:val="22"/>
+        </w:rPr>
+      </w:pPr>
+      <w:r>
+        <w:rPr>
           <w:noProof/>
-          <w:sz w:val="22"/>
         </w:rPr>
         <w:drawing>
-          <wp:inline distT="0" distB="0" distL="0" distR="0" wp14:anchorId="284203CB" wp14:editId="28C2F004">
+          <wp:inline distT="0" distB="0" distL="0" distR="0" wp14:anchorId="734F531C" wp14:editId="1E190688">
             <wp:extent cx="1516380" cy="1219200"/>
             <wp:effectExtent l="0" t="0" r="7620" b="0"/>
-            <wp:docPr id="32" name="图片 32"/>
+            <wp:docPr id="1466978237" name="图片 25"/>
             <wp:cNvGraphicFramePr>
               <a:graphicFrameLocks xmlns:a="http://schemas.openxmlformats.org/drawingml/2006/main" noChangeAspect="1"/>
             </wp:cNvGraphicFramePr>
@@ -5603,7 +5911,7 @@
               <a:graphicData uri="http://schemas.openxmlformats.org/drawingml/2006/picture">
                 <pic:pic xmlns:pic="http://schemas.openxmlformats.org/drawingml/2006/picture">
                   <pic:nvPicPr>
-                    <pic:cNvPr id="0" name="Picture 3"/>
+                    <pic:cNvPr id="0" name="Picture 51"/>
                     <pic:cNvPicPr>
                       <a:picLocks noChangeAspect="1" noChangeArrowheads="1"/>
                     </pic:cNvPicPr>
@@ -5655,7 +5963,38 @@
           <w:rFonts w:ascii="微软雅黑" w:eastAsia="微软雅黑" w:hAnsi="微软雅黑" w:hint="eastAsia"/>
           <w:sz w:val="22"/>
         </w:rPr>
-        <w:t>如果你使用了插件，通过调用插件相关指令强制赋值，也能解决部分 旧存档 数据不一致问题。</w:t>
+        <w:t>如果你使用</w:t>
+      </w:r>
+      <w:r>
+        <w:rPr>
+          <w:rFonts w:ascii="微软雅黑" w:eastAsia="微软雅黑" w:hAnsi="微软雅黑" w:hint="eastAsia"/>
+          <w:sz w:val="22"/>
+        </w:rPr>
+        <w:t>的是某些</w:t>
+      </w:r>
+      <w:r>
+        <w:rPr>
+          <w:rFonts w:ascii="微软雅黑" w:eastAsia="微软雅黑" w:hAnsi="微软雅黑" w:hint="eastAsia"/>
+          <w:sz w:val="22"/>
+        </w:rPr>
+        <w:t>插件，</w:t>
+      </w:r>
+    </w:p>
+    <w:p>
+      <w:pPr>
+        <w:widowControl/>
+        <w:snapToGrid w:val="0"/>
+        <w:rPr>
+          <w:rFonts w:ascii="微软雅黑" w:eastAsia="微软雅黑" w:hAnsi="微软雅黑" w:hint="eastAsia"/>
+          <w:sz w:val="22"/>
+        </w:rPr>
+      </w:pPr>
+      <w:r>
+        <w:rPr>
+          <w:rFonts w:ascii="微软雅黑" w:eastAsia="微软雅黑" w:hAnsi="微软雅黑" w:hint="eastAsia"/>
+          <w:sz w:val="22"/>
+        </w:rPr>
+        <w:t>通过调用插件相关指令强制赋值，也能解决部分 旧存档 数据不一致问题。</w:t>
       </w:r>
     </w:p>
     <w:p>
@@ -5663,7 +6002,7 @@
         <w:widowControl/>
         <w:jc w:val="left"/>
         <w:rPr>
-          <w:rFonts w:ascii="宋体" w:eastAsia="宋体" w:hAnsi="宋体" w:cs="宋体"/>
+          <w:rFonts w:ascii="宋体" w:eastAsia="宋体" w:hAnsi="宋体" w:cs="宋体" w:hint="eastAsia"/>
           <w:kern w:val="0"/>
           <w:sz w:val="24"/>
           <w:szCs w:val="24"/>
@@ -5686,6 +6025,9 @@
           <w:ilvl w:val="0"/>
           <w:numId w:val="1"/>
         </w:numPr>
+        <w:rPr>
+          <w:rFonts w:hint="eastAsia"/>
+        </w:rPr>
       </w:pPr>
       <w:r>
         <w:rPr>
@@ -5706,95 +6048,95 @@
         <w:widowControl/>
         <w:snapToGrid w:val="0"/>
         <w:rPr>
+          <w:rFonts w:ascii="微软雅黑" w:eastAsia="微软雅黑" w:hAnsi="微软雅黑" w:hint="eastAsia"/>
+          <w:sz w:val="22"/>
+        </w:rPr>
+      </w:pPr>
+      <w:r>
+        <w:rPr>
+          <w:rFonts w:ascii="微软雅黑" w:eastAsia="微软雅黑" w:hAnsi="微软雅黑" w:hint="eastAsia"/>
+          <w:sz w:val="22"/>
+        </w:rPr>
+        <w:t>存档管理器</w:t>
+      </w:r>
+      <w:r>
+        <w:rPr>
+          <w:rFonts w:ascii="微软雅黑" w:eastAsia="微软雅黑" w:hAnsi="微软雅黑" w:hint="eastAsia"/>
+          <w:sz w:val="22"/>
+        </w:rPr>
+        <w:t>能够给你方法识别旧存档的</w:t>
+      </w:r>
+      <w:r>
+        <w:rPr>
+          <w:rFonts w:ascii="微软雅黑" w:eastAsia="微软雅黑" w:hAnsi="微软雅黑" w:hint="eastAsia"/>
+          <w:sz w:val="22"/>
+        </w:rPr>
+        <w:t>方法</w:t>
+      </w:r>
+      <w:r>
+        <w:rPr>
+          <w:rFonts w:ascii="微软雅黑" w:eastAsia="微软雅黑" w:hAnsi="微软雅黑" w:hint="eastAsia"/>
+          <w:sz w:val="22"/>
+        </w:rPr>
+        <w:t>：</w:t>
+      </w:r>
+    </w:p>
+    <w:p>
+      <w:pPr>
+        <w:widowControl/>
+        <w:rPr>
+          <w:rFonts w:ascii="微软雅黑" w:eastAsia="微软雅黑" w:hAnsi="微软雅黑" w:hint="eastAsia"/>
+          <w:sz w:val="22"/>
+        </w:rPr>
+      </w:pPr>
+      <w:r>
+        <w:rPr>
+          <w:rFonts w:ascii="微软雅黑" w:eastAsia="微软雅黑" w:hAnsi="微软雅黑" w:hint="eastAsia"/>
+          <w:sz w:val="22"/>
+        </w:rPr>
+        <w:tab/>
+      </w:r>
+      <w:r>
+        <w:rPr>
+          <w:rFonts w:ascii="Tahoma" w:eastAsia="微软雅黑" w:hAnsi="Tahoma" w:hint="eastAsia"/>
+          <w:kern w:val="0"/>
+          <w:sz w:val="22"/>
+        </w:rPr>
+        <w:t>◆</w:t>
+      </w:r>
+      <w:r>
+        <w:rPr>
           <w:rFonts w:ascii="微软雅黑" w:eastAsia="微软雅黑" w:hAnsi="微软雅黑"/>
           <w:sz w:val="22"/>
         </w:rPr>
-      </w:pPr>
+        <w:t>Drill_GlobalStorageManager</w:t>
+      </w:r>
       <w:r>
         <w:rPr>
           <w:rFonts w:ascii="微软雅黑" w:eastAsia="微软雅黑" w:hAnsi="微软雅黑" w:hint="eastAsia"/>
           <w:sz w:val="22"/>
         </w:rPr>
-        <w:t>存档管理器</w:t>
+        <w:tab/>
       </w:r>
       <w:r>
         <w:rPr>
           <w:rFonts w:ascii="微软雅黑" w:eastAsia="微软雅黑" w:hAnsi="微软雅黑" w:hint="eastAsia"/>
           <w:sz w:val="22"/>
         </w:rPr>
-        <w:t>能够给你方法识别旧存档的</w:t>
+        <w:tab/>
       </w:r>
       <w:r>
         <w:rPr>
           <w:rFonts w:ascii="微软雅黑" w:eastAsia="微软雅黑" w:hAnsi="微软雅黑" w:hint="eastAsia"/>
           <w:sz w:val="22"/>
         </w:rPr>
-        <w:t>方法</w:t>
+        <w:t>管理器</w:t>
       </w:r>
       <w:r>
         <w:rPr>
           <w:rFonts w:ascii="微软雅黑" w:eastAsia="微软雅黑" w:hAnsi="微软雅黑" w:hint="eastAsia"/>
           <w:sz w:val="22"/>
         </w:rPr>
-        <w:t>：</w:t>
-      </w:r>
-    </w:p>
-    <w:p>
-      <w:pPr>
-        <w:widowControl/>
-        <w:rPr>
-          <w:rFonts w:ascii="微软雅黑" w:eastAsia="微软雅黑" w:hAnsi="微软雅黑"/>
-          <w:sz w:val="22"/>
-        </w:rPr>
-      </w:pPr>
-      <w:r>
-        <w:rPr>
-          <w:rFonts w:ascii="微软雅黑" w:eastAsia="微软雅黑" w:hAnsi="微软雅黑" w:hint="eastAsia"/>
-          <w:sz w:val="22"/>
-        </w:rPr>
-        <w:tab/>
-      </w:r>
-      <w:r>
-        <w:rPr>
-          <w:rFonts w:ascii="Tahoma" w:eastAsia="微软雅黑" w:hAnsi="Tahoma" w:hint="eastAsia"/>
-          <w:kern w:val="0"/>
-          <w:sz w:val="22"/>
-        </w:rPr>
-        <w:t>◆</w:t>
-      </w:r>
-      <w:r>
-        <w:rPr>
-          <w:rFonts w:ascii="微软雅黑" w:eastAsia="微软雅黑" w:hAnsi="微软雅黑"/>
-          <w:sz w:val="22"/>
-        </w:rPr>
-        <w:t>Drill_GlobalStorageManager</w:t>
-      </w:r>
-      <w:r>
-        <w:rPr>
-          <w:rFonts w:ascii="微软雅黑" w:eastAsia="微软雅黑" w:hAnsi="微软雅黑" w:hint="eastAsia"/>
-          <w:sz w:val="22"/>
-        </w:rPr>
-        <w:tab/>
-      </w:r>
-      <w:r>
-        <w:rPr>
-          <w:rFonts w:ascii="微软雅黑" w:eastAsia="微软雅黑" w:hAnsi="微软雅黑" w:hint="eastAsia"/>
-          <w:sz w:val="22"/>
-        </w:rPr>
-        <w:tab/>
-      </w:r>
-      <w:r>
-        <w:rPr>
-          <w:rFonts w:ascii="微软雅黑" w:eastAsia="微软雅黑" w:hAnsi="微软雅黑" w:hint="eastAsia"/>
-          <w:sz w:val="22"/>
-        </w:rPr>
-        <w:t>管理器</w:t>
-      </w:r>
-      <w:r>
-        <w:rPr>
-          <w:rFonts w:ascii="微软雅黑" w:eastAsia="微软雅黑" w:hAnsi="微软雅黑" w:hint="eastAsia"/>
-          <w:sz w:val="22"/>
-        </w:rPr>
         <w:t xml:space="preserve"> - 存档管理器</w:t>
       </w:r>
     </w:p>
@@ -5803,7 +6145,7 @@
         <w:widowControl/>
         <w:jc w:val="center"/>
         <w:rPr>
-          <w:rFonts w:ascii="宋体" w:eastAsia="宋体" w:hAnsi="宋体" w:cs="宋体"/>
+          <w:rFonts w:ascii="宋体" w:eastAsia="宋体" w:hAnsi="宋体" w:cs="宋体" w:hint="eastAsia"/>
           <w:kern w:val="0"/>
           <w:sz w:val="24"/>
           <w:szCs w:val="24"/>
@@ -5811,17 +6153,13 @@
       </w:pPr>
       <w:r>
         <w:rPr>
-          <w:rFonts w:ascii="宋体" w:eastAsia="宋体" w:hAnsi="宋体" w:cs="宋体"/>
           <w:noProof/>
-          <w:kern w:val="0"/>
-          <w:sz w:val="24"/>
-          <w:szCs w:val="24"/>
         </w:rPr>
         <w:drawing>
-          <wp:inline distT="0" distB="0" distL="0" distR="0" wp14:anchorId="71964081" wp14:editId="2C7E2E6E">
-            <wp:extent cx="4091940" cy="970832"/>
-            <wp:effectExtent l="0" t="0" r="3810" b="1270"/>
-            <wp:docPr id="38" name="图片 38" descr="C:\Users\Administrator\AppData\Roaming\Tencent\Users\1355126171\QQ\WinTemp\RichOle\}`GKX)HPNVD4LQR5XAIO]U8.png"/>
+          <wp:inline distT="0" distB="0" distL="0" distR="0" wp14:anchorId="1E7AF291" wp14:editId="7F5C8E30">
+            <wp:extent cx="4861560" cy="1150620"/>
+            <wp:effectExtent l="0" t="0" r="0" b="0"/>
+            <wp:docPr id="1842605679" name="图片 26"/>
             <wp:cNvGraphicFramePr>
               <a:graphicFrameLocks xmlns:a="http://schemas.openxmlformats.org/drawingml/2006/main" noChangeAspect="1"/>
             </wp:cNvGraphicFramePr>
@@ -5829,7 +6167,7 @@
               <a:graphicData uri="http://schemas.openxmlformats.org/drawingml/2006/picture">
                 <pic:pic xmlns:pic="http://schemas.openxmlformats.org/drawingml/2006/picture">
                   <pic:nvPicPr>
-                    <pic:cNvPr id="0" name="Picture 5" descr="C:\Users\Administrator\AppData\Roaming\Tencent\Users\1355126171\QQ\WinTemp\RichOle\}`GKX)HPNVD4LQR5XAIO]U8.png"/>
+                    <pic:cNvPr id="0" name="Picture 53"/>
                     <pic:cNvPicPr>
                       <a:picLocks noChangeAspect="1" noChangeArrowheads="1"/>
                     </pic:cNvPicPr>
@@ -5850,7 +6188,7 @@
                   <pic:spPr bwMode="auto">
                     <a:xfrm>
                       <a:off x="0" y="0"/>
-                      <a:ext cx="4109838" cy="975078"/>
+                      <a:ext cx="4861560" cy="1150620"/>
                     </a:xfrm>
                     <a:prstGeom prst="rect">
                       <a:avLst/>
@@ -5872,7 +6210,7 @@
         <w:widowControl/>
         <w:snapToGrid w:val="0"/>
         <w:rPr>
-          <w:rFonts w:ascii="微软雅黑" w:eastAsia="微软雅黑" w:hAnsi="微软雅黑"/>
+          <w:rFonts w:ascii="微软雅黑" w:eastAsia="微软雅黑" w:hAnsi="微软雅黑" w:hint="eastAsia"/>
           <w:sz w:val="22"/>
         </w:rPr>
       </w:pPr>
@@ -5890,15 +6228,15 @@
         <w:snapToGrid w:val="0"/>
         <w:spacing w:after="200"/>
         <w:rPr>
-          <w:rFonts w:ascii="微软雅黑" w:eastAsia="微软雅黑" w:hAnsi="微软雅黑"/>
-          <w:sz w:val="22"/>
-        </w:rPr>
-      </w:pPr>
-      <w:r>
-        <w:rPr>
           <w:rFonts w:ascii="微软雅黑" w:eastAsia="微软雅黑" w:hAnsi="微软雅黑" w:hint="eastAsia"/>
           <w:sz w:val="22"/>
         </w:rPr>
+      </w:pPr>
+      <w:r>
+        <w:rPr>
+          <w:rFonts w:ascii="微软雅黑" w:eastAsia="微软雅黑" w:hAnsi="微软雅黑" w:hint="eastAsia"/>
+          <w:sz w:val="22"/>
+        </w:rPr>
         <w:t>给予更新提醒、或者直接执行覆盖某数据的操作。</w:t>
       </w:r>
     </w:p>
@@ -5907,15 +6245,15 @@
         <w:widowControl/>
         <w:snapToGrid w:val="0"/>
         <w:rPr>
-          <w:rFonts w:ascii="微软雅黑" w:eastAsia="微软雅黑" w:hAnsi="微软雅黑"/>
-          <w:sz w:val="22"/>
-        </w:rPr>
-      </w:pPr>
-      <w:r>
-        <w:rPr>
           <w:rFonts w:ascii="微软雅黑" w:eastAsia="微软雅黑" w:hAnsi="微软雅黑" w:hint="eastAsia"/>
           <w:sz w:val="22"/>
         </w:rPr>
+      </w:pPr>
+      <w:r>
+        <w:rPr>
+          <w:rFonts w:ascii="微软雅黑" w:eastAsia="微软雅黑" w:hAnsi="微软雅黑" w:hint="eastAsia"/>
+          <w:sz w:val="22"/>
+        </w:rPr>
         <w:t>另外，这里提一下旧存档的定义：</w:t>
       </w:r>
     </w:p>
@@ -5924,7 +6262,7 @@
         <w:widowControl/>
         <w:snapToGrid w:val="0"/>
         <w:rPr>
-          <w:rFonts w:ascii="微软雅黑" w:eastAsia="微软雅黑" w:hAnsi="微软雅黑"/>
+          <w:rFonts w:ascii="微软雅黑" w:eastAsia="微软雅黑" w:hAnsi="微软雅黑" w:hint="eastAsia"/>
           <w:sz w:val="22"/>
         </w:rPr>
       </w:pPr>
@@ -5984,7 +6322,7 @@
         <w:widowControl/>
         <w:jc w:val="center"/>
         <w:rPr>
-          <w:rFonts w:ascii="宋体" w:eastAsia="宋体" w:hAnsi="宋体" w:cs="宋体"/>
+          <w:rFonts w:ascii="宋体" w:eastAsia="宋体" w:hAnsi="宋体" w:cs="宋体" w:hint="eastAsia"/>
           <w:kern w:val="0"/>
           <w:sz w:val="24"/>
           <w:szCs w:val="24"/>
@@ -5992,17 +6330,13 @@
       </w:pPr>
       <w:r>
         <w:rPr>
-          <w:rFonts w:ascii="宋体" w:eastAsia="宋体" w:hAnsi="宋体" w:cs="宋体"/>
           <w:noProof/>
-          <w:kern w:val="0"/>
-          <w:sz w:val="24"/>
-          <w:szCs w:val="24"/>
         </w:rPr>
         <w:drawing>
-          <wp:inline distT="0" distB="0" distL="0" distR="0" wp14:anchorId="64B9F33D" wp14:editId="62398805">
-            <wp:extent cx="2647950" cy="866775"/>
-            <wp:effectExtent l="0" t="0" r="0" b="9525"/>
-            <wp:docPr id="37" name="图片 37" descr="C:\Users\Administrator\AppData\Roaming\Tencent\Users\1355126171\QQ\WinTemp\RichOle\[]KL(T(TMY{FKOR_LO$LK{0.png"/>
+          <wp:inline distT="0" distB="0" distL="0" distR="0" wp14:anchorId="7B6C1B99" wp14:editId="72BB9CAA">
+            <wp:extent cx="2651760" cy="868680"/>
+            <wp:effectExtent l="0" t="0" r="0" b="7620"/>
+            <wp:docPr id="1872949574" name="图片 27"/>
             <wp:cNvGraphicFramePr>
               <a:graphicFrameLocks xmlns:a="http://schemas.openxmlformats.org/drawingml/2006/main" noChangeAspect="1"/>
             </wp:cNvGraphicFramePr>
@@ -6010,7 +6344,7 @@
               <a:graphicData uri="http://schemas.openxmlformats.org/drawingml/2006/picture">
                 <pic:pic xmlns:pic="http://schemas.openxmlformats.org/drawingml/2006/picture">
                   <pic:nvPicPr>
-                    <pic:cNvPr id="0" name="Picture 3" descr="C:\Users\Administrator\AppData\Roaming\Tencent\Users\1355126171\QQ\WinTemp\RichOle\[]KL(T(TMY{FKOR_LO$LK{0.png"/>
+                    <pic:cNvPr id="0" name="Picture 55"/>
                     <pic:cNvPicPr>
                       <a:picLocks noChangeAspect="1" noChangeArrowheads="1"/>
                     </pic:cNvPicPr>
@@ -6031,7 +6365,7 @@
                   <pic:spPr bwMode="auto">
                     <a:xfrm>
                       <a:off x="0" y="0"/>
-                      <a:ext cx="2647950" cy="866775"/>
+                      <a:ext cx="2651760" cy="868680"/>
                     </a:xfrm>
                     <a:prstGeom prst="rect">
                       <a:avLst/>
@@ -6053,15 +6387,15 @@
         <w:widowControl/>
         <w:snapToGrid w:val="0"/>
         <w:rPr>
-          <w:rFonts w:ascii="微软雅黑" w:eastAsia="微软雅黑" w:hAnsi="微软雅黑"/>
-          <w:sz w:val="22"/>
-        </w:rPr>
-      </w:pPr>
-      <w:r>
-        <w:rPr>
           <w:rFonts w:ascii="微软雅黑" w:eastAsia="微软雅黑" w:hAnsi="微软雅黑" w:hint="eastAsia"/>
           <w:sz w:val="22"/>
         </w:rPr>
+      </w:pPr>
+      <w:r>
+        <w:rPr>
+          <w:rFonts w:ascii="微软雅黑" w:eastAsia="微软雅黑" w:hAnsi="微软雅黑" w:hint="eastAsia"/>
+          <w:sz w:val="22"/>
+        </w:rPr>
         <w:t>也就是说，你只需要先开游戏保存一个存档，然后保存工程，重新读取那个存档，那个存档就被识别为“旧存档”了。</w:t>
       </w:r>
     </w:p>
@@ -6069,15 +6403,15 @@
       <w:pPr>
         <w:widowControl/>
         <w:rPr>
-          <w:rFonts w:ascii="微软雅黑" w:eastAsia="微软雅黑" w:hAnsi="微软雅黑"/>
-          <w:sz w:val="22"/>
-        </w:rPr>
-      </w:pPr>
-      <w:r>
-        <w:rPr>
           <w:rFonts w:ascii="微软雅黑" w:eastAsia="微软雅黑" w:hAnsi="微软雅黑" w:hint="eastAsia"/>
           <w:sz w:val="22"/>
         </w:rPr>
+      </w:pPr>
+      <w:r>
+        <w:rPr>
+          <w:rFonts w:ascii="微软雅黑" w:eastAsia="微软雅黑" w:hAnsi="微软雅黑" w:hint="eastAsia"/>
+          <w:sz w:val="22"/>
+        </w:rPr>
         <w:t>你可以写一个简单的用法来验证一下。</w:t>
       </w:r>
     </w:p>
@@ -6086,7 +6420,7 @@
         <w:widowControl/>
         <w:jc w:val="center"/>
         <w:rPr>
-          <w:rFonts w:ascii="宋体" w:eastAsia="宋体" w:hAnsi="宋体" w:cs="宋体"/>
+          <w:rFonts w:ascii="宋体" w:eastAsia="宋体" w:hAnsi="宋体" w:cs="宋体" w:hint="eastAsia"/>
           <w:kern w:val="0"/>
           <w:sz w:val="24"/>
           <w:szCs w:val="24"/>
@@ -6094,17 +6428,13 @@
       </w:pPr>
       <w:r>
         <w:rPr>
-          <w:rFonts w:ascii="宋体" w:eastAsia="宋体" w:hAnsi="宋体" w:cs="宋体"/>
           <w:noProof/>
-          <w:kern w:val="0"/>
-          <w:sz w:val="24"/>
-          <w:szCs w:val="24"/>
         </w:rPr>
         <w:drawing>
-          <wp:inline distT="0" distB="0" distL="0" distR="0" wp14:anchorId="4868D200" wp14:editId="6AA9466F">
-            <wp:extent cx="4238625" cy="1808586"/>
-            <wp:effectExtent l="0" t="0" r="0" b="1270"/>
-            <wp:docPr id="39" name="图片 39" descr="C:\Users\Administrator\AppData\Roaming\Tencent\Users\1355126171\QQ\WinTemp\RichOle\O[7WVUPCOMZ8SLA2HZMLJAA.png"/>
+          <wp:inline distT="0" distB="0" distL="0" distR="0" wp14:anchorId="67FF2A52" wp14:editId="49FF4C8F">
+            <wp:extent cx="4960620" cy="2118520"/>
+            <wp:effectExtent l="0" t="0" r="0" b="0"/>
+            <wp:docPr id="1114702737" name="图片 28"/>
             <wp:cNvGraphicFramePr>
               <a:graphicFrameLocks xmlns:a="http://schemas.openxmlformats.org/drawingml/2006/main" noChangeAspect="1"/>
             </wp:cNvGraphicFramePr>
@@ -6112,7 +6442,7 @@
               <a:graphicData uri="http://schemas.openxmlformats.org/drawingml/2006/picture">
                 <pic:pic xmlns:pic="http://schemas.openxmlformats.org/drawingml/2006/picture">
                   <pic:nvPicPr>
-                    <pic:cNvPr id="0" name="Picture 7" descr="C:\Users\Administrator\AppData\Roaming\Tencent\Users\1355126171\QQ\WinTemp\RichOle\O[7WVUPCOMZ8SLA2HZMLJAA.png"/>
+                    <pic:cNvPr id="0" name="Picture 57"/>
                     <pic:cNvPicPr>
                       <a:picLocks noChangeAspect="1" noChangeArrowheads="1"/>
                     </pic:cNvPicPr>
@@ -6133,7 +6463,7 @@
                   <pic:spPr bwMode="auto">
                     <a:xfrm>
                       <a:off x="0" y="0"/>
-                      <a:ext cx="4238625" cy="1808586"/>
+                      <a:ext cx="4970474" cy="2122728"/>
                     </a:xfrm>
                     <a:prstGeom prst="rect">
                       <a:avLst/>
@@ -6155,7 +6485,7 @@
         <w:widowControl/>
         <w:snapToGrid w:val="0"/>
         <w:rPr>
-          <w:rFonts w:ascii="微软雅黑" w:eastAsia="微软雅黑" w:hAnsi="微软雅黑"/>
+          <w:rFonts w:ascii="微软雅黑" w:eastAsia="微软雅黑" w:hAnsi="微软雅黑" w:hint="eastAsia"/>
           <w:sz w:val="22"/>
         </w:rPr>
       </w:pPr>
@@ -6165,7 +6495,7 @@
         <w:widowControl/>
         <w:jc w:val="left"/>
         <w:rPr>
-          <w:rFonts w:ascii="宋体" w:eastAsia="宋体" w:hAnsi="宋体" w:cs="宋体"/>
+          <w:rFonts w:ascii="宋体" w:eastAsia="宋体" w:hAnsi="宋体" w:cs="宋体" w:hint="eastAsia"/>
           <w:kern w:val="0"/>
           <w:sz w:val="24"/>
           <w:szCs w:val="24"/>
@@ -6184,6 +6514,9 @@
     <w:p>
       <w:pPr>
         <w:pStyle w:val="2"/>
+        <w:rPr>
+          <w:rFonts w:hint="eastAsia"/>
+        </w:rPr>
       </w:pPr>
       <w:r>
         <w:rPr>
@@ -6206,6 +6539,9 @@
           <w:ilvl w:val="0"/>
           <w:numId w:val="2"/>
         </w:numPr>
+        <w:rPr>
+          <w:rFonts w:hint="eastAsia"/>
+        </w:rPr>
       </w:pPr>
       <w:bookmarkStart w:id="2" w:name="_2）优化_-_空数据同步更新"/>
       <w:bookmarkStart w:id="3" w:name="_优化_-_空数据同步更新"/>
@@ -6440,6 +6776,7 @@
       <w:pPr>
         <w:widowControl/>
         <w:snapToGrid w:val="0"/>
+        <w:ind w:firstLineChars="200" w:firstLine="440"/>
         <w:jc w:val="left"/>
         <w:rPr>
           <w:rFonts w:ascii="Tahoma" w:eastAsia="微软雅黑" w:hAnsi="Tahoma"/>
@@ -6466,6 +6803,20 @@
         </w:rPr>
         <w:t>并且存入了旧存档，</w:t>
       </w:r>
+    </w:p>
+    <w:p>
+      <w:pPr>
+        <w:widowControl/>
+        <w:snapToGrid w:val="0"/>
+        <w:ind w:firstLineChars="200" w:firstLine="440"/>
+        <w:jc w:val="left"/>
+        <w:rPr>
+          <w:rFonts w:ascii="Tahoma" w:eastAsia="微软雅黑" w:hAnsi="Tahoma"/>
+          <w:color w:val="0070C0"/>
+          <w:kern w:val="0"/>
+          <w:sz w:val="22"/>
+        </w:rPr>
+      </w:pPr>
       <w:r>
         <w:rPr>
           <w:rFonts w:ascii="Tahoma" w:eastAsia="微软雅黑" w:hAnsi="Tahoma" w:hint="eastAsia"/>
@@ -6553,6 +6904,7 @@
     <w:p>
       <w:pPr>
         <w:widowControl/>
+        <w:snapToGrid w:val="0"/>
         <w:jc w:val="center"/>
         <w:rPr>
           <w:rFonts w:ascii="宋体" w:eastAsia="宋体" w:hAnsi="宋体" w:cs="宋体"/>
@@ -6563,17 +6915,13 @@
       </w:pPr>
       <w:r>
         <w:rPr>
-          <w:rFonts w:ascii="宋体" w:eastAsia="宋体" w:hAnsi="宋体" w:cs="宋体"/>
           <w:noProof/>
-          <w:kern w:val="0"/>
-          <w:sz w:val="24"/>
-          <w:szCs w:val="24"/>
         </w:rPr>
         <w:drawing>
-          <wp:inline distT="0" distB="0" distL="0" distR="0" wp14:anchorId="72D644A6" wp14:editId="6FB962C5">
-            <wp:extent cx="3916366" cy="944880"/>
-            <wp:effectExtent l="0" t="0" r="8255" b="7620"/>
-            <wp:docPr id="7" name="图片 7"/>
+          <wp:inline distT="0" distB="0" distL="0" distR="0" wp14:anchorId="620B138E" wp14:editId="20587381">
+            <wp:extent cx="3947160" cy="952310"/>
+            <wp:effectExtent l="0" t="0" r="0" b="635"/>
+            <wp:docPr id="2009950801" name="图片 29"/>
             <wp:cNvGraphicFramePr>
               <a:graphicFrameLocks xmlns:a="http://schemas.openxmlformats.org/drawingml/2006/main" noChangeAspect="1"/>
             </wp:cNvGraphicFramePr>
@@ -6581,7 +6929,7 @@
               <a:graphicData uri="http://schemas.openxmlformats.org/drawingml/2006/picture">
                 <pic:pic xmlns:pic="http://schemas.openxmlformats.org/drawingml/2006/picture">
                   <pic:nvPicPr>
-                    <pic:cNvPr id="0" name="Picture 3"/>
+                    <pic:cNvPr id="0" name="Picture 59"/>
                     <pic:cNvPicPr>
                       <a:picLocks noChangeAspect="1" noChangeArrowheads="1"/>
                     </pic:cNvPicPr>
@@ -6602,7 +6950,7 @@
                   <pic:spPr bwMode="auto">
                     <a:xfrm>
                       <a:off x="0" y="0"/>
-                      <a:ext cx="3936055" cy="949630"/>
+                      <a:ext cx="3969038" cy="957588"/>
                     </a:xfrm>
                     <a:prstGeom prst="rect">
                       <a:avLst/>
@@ -6619,128 +6967,112 @@
         </w:drawing>
       </w:r>
     </w:p>
+    <w:tbl>
+      <w:tblPr>
+        <w:tblStyle w:val="af"/>
+        <w:tblW w:w="0" w:type="auto"/>
+        <w:shd w:val="clear" w:color="auto" w:fill="DEEAF6" w:themeFill="accent1" w:themeFillTint="33"/>
+        <w:tblLook w:val="04A0" w:firstRow="1" w:lastRow="0" w:firstColumn="1" w:lastColumn="0" w:noHBand="0" w:noVBand="1"/>
+      </w:tblPr>
+      <w:tblGrid>
+        <w:gridCol w:w="8522"/>
+      </w:tblGrid>
+      <w:tr>
+        <w:tc>
+          <w:tcPr>
+            <w:tcW w:w="8522" w:type="dxa"/>
+            <w:shd w:val="clear" w:color="auto" w:fill="DEEAF6" w:themeFill="accent1" w:themeFillTint="33"/>
+          </w:tcPr>
+          <w:p>
+            <w:pPr>
+              <w:widowControl/>
+              <w:rPr>
+                <w:rFonts w:ascii="宋体" w:eastAsia="宋体" w:hAnsi="宋体" w:cs="宋体" w:hint="eastAsia"/>
+                <w:kern w:val="0"/>
+                <w:sz w:val="24"/>
+                <w:szCs w:val="24"/>
+              </w:rPr>
+            </w:pPr>
+            <w:r>
+              <w:rPr>
+                <w:rFonts w:ascii="Tahoma" w:eastAsia="微软雅黑" w:hAnsi="Tahoma" w:hint="eastAsia"/>
+                <w:kern w:val="0"/>
+                <w:sz w:val="22"/>
+              </w:rPr>
+              <w:t>此优化是为了解决</w:t>
+            </w:r>
+            <w:r>
+              <w:rPr>
+                <w:rFonts w:ascii="Tahoma" w:eastAsia="微软雅黑" w:hAnsi="Tahoma" w:hint="eastAsia"/>
+                <w:kern w:val="0"/>
+                <w:sz w:val="22"/>
+              </w:rPr>
+              <w:t xml:space="preserve"> </w:t>
+            </w:r>
+            <w:r>
+              <w:rPr>
+                <w:rFonts w:ascii="Tahoma" w:eastAsia="微软雅黑" w:hAnsi="Tahoma" w:hint="eastAsia"/>
+                <w:kern w:val="0"/>
+                <w:sz w:val="22"/>
+              </w:rPr>
+              <w:t>旧存档的问题之一：</w:t>
+            </w:r>
+            <w:proofErr w:type="gramStart"/>
+            <w:r>
+              <w:rPr>
+                <w:rFonts w:ascii="Tahoma" w:eastAsia="微软雅黑" w:hAnsi="Tahoma" w:hint="eastAsia"/>
+                <w:kern w:val="0"/>
+                <w:sz w:val="22"/>
+              </w:rPr>
+              <w:t>空数据</w:t>
+            </w:r>
+            <w:proofErr w:type="gramEnd"/>
+            <w:r>
+              <w:rPr>
+                <w:rFonts w:ascii="Tahoma" w:eastAsia="微软雅黑" w:hAnsi="Tahoma" w:hint="eastAsia"/>
+                <w:kern w:val="0"/>
+                <w:sz w:val="22"/>
+              </w:rPr>
+              <w:t xml:space="preserve"> </w:t>
+            </w:r>
+            <w:r>
+              <w:rPr>
+                <w:rFonts w:ascii="Tahoma" w:eastAsia="微软雅黑" w:hAnsi="Tahoma" w:hint="eastAsia"/>
+                <w:kern w:val="0"/>
+                <w:sz w:val="22"/>
+              </w:rPr>
+              <w:t>会被存储到旧存档问题。</w:t>
+            </w:r>
+          </w:p>
+        </w:tc>
+      </w:tr>
+    </w:tbl>
     <w:p>
       <w:pPr>
         <w:widowControl/>
         <w:snapToGrid w:val="0"/>
-        <w:jc w:val="left"/>
-        <w:rPr>
-          <w:rFonts w:ascii="Tahoma" w:eastAsia="微软雅黑" w:hAnsi="Tahoma"/>
-          <w:b/>
-          <w:bCs/>
-          <w:kern w:val="0"/>
-          <w:sz w:val="22"/>
-        </w:rPr>
-      </w:pPr>
-      <w:r>
-        <w:rPr>
-          <w:rFonts w:ascii="Tahoma" w:eastAsia="微软雅黑" w:hAnsi="Tahoma" w:hint="eastAsia"/>
-          <w:b/>
-          <w:bCs/>
-          <w:kern w:val="0"/>
-          <w:sz w:val="22"/>
-        </w:rPr>
-        <w:t>注意，</w:t>
-      </w:r>
-      <w:r>
-        <w:rPr>
-          <w:rFonts w:ascii="Tahoma" w:eastAsia="微软雅黑" w:hAnsi="Tahoma" w:hint="eastAsia"/>
-          <w:b/>
-          <w:bCs/>
-          <w:kern w:val="0"/>
-          <w:sz w:val="22"/>
-        </w:rPr>
-        <w:t>此优化是为了解决</w:t>
-      </w:r>
-      <w:r>
-        <w:rPr>
-          <w:rFonts w:ascii="Tahoma" w:eastAsia="微软雅黑" w:hAnsi="Tahoma" w:hint="eastAsia"/>
-          <w:b/>
-          <w:bCs/>
-          <w:kern w:val="0"/>
-          <w:sz w:val="22"/>
-        </w:rPr>
-        <w:t xml:space="preserve"> </w:t>
-      </w:r>
-      <w:r>
-        <w:rPr>
-          <w:rFonts w:ascii="Tahoma" w:eastAsia="微软雅黑" w:hAnsi="Tahoma" w:hint="eastAsia"/>
-          <w:b/>
-          <w:bCs/>
-          <w:kern w:val="0"/>
-          <w:sz w:val="22"/>
-        </w:rPr>
-        <w:t>旧存档带来的另一个问题</w:t>
-      </w:r>
-      <w:r>
-        <w:rPr>
-          <w:rFonts w:ascii="Tahoma" w:eastAsia="微软雅黑" w:hAnsi="Tahoma" w:hint="eastAsia"/>
-          <w:b/>
-          <w:bCs/>
-          <w:kern w:val="0"/>
-          <w:sz w:val="22"/>
-        </w:rPr>
-        <w:t xml:space="preserve"> </w:t>
-      </w:r>
-      <w:r>
-        <w:rPr>
-          <w:rFonts w:ascii="Tahoma" w:eastAsia="微软雅黑" w:hAnsi="Tahoma" w:hint="eastAsia"/>
-          <w:b/>
-          <w:bCs/>
-          <w:kern w:val="0"/>
-          <w:sz w:val="22"/>
-        </w:rPr>
-        <w:t>空数据</w:t>
-      </w:r>
-      <w:r>
-        <w:rPr>
-          <w:rFonts w:ascii="Tahoma" w:eastAsia="微软雅黑" w:hAnsi="Tahoma" w:hint="eastAsia"/>
-          <w:b/>
-          <w:bCs/>
-          <w:kern w:val="0"/>
-          <w:sz w:val="22"/>
-        </w:rPr>
-        <w:t xml:space="preserve"> </w:t>
-      </w:r>
-      <w:r>
-        <w:rPr>
-          <w:rFonts w:ascii="Tahoma" w:eastAsia="微软雅黑" w:hAnsi="Tahoma" w:hint="eastAsia"/>
-          <w:b/>
-          <w:bCs/>
-          <w:kern w:val="0"/>
-          <w:sz w:val="22"/>
-        </w:rPr>
-        <w:t>也被</w:t>
-      </w:r>
-      <w:r>
-        <w:rPr>
-          <w:rFonts w:ascii="Tahoma" w:eastAsia="微软雅黑" w:hAnsi="Tahoma" w:hint="eastAsia"/>
-          <w:b/>
-          <w:bCs/>
-          <w:kern w:val="0"/>
-          <w:sz w:val="22"/>
-        </w:rPr>
-        <w:t>存储</w:t>
-      </w:r>
-      <w:r>
-        <w:rPr>
-          <w:rFonts w:ascii="Tahoma" w:eastAsia="微软雅黑" w:hAnsi="Tahoma" w:hint="eastAsia"/>
-          <w:b/>
-          <w:bCs/>
-          <w:kern w:val="0"/>
-          <w:sz w:val="22"/>
-        </w:rPr>
-        <w:t>到</w:t>
-      </w:r>
-      <w:r>
-        <w:rPr>
-          <w:rFonts w:ascii="Tahoma" w:eastAsia="微软雅黑" w:hAnsi="Tahoma" w:hint="eastAsia"/>
-          <w:b/>
-          <w:bCs/>
-          <w:kern w:val="0"/>
-          <w:sz w:val="22"/>
-        </w:rPr>
-        <w:t>旧存档问题。</w:t>
+        <w:spacing w:before="200"/>
+        <w:rPr>
+          <w:rFonts w:ascii="Tahoma" w:eastAsia="微软雅黑" w:hAnsi="Tahoma"/>
+          <w:kern w:val="0"/>
+          <w:sz w:val="22"/>
+        </w:rPr>
+      </w:pPr>
+      <w:r>
+        <w:rPr>
+          <w:rFonts w:ascii="Tahoma" w:eastAsia="微软雅黑" w:hAnsi="Tahoma" w:hint="eastAsia"/>
+          <w:kern w:val="0"/>
+          <w:sz w:val="22"/>
+        </w:rPr>
+        <w:t>举个例子</w:t>
+      </w:r>
+      <w:r>
+        <w:rPr>
+          <w:rFonts w:ascii="Tahoma" w:eastAsia="微软雅黑" w:hAnsi="Tahoma" w:hint="eastAsia"/>
+          <w:kern w:val="0"/>
+          <w:sz w:val="22"/>
+        </w:rPr>
+        <w:t>：</w:t>
       </w:r>
     </w:p>
     <w:p>
@@ -6759,63 +7091,37 @@
           <w:kern w:val="0"/>
           <w:sz w:val="22"/>
         </w:rPr>
-        <w:t>举个例子</w:t>
-      </w:r>
-      <w:r>
-        <w:rPr>
-          <w:rFonts w:ascii="Tahoma" w:eastAsia="微软雅黑" w:hAnsi="Tahoma" w:hint="eastAsia"/>
-          <w:kern w:val="0"/>
-          <w:sz w:val="22"/>
-        </w:rPr>
-        <w:t>：</w:t>
+        <w:t>一开始，</w:t>
+      </w:r>
+      <w:r>
+        <w:rPr>
+          <w:rFonts w:ascii="Tahoma" w:eastAsia="微软雅黑" w:hAnsi="Tahoma" w:hint="eastAsia"/>
+          <w:kern w:val="0"/>
+          <w:sz w:val="22"/>
+        </w:rPr>
+        <w:t>2</w:t>
+      </w:r>
+      <w:r>
+        <w:rPr>
+          <w:rFonts w:ascii="Tahoma" w:eastAsia="微软雅黑" w:hAnsi="Tahoma"/>
+          <w:kern w:val="0"/>
+          <w:sz w:val="22"/>
+        </w:rPr>
+        <w:t>5</w:t>
+      </w:r>
+      <w:r>
+        <w:rPr>
+          <w:rFonts w:ascii="Tahoma" w:eastAsia="微软雅黑" w:hAnsi="Tahoma" w:hint="eastAsia"/>
+          <w:kern w:val="0"/>
+          <w:sz w:val="22"/>
+        </w:rPr>
+        <w:t>没有添加敌人。</w:t>
       </w:r>
     </w:p>
     <w:p>
       <w:pPr>
         <w:widowControl/>
         <w:snapToGrid w:val="0"/>
-        <w:rPr>
-          <w:rFonts w:ascii="Tahoma" w:eastAsia="微软雅黑" w:hAnsi="Tahoma"/>
-          <w:kern w:val="0"/>
-          <w:sz w:val="22"/>
-        </w:rPr>
-      </w:pPr>
-      <w:r>
-        <w:rPr>
-          <w:rFonts w:ascii="Tahoma" w:eastAsia="微软雅黑" w:hAnsi="Tahoma" w:hint="eastAsia"/>
-          <w:kern w:val="0"/>
-          <w:sz w:val="22"/>
-        </w:rPr>
-        <w:t>一开始，</w:t>
-      </w:r>
-      <w:r>
-        <w:rPr>
-          <w:rFonts w:ascii="Tahoma" w:eastAsia="微软雅黑" w:hAnsi="Tahoma" w:hint="eastAsia"/>
-          <w:kern w:val="0"/>
-          <w:sz w:val="22"/>
-        </w:rPr>
-        <w:t>2</w:t>
-      </w:r>
-      <w:r>
-        <w:rPr>
-          <w:rFonts w:ascii="Tahoma" w:eastAsia="微软雅黑" w:hAnsi="Tahoma"/>
-          <w:kern w:val="0"/>
-          <w:sz w:val="22"/>
-        </w:rPr>
-        <w:t>5</w:t>
-      </w:r>
-      <w:r>
-        <w:rPr>
-          <w:rFonts w:ascii="Tahoma" w:eastAsia="微软雅黑" w:hAnsi="Tahoma" w:hint="eastAsia"/>
-          <w:kern w:val="0"/>
-          <w:sz w:val="22"/>
-        </w:rPr>
-        <w:t>没有添加敌人。</w:t>
-      </w:r>
-    </w:p>
-    <w:p>
-      <w:pPr>
-        <w:widowControl/>
         <w:jc w:val="center"/>
         <w:rPr>
           <w:rFonts w:ascii="Tahoma" w:eastAsia="微软雅黑" w:hAnsi="Tahoma"/>
@@ -6825,16 +7131,13 @@
       </w:pPr>
       <w:r>
         <w:rPr>
-          <w:rFonts w:ascii="Tahoma" w:eastAsia="微软雅黑" w:hAnsi="Tahoma"/>
           <w:noProof/>
-          <w:kern w:val="0"/>
-          <w:sz w:val="22"/>
         </w:rPr>
         <w:drawing>
-          <wp:inline distT="0" distB="0" distL="0" distR="0" wp14:anchorId="78C8DD76" wp14:editId="57E721C6">
-            <wp:extent cx="2485244" cy="1318260"/>
-            <wp:effectExtent l="0" t="0" r="0" b="0"/>
-            <wp:docPr id="20" name="图片 20"/>
+          <wp:inline distT="0" distB="0" distL="0" distR="0" wp14:anchorId="6D71662B" wp14:editId="0278ACF0">
+            <wp:extent cx="2910840" cy="1544011"/>
+            <wp:effectExtent l="0" t="0" r="3810" b="0"/>
+            <wp:docPr id="645149413" name="图片 30"/>
             <wp:cNvGraphicFramePr>
               <a:graphicFrameLocks xmlns:a="http://schemas.openxmlformats.org/drawingml/2006/main" noChangeAspect="1"/>
             </wp:cNvGraphicFramePr>
@@ -6842,7 +7145,7 @@
               <a:graphicData uri="http://schemas.openxmlformats.org/drawingml/2006/picture">
                 <pic:pic xmlns:pic="http://schemas.openxmlformats.org/drawingml/2006/picture">
                   <pic:nvPicPr>
-                    <pic:cNvPr id="0" name="Picture 11"/>
+                    <pic:cNvPr id="0" name="Picture 61"/>
                     <pic:cNvPicPr>
                       <a:picLocks noChangeAspect="1" noChangeArrowheads="1"/>
                     </pic:cNvPicPr>
@@ -6863,7 +7166,7 @@
                   <pic:spPr bwMode="auto">
                     <a:xfrm>
                       <a:off x="0" y="0"/>
-                      <a:ext cx="2517991" cy="1335630"/>
+                      <a:ext cx="2916380" cy="1546950"/>
                     </a:xfrm>
                     <a:prstGeom prst="rect">
                       <a:avLst/>
@@ -6910,6 +7213,7 @@
     <w:p>
       <w:pPr>
         <w:widowControl/>
+        <w:snapToGrid w:val="0"/>
         <w:jc w:val="center"/>
         <w:rPr>
           <w:rFonts w:ascii="Tahoma" w:eastAsia="微软雅黑" w:hAnsi="Tahoma"/>
@@ -6919,16 +7223,13 @@
       </w:pPr>
       <w:r>
         <w:rPr>
-          <w:rFonts w:ascii="Tahoma" w:eastAsia="微软雅黑" w:hAnsi="Tahoma"/>
           <w:noProof/>
-          <w:kern w:val="0"/>
-          <w:sz w:val="22"/>
         </w:rPr>
         <w:drawing>
-          <wp:inline distT="0" distB="0" distL="0" distR="0" wp14:anchorId="252E51F0" wp14:editId="6B307842">
-            <wp:extent cx="2261426" cy="1127760"/>
-            <wp:effectExtent l="0" t="0" r="5715" b="0"/>
-            <wp:docPr id="23" name="图片 23"/>
+          <wp:inline distT="0" distB="0" distL="0" distR="0" wp14:anchorId="3A49342D" wp14:editId="2E3EA04B">
+            <wp:extent cx="1912620" cy="953813"/>
+            <wp:effectExtent l="0" t="0" r="0" b="0"/>
+            <wp:docPr id="198414452" name="图片 31"/>
             <wp:cNvGraphicFramePr>
               <a:graphicFrameLocks xmlns:a="http://schemas.openxmlformats.org/drawingml/2006/main" noChangeAspect="1"/>
             </wp:cNvGraphicFramePr>
@@ -6936,7 +7237,7 @@
               <a:graphicData uri="http://schemas.openxmlformats.org/drawingml/2006/picture">
                 <pic:pic xmlns:pic="http://schemas.openxmlformats.org/drawingml/2006/picture">
                   <pic:nvPicPr>
-                    <pic:cNvPr id="0" name="Picture 13"/>
+                    <pic:cNvPr id="0" name="Picture 63"/>
                     <pic:cNvPicPr>
                       <a:picLocks noChangeAspect="1" noChangeArrowheads="1"/>
                     </pic:cNvPicPr>
@@ -6957,7 +7258,7 @@
                   <pic:spPr bwMode="auto">
                     <a:xfrm>
                       <a:off x="0" y="0"/>
-                      <a:ext cx="2272627" cy="1133346"/>
+                      <a:ext cx="1931643" cy="963299"/>
                     </a:xfrm>
                     <a:prstGeom prst="rect">
                       <a:avLst/>
@@ -7027,7 +7328,15 @@
           <w:kern w:val="0"/>
           <w:sz w:val="22"/>
         </w:rPr>
-        <w:t>新开游戏没问题。</w:t>
+        <w:t>新开游戏没问题</w:t>
+      </w:r>
+      <w:r>
+        <w:rPr>
+          <w:rFonts w:ascii="Tahoma" w:eastAsia="微软雅黑" w:hAnsi="Tahoma" w:hint="eastAsia"/>
+          <w:kern w:val="0"/>
+          <w:sz w:val="22"/>
+        </w:rPr>
+        <w:t>，</w:t>
       </w:r>
     </w:p>
     <w:p>
@@ -7053,6 +7362,7 @@
     <w:p>
       <w:pPr>
         <w:widowControl/>
+        <w:snapToGrid w:val="0"/>
         <w:jc w:val="center"/>
         <w:rPr>
           <w:rFonts w:ascii="Tahoma" w:eastAsia="微软雅黑" w:hAnsi="Tahoma"/>
@@ -7062,16 +7372,13 @@
       </w:pPr>
       <w:r>
         <w:rPr>
-          <w:rFonts w:ascii="Tahoma" w:eastAsia="微软雅黑" w:hAnsi="Tahoma"/>
           <w:noProof/>
-          <w:kern w:val="0"/>
-          <w:sz w:val="22"/>
         </w:rPr>
         <w:drawing>
-          <wp:inline distT="0" distB="0" distL="0" distR="0" wp14:anchorId="005692E9" wp14:editId="547FC172">
-            <wp:extent cx="1927860" cy="516073"/>
-            <wp:effectExtent l="0" t="0" r="0" b="0"/>
-            <wp:docPr id="24" name="图片 24"/>
+          <wp:inline distT="0" distB="0" distL="0" distR="0" wp14:anchorId="52D5B31E" wp14:editId="28DF1523">
+            <wp:extent cx="2225040" cy="602472"/>
+            <wp:effectExtent l="0" t="0" r="3810" b="7620"/>
+            <wp:docPr id="1813931469" name="图片 32"/>
             <wp:cNvGraphicFramePr>
               <a:graphicFrameLocks xmlns:a="http://schemas.openxmlformats.org/drawingml/2006/main" noChangeAspect="1"/>
             </wp:cNvGraphicFramePr>
@@ -7079,7 +7386,7 @@
               <a:graphicData uri="http://schemas.openxmlformats.org/drawingml/2006/picture">
                 <pic:pic xmlns:pic="http://schemas.openxmlformats.org/drawingml/2006/picture">
                   <pic:nvPicPr>
-                    <pic:cNvPr id="0" name="Picture 15"/>
+                    <pic:cNvPr id="0" name="Picture 65"/>
                     <pic:cNvPicPr>
                       <a:picLocks noChangeAspect="1" noChangeArrowheads="1"/>
                     </pic:cNvPicPr>
@@ -7100,7 +7407,7 @@
                   <pic:spPr bwMode="auto">
                     <a:xfrm>
                       <a:off x="0" y="0"/>
-                      <a:ext cx="1938471" cy="518913"/>
+                      <a:ext cx="2228141" cy="603312"/>
                     </a:xfrm>
                     <a:prstGeom prst="rect">
                       <a:avLst/>
@@ -7118,16 +7425,13 @@
       </w:r>
       <w:r>
         <w:rPr>
-          <w:rFonts w:ascii="Tahoma" w:eastAsia="微软雅黑" w:hAnsi="Tahoma"/>
           <w:noProof/>
-          <w:kern w:val="0"/>
-          <w:sz w:val="22"/>
         </w:rPr>
         <w:drawing>
-          <wp:inline distT="0" distB="0" distL="0" distR="0" wp14:anchorId="51D41412" wp14:editId="0D21A81E">
-            <wp:extent cx="2225040" cy="539606"/>
-            <wp:effectExtent l="0" t="0" r="3810" b="0"/>
-            <wp:docPr id="25" name="图片 25"/>
+          <wp:inline distT="0" distB="0" distL="0" distR="0" wp14:anchorId="4FD7D3FC" wp14:editId="36EDF4F3">
+            <wp:extent cx="2545080" cy="617220"/>
+            <wp:effectExtent l="0" t="0" r="7620" b="0"/>
+            <wp:docPr id="1750779041" name="图片 33"/>
             <wp:cNvGraphicFramePr>
               <a:graphicFrameLocks xmlns:a="http://schemas.openxmlformats.org/drawingml/2006/main" noChangeAspect="1"/>
             </wp:cNvGraphicFramePr>
@@ -7135,7 +7439,7 @@
               <a:graphicData uri="http://schemas.openxmlformats.org/drawingml/2006/picture">
                 <pic:pic xmlns:pic="http://schemas.openxmlformats.org/drawingml/2006/picture">
                   <pic:nvPicPr>
-                    <pic:cNvPr id="0" name="Picture 17"/>
+                    <pic:cNvPr id="0" name="Picture 67"/>
                     <pic:cNvPicPr>
                       <a:picLocks noChangeAspect="1" noChangeArrowheads="1"/>
                     </pic:cNvPicPr>
@@ -7156,7 +7460,7 @@
                   <pic:spPr bwMode="auto">
                     <a:xfrm>
                       <a:off x="0" y="0"/>
-                      <a:ext cx="2243955" cy="544193"/>
+                      <a:ext cx="2545080" cy="617220"/>
                     </a:xfrm>
                     <a:prstGeom prst="rect">
                       <a:avLst/>
@@ -7176,99 +7480,6 @@
     <w:p>
       <w:pPr>
         <w:widowControl/>
-        <w:rPr>
-          <w:rFonts w:ascii="Tahoma" w:eastAsia="微软雅黑" w:hAnsi="Tahoma"/>
-          <w:color w:val="0070C0"/>
-          <w:kern w:val="0"/>
-          <w:sz w:val="22"/>
-        </w:rPr>
-      </w:pPr>
-      <w:r>
-        <w:rPr>
-          <w:rFonts w:ascii="Tahoma" w:eastAsia="微软雅黑" w:hAnsi="Tahoma" w:hint="eastAsia"/>
-          <w:color w:val="0070C0"/>
-          <w:kern w:val="0"/>
-          <w:sz w:val="22"/>
-        </w:rPr>
-        <w:t>优化后，新版本的</w:t>
-      </w:r>
-      <w:r>
-        <w:rPr>
-          <w:rFonts w:ascii="Tahoma" w:eastAsia="微软雅黑" w:hAnsi="Tahoma" w:hint="eastAsia"/>
-          <w:color w:val="0070C0"/>
-          <w:kern w:val="0"/>
-          <w:sz w:val="22"/>
-        </w:rPr>
-        <w:t xml:space="preserve"> </w:t>
-      </w:r>
-      <w:r>
-        <w:rPr>
-          <w:rFonts w:ascii="Tahoma" w:eastAsia="微软雅黑" w:hAnsi="Tahoma" w:hint="eastAsia"/>
-          <w:color w:val="0070C0"/>
-          <w:kern w:val="0"/>
-          <w:sz w:val="22"/>
-        </w:rPr>
-        <w:t>敌人文本插件</w:t>
-      </w:r>
-      <w:r>
-        <w:rPr>
-          <w:rFonts w:ascii="Tahoma" w:eastAsia="微软雅黑" w:hAnsi="Tahoma" w:hint="eastAsia"/>
-          <w:color w:val="0070C0"/>
-          <w:kern w:val="0"/>
-          <w:sz w:val="22"/>
-        </w:rPr>
-        <w:t xml:space="preserve"> </w:t>
-      </w:r>
-      <w:r>
-        <w:rPr>
-          <w:rFonts w:ascii="Tahoma" w:eastAsia="微软雅黑" w:hAnsi="Tahoma" w:hint="eastAsia"/>
-          <w:color w:val="0070C0"/>
-          <w:kern w:val="0"/>
-          <w:sz w:val="22"/>
-        </w:rPr>
-        <w:t>不会再出现此问题。</w:t>
-      </w:r>
-    </w:p>
-    <w:p>
-      <w:pPr>
-        <w:widowControl/>
-        <w:jc w:val="left"/>
-        <w:rPr>
-          <w:rFonts w:ascii="Tahoma" w:eastAsia="微软雅黑" w:hAnsi="Tahoma"/>
-          <w:kern w:val="0"/>
-          <w:sz w:val="22"/>
-        </w:rPr>
-      </w:pPr>
-    </w:p>
-    <w:p>
-      <w:pPr>
-        <w:widowControl/>
-        <w:rPr>
-          <w:rFonts w:ascii="Tahoma" w:eastAsia="微软雅黑" w:hAnsi="Tahoma"/>
-          <w:kern w:val="0"/>
-          <w:sz w:val="22"/>
-        </w:rPr>
-      </w:pPr>
-      <w:r>
-        <w:rPr>
-          <w:rFonts w:ascii="Tahoma" w:eastAsia="微软雅黑" w:hAnsi="Tahoma" w:hint="eastAsia"/>
-          <w:kern w:val="0"/>
-          <w:sz w:val="22"/>
-        </w:rPr>
-        <w:t>再举一个例子</w:t>
-      </w:r>
-      <w:r>
-        <w:rPr>
-          <w:rFonts w:ascii="Tahoma" w:eastAsia="微软雅黑" w:hAnsi="Tahoma" w:hint="eastAsia"/>
-          <w:kern w:val="0"/>
-          <w:sz w:val="22"/>
-        </w:rPr>
-        <w:t>：</w:t>
-      </w:r>
-    </w:p>
-    <w:p>
-      <w:pPr>
-        <w:widowControl/>
         <w:snapToGrid w:val="0"/>
         <w:jc w:val="left"/>
         <w:rPr>
@@ -7283,6 +7494,111 @@
           <w:kern w:val="0"/>
           <w:sz w:val="22"/>
         </w:rPr>
+        <w:t>（</w:t>
+      </w:r>
+      <w:r>
+        <w:rPr>
+          <w:rFonts w:ascii="Tahoma" w:eastAsia="微软雅黑" w:hAnsi="Tahoma" w:hint="eastAsia"/>
+          <w:kern w:val="0"/>
+          <w:sz w:val="22"/>
+        </w:rPr>
+        <w:t>新版本的</w:t>
+      </w:r>
+      <w:r>
+        <w:rPr>
+          <w:rFonts w:ascii="Tahoma" w:eastAsia="微软雅黑" w:hAnsi="Tahoma" w:hint="eastAsia"/>
+          <w:kern w:val="0"/>
+          <w:sz w:val="22"/>
+        </w:rPr>
+        <w:t xml:space="preserve"> </w:t>
+      </w:r>
+      <w:r>
+        <w:rPr>
+          <w:rFonts w:ascii="Tahoma" w:eastAsia="微软雅黑" w:hAnsi="Tahoma" w:hint="eastAsia"/>
+          <w:kern w:val="0"/>
+          <w:sz w:val="22"/>
+        </w:rPr>
+        <w:t>敌人文本插件</w:t>
+      </w:r>
+      <w:r>
+        <w:rPr>
+          <w:rFonts w:ascii="Tahoma" w:eastAsia="微软雅黑" w:hAnsi="Tahoma" w:hint="eastAsia"/>
+          <w:kern w:val="0"/>
+          <w:sz w:val="22"/>
+        </w:rPr>
+        <w:t xml:space="preserve"> </w:t>
+      </w:r>
+      <w:r>
+        <w:rPr>
+          <w:rFonts w:ascii="Tahoma" w:eastAsia="微软雅黑" w:hAnsi="Tahoma" w:hint="eastAsia"/>
+          <w:kern w:val="0"/>
+          <w:sz w:val="22"/>
+        </w:rPr>
+        <w:t>不会再出现此问题</w:t>
+      </w:r>
+      <w:r>
+        <w:rPr>
+          <w:rFonts w:ascii="Tahoma" w:eastAsia="微软雅黑" w:hAnsi="Tahoma" w:hint="eastAsia"/>
+          <w:kern w:val="0"/>
+          <w:sz w:val="22"/>
+        </w:rPr>
+        <w:t>）</w:t>
+      </w:r>
+    </w:p>
+    <w:p>
+      <w:pPr>
+        <w:widowControl/>
+        <w:jc w:val="left"/>
+        <w:rPr>
+          <w:rFonts w:ascii="Tahoma" w:eastAsia="微软雅黑" w:hAnsi="Tahoma" w:hint="eastAsia"/>
+          <w:kern w:val="0"/>
+          <w:sz w:val="22"/>
+        </w:rPr>
+      </w:pPr>
+    </w:p>
+    <w:p>
+      <w:pPr>
+        <w:widowControl/>
+        <w:rPr>
+          <w:rFonts w:ascii="Tahoma" w:eastAsia="微软雅黑" w:hAnsi="Tahoma"/>
+          <w:kern w:val="0"/>
+          <w:sz w:val="22"/>
+        </w:rPr>
+      </w:pPr>
+      <w:r>
+        <w:rPr>
+          <w:rFonts w:ascii="Tahoma" w:eastAsia="微软雅黑" w:hAnsi="Tahoma" w:hint="eastAsia"/>
+          <w:kern w:val="0"/>
+          <w:sz w:val="22"/>
+        </w:rPr>
+        <w:t>再举一个例子</w:t>
+      </w:r>
+      <w:r>
+        <w:rPr>
+          <w:rFonts w:ascii="Tahoma" w:eastAsia="微软雅黑" w:hAnsi="Tahoma" w:hint="eastAsia"/>
+          <w:kern w:val="0"/>
+          <w:sz w:val="22"/>
+        </w:rPr>
+        <w:t>：</w:t>
+      </w:r>
+    </w:p>
+    <w:p>
+      <w:pPr>
+        <w:widowControl/>
+        <w:snapToGrid w:val="0"/>
+        <w:jc w:val="left"/>
+        <w:rPr>
+          <w:rFonts w:ascii="Tahoma" w:eastAsia="微软雅黑" w:hAnsi="Tahoma"/>
+          <w:kern w:val="0"/>
+          <w:sz w:val="22"/>
+        </w:rPr>
+      </w:pPr>
+      <w:r>
+        <w:rPr>
+          <w:rFonts w:ascii="Tahoma" w:eastAsia="微软雅黑" w:hAnsi="Tahoma" w:hint="eastAsia"/>
+          <w:kern w:val="0"/>
+          <w:sz w:val="22"/>
+        </w:rPr>
         <w:t>高级</w:t>
       </w:r>
       <w:r>
@@ -7378,16 +7694,13 @@
       </w:pPr>
       <w:r>
         <w:rPr>
-          <w:rFonts w:ascii="Tahoma" w:eastAsia="微软雅黑" w:hAnsi="Tahoma"/>
           <w:noProof/>
-          <w:kern w:val="0"/>
-          <w:sz w:val="22"/>
         </w:rPr>
         <w:drawing>
-          <wp:inline distT="0" distB="0" distL="0" distR="0" wp14:anchorId="499B6D9B" wp14:editId="52EEF0F6">
-            <wp:extent cx="5053330" cy="1393225"/>
-            <wp:effectExtent l="0" t="0" r="0" b="0"/>
-            <wp:docPr id="26" name="图片 26"/>
+          <wp:inline distT="0" distB="0" distL="0" distR="0" wp14:anchorId="7255C6E9" wp14:editId="6E0791F4">
+            <wp:extent cx="4899660" cy="1350857"/>
+            <wp:effectExtent l="0" t="0" r="0" b="1905"/>
+            <wp:docPr id="961647439" name="图片 34"/>
             <wp:cNvGraphicFramePr>
               <a:graphicFrameLocks xmlns:a="http://schemas.openxmlformats.org/drawingml/2006/main" noChangeAspect="1"/>
             </wp:cNvGraphicFramePr>
@@ -7395,7 +7708,7 @@
               <a:graphicData uri="http://schemas.openxmlformats.org/drawingml/2006/picture">
                 <pic:pic xmlns:pic="http://schemas.openxmlformats.org/drawingml/2006/picture">
                   <pic:nvPicPr>
-                    <pic:cNvPr id="0" name="Picture 19"/>
+                    <pic:cNvPr id="0" name="Picture 69"/>
                     <pic:cNvPicPr>
                       <a:picLocks noChangeAspect="1" noChangeArrowheads="1"/>
                     </pic:cNvPicPr>
@@ -7416,7 +7729,7 @@
                   <pic:spPr bwMode="auto">
                     <a:xfrm>
                       <a:off x="0" y="0"/>
-                      <a:ext cx="5066965" cy="1396984"/>
+                      <a:ext cx="4911036" cy="1353993"/>
                     </a:xfrm>
                     <a:prstGeom prst="rect">
                       <a:avLst/>
@@ -7472,16 +7785,13 @@
       </w:pPr>
       <w:r>
         <w:rPr>
-          <w:rFonts w:ascii="Tahoma" w:eastAsia="微软雅黑" w:hAnsi="Tahoma"/>
           <w:noProof/>
-          <w:kern w:val="0"/>
-          <w:sz w:val="22"/>
         </w:rPr>
         <w:drawing>
-          <wp:inline distT="0" distB="0" distL="0" distR="0" wp14:anchorId="156CC6F8" wp14:editId="7FFB8E9F">
-            <wp:extent cx="2087880" cy="1041214"/>
-            <wp:effectExtent l="0" t="0" r="7620" b="6985"/>
-            <wp:docPr id="27" name="图片 27"/>
+          <wp:inline distT="0" distB="0" distL="0" distR="0" wp14:anchorId="39551D16" wp14:editId="2B0CE558">
+            <wp:extent cx="1897380" cy="946213"/>
+            <wp:effectExtent l="0" t="0" r="7620" b="6350"/>
+            <wp:docPr id="2021884220" name="图片 31"/>
             <wp:cNvGraphicFramePr>
               <a:graphicFrameLocks xmlns:a="http://schemas.openxmlformats.org/drawingml/2006/main" noChangeAspect="1"/>
             </wp:cNvGraphicFramePr>
@@ -7489,7 +7799,7 @@
               <a:graphicData uri="http://schemas.openxmlformats.org/drawingml/2006/picture">
                 <pic:pic xmlns:pic="http://schemas.openxmlformats.org/drawingml/2006/picture">
                   <pic:nvPicPr>
-                    <pic:cNvPr id="0" name="Picture 13"/>
+                    <pic:cNvPr id="0" name="Picture 63"/>
                     <pic:cNvPicPr>
                       <a:picLocks noChangeAspect="1" noChangeArrowheads="1"/>
                     </pic:cNvPicPr>
@@ -7510,7 +7820,7 @@
                   <pic:spPr bwMode="auto">
                     <a:xfrm>
                       <a:off x="0" y="0"/>
-                      <a:ext cx="2102234" cy="1048372"/>
+                      <a:ext cx="1914305" cy="954654"/>
                     </a:xfrm>
                     <a:prstGeom prst="rect">
                       <a:avLst/>
@@ -7584,7 +7894,7 @@
         <w:widowControl/>
         <w:jc w:val="center"/>
         <w:rPr>
-          <w:rFonts w:ascii="宋体" w:eastAsia="宋体" w:hAnsi="宋体" w:cs="宋体"/>
+          <w:rFonts w:ascii="宋体" w:eastAsia="宋体" w:hAnsi="宋体" w:cs="宋体" w:hint="eastAsia"/>
           <w:kern w:val="0"/>
           <w:sz w:val="24"/>
           <w:szCs w:val="24"/>
@@ -7592,17 +7902,13 @@
       </w:pPr>
       <w:r>
         <w:rPr>
-          <w:rFonts w:ascii="宋体" w:eastAsia="宋体" w:hAnsi="宋体" w:cs="宋体"/>
           <w:noProof/>
-          <w:kern w:val="0"/>
-          <w:sz w:val="24"/>
-          <w:szCs w:val="24"/>
         </w:rPr>
         <w:drawing>
-          <wp:inline distT="0" distB="0" distL="0" distR="0" wp14:anchorId="69B0A6A7" wp14:editId="48699996">
-            <wp:extent cx="3901440" cy="801306"/>
-            <wp:effectExtent l="0" t="0" r="3810" b="0"/>
-            <wp:docPr id="28" name="图片 28"/>
+          <wp:inline distT="0" distB="0" distL="0" distR="0" wp14:anchorId="493173CA" wp14:editId="5EB07B07">
+            <wp:extent cx="4526280" cy="937260"/>
+            <wp:effectExtent l="0" t="0" r="7620" b="0"/>
+            <wp:docPr id="1867804538" name="图片 35"/>
             <wp:cNvGraphicFramePr>
               <a:graphicFrameLocks xmlns:a="http://schemas.openxmlformats.org/drawingml/2006/main" noChangeAspect="1"/>
             </wp:cNvGraphicFramePr>
@@ -7610,7 +7916,7 @@
               <a:graphicData uri="http://schemas.openxmlformats.org/drawingml/2006/picture">
                 <pic:pic xmlns:pic="http://schemas.openxmlformats.org/drawingml/2006/picture">
                   <pic:nvPicPr>
-                    <pic:cNvPr id="0" name="Picture 21"/>
+                    <pic:cNvPr id="0" name="Picture 71"/>
                     <pic:cNvPicPr>
                       <a:picLocks noChangeAspect="1" noChangeArrowheads="1"/>
                     </pic:cNvPicPr>
@@ -7631,7 +7937,7 @@
                   <pic:spPr bwMode="auto">
                     <a:xfrm>
                       <a:off x="0" y="0"/>
-                      <a:ext cx="3913533" cy="803790"/>
+                      <a:ext cx="4526280" cy="937260"/>
                     </a:xfrm>
                     <a:prstGeom prst="rect">
                       <a:avLst/>
@@ -7741,7 +8047,7 @@
         <w:widowControl/>
         <w:jc w:val="center"/>
         <w:rPr>
-          <w:rFonts w:ascii="宋体" w:eastAsia="宋体" w:hAnsi="宋体" w:cs="宋体"/>
+          <w:rFonts w:ascii="宋体" w:eastAsia="宋体" w:hAnsi="宋体" w:cs="宋体" w:hint="eastAsia"/>
           <w:kern w:val="0"/>
           <w:sz w:val="24"/>
           <w:szCs w:val="24"/>
@@ -7749,17 +8055,13 @@
       </w:pPr>
       <w:r>
         <w:rPr>
-          <w:rFonts w:ascii="宋体" w:eastAsia="宋体" w:hAnsi="宋体" w:cs="宋体"/>
           <w:noProof/>
-          <w:kern w:val="0"/>
-          <w:sz w:val="24"/>
-          <w:szCs w:val="24"/>
         </w:rPr>
         <w:drawing>
-          <wp:inline distT="0" distB="0" distL="0" distR="0" wp14:anchorId="0C00DBBA" wp14:editId="7DBBC6EF">
-            <wp:extent cx="3536017" cy="906780"/>
-            <wp:effectExtent l="0" t="0" r="7620" b="7620"/>
-            <wp:docPr id="29" name="图片 29"/>
+          <wp:inline distT="0" distB="0" distL="0" distR="0" wp14:anchorId="7663B883" wp14:editId="64069866">
+            <wp:extent cx="4960620" cy="1272107"/>
+            <wp:effectExtent l="0" t="0" r="0" b="4445"/>
+            <wp:docPr id="1914549851" name="图片 36"/>
             <wp:cNvGraphicFramePr>
               <a:graphicFrameLocks xmlns:a="http://schemas.openxmlformats.org/drawingml/2006/main" noChangeAspect="1"/>
             </wp:cNvGraphicFramePr>
@@ -7767,7 +8069,7 @@
               <a:graphicData uri="http://schemas.openxmlformats.org/drawingml/2006/picture">
                 <pic:pic xmlns:pic="http://schemas.openxmlformats.org/drawingml/2006/picture">
                   <pic:nvPicPr>
-                    <pic:cNvPr id="0" name="Picture 23"/>
+                    <pic:cNvPr id="0" name="Picture 73"/>
                     <pic:cNvPicPr>
                       <a:picLocks noChangeAspect="1" noChangeArrowheads="1"/>
                     </pic:cNvPicPr>
@@ -7788,7 +8090,7 @@
                   <pic:spPr bwMode="auto">
                     <a:xfrm>
                       <a:off x="0" y="0"/>
-                      <a:ext cx="3584983" cy="919337"/>
+                      <a:ext cx="4964099" cy="1272999"/>
                     </a:xfrm>
                     <a:prstGeom prst="rect">
                       <a:avLst/>
@@ -7810,24 +8112,29 @@
         <w:widowControl/>
         <w:rPr>
           <w:rFonts w:ascii="Tahoma" w:eastAsia="微软雅黑" w:hAnsi="Tahoma"/>
-          <w:color w:val="0070C0"/>
-          <w:kern w:val="0"/>
-          <w:sz w:val="22"/>
-        </w:rPr>
-      </w:pPr>
-      <w:r>
-        <w:rPr>
-          <w:rFonts w:ascii="Tahoma" w:eastAsia="微软雅黑" w:hAnsi="Tahoma" w:hint="eastAsia"/>
-          <w:color w:val="0070C0"/>
-          <w:kern w:val="0"/>
-          <w:sz w:val="22"/>
-        </w:rPr>
-        <w:t>优化后，新版本的</w:t>
-      </w:r>
-      <w:r>
-        <w:rPr>
-          <w:rFonts w:ascii="Tahoma" w:eastAsia="微软雅黑" w:hAnsi="Tahoma" w:hint="eastAsia"/>
-          <w:color w:val="0070C0"/>
+          <w:kern w:val="0"/>
+          <w:sz w:val="22"/>
+        </w:rPr>
+      </w:pPr>
+      <w:r>
+        <w:rPr>
+          <w:rFonts w:ascii="Tahoma" w:eastAsia="微软雅黑" w:hAnsi="Tahoma" w:hint="eastAsia"/>
+          <w:kern w:val="0"/>
+          <w:sz w:val="22"/>
+        </w:rPr>
+        <w:t>（</w:t>
+      </w:r>
+      <w:r>
+        <w:rPr>
+          <w:rFonts w:ascii="Tahoma" w:eastAsia="微软雅黑" w:hAnsi="Tahoma" w:hint="eastAsia"/>
+          <w:kern w:val="0"/>
+          <w:sz w:val="22"/>
+        </w:rPr>
+        <w:t>新版本的</w:t>
+      </w:r>
+      <w:r>
+        <w:rPr>
+          <w:rFonts w:ascii="Tahoma" w:eastAsia="微软雅黑" w:hAnsi="Tahoma" w:hint="eastAsia"/>
           <w:kern w:val="0"/>
           <w:sz w:val="22"/>
         </w:rPr>
@@ -7836,7 +8143,6 @@
       <w:r>
         <w:rPr>
           <w:rFonts w:ascii="Tahoma" w:eastAsia="微软雅黑" w:hAnsi="Tahoma" w:hint="eastAsia"/>
-          <w:color w:val="0070C0"/>
           <w:kern w:val="0"/>
           <w:sz w:val="22"/>
         </w:rPr>
@@ -7845,7 +8151,6 @@
       <w:r>
         <w:rPr>
           <w:rFonts w:ascii="Tahoma" w:eastAsia="微软雅黑" w:hAnsi="Tahoma" w:hint="eastAsia"/>
-          <w:color w:val="0070C0"/>
           <w:kern w:val="0"/>
           <w:sz w:val="22"/>
         </w:rPr>
@@ -7854,7 +8159,6 @@
       <w:r>
         <w:rPr>
           <w:rFonts w:ascii="Tahoma" w:eastAsia="微软雅黑" w:hAnsi="Tahoma" w:hint="eastAsia"/>
-          <w:color w:val="0070C0"/>
           <w:kern w:val="0"/>
           <w:sz w:val="22"/>
         </w:rPr>
@@ -7863,7 +8167,6 @@
       <w:r>
         <w:rPr>
           <w:rFonts w:ascii="Tahoma" w:eastAsia="微软雅黑" w:hAnsi="Tahoma" w:hint="eastAsia"/>
-          <w:color w:val="0070C0"/>
           <w:kern w:val="0"/>
           <w:sz w:val="22"/>
         </w:rPr>
@@ -7872,11 +8175,18 @@
       <w:r>
         <w:rPr>
           <w:rFonts w:ascii="Tahoma" w:eastAsia="微软雅黑" w:hAnsi="Tahoma" w:hint="eastAsia"/>
-          <w:color w:val="0070C0"/>
-          <w:kern w:val="0"/>
-          <w:sz w:val="22"/>
-        </w:rPr>
-        <w:t>不会再出现此问题。</w:t>
+          <w:kern w:val="0"/>
+          <w:sz w:val="22"/>
+        </w:rPr>
+        <w:t>不会再出现此问题</w:t>
+      </w:r>
+      <w:r>
+        <w:rPr>
+          <w:rFonts w:ascii="Tahoma" w:eastAsia="微软雅黑" w:hAnsi="Tahoma" w:hint="eastAsia"/>
+          <w:kern w:val="0"/>
+          <w:sz w:val="22"/>
+        </w:rPr>
+        <w:t>）</w:t>
       </w:r>
     </w:p>
     <w:tbl>
@@ -7938,13 +8248,23 @@
               </w:rPr>
               <w:t xml:space="preserve"> </w:t>
             </w:r>
-            <w:r>
-              <w:rPr>
-                <w:rFonts w:ascii="Tahoma" w:eastAsia="微软雅黑" w:hAnsi="Tahoma" w:hint="eastAsia"/>
-                <w:kern w:val="0"/>
-                <w:sz w:val="22"/>
-              </w:rPr>
-              <w:t>空数据的优化，而你的游戏对于此优化的需求比较迫切，</w:t>
+            <w:proofErr w:type="gramStart"/>
+            <w:r>
+              <w:rPr>
+                <w:rFonts w:ascii="Tahoma" w:eastAsia="微软雅黑" w:hAnsi="Tahoma" w:hint="eastAsia"/>
+                <w:kern w:val="0"/>
+                <w:sz w:val="22"/>
+              </w:rPr>
+              <w:t>空数据</w:t>
+            </w:r>
+            <w:proofErr w:type="gramEnd"/>
+            <w:r>
+              <w:rPr>
+                <w:rFonts w:ascii="Tahoma" w:eastAsia="微软雅黑" w:hAnsi="Tahoma" w:hint="eastAsia"/>
+                <w:kern w:val="0"/>
+                <w:sz w:val="22"/>
+              </w:rPr>
+              <w:t>的优化，而你的游戏对于此优化的需求比较迫切，</w:t>
             </w:r>
           </w:p>
           <w:p>
@@ -8024,6 +8344,9 @@
           <w:ilvl w:val="0"/>
           <w:numId w:val="2"/>
         </w:numPr>
+        <w:rPr>
+          <w:rFonts w:hint="eastAsia"/>
+        </w:rPr>
       </w:pPr>
       <w:bookmarkStart w:id="4" w:name="_优化_-_关闭插件的存储功能"/>
       <w:bookmarkEnd w:id="4"/>
@@ -8078,8 +8401,6 @@
           <w:p>
             <w:pPr>
               <w:widowControl/>
-              <w:snapToGrid w:val="0"/>
-              <w:jc w:val="left"/>
               <w:rPr>
                 <w:rFonts w:ascii="Tahoma" w:eastAsia="微软雅黑" w:hAnsi="Tahoma"/>
                 <w:kern w:val="0"/>
@@ -8265,23 +8586,20 @@
         <w:snapToGrid w:val="0"/>
         <w:jc w:val="center"/>
         <w:rPr>
-          <w:rFonts w:ascii="Tahoma" w:eastAsia="微软雅黑" w:hAnsi="Tahoma"/>
-          <w:kern w:val="0"/>
-          <w:sz w:val="22"/>
-        </w:rPr>
-      </w:pPr>
-      <w:r>
-        <w:rPr>
-          <w:rFonts w:ascii="Tahoma" w:eastAsia="微软雅黑" w:hAnsi="Tahoma"/>
+          <w:rFonts w:ascii="Tahoma" w:eastAsia="微软雅黑" w:hAnsi="Tahoma" w:hint="eastAsia"/>
+          <w:kern w:val="0"/>
+          <w:sz w:val="22"/>
+        </w:rPr>
+      </w:pPr>
+      <w:r>
+        <w:rPr>
           <w:noProof/>
-          <w:kern w:val="0"/>
-          <w:sz w:val="22"/>
         </w:rPr>
         <w:drawing>
-          <wp:inline distT="0" distB="0" distL="0" distR="0" wp14:anchorId="36B6B467" wp14:editId="1A339F19">
-            <wp:extent cx="3451860" cy="1016685"/>
-            <wp:effectExtent l="0" t="0" r="0" b="0"/>
-            <wp:docPr id="34" name="图片 34"/>
+          <wp:inline distT="0" distB="0" distL="0" distR="0" wp14:anchorId="23380C0A" wp14:editId="17502BA2">
+            <wp:extent cx="3710940" cy="1097602"/>
+            <wp:effectExtent l="0" t="0" r="3810" b="7620"/>
+            <wp:docPr id="1925010710" name="图片 37"/>
             <wp:cNvGraphicFramePr>
               <a:graphicFrameLocks xmlns:a="http://schemas.openxmlformats.org/drawingml/2006/main" noChangeAspect="1"/>
             </wp:cNvGraphicFramePr>
@@ -8289,7 +8607,7 @@
               <a:graphicData uri="http://schemas.openxmlformats.org/drawingml/2006/picture">
                 <pic:pic xmlns:pic="http://schemas.openxmlformats.org/drawingml/2006/picture">
                   <pic:nvPicPr>
-                    <pic:cNvPr id="0" name="Picture 8"/>
+                    <pic:cNvPr id="0" name="Picture 75"/>
                     <pic:cNvPicPr>
                       <a:picLocks noChangeAspect="1" noChangeArrowheads="1"/>
                     </pic:cNvPicPr>
@@ -8310,7 +8628,7 @@
                   <pic:spPr bwMode="auto">
                     <a:xfrm>
                       <a:off x="0" y="0"/>
-                      <a:ext cx="3468786" cy="1021670"/>
+                      <a:ext cx="3728137" cy="1102688"/>
                     </a:xfrm>
                     <a:prstGeom prst="rect">
                       <a:avLst/>
@@ -8331,6 +8649,7 @@
       <w:pPr>
         <w:widowControl/>
         <w:snapToGrid w:val="0"/>
+        <w:spacing w:before="200"/>
         <w:jc w:val="left"/>
         <w:rPr>
           <w:rFonts w:ascii="Tahoma" w:eastAsia="微软雅黑" w:hAnsi="Tahoma"/>
@@ -8338,57 +8657,55 @@
           <w:sz w:val="22"/>
         </w:rPr>
       </w:pPr>
-    </w:p>
-    <w:p>
-      <w:pPr>
-        <w:widowControl/>
+      <w:r>
+        <w:rPr>
+          <w:rFonts w:ascii="Tahoma" w:eastAsia="微软雅黑" w:hAnsi="Tahoma" w:hint="eastAsia"/>
+          <w:kern w:val="0"/>
+          <w:sz w:val="22"/>
+        </w:rPr>
+        <w:t>举个例子，</w:t>
+      </w:r>
+      <w:r>
+        <w:rPr>
+          <w:rFonts w:ascii="Tahoma" w:eastAsia="微软雅黑" w:hAnsi="Tahoma" w:hint="eastAsia"/>
+          <w:kern w:val="0"/>
+          <w:sz w:val="22"/>
+        </w:rPr>
+        <w:t>多层地图背景</w:t>
+      </w:r>
+      <w:r>
+        <w:rPr>
+          <w:rFonts w:ascii="Tahoma" w:eastAsia="微软雅黑" w:hAnsi="Tahoma" w:hint="eastAsia"/>
+          <w:kern w:val="0"/>
+          <w:sz w:val="22"/>
+        </w:rPr>
+        <w:t xml:space="preserve"> </w:t>
+      </w:r>
+      <w:r>
+        <w:rPr>
+          <w:rFonts w:ascii="Tahoma" w:eastAsia="微软雅黑" w:hAnsi="Tahoma" w:hint="eastAsia"/>
+          <w:kern w:val="0"/>
+          <w:sz w:val="22"/>
+        </w:rPr>
+        <w:t>插件。</w:t>
+      </w:r>
+    </w:p>
+    <w:p>
+      <w:pPr>
         <w:snapToGrid w:val="0"/>
-        <w:jc w:val="left"/>
-        <w:rPr>
-          <w:rFonts w:ascii="Tahoma" w:eastAsia="微软雅黑" w:hAnsi="Tahoma"/>
-          <w:kern w:val="0"/>
-          <w:sz w:val="22"/>
-        </w:rPr>
-      </w:pPr>
-      <w:r>
-        <w:rPr>
-          <w:rFonts w:ascii="Tahoma" w:eastAsia="微软雅黑" w:hAnsi="Tahoma" w:hint="eastAsia"/>
-          <w:kern w:val="0"/>
-          <w:sz w:val="22"/>
-        </w:rPr>
-        <w:t>比如</w:t>
-      </w:r>
-      <w:r>
-        <w:rPr>
-          <w:rFonts w:ascii="Tahoma" w:eastAsia="微软雅黑" w:hAnsi="Tahoma" w:hint="eastAsia"/>
-          <w:kern w:val="0"/>
-          <w:sz w:val="22"/>
-        </w:rPr>
-        <w:t xml:space="preserve"> </w:t>
-      </w:r>
-      <w:r>
-        <w:rPr>
-          <w:rFonts w:ascii="Tahoma" w:eastAsia="微软雅黑" w:hAnsi="Tahoma" w:hint="eastAsia"/>
-          <w:kern w:val="0"/>
-          <w:sz w:val="22"/>
-        </w:rPr>
-        <w:t>多层地图背景</w:t>
-      </w:r>
-      <w:r>
-        <w:rPr>
-          <w:rFonts w:ascii="Tahoma" w:eastAsia="微软雅黑" w:hAnsi="Tahoma" w:hint="eastAsia"/>
-          <w:kern w:val="0"/>
-          <w:sz w:val="22"/>
-        </w:rPr>
-        <w:t xml:space="preserve"> </w:t>
-      </w:r>
-      <w:r>
-        <w:rPr>
-          <w:rFonts w:ascii="Tahoma" w:eastAsia="微软雅黑" w:hAnsi="Tahoma" w:hint="eastAsia"/>
-          <w:kern w:val="0"/>
-          <w:sz w:val="22"/>
-        </w:rPr>
-        <w:t>插件。</w:t>
+        <w:rPr>
+          <w:rFonts w:ascii="Tahoma" w:eastAsia="微软雅黑" w:hAnsi="Tahoma"/>
+          <w:kern w:val="0"/>
+          <w:sz w:val="22"/>
+        </w:rPr>
+      </w:pPr>
+      <w:r>
+        <w:rPr>
+          <w:rFonts w:ascii="Tahoma" w:eastAsia="微软雅黑" w:hAnsi="Tahoma" w:hint="eastAsia"/>
+          <w:kern w:val="0"/>
+          <w:sz w:val="22"/>
+        </w:rPr>
+        <w:t>地图界面的所有配置数据（包括位置、速度、透明度等），都会在存档中存储。</w:t>
       </w:r>
     </w:p>
     <w:p>
@@ -8406,33 +8723,15 @@
           <w:kern w:val="0"/>
           <w:sz w:val="22"/>
         </w:rPr>
-        <w:t>地图界面的所有配置数据（包括位置、速度、透明度等），都会在存档中存储。</w:t>
+        <w:t>因为这些数据通过插件指令修改后，永久有效。</w:t>
       </w:r>
     </w:p>
     <w:p>
       <w:pPr>
         <w:snapToGrid w:val="0"/>
-        <w:rPr>
-          <w:rFonts w:ascii="Tahoma" w:eastAsia="微软雅黑" w:hAnsi="Tahoma"/>
-          <w:kern w:val="0"/>
-          <w:sz w:val="22"/>
-        </w:rPr>
-      </w:pPr>
-      <w:r>
-        <w:rPr>
-          <w:rFonts w:ascii="Tahoma" w:eastAsia="微软雅黑" w:hAnsi="Tahoma" w:hint="eastAsia"/>
-          <w:kern w:val="0"/>
-          <w:sz w:val="22"/>
-        </w:rPr>
-        <w:t>因为这些数据通过插件指令修改后，永久有效。</w:t>
-      </w:r>
-    </w:p>
-    <w:p>
-      <w:pPr>
-        <w:widowControl/>
         <w:jc w:val="center"/>
         <w:rPr>
-          <w:rFonts w:ascii="宋体" w:eastAsia="宋体" w:hAnsi="宋体" w:cs="宋体"/>
+          <w:rFonts w:ascii="宋体" w:eastAsia="宋体" w:hAnsi="宋体" w:cs="宋体" w:hint="eastAsia"/>
           <w:kern w:val="0"/>
           <w:sz w:val="24"/>
           <w:szCs w:val="24"/>
@@ -8440,17 +8739,13 @@
       </w:pPr>
       <w:r>
         <w:rPr>
-          <w:rFonts w:ascii="宋体" w:eastAsia="宋体" w:hAnsi="宋体" w:cs="宋体"/>
           <w:noProof/>
-          <w:kern w:val="0"/>
-          <w:sz w:val="24"/>
-          <w:szCs w:val="24"/>
         </w:rPr>
         <w:drawing>
-          <wp:inline distT="0" distB="0" distL="0" distR="0" wp14:anchorId="5600A6DA" wp14:editId="07AEF7B1">
-            <wp:extent cx="2316480" cy="1741618"/>
-            <wp:effectExtent l="0" t="0" r="7620" b="0"/>
-            <wp:docPr id="33" name="图片 33"/>
+          <wp:inline distT="0" distB="0" distL="0" distR="0" wp14:anchorId="40D434BC" wp14:editId="18FB25F7">
+            <wp:extent cx="3020278" cy="2270760"/>
+            <wp:effectExtent l="0" t="0" r="8890" b="0"/>
+            <wp:docPr id="1306888605" name="图片 38"/>
             <wp:cNvGraphicFramePr>
               <a:graphicFrameLocks xmlns:a="http://schemas.openxmlformats.org/drawingml/2006/main" noChangeAspect="1"/>
             </wp:cNvGraphicFramePr>
@@ -8458,7 +8753,7 @@
               <a:graphicData uri="http://schemas.openxmlformats.org/drawingml/2006/picture">
                 <pic:pic xmlns:pic="http://schemas.openxmlformats.org/drawingml/2006/picture">
                   <pic:nvPicPr>
-                    <pic:cNvPr id="0" name="Picture 6"/>
+                    <pic:cNvPr id="0" name="Picture 77"/>
                     <pic:cNvPicPr>
                       <a:picLocks noChangeAspect="1" noChangeArrowheads="1"/>
                     </pic:cNvPicPr>
@@ -8479,7 +8774,7 @@
                   <pic:spPr bwMode="auto">
                     <a:xfrm>
                       <a:off x="0" y="0"/>
-                      <a:ext cx="2332589" cy="1753729"/>
+                      <a:ext cx="3030275" cy="2278276"/>
                     </a:xfrm>
                     <a:prstGeom prst="rect">
                       <a:avLst/>
@@ -8595,7 +8890,7 @@
         <w:widowControl/>
         <w:jc w:val="center"/>
         <w:rPr>
-          <w:rFonts w:ascii="宋体" w:eastAsia="宋体" w:hAnsi="宋体" w:cs="宋体"/>
+          <w:rFonts w:ascii="宋体" w:eastAsia="宋体" w:hAnsi="宋体" w:cs="宋体" w:hint="eastAsia"/>
           <w:kern w:val="0"/>
           <w:sz w:val="24"/>
           <w:szCs w:val="24"/>
@@ -8603,17 +8898,13 @@
       </w:pPr>
       <w:r>
         <w:rPr>
-          <w:rFonts w:ascii="宋体" w:eastAsia="宋体" w:hAnsi="宋体" w:cs="宋体"/>
           <w:noProof/>
-          <w:kern w:val="0"/>
-          <w:sz w:val="24"/>
-          <w:szCs w:val="24"/>
         </w:rPr>
         <w:drawing>
-          <wp:inline distT="0" distB="0" distL="0" distR="0" wp14:anchorId="63DF7958" wp14:editId="0574F78D">
-            <wp:extent cx="3916680" cy="1874405"/>
-            <wp:effectExtent l="0" t="0" r="7620" b="0"/>
-            <wp:docPr id="30" name="图片 30"/>
+          <wp:inline distT="0" distB="0" distL="0" distR="0" wp14:anchorId="4F5F0999" wp14:editId="556C47B8">
+            <wp:extent cx="4038600" cy="1938587"/>
+            <wp:effectExtent l="0" t="0" r="0" b="5080"/>
+            <wp:docPr id="1208853329" name="图片 39"/>
             <wp:cNvGraphicFramePr>
               <a:graphicFrameLocks xmlns:a="http://schemas.openxmlformats.org/drawingml/2006/main" noChangeAspect="1"/>
             </wp:cNvGraphicFramePr>
@@ -8621,7 +8912,7 @@
               <a:graphicData uri="http://schemas.openxmlformats.org/drawingml/2006/picture">
                 <pic:pic xmlns:pic="http://schemas.openxmlformats.org/drawingml/2006/picture">
                   <pic:nvPicPr>
-                    <pic:cNvPr id="0" name="Picture 3"/>
+                    <pic:cNvPr id="0" name="Picture 79"/>
                     <pic:cNvPicPr>
                       <a:picLocks noChangeAspect="1" noChangeArrowheads="1"/>
                     </pic:cNvPicPr>
@@ -8642,7 +8933,7 @@
                   <pic:spPr bwMode="auto">
                     <a:xfrm>
                       <a:off x="0" y="0"/>
-                      <a:ext cx="3930686" cy="1881108"/>
+                      <a:ext cx="4049142" cy="1943647"/>
                     </a:xfrm>
                     <a:prstGeom prst="rect">
                       <a:avLst/>
@@ -8659,19 +8950,27 @@
         </w:drawing>
       </w:r>
     </w:p>
-    <w:p/>
     <w:p>
       <w:pPr>
         <w:widowControl/>
         <w:jc w:val="left"/>
-      </w:pPr>
-      <w:r>
+        <w:rPr>
+          <w:rFonts w:hint="eastAsia"/>
+        </w:rPr>
+      </w:pPr>
+      <w:r>
+        <w:rPr>
+          <w:rFonts w:hint="eastAsia"/>
+        </w:rPr>
         <w:br w:type="page"/>
       </w:r>
     </w:p>
     <w:p>
       <w:pPr>
         <w:pStyle w:val="2"/>
+        <w:rPr>
+          <w:rFonts w:hint="eastAsia"/>
+        </w:rPr>
       </w:pPr>
       <w:r>
         <w:rPr>
@@ -8685,6 +8984,9 @@
       <w:pPr>
         <w:pStyle w:val="3"/>
         <w:spacing w:line="276" w:lineRule="auto"/>
+        <w:rPr>
+          <w:rFonts w:hint="eastAsia"/>
+        </w:rPr>
       </w:pPr>
       <w:r>
         <w:rPr>
@@ -8754,7 +9056,7 @@
               <w:spacing w:line="276" w:lineRule="auto"/>
               <w:jc w:val="left"/>
               <w:rPr>
-                <w:rFonts w:ascii="Tahoma" w:eastAsia="微软雅黑" w:hAnsi="Tahoma" w:hint="eastAsia"/>
+                <w:rFonts w:ascii="Tahoma" w:eastAsia="微软雅黑" w:hAnsi="Tahoma"/>
                 <w:kern w:val="0"/>
                 <w:sz w:val="22"/>
               </w:rPr>
@@ -8814,7 +9116,7 @@
               <w:spacing w:line="276" w:lineRule="auto"/>
               <w:jc w:val="center"/>
               <w:rPr>
-                <w:rFonts w:ascii="宋体" w:eastAsia="宋体" w:hAnsi="宋体" w:cs="宋体"/>
+                <w:rFonts w:ascii="宋体" w:eastAsia="宋体" w:hAnsi="宋体" w:cs="宋体" w:hint="eastAsia"/>
                 <w:kern w:val="0"/>
                 <w:sz w:val="24"/>
                 <w:szCs w:val="24"/>
@@ -8822,17 +9124,13 @@
             </w:pPr>
             <w:r>
               <w:rPr>
-                <w:rFonts w:ascii="宋体" w:eastAsia="宋体" w:hAnsi="宋体" w:cs="宋体"/>
                 <w:noProof/>
-                <w:kern w:val="0"/>
-                <w:sz w:val="24"/>
-                <w:szCs w:val="24"/>
               </w:rPr>
               <w:drawing>
-                <wp:inline distT="0" distB="0" distL="0" distR="0" wp14:anchorId="26110582" wp14:editId="0F57B660">
-                  <wp:extent cx="1920240" cy="1015869"/>
-                  <wp:effectExtent l="0" t="0" r="3810" b="0"/>
-                  <wp:docPr id="2020943989" name="图片 1"/>
+                <wp:inline distT="0" distB="0" distL="0" distR="0" wp14:anchorId="333B268D" wp14:editId="24788826">
+                  <wp:extent cx="1950481" cy="1031867"/>
+                  <wp:effectExtent l="0" t="0" r="0" b="0"/>
+                  <wp:docPr id="1075735868" name="图片 19"/>
                   <wp:cNvGraphicFramePr>
                     <a:graphicFrameLocks xmlns:a="http://schemas.openxmlformats.org/drawingml/2006/main" noChangeAspect="1"/>
                   </wp:cNvGraphicFramePr>
@@ -8840,7 +9138,7 @@
                     <a:graphicData uri="http://schemas.openxmlformats.org/drawingml/2006/picture">
                       <pic:pic xmlns:pic="http://schemas.openxmlformats.org/drawingml/2006/picture">
                         <pic:nvPicPr>
-                          <pic:cNvPr id="0" name="Picture 1"/>
+                          <pic:cNvPr id="0" name="Picture 39"/>
                           <pic:cNvPicPr>
                             <a:picLocks noChangeAspect="1" noChangeArrowheads="1"/>
                           </pic:cNvPicPr>
@@ -8861,7 +9159,7 @@
                         <pic:spPr bwMode="auto">
                           <a:xfrm>
                             <a:off x="0" y="0"/>
-                            <a:ext cx="1933792" cy="1023039"/>
+                            <a:ext cx="1960598" cy="1037219"/>
                           </a:xfrm>
                           <a:prstGeom prst="rect">
                             <a:avLst/>
@@ -8888,17 +9186,13 @@
             </w:r>
             <w:r>
               <w:rPr>
-                <w:rFonts w:ascii="宋体" w:eastAsia="宋体" w:hAnsi="宋体" w:cs="宋体"/>
                 <w:noProof/>
-                <w:kern w:val="0"/>
-                <w:sz w:val="24"/>
-                <w:szCs w:val="24"/>
               </w:rPr>
               <w:drawing>
-                <wp:inline distT="0" distB="0" distL="0" distR="0" wp14:anchorId="6FD95E99" wp14:editId="215F73D2">
-                  <wp:extent cx="1943100" cy="1016392"/>
-                  <wp:effectExtent l="0" t="0" r="0" b="0"/>
-                  <wp:docPr id="1450368518" name="图片 2"/>
+                <wp:inline distT="0" distB="0" distL="0" distR="0" wp14:anchorId="6159EA29" wp14:editId="0F9B6112">
+                  <wp:extent cx="1972927" cy="1031992"/>
+                  <wp:effectExtent l="0" t="0" r="8890" b="0"/>
+                  <wp:docPr id="1669616000" name="图片 20"/>
                   <wp:cNvGraphicFramePr>
                     <a:graphicFrameLocks xmlns:a="http://schemas.openxmlformats.org/drawingml/2006/main" noChangeAspect="1"/>
                   </wp:cNvGraphicFramePr>
@@ -8906,7 +9200,7 @@
                     <a:graphicData uri="http://schemas.openxmlformats.org/drawingml/2006/picture">
                       <pic:pic xmlns:pic="http://schemas.openxmlformats.org/drawingml/2006/picture">
                         <pic:nvPicPr>
-                          <pic:cNvPr id="0" name="Picture 3"/>
+                          <pic:cNvPr id="0" name="Picture 41"/>
                           <pic:cNvPicPr>
                             <a:picLocks noChangeAspect="1" noChangeArrowheads="1"/>
                           </pic:cNvPicPr>
@@ -8927,7 +9221,7 @@
                         <pic:spPr bwMode="auto">
                           <a:xfrm>
                             <a:off x="0" y="0"/>
-                            <a:ext cx="1967073" cy="1028932"/>
+                            <a:ext cx="1992572" cy="1042268"/>
                           </a:xfrm>
                           <a:prstGeom prst="rect">
                             <a:avLst/>
@@ -8960,17 +9254,13 @@
             </w:pPr>
             <w:r>
               <w:rPr>
-                <w:rFonts w:ascii="宋体" w:eastAsia="宋体" w:hAnsi="宋体" w:cs="宋体"/>
                 <w:noProof/>
-                <w:kern w:val="0"/>
-                <w:sz w:val="24"/>
-                <w:szCs w:val="24"/>
               </w:rPr>
               <w:drawing>
-                <wp:inline distT="0" distB="0" distL="0" distR="0" wp14:anchorId="37F8B47A" wp14:editId="26B6ED53">
-                  <wp:extent cx="3653737" cy="2103120"/>
-                  <wp:effectExtent l="0" t="0" r="4445" b="0"/>
-                  <wp:docPr id="298309642" name="图片 3"/>
+                <wp:inline distT="0" distB="0" distL="0" distR="0" wp14:anchorId="61433D36" wp14:editId="569E6530">
+                  <wp:extent cx="3698867" cy="2125980"/>
+                  <wp:effectExtent l="0" t="0" r="0" b="7620"/>
+                  <wp:docPr id="252923107" name="图片 21"/>
                   <wp:cNvGraphicFramePr>
                     <a:graphicFrameLocks xmlns:a="http://schemas.openxmlformats.org/drawingml/2006/main" noChangeAspect="1"/>
                   </wp:cNvGraphicFramePr>
@@ -8978,7 +9268,7 @@
                     <a:graphicData uri="http://schemas.openxmlformats.org/drawingml/2006/picture">
                       <pic:pic xmlns:pic="http://schemas.openxmlformats.org/drawingml/2006/picture">
                         <pic:nvPicPr>
-                          <pic:cNvPr id="0" name="Picture 5"/>
+                          <pic:cNvPr id="0" name="Picture 43"/>
                           <pic:cNvPicPr>
                             <a:picLocks noChangeAspect="1" noChangeArrowheads="1"/>
                           </pic:cNvPicPr>
@@ -8999,7 +9289,7 @@
                         <pic:spPr bwMode="auto">
                           <a:xfrm>
                             <a:off x="0" y="0"/>
-                            <a:ext cx="3670061" cy="2112516"/>
+                            <a:ext cx="3705936" cy="2130043"/>
                           </a:xfrm>
                           <a:prstGeom prst="rect">
                             <a:avLst/>
@@ -9158,7 +9448,7 @@
               <w:spacing w:line="276" w:lineRule="auto"/>
               <w:jc w:val="left"/>
               <w:rPr>
-                <w:rFonts w:ascii="Tahoma" w:eastAsia="微软雅黑" w:hAnsi="Tahoma" w:hint="eastAsia"/>
+                <w:rFonts w:ascii="Tahoma" w:eastAsia="微软雅黑" w:hAnsi="Tahoma"/>
                 <w:kern w:val="0"/>
                 <w:sz w:val="22"/>
               </w:rPr>
@@ -9274,7 +9564,7 @@
               <w:spacing w:line="276" w:lineRule="auto"/>
               <w:jc w:val="left"/>
               <w:rPr>
-                <w:rFonts w:ascii="Tahoma" w:eastAsia="微软雅黑" w:hAnsi="Tahoma" w:hint="eastAsia"/>
+                <w:rFonts w:ascii="Tahoma" w:eastAsia="微软雅黑" w:hAnsi="Tahoma"/>
                 <w:kern w:val="0"/>
                 <w:sz w:val="22"/>
               </w:rPr>
@@ -9335,7 +9625,7 @@
               <w:spacing w:line="276" w:lineRule="auto"/>
               <w:jc w:val="left"/>
               <w:rPr>
-                <w:rFonts w:ascii="Tahoma" w:eastAsia="微软雅黑" w:hAnsi="Tahoma" w:hint="eastAsia"/>
+                <w:rFonts w:ascii="Tahoma" w:eastAsia="微软雅黑" w:hAnsi="Tahoma"/>
                 <w:b/>
                 <w:bCs/>
                 <w:kern w:val="0"/>
@@ -9410,7 +9700,6 @@
                 <w:sz w:val="22"/>
               </w:rPr>
             </w:pPr>
-            <w:proofErr w:type="spellStart"/>
             <w:r>
               <w:rPr>
                 <w:rFonts w:ascii="Tahoma" w:eastAsia="微软雅黑" w:hAnsi="Tahoma"/>
@@ -9428,7 +9717,6 @@
               </w:rPr>
               <w:t>Load.prototype.reloadMapIfUpdated</w:t>
             </w:r>
-            <w:proofErr w:type="spellEnd"/>
             <w:proofErr w:type="gramEnd"/>
           </w:p>
           <w:p>
@@ -9461,7 +9749,7 @@
               <w:spacing w:line="276" w:lineRule="auto"/>
               <w:jc w:val="left"/>
               <w:rPr>
-                <w:rFonts w:ascii="Tahoma" w:eastAsia="微软雅黑" w:hAnsi="Tahoma" w:hint="eastAsia"/>
+                <w:rFonts w:ascii="Tahoma" w:eastAsia="微软雅黑" w:hAnsi="Tahoma"/>
                 <w:kern w:val="0"/>
                 <w:sz w:val="22"/>
               </w:rPr>
@@ -9515,7 +9803,7 @@
               <w:spacing w:line="276" w:lineRule="auto"/>
               <w:jc w:val="left"/>
               <w:rPr>
-                <w:rFonts w:ascii="Tahoma" w:eastAsia="微软雅黑" w:hAnsi="Tahoma" w:hint="eastAsia"/>
+                <w:rFonts w:ascii="Tahoma" w:eastAsia="微软雅黑" w:hAnsi="Tahoma"/>
                 <w:kern w:val="0"/>
                 <w:sz w:val="22"/>
               </w:rPr>
@@ -9608,7 +9896,7 @@
               <w:spacing w:line="276" w:lineRule="auto"/>
               <w:jc w:val="left"/>
               <w:rPr>
-                <w:rFonts w:ascii="Tahoma" w:eastAsia="微软雅黑" w:hAnsi="Tahoma" w:hint="eastAsia"/>
+                <w:rFonts w:ascii="Tahoma" w:eastAsia="微软雅黑" w:hAnsi="Tahoma"/>
                 <w:b/>
                 <w:bCs/>
                 <w:kern w:val="0"/>
@@ -9639,7 +9927,7 @@
               <w:spacing w:line="276" w:lineRule="auto"/>
               <w:jc w:val="left"/>
               <w:rPr>
-                <w:rFonts w:ascii="Tahoma" w:eastAsia="微软雅黑" w:hAnsi="Tahoma" w:hint="eastAsia"/>
+                <w:rFonts w:ascii="Tahoma" w:eastAsia="微软雅黑" w:hAnsi="Tahoma"/>
                 <w:kern w:val="0"/>
                 <w:sz w:val="22"/>
               </w:rPr>
@@ -9652,7 +9940,6 @@
               </w:rPr>
               <w:t>添加插件：</w:t>
             </w:r>
-            <w:proofErr w:type="spellStart"/>
             <w:r>
               <w:rPr>
                 <w:rFonts w:ascii="Tahoma" w:eastAsia="微软雅黑" w:hAnsi="Tahoma"/>
@@ -9661,7 +9948,6 @@
               </w:rPr>
               <w:t>Drill_GlobalStorageManager</w:t>
             </w:r>
-            <w:proofErr w:type="spellEnd"/>
             <w:r>
               <w:rPr>
                 <w:rFonts w:ascii="Tahoma" w:eastAsia="微软雅黑" w:hAnsi="Tahoma"/>
@@ -9741,9 +10027,14 @@
 </file>
 
 <file path=word/endnotes.xml><?xml version="1.0" encoding="utf-8"?>
-<w:endnotes xmlns:wpc="http://schemas.microsoft.com/office/word/2010/wordprocessingCanvas" xmlns:cx="http://schemas.microsoft.com/office/drawing/2014/chartex" xmlns:cx1="http://schemas.microsoft.com/office/drawing/2015/9/8/chartex" xmlns:cx2="http://schemas.microsoft.com/office/drawing/2015/10/21/chartex" xmlns:cx3="http://schemas.microsoft.com/office/drawing/2016/5/9/chartex" xmlns:cx4="http://schemas.microsoft.com/office/drawing/2016/5/10/chartex" xmlns:cx5="http://schemas.microsoft.com/office/drawing/2016/5/11/chartex" xmlns:cx6="http://schemas.microsoft.com/office/drawing/2016/5/12/chartex" xmlns:cx7="http://schemas.microsoft.com/office/drawing/2016/5/13/chartex" xmlns:cx8="http://schemas.microsoft.com/office/drawing/2016/5/14/chartex" xmlns:mc="http://schemas.openxmlformats.org/markup-compatibility/2006" xmlns:aink="http://schemas.microsoft.com/office/drawing/2016/ink" xmlns:am3d="http://schemas.microsoft.com/office/drawing/2017/model3d" xmlns:o="urn:schemas-microsoft-com:office:office" xmlns:oel="http://schemas.microsoft.com/office/2019/extlst" xmlns:r="http://schemas.openxmlformats.org/officeDocument/2006/relationships" xmlns:m="http://schemas.openxmlformats.org/officeDocument/2006/math" xmlns:v="urn:schemas-microsoft-com:vml" xmlns:wp14="http://schemas.microsoft.com/office/word/2010/wordprocessingDrawing" xmlns:wp="http://schemas.openxmlformats.org/drawingml/2006/wordprocessingDrawing" xmlns:w10="urn:schemas-microsoft-com:office:word" xmlns:w="http://schemas.openxmlformats.org/wordprocessingml/2006/main" xmlns:w14="http://schemas.microsoft.com/office/word/2010/wordml" xmlns:w15="http://schemas.microsoft.com/office/word/2012/wordml" xmlns:w16cex="http://schemas.microsoft.com/office/word/2018/wordml/cex" xmlns:w16cid="http://schemas.microsoft.com/office/word/2016/wordml/cid" xmlns:w16="http://schemas.microsoft.com/office/word/2018/wordml" xmlns:w16sdtdh="http://schemas.microsoft.com/office/word/2020/wordml/sdtdatahash" xmlns:w16se="http://schemas.microsoft.com/office/word/2015/wordml/symex" xmlns:wpg="http://schemas.microsoft.com/office/word/2010/wordprocessingGroup" xmlns:wpi="http://schemas.microsoft.com/office/word/2010/wordprocessingInk" xmlns:wne="http://schemas.microsoft.com/office/word/2006/wordml" xmlns:wps="http://schemas.microsoft.com/office/word/2010/wordprocessingShape" mc:Ignorable="w14 w15 w16se w16cid w16 w16cex w16sdtdh wp14">
+<w:endnotes xmlns:wpc="http://schemas.microsoft.com/office/word/2010/wordprocessingCanvas" xmlns:cx="http://schemas.microsoft.com/office/drawing/2014/chartex" xmlns:cx1="http://schemas.microsoft.com/office/drawing/2015/9/8/chartex" xmlns:cx2="http://schemas.microsoft.com/office/drawing/2015/10/21/chartex" xmlns:cx3="http://schemas.microsoft.com/office/drawing/2016/5/9/chartex" xmlns:cx4="http://schemas.microsoft.com/office/drawing/2016/5/10/chartex" xmlns:cx5="http://schemas.microsoft.com/office/drawing/2016/5/11/chartex" xmlns:cx6="http://schemas.microsoft.com/office/drawing/2016/5/12/chartex" xmlns:cx7="http://schemas.microsoft.com/office/drawing/2016/5/13/chartex" xmlns:cx8="http://schemas.microsoft.com/office/drawing/2016/5/14/chartex" xmlns:mc="http://schemas.openxmlformats.org/markup-compatibility/2006" xmlns:aink="http://schemas.microsoft.com/office/drawing/2016/ink" xmlns:am3d="http://schemas.microsoft.com/office/drawing/2017/model3d" xmlns:o="urn:schemas-microsoft-com:office:office" xmlns:oel="http://schemas.microsoft.com/office/2019/extlst" xmlns:r="http://schemas.openxmlformats.org/officeDocument/2006/relationships" xmlns:m="http://schemas.openxmlformats.org/officeDocument/2006/math" xmlns:v="urn:schemas-microsoft-com:vml" xmlns:wp14="http://schemas.microsoft.com/office/word/2010/wordprocessingDrawing" xmlns:wp="http://schemas.openxmlformats.org/drawingml/2006/wordprocessingDrawing" xmlns:w10="urn:schemas-microsoft-com:office:word" xmlns:w="http://schemas.openxmlformats.org/wordprocessingml/2006/main" xmlns:w14="http://schemas.microsoft.com/office/word/2010/wordml" xmlns:w15="http://schemas.microsoft.com/office/word/2012/wordml" xmlns:w16cex="http://schemas.microsoft.com/office/word/2018/wordml/cex" xmlns:w16cid="http://schemas.microsoft.com/office/word/2016/wordml/cid" xmlns:w16="http://schemas.microsoft.com/office/word/2018/wordml" xmlns:w16du="http://schemas.microsoft.com/office/word/2023/wordml/word16du" xmlns:w16sdtdh="http://schemas.microsoft.com/office/word/2020/wordml/sdtdatahash" xmlns:w16sdtfl="http://schemas.microsoft.com/office/word/2024/wordml/sdtformatlock" xmlns:w16se="http://schemas.microsoft.com/office/word/2015/wordml/symex" xmlns:wpg="http://schemas.microsoft.com/office/word/2010/wordprocessingGroup" xmlns:wpi="http://schemas.microsoft.com/office/word/2010/wordprocessingInk" xmlns:wne="http://schemas.microsoft.com/office/word/2006/wordml" xmlns:wps="http://schemas.microsoft.com/office/word/2010/wordprocessingShape" mc:Ignorable="w14 w15 w16se w16cid w16 w16cex w16sdtdh w16sdtfl w16du wp14">
   <w:endnote w:type="separator" w:id="-1">
     <w:p>
+      <w:pPr>
+        <w:rPr>
+          <w:rFonts w:hint="eastAsia"/>
+        </w:rPr>
+      </w:pPr>
       <w:r>
         <w:separator/>
       </w:r>
@@ -9751,6 +10042,11 @@
   </w:endnote>
   <w:endnote w:type="continuationSeparator" w:id="0">
     <w:p>
+      <w:pPr>
+        <w:rPr>
+          <w:rFonts w:hint="eastAsia"/>
+        </w:rPr>
+      </w:pPr>
       <w:r>
         <w:continuationSeparator/>
       </w:r>
@@ -9760,9 +10056,14 @@
 </file>
 
 <file path=word/footnotes.xml><?xml version="1.0" encoding="utf-8"?>
-<w:footnotes xmlns:wpc="http://schemas.microsoft.com/office/word/2010/wordprocessingCanvas" xmlns:cx="http://schemas.microsoft.com/office/drawing/2014/chartex" xmlns:cx1="http://schemas.microsoft.com/office/drawing/2015/9/8/chartex" xmlns:cx2="http://schemas.microsoft.com/office/drawing/2015/10/21/chartex" xmlns:cx3="http://schemas.microsoft.com/office/drawing/2016/5/9/chartex" xmlns:cx4="http://schemas.microsoft.com/office/drawing/2016/5/10/chartex" xmlns:cx5="http://schemas.microsoft.com/office/drawing/2016/5/11/chartex" xmlns:cx6="http://schemas.microsoft.com/office/drawing/2016/5/12/chartex" xmlns:cx7="http://schemas.microsoft.com/office/drawing/2016/5/13/chartex" xmlns:cx8="http://schemas.microsoft.com/office/drawing/2016/5/14/chartex" xmlns:mc="http://schemas.openxmlformats.org/markup-compatibility/2006" xmlns:aink="http://schemas.microsoft.com/office/drawing/2016/ink" xmlns:am3d="http://schemas.microsoft.com/office/drawing/2017/model3d" xmlns:o="urn:schemas-microsoft-com:office:office" xmlns:oel="http://schemas.microsoft.com/office/2019/extlst" xmlns:r="http://schemas.openxmlformats.org/officeDocument/2006/relationships" xmlns:m="http://schemas.openxmlformats.org/officeDocument/2006/math" xmlns:v="urn:schemas-microsoft-com:vml" xmlns:wp14="http://schemas.microsoft.com/office/word/2010/wordprocessingDrawing" xmlns:wp="http://schemas.openxmlformats.org/drawingml/2006/wordprocessingDrawing" xmlns:w10="urn:schemas-microsoft-com:office:word" xmlns:w="http://schemas.openxmlformats.org/wordprocessingml/2006/main" xmlns:w14="http://schemas.microsoft.com/office/word/2010/wordml" xmlns:w15="http://schemas.microsoft.com/office/word/2012/wordml" xmlns:w16cex="http://schemas.microsoft.com/office/word/2018/wordml/cex" xmlns:w16cid="http://schemas.microsoft.com/office/word/2016/wordml/cid" xmlns:w16="http://schemas.microsoft.com/office/word/2018/wordml" xmlns:w16sdtdh="http://schemas.microsoft.com/office/word/2020/wordml/sdtdatahash" xmlns:w16se="http://schemas.microsoft.com/office/word/2015/wordml/symex" xmlns:wpg="http://schemas.microsoft.com/office/word/2010/wordprocessingGroup" xmlns:wpi="http://schemas.microsoft.com/office/word/2010/wordprocessingInk" xmlns:wne="http://schemas.microsoft.com/office/word/2006/wordml" xmlns:wps="http://schemas.microsoft.com/office/word/2010/wordprocessingShape" mc:Ignorable="w14 w15 w16se w16cid w16 w16cex w16sdtdh wp14">
+<w:footnotes xmlns:wpc="http://schemas.microsoft.com/office/word/2010/wordprocessingCanvas" xmlns:cx="http://schemas.microsoft.com/office/drawing/2014/chartex" xmlns:cx1="http://schemas.microsoft.com/office/drawing/2015/9/8/chartex" xmlns:cx2="http://schemas.microsoft.com/office/drawing/2015/10/21/chartex" xmlns:cx3="http://schemas.microsoft.com/office/drawing/2016/5/9/chartex" xmlns:cx4="http://schemas.microsoft.com/office/drawing/2016/5/10/chartex" xmlns:cx5="http://schemas.microsoft.com/office/drawing/2016/5/11/chartex" xmlns:cx6="http://schemas.microsoft.com/office/drawing/2016/5/12/chartex" xmlns:cx7="http://schemas.microsoft.com/office/drawing/2016/5/13/chartex" xmlns:cx8="http://schemas.microsoft.com/office/drawing/2016/5/14/chartex" xmlns:mc="http://schemas.openxmlformats.org/markup-compatibility/2006" xmlns:aink="http://schemas.microsoft.com/office/drawing/2016/ink" xmlns:am3d="http://schemas.microsoft.com/office/drawing/2017/model3d" xmlns:o="urn:schemas-microsoft-com:office:office" xmlns:oel="http://schemas.microsoft.com/office/2019/extlst" xmlns:r="http://schemas.openxmlformats.org/officeDocument/2006/relationships" xmlns:m="http://schemas.openxmlformats.org/officeDocument/2006/math" xmlns:v="urn:schemas-microsoft-com:vml" xmlns:wp14="http://schemas.microsoft.com/office/word/2010/wordprocessingDrawing" xmlns:wp="http://schemas.openxmlformats.org/drawingml/2006/wordprocessingDrawing" xmlns:w10="urn:schemas-microsoft-com:office:word" xmlns:w="http://schemas.openxmlformats.org/wordprocessingml/2006/main" xmlns:w14="http://schemas.microsoft.com/office/word/2010/wordml" xmlns:w15="http://schemas.microsoft.com/office/word/2012/wordml" xmlns:w16cex="http://schemas.microsoft.com/office/word/2018/wordml/cex" xmlns:w16cid="http://schemas.microsoft.com/office/word/2016/wordml/cid" xmlns:w16="http://schemas.microsoft.com/office/word/2018/wordml" xmlns:w16du="http://schemas.microsoft.com/office/word/2023/wordml/word16du" xmlns:w16sdtdh="http://schemas.microsoft.com/office/word/2020/wordml/sdtdatahash" xmlns:w16sdtfl="http://schemas.microsoft.com/office/word/2024/wordml/sdtformatlock" xmlns:w16se="http://schemas.microsoft.com/office/word/2015/wordml/symex" xmlns:wpg="http://schemas.microsoft.com/office/word/2010/wordprocessingGroup" xmlns:wpi="http://schemas.microsoft.com/office/word/2010/wordprocessingInk" xmlns:wne="http://schemas.microsoft.com/office/word/2006/wordml" xmlns:wps="http://schemas.microsoft.com/office/word/2010/wordprocessingShape" mc:Ignorable="w14 w15 w16se w16cid w16 w16cex w16sdtdh w16sdtfl w16du wp14">
   <w:footnote w:type="separator" w:id="-1">
     <w:p>
+      <w:pPr>
+        <w:rPr>
+          <w:rFonts w:hint="eastAsia"/>
+        </w:rPr>
+      </w:pPr>
       <w:r>
         <w:separator/>
       </w:r>
@@ -9770,6 +10071,11 @@
   </w:footnote>
   <w:footnote w:type="continuationSeparator" w:id="0">
     <w:p>
+      <w:pPr>
+        <w:rPr>
+          <w:rFonts w:hint="eastAsia"/>
+        </w:rPr>
+      </w:pPr>
       <w:r>
         <w:continuationSeparator/>
       </w:r>
@@ -9779,12 +10085,12 @@
 </file>
 
 <file path=word/header1.xml><?xml version="1.0" encoding="utf-8"?>
-<w:hdr xmlns:wpc="http://schemas.microsoft.com/office/word/2010/wordprocessingCanvas" xmlns:cx="http://schemas.microsoft.com/office/drawing/2014/chartex" xmlns:cx1="http://schemas.microsoft.com/office/drawing/2015/9/8/chartex" xmlns:cx2="http://schemas.microsoft.com/office/drawing/2015/10/21/chartex" xmlns:cx3="http://schemas.microsoft.com/office/drawing/2016/5/9/chartex" xmlns:cx4="http://schemas.microsoft.com/office/drawing/2016/5/10/chartex" xmlns:cx5="http://schemas.microsoft.com/office/drawing/2016/5/11/chartex" xmlns:cx6="http://schemas.microsoft.com/office/drawing/2016/5/12/chartex" xmlns:cx7="http://schemas.microsoft.com/office/drawing/2016/5/13/chartex" xmlns:cx8="http://schemas.microsoft.com/office/drawing/2016/5/14/chartex" xmlns:mc="http://schemas.openxmlformats.org/markup-compatibility/2006" xmlns:aink="http://schemas.microsoft.com/office/drawing/2016/ink" xmlns:am3d="http://schemas.microsoft.com/office/drawing/2017/model3d" xmlns:o="urn:schemas-microsoft-com:office:office" xmlns:oel="http://schemas.microsoft.com/office/2019/extlst" xmlns:r="http://schemas.openxmlformats.org/officeDocument/2006/relationships" xmlns:m="http://schemas.openxmlformats.org/officeDocument/2006/math" xmlns:v="urn:schemas-microsoft-com:vml" xmlns:wp14="http://schemas.microsoft.com/office/word/2010/wordprocessingDrawing" xmlns:wp="http://schemas.openxmlformats.org/drawingml/2006/wordprocessingDrawing" xmlns:w10="urn:schemas-microsoft-com:office:word" xmlns:w="http://schemas.openxmlformats.org/wordprocessingml/2006/main" xmlns:w14="http://schemas.microsoft.com/office/word/2010/wordml" xmlns:w15="http://schemas.microsoft.com/office/word/2012/wordml" xmlns:w16cex="http://schemas.microsoft.com/office/word/2018/wordml/cex" xmlns:w16cid="http://schemas.microsoft.com/office/word/2016/wordml/cid" xmlns:w16="http://schemas.microsoft.com/office/word/2018/wordml" xmlns:w16sdtdh="http://schemas.microsoft.com/office/word/2020/wordml/sdtdatahash" xmlns:w16se="http://schemas.microsoft.com/office/word/2015/wordml/symex" xmlns:wpg="http://schemas.microsoft.com/office/word/2010/wordprocessingGroup" xmlns:wpi="http://schemas.microsoft.com/office/word/2010/wordprocessingInk" xmlns:wne="http://schemas.microsoft.com/office/word/2006/wordml" xmlns:wps="http://schemas.microsoft.com/office/word/2010/wordprocessingShape" mc:Ignorable="w14 w15 w16se w16cid w16 w16cex w16sdtdh wp14">
+<w:hdr xmlns:wpc="http://schemas.microsoft.com/office/word/2010/wordprocessingCanvas" xmlns:cx="http://schemas.microsoft.com/office/drawing/2014/chartex" xmlns:cx1="http://schemas.microsoft.com/office/drawing/2015/9/8/chartex" xmlns:cx2="http://schemas.microsoft.com/office/drawing/2015/10/21/chartex" xmlns:cx3="http://schemas.microsoft.com/office/drawing/2016/5/9/chartex" xmlns:cx4="http://schemas.microsoft.com/office/drawing/2016/5/10/chartex" xmlns:cx5="http://schemas.microsoft.com/office/drawing/2016/5/11/chartex" xmlns:cx6="http://schemas.microsoft.com/office/drawing/2016/5/12/chartex" xmlns:cx7="http://schemas.microsoft.com/office/drawing/2016/5/13/chartex" xmlns:cx8="http://schemas.microsoft.com/office/drawing/2016/5/14/chartex" xmlns:mc="http://schemas.openxmlformats.org/markup-compatibility/2006" xmlns:aink="http://schemas.microsoft.com/office/drawing/2016/ink" xmlns:am3d="http://schemas.microsoft.com/office/drawing/2017/model3d" xmlns:o="urn:schemas-microsoft-com:office:office" xmlns:oel="http://schemas.microsoft.com/office/2019/extlst" xmlns:r="http://schemas.openxmlformats.org/officeDocument/2006/relationships" xmlns:m="http://schemas.openxmlformats.org/officeDocument/2006/math" xmlns:v="urn:schemas-microsoft-com:vml" xmlns:wp14="http://schemas.microsoft.com/office/word/2010/wordprocessingDrawing" xmlns:wp="http://schemas.openxmlformats.org/drawingml/2006/wordprocessingDrawing" xmlns:w10="urn:schemas-microsoft-com:office:word" xmlns:w="http://schemas.openxmlformats.org/wordprocessingml/2006/main" xmlns:w14="http://schemas.microsoft.com/office/word/2010/wordml" xmlns:w15="http://schemas.microsoft.com/office/word/2012/wordml" xmlns:w16cex="http://schemas.microsoft.com/office/word/2018/wordml/cex" xmlns:w16cid="http://schemas.microsoft.com/office/word/2016/wordml/cid" xmlns:w16="http://schemas.microsoft.com/office/word/2018/wordml" xmlns:w16du="http://schemas.microsoft.com/office/word/2023/wordml/word16du" xmlns:w16sdtdh="http://schemas.microsoft.com/office/word/2020/wordml/sdtdatahash" xmlns:w16sdtfl="http://schemas.microsoft.com/office/word/2024/wordml/sdtformatlock" xmlns:w16se="http://schemas.microsoft.com/office/word/2015/wordml/symex" xmlns:wpg="http://schemas.microsoft.com/office/word/2010/wordprocessingGroup" xmlns:wpi="http://schemas.microsoft.com/office/word/2010/wordprocessingInk" xmlns:wne="http://schemas.microsoft.com/office/word/2006/wordml" xmlns:wps="http://schemas.microsoft.com/office/word/2010/wordprocessingShape" mc:Ignorable="w14 w15 w16se w16cid w16 w16cex w16sdtdh w16sdtfl w16du wp14">
   <w:p>
     <w:pPr>
       <w:jc w:val="center"/>
       <w:rPr>
-        <w:rFonts w:ascii="微软雅黑" w:eastAsia="微软雅黑" w:hAnsi="微软雅黑"/>
+        <w:rFonts w:ascii="微软雅黑" w:eastAsia="微软雅黑" w:hAnsi="微软雅黑" w:hint="eastAsia"/>
         <w:sz w:val="20"/>
       </w:rPr>
     </w:pPr>
@@ -9877,7 +10183,6 @@
       </w:rPr>
       <w:t xml:space="preserve">   </w:t>
     </w:r>
-    <w:proofErr w:type="spellStart"/>
     <w:r>
       <w:rPr>
         <w:rFonts w:ascii="微软雅黑" w:eastAsia="微软雅黑" w:hAnsi="微软雅黑"/>
@@ -9885,13 +10190,12 @@
       </w:rPr>
       <w:t>drill_up</w:t>
     </w:r>
-    <w:proofErr w:type="spellEnd"/>
   </w:p>
 </w:hdr>
 </file>
 
 <file path=word/numbering.xml><?xml version="1.0" encoding="utf-8"?>
-<w:numbering xmlns:wpc="http://schemas.microsoft.com/office/word/2010/wordprocessingCanvas" xmlns:cx="http://schemas.microsoft.com/office/drawing/2014/chartex" xmlns:cx1="http://schemas.microsoft.com/office/drawing/2015/9/8/chartex" xmlns:cx2="http://schemas.microsoft.com/office/drawing/2015/10/21/chartex" xmlns:cx3="http://schemas.microsoft.com/office/drawing/2016/5/9/chartex" xmlns:cx4="http://schemas.microsoft.com/office/drawing/2016/5/10/chartex" xmlns:cx5="http://schemas.microsoft.com/office/drawing/2016/5/11/chartex" xmlns:cx6="http://schemas.microsoft.com/office/drawing/2016/5/12/chartex" xmlns:cx7="http://schemas.microsoft.com/office/drawing/2016/5/13/chartex" xmlns:cx8="http://schemas.microsoft.com/office/drawing/2016/5/14/chartex" xmlns:mc="http://schemas.openxmlformats.org/markup-compatibility/2006" xmlns:aink="http://schemas.microsoft.com/office/drawing/2016/ink" xmlns:am3d="http://schemas.microsoft.com/office/drawing/2017/model3d" xmlns:o="urn:schemas-microsoft-com:office:office" xmlns:oel="http://schemas.microsoft.com/office/2019/extlst" xmlns:r="http://schemas.openxmlformats.org/officeDocument/2006/relationships" xmlns:m="http://schemas.openxmlformats.org/officeDocument/2006/math" xmlns:v="urn:schemas-microsoft-com:vml" xmlns:wp14="http://schemas.microsoft.com/office/word/2010/wordprocessingDrawing" xmlns:wp="http://schemas.openxmlformats.org/drawingml/2006/wordprocessingDrawing" xmlns:w10="urn:schemas-microsoft-com:office:word" xmlns:w="http://schemas.openxmlformats.org/wordprocessingml/2006/main" xmlns:w14="http://schemas.microsoft.com/office/word/2010/wordml" xmlns:w15="http://schemas.microsoft.com/office/word/2012/wordml" xmlns:w16cex="http://schemas.microsoft.com/office/word/2018/wordml/cex" xmlns:w16cid="http://schemas.microsoft.com/office/word/2016/wordml/cid" xmlns:w16="http://schemas.microsoft.com/office/word/2018/wordml" xmlns:w16sdtdh="http://schemas.microsoft.com/office/word/2020/wordml/sdtdatahash" xmlns:w16se="http://schemas.microsoft.com/office/word/2015/wordml/symex" xmlns:wpg="http://schemas.microsoft.com/office/word/2010/wordprocessingGroup" xmlns:wpi="http://schemas.microsoft.com/office/word/2010/wordprocessingInk" xmlns:wne="http://schemas.microsoft.com/office/word/2006/wordml" xmlns:wps="http://schemas.microsoft.com/office/word/2010/wordprocessingShape" mc:Ignorable="w14 w15 w16se w16cid w16 w16cex w16sdtdh wp14">
+<w:numbering xmlns:wpc="http://schemas.microsoft.com/office/word/2010/wordprocessingCanvas" xmlns:cx="http://schemas.microsoft.com/office/drawing/2014/chartex" xmlns:cx1="http://schemas.microsoft.com/office/drawing/2015/9/8/chartex" xmlns:cx2="http://schemas.microsoft.com/office/drawing/2015/10/21/chartex" xmlns:cx3="http://schemas.microsoft.com/office/drawing/2016/5/9/chartex" xmlns:cx4="http://schemas.microsoft.com/office/drawing/2016/5/10/chartex" xmlns:cx5="http://schemas.microsoft.com/office/drawing/2016/5/11/chartex" xmlns:cx6="http://schemas.microsoft.com/office/drawing/2016/5/12/chartex" xmlns:cx7="http://schemas.microsoft.com/office/drawing/2016/5/13/chartex" xmlns:cx8="http://schemas.microsoft.com/office/drawing/2016/5/14/chartex" xmlns:mc="http://schemas.openxmlformats.org/markup-compatibility/2006" xmlns:aink="http://schemas.microsoft.com/office/drawing/2016/ink" xmlns:am3d="http://schemas.microsoft.com/office/drawing/2017/model3d" xmlns:o="urn:schemas-microsoft-com:office:office" xmlns:oel="http://schemas.microsoft.com/office/2019/extlst" xmlns:r="http://schemas.openxmlformats.org/officeDocument/2006/relationships" xmlns:m="http://schemas.openxmlformats.org/officeDocument/2006/math" xmlns:v="urn:schemas-microsoft-com:vml" xmlns:wp14="http://schemas.microsoft.com/office/word/2010/wordprocessingDrawing" xmlns:wp="http://schemas.openxmlformats.org/drawingml/2006/wordprocessingDrawing" xmlns:w10="urn:schemas-microsoft-com:office:word" xmlns:w="http://schemas.openxmlformats.org/wordprocessingml/2006/main" xmlns:w14="http://schemas.microsoft.com/office/word/2010/wordml" xmlns:w15="http://schemas.microsoft.com/office/word/2012/wordml" xmlns:w16cex="http://schemas.microsoft.com/office/word/2018/wordml/cex" xmlns:w16cid="http://schemas.microsoft.com/office/word/2016/wordml/cid" xmlns:w16="http://schemas.microsoft.com/office/word/2018/wordml" xmlns:w16du="http://schemas.microsoft.com/office/word/2023/wordml/word16du" xmlns:w16sdtdh="http://schemas.microsoft.com/office/word/2020/wordml/sdtdatahash" xmlns:w16sdtfl="http://schemas.microsoft.com/office/word/2024/wordml/sdtformatlock" xmlns:w16se="http://schemas.microsoft.com/office/word/2015/wordml/symex" xmlns:wpg="http://schemas.microsoft.com/office/word/2010/wordprocessingGroup" xmlns:wpi="http://schemas.microsoft.com/office/word/2010/wordprocessingInk" xmlns:wne="http://schemas.microsoft.com/office/word/2006/wordml" xmlns:wps="http://schemas.microsoft.com/office/word/2010/wordprocessingShape" mc:Ignorable="w14 w15 w16se w16cid w16 w16cex w16sdtdh w16sdtfl w16du wp14">
   <w:abstractNum w:abstractNumId="0" w15:restartNumberingAfterBreak="0">
     <w:nsid w:val="5D765447"/>
     <w:multiLevelType w:val="hybridMultilevel"/>
@@ -10080,7 +10384,7 @@
 </file>
 
 <file path=word/styles.xml><?xml version="1.0" encoding="utf-8"?>
-<w:styles xmlns:mc="http://schemas.openxmlformats.org/markup-compatibility/2006" xmlns:r="http://schemas.openxmlformats.org/officeDocument/2006/relationships" xmlns:w="http://schemas.openxmlformats.org/wordprocessingml/2006/main" xmlns:w14="http://schemas.microsoft.com/office/word/2010/wordml" xmlns:w15="http://schemas.microsoft.com/office/word/2012/wordml" xmlns:w16cex="http://schemas.microsoft.com/office/word/2018/wordml/cex" xmlns:w16cid="http://schemas.microsoft.com/office/word/2016/wordml/cid" xmlns:w16="http://schemas.microsoft.com/office/word/2018/wordml" xmlns:w16sdtdh="http://schemas.microsoft.com/office/word/2020/wordml/sdtdatahash" xmlns:w16se="http://schemas.microsoft.com/office/word/2015/wordml/symex" mc:Ignorable="w14 w15 w16se w16cid w16 w16cex w16sdtdh">
+<w:styles xmlns:mc="http://schemas.openxmlformats.org/markup-compatibility/2006" xmlns:r="http://schemas.openxmlformats.org/officeDocument/2006/relationships" xmlns:w="http://schemas.openxmlformats.org/wordprocessingml/2006/main" xmlns:w14="http://schemas.microsoft.com/office/word/2010/wordml" xmlns:w15="http://schemas.microsoft.com/office/word/2012/wordml" xmlns:w16cex="http://schemas.microsoft.com/office/word/2018/wordml/cex" xmlns:w16cid="http://schemas.microsoft.com/office/word/2016/wordml/cid" xmlns:w16="http://schemas.microsoft.com/office/word/2018/wordml" xmlns:w16du="http://schemas.microsoft.com/office/word/2023/wordml/word16du" xmlns:w16sdtdh="http://schemas.microsoft.com/office/word/2020/wordml/sdtdatahash" xmlns:w16sdtfl="http://schemas.microsoft.com/office/word/2024/wordml/sdtformatlock" xmlns:w16se="http://schemas.microsoft.com/office/word/2015/wordml/symex" mc:Ignorable="w14 w15 w16se w16cid w16 w16cex w16sdtdh w16sdtfl w16du">
   <w:docDefaults>
     <w:rPrDefault>
       <w:rPr>

--- a/插件详细手册/21.管理器/数据更新与旧存档.docx
+++ b/插件详细手册/21.管理器/数据更新与旧存档.docx
@@ -18,6 +18,20 @@
     </w:p>
     <w:p>
       <w:pPr>
+        <w:pStyle w:val="3"/>
+        <w:rPr>
+          <w:rFonts w:hint="eastAsia"/>
+        </w:rPr>
+      </w:pPr>
+      <w:r>
+        <w:rPr>
+          <w:rFonts w:hint="eastAsia"/>
+        </w:rPr>
+        <w:t>介绍</w:t>
+      </w:r>
+    </w:p>
+    <w:p>
+      <w:pPr>
         <w:widowControl/>
         <w:jc w:val="left"/>
         <w:rPr>
@@ -89,264 +103,6 @@
         <w:t>之间的关系以及机理，并提供部分优化策略。</w:t>
       </w:r>
     </w:p>
-    <w:tbl>
-      <w:tblPr>
-        <w:tblStyle w:val="af"/>
-        <w:tblW w:w="0" w:type="auto"/>
-        <w:tblLook w:val="04A0" w:firstRow="1" w:lastRow="0" w:firstColumn="1" w:lastColumn="0" w:noHBand="0" w:noVBand="1"/>
-      </w:tblPr>
-      <w:tblGrid>
-        <w:gridCol w:w="8522"/>
-      </w:tblGrid>
-      <w:tr>
-        <w:tc>
-          <w:tcPr>
-            <w:tcW w:w="8522" w:type="dxa"/>
-            <w:shd w:val="clear" w:color="auto" w:fill="DEEAF6" w:themeFill="accent1" w:themeFillTint="33"/>
-          </w:tcPr>
-          <w:p>
-            <w:pPr>
-              <w:widowControl/>
-              <w:adjustRightInd w:val="0"/>
-              <w:snapToGrid w:val="0"/>
-              <w:jc w:val="left"/>
-              <w:rPr>
-                <w:rFonts w:ascii="Tahoma" w:eastAsia="微软雅黑" w:hAnsi="Tahoma"/>
-                <w:bCs/>
-                <w:kern w:val="0"/>
-                <w:sz w:val="22"/>
-              </w:rPr>
-            </w:pPr>
-            <w:r>
-              <w:rPr>
-                <w:rFonts w:ascii="Tahoma" w:eastAsia="微软雅黑" w:hAnsi="Tahoma"/>
-                <w:bCs/>
-                <w:kern w:val="0"/>
-                <w:sz w:val="22"/>
-              </w:rPr>
-              <w:t>V3</w:t>
-            </w:r>
-            <w:r>
-              <w:rPr>
-                <w:rFonts w:ascii="Tahoma" w:eastAsia="微软雅黑" w:hAnsi="Tahoma" w:hint="eastAsia"/>
-                <w:bCs/>
-                <w:kern w:val="0"/>
-                <w:sz w:val="22"/>
-              </w:rPr>
-              <w:t>.2</w:t>
-            </w:r>
-            <w:r>
-              <w:rPr>
-                <w:rFonts w:ascii="Tahoma" w:eastAsia="微软雅黑" w:hAnsi="Tahoma"/>
-                <w:bCs/>
-                <w:kern w:val="0"/>
-                <w:sz w:val="22"/>
-              </w:rPr>
-              <w:t>0</w:t>
-            </w:r>
-            <w:r>
-              <w:rPr>
-                <w:rFonts w:ascii="Tahoma" w:eastAsia="微软雅黑" w:hAnsi="Tahoma" w:hint="eastAsia"/>
-                <w:bCs/>
-                <w:kern w:val="0"/>
-                <w:sz w:val="22"/>
-              </w:rPr>
-              <w:t>版本对所有插件的存储结构进行了翻新</w:t>
-            </w:r>
-            <w:r>
-              <w:rPr>
-                <w:rFonts w:ascii="Tahoma" w:eastAsia="微软雅黑" w:hAnsi="Tahoma" w:hint="eastAsia"/>
-                <w:bCs/>
-                <w:kern w:val="0"/>
-                <w:sz w:val="22"/>
-              </w:rPr>
-              <w:t>。</w:t>
-            </w:r>
-          </w:p>
-          <w:p>
-            <w:pPr>
-              <w:widowControl/>
-              <w:adjustRightInd w:val="0"/>
-              <w:snapToGrid w:val="0"/>
-              <w:jc w:val="left"/>
-              <w:rPr>
-                <w:rFonts w:ascii="Tahoma" w:eastAsia="微软雅黑" w:hAnsi="Tahoma"/>
-                <w:bCs/>
-                <w:kern w:val="0"/>
-                <w:sz w:val="22"/>
-              </w:rPr>
-            </w:pPr>
-            <w:r>
-              <w:rPr>
-                <w:rFonts w:ascii="Tahoma" w:eastAsia="微软雅黑" w:hAnsi="Tahoma" w:hint="eastAsia"/>
-                <w:bCs/>
-                <w:kern w:val="0"/>
-                <w:sz w:val="22"/>
-              </w:rPr>
-              <w:t>你</w:t>
-            </w:r>
-            <w:r>
-              <w:rPr>
-                <w:rFonts w:ascii="Tahoma" w:eastAsia="微软雅黑" w:hAnsi="Tahoma" w:hint="eastAsia"/>
-                <w:bCs/>
-                <w:kern w:val="0"/>
-                <w:sz w:val="22"/>
-              </w:rPr>
-              <w:t>可以在保存旧存档的同时，加入</w:t>
-            </w:r>
-            <w:r>
-              <w:rPr>
-                <w:rFonts w:ascii="Tahoma" w:eastAsia="微软雅黑" w:hAnsi="Tahoma" w:hint="eastAsia"/>
-                <w:bCs/>
-                <w:kern w:val="0"/>
-                <w:sz w:val="22"/>
-              </w:rPr>
-              <w:t xml:space="preserve"> </w:t>
-            </w:r>
-            <w:r>
-              <w:rPr>
-                <w:rFonts w:ascii="Tahoma" w:eastAsia="微软雅黑" w:hAnsi="Tahoma" w:hint="eastAsia"/>
-                <w:bCs/>
-                <w:kern w:val="0"/>
-                <w:sz w:val="22"/>
-              </w:rPr>
-              <w:t>新插件</w:t>
-            </w:r>
-            <w:r>
-              <w:rPr>
-                <w:rFonts w:ascii="Tahoma" w:eastAsia="微软雅黑" w:hAnsi="Tahoma" w:hint="eastAsia"/>
-                <w:bCs/>
-                <w:kern w:val="0"/>
-                <w:sz w:val="22"/>
-              </w:rPr>
-              <w:t xml:space="preserve"> </w:t>
-            </w:r>
-            <w:r>
-              <w:rPr>
-                <w:rFonts w:ascii="Tahoma" w:eastAsia="微软雅黑" w:hAnsi="Tahoma" w:hint="eastAsia"/>
-                <w:bCs/>
-                <w:kern w:val="0"/>
-                <w:sz w:val="22"/>
-              </w:rPr>
-              <w:t>或</w:t>
-            </w:r>
-            <w:r>
-              <w:rPr>
-                <w:rFonts w:ascii="Tahoma" w:eastAsia="微软雅黑" w:hAnsi="Tahoma" w:hint="eastAsia"/>
-                <w:bCs/>
-                <w:kern w:val="0"/>
-                <w:sz w:val="22"/>
-              </w:rPr>
-              <w:t xml:space="preserve"> </w:t>
-            </w:r>
-            <w:r>
-              <w:rPr>
-                <w:rFonts w:ascii="Tahoma" w:eastAsia="微软雅黑" w:hAnsi="Tahoma" w:hint="eastAsia"/>
-                <w:bCs/>
-                <w:kern w:val="0"/>
-                <w:sz w:val="22"/>
-              </w:rPr>
-              <w:t>添加</w:t>
-            </w:r>
-            <w:r>
-              <w:rPr>
-                <w:rFonts w:ascii="Tahoma" w:eastAsia="微软雅黑" w:hAnsi="Tahoma" w:hint="eastAsia"/>
-                <w:bCs/>
-                <w:kern w:val="0"/>
-                <w:sz w:val="22"/>
-              </w:rPr>
-              <w:t>/</w:t>
-            </w:r>
-            <w:r>
-              <w:rPr>
-                <w:rFonts w:ascii="Tahoma" w:eastAsia="微软雅黑" w:hAnsi="Tahoma" w:hint="eastAsia"/>
-                <w:bCs/>
-                <w:kern w:val="0"/>
-                <w:sz w:val="22"/>
-              </w:rPr>
-              <w:t>修改插件数据</w:t>
-            </w:r>
-            <w:r>
-              <w:rPr>
-                <w:rFonts w:ascii="Tahoma" w:eastAsia="微软雅黑" w:hAnsi="Tahoma" w:hint="eastAsia"/>
-                <w:bCs/>
-                <w:kern w:val="0"/>
-                <w:sz w:val="22"/>
-              </w:rPr>
-              <w:t xml:space="preserve"> </w:t>
-            </w:r>
-            <w:r>
-              <w:rPr>
-                <w:rFonts w:ascii="Tahoma" w:eastAsia="微软雅黑" w:hAnsi="Tahoma" w:hint="eastAsia"/>
-                <w:bCs/>
-                <w:kern w:val="0"/>
-                <w:sz w:val="22"/>
-              </w:rPr>
-              <w:t>了，不会报错。</w:t>
-            </w:r>
-          </w:p>
-          <w:p>
-            <w:pPr>
-              <w:widowControl/>
-              <w:adjustRightInd w:val="0"/>
-              <w:snapToGrid w:val="0"/>
-              <w:jc w:val="left"/>
-              <w:rPr>
-                <w:rFonts w:ascii="Tahoma" w:eastAsia="微软雅黑" w:hAnsi="Tahoma"/>
-                <w:bCs/>
-                <w:kern w:val="0"/>
-                <w:sz w:val="22"/>
-              </w:rPr>
-            </w:pPr>
-            <w:r>
-              <w:rPr>
-                <w:rFonts w:ascii="Tahoma" w:eastAsia="微软雅黑" w:hAnsi="Tahoma" w:hint="eastAsia"/>
-                <w:bCs/>
-                <w:kern w:val="0"/>
-                <w:sz w:val="22"/>
-              </w:rPr>
-              <w:t>（但最好不要使用</w:t>
-            </w:r>
-            <w:r>
-              <w:rPr>
-                <w:rFonts w:ascii="Tahoma" w:eastAsia="微软雅黑" w:hAnsi="Tahoma" w:hint="eastAsia"/>
-                <w:bCs/>
-                <w:kern w:val="0"/>
-                <w:sz w:val="22"/>
-              </w:rPr>
-              <w:t xml:space="preserve"> </w:t>
-            </w:r>
-            <w:r>
-              <w:rPr>
-                <w:rFonts w:ascii="Tahoma" w:eastAsia="微软雅黑" w:hAnsi="Tahoma" w:hint="eastAsia"/>
-                <w:bCs/>
-                <w:kern w:val="0"/>
-                <w:sz w:val="22"/>
-              </w:rPr>
-              <w:t>旧存档</w:t>
-            </w:r>
-            <w:r>
-              <w:rPr>
-                <w:rFonts w:ascii="Tahoma" w:eastAsia="微软雅黑" w:hAnsi="Tahoma" w:hint="eastAsia"/>
-                <w:bCs/>
-                <w:kern w:val="0"/>
-                <w:sz w:val="22"/>
-              </w:rPr>
-              <w:t xml:space="preserve"> </w:t>
-            </w:r>
-            <w:r>
-              <w:rPr>
-                <w:rFonts w:ascii="Tahoma" w:eastAsia="微软雅黑" w:hAnsi="Tahoma" w:hint="eastAsia"/>
-                <w:bCs/>
-                <w:kern w:val="0"/>
-                <w:sz w:val="22"/>
-              </w:rPr>
-              <w:t>，如果插件涉及游戏平衡、战斗数值，最好删掉重来）</w:t>
-            </w:r>
-          </w:p>
-        </w:tc>
-      </w:tr>
-    </w:tbl>
     <w:p>
       <w:pPr>
         <w:widowControl/>
@@ -723,11 +479,18 @@
           <w:t>同步更新</w:t>
         </w:r>
       </w:hyperlink>
+      <w:r>
+        <w:rPr>
+          <w:rFonts w:hint="eastAsia"/>
+        </w:rPr>
+        <w:t xml:space="preserve"> </w:t>
+      </w:r>
     </w:p>
     <w:p>
       <w:pPr>
         <w:widowControl/>
         <w:snapToGrid w:val="0"/>
+        <w:spacing w:after="200"/>
         <w:ind w:firstLine="420"/>
         <w:jc w:val="left"/>
         <w:rPr>
@@ -765,7 +528,298 @@
           <w:t>关闭插件的存储功能</w:t>
         </w:r>
       </w:hyperlink>
-    </w:p>
+      <w:r>
+        <w:rPr>
+          <w:rFonts w:hint="eastAsia"/>
+        </w:rPr>
+        <w:t xml:space="preserve"> </w:t>
+      </w:r>
+    </w:p>
+    <w:tbl>
+      <w:tblPr>
+        <w:tblStyle w:val="af"/>
+        <w:tblW w:w="0" w:type="auto"/>
+        <w:tblLook w:val="04A0" w:firstRow="1" w:lastRow="0" w:firstColumn="1" w:lastColumn="0" w:noHBand="0" w:noVBand="1"/>
+      </w:tblPr>
+      <w:tblGrid>
+        <w:gridCol w:w="8522"/>
+      </w:tblGrid>
+      <w:tr>
+        <w:tc>
+          <w:tcPr>
+            <w:tcW w:w="8522" w:type="dxa"/>
+            <w:shd w:val="clear" w:color="auto" w:fill="DEEAF6" w:themeFill="accent1" w:themeFillTint="33"/>
+          </w:tcPr>
+          <w:p>
+            <w:pPr>
+              <w:widowControl/>
+              <w:adjustRightInd w:val="0"/>
+              <w:snapToGrid w:val="0"/>
+              <w:jc w:val="left"/>
+              <w:rPr>
+                <w:rFonts w:ascii="Tahoma" w:eastAsia="微软雅黑" w:hAnsi="Tahoma"/>
+                <w:bCs/>
+                <w:kern w:val="0"/>
+                <w:sz w:val="22"/>
+              </w:rPr>
+            </w:pPr>
+            <w:r>
+              <w:rPr>
+                <w:rFonts w:ascii="Tahoma" w:eastAsia="微软雅黑" w:hAnsi="Tahoma" w:hint="eastAsia"/>
+                <w:bCs/>
+                <w:kern w:val="0"/>
+                <w:sz w:val="22"/>
+              </w:rPr>
+              <w:t>示例</w:t>
+            </w:r>
+            <w:r>
+              <w:rPr>
+                <w:rFonts w:ascii="Tahoma" w:eastAsia="微软雅黑" w:hAnsi="Tahoma" w:hint="eastAsia"/>
+                <w:bCs/>
+                <w:kern w:val="0"/>
+                <w:sz w:val="22"/>
+              </w:rPr>
+              <w:t>v</w:t>
+            </w:r>
+            <w:r>
+              <w:rPr>
+                <w:rFonts w:ascii="Tahoma" w:eastAsia="微软雅黑" w:hAnsi="Tahoma"/>
+                <w:bCs/>
+                <w:kern w:val="0"/>
+                <w:sz w:val="22"/>
+              </w:rPr>
+              <w:t>3</w:t>
+            </w:r>
+            <w:r>
+              <w:rPr>
+                <w:rFonts w:ascii="Tahoma" w:eastAsia="微软雅黑" w:hAnsi="Tahoma" w:hint="eastAsia"/>
+                <w:bCs/>
+                <w:kern w:val="0"/>
+                <w:sz w:val="22"/>
+              </w:rPr>
+              <w:t>.2</w:t>
+            </w:r>
+            <w:r>
+              <w:rPr>
+                <w:rFonts w:ascii="Tahoma" w:eastAsia="微软雅黑" w:hAnsi="Tahoma"/>
+                <w:bCs/>
+                <w:kern w:val="0"/>
+                <w:sz w:val="22"/>
+              </w:rPr>
+              <w:t>0</w:t>
+            </w:r>
+            <w:r>
+              <w:rPr>
+                <w:rFonts w:ascii="Tahoma" w:eastAsia="微软雅黑" w:hAnsi="Tahoma" w:hint="eastAsia"/>
+                <w:bCs/>
+                <w:kern w:val="0"/>
+                <w:sz w:val="22"/>
+              </w:rPr>
+              <w:t>版本</w:t>
+            </w:r>
+            <w:r>
+              <w:rPr>
+                <w:rFonts w:ascii="Tahoma" w:eastAsia="微软雅黑" w:hAnsi="Tahoma" w:hint="eastAsia"/>
+                <w:bCs/>
+                <w:kern w:val="0"/>
+                <w:sz w:val="22"/>
+              </w:rPr>
+              <w:t>之后，</w:t>
+            </w:r>
+            <w:r>
+              <w:rPr>
+                <w:rFonts w:ascii="Tahoma" w:eastAsia="微软雅黑" w:hAnsi="Tahoma" w:hint="eastAsia"/>
+                <w:bCs/>
+                <w:kern w:val="0"/>
+                <w:sz w:val="22"/>
+              </w:rPr>
+              <w:t>作者我翻新了</w:t>
+            </w:r>
+            <w:r>
+              <w:rPr>
+                <w:rFonts w:ascii="Tahoma" w:eastAsia="微软雅黑" w:hAnsi="Tahoma" w:hint="eastAsia"/>
+                <w:bCs/>
+                <w:kern w:val="0"/>
+                <w:sz w:val="22"/>
+              </w:rPr>
+              <w:t>所有插件的存储结构。</w:t>
+            </w:r>
+          </w:p>
+          <w:p>
+            <w:pPr>
+              <w:widowControl/>
+              <w:adjustRightInd w:val="0"/>
+              <w:snapToGrid w:val="0"/>
+              <w:jc w:val="left"/>
+              <w:rPr>
+                <w:rFonts w:ascii="Tahoma" w:eastAsia="微软雅黑" w:hAnsi="Tahoma"/>
+                <w:bCs/>
+                <w:kern w:val="0"/>
+                <w:sz w:val="22"/>
+              </w:rPr>
+            </w:pPr>
+            <w:r>
+              <w:rPr>
+                <w:rFonts w:ascii="Tahoma" w:eastAsia="微软雅黑" w:hAnsi="Tahoma" w:hint="eastAsia"/>
+                <w:bCs/>
+                <w:kern w:val="0"/>
+                <w:sz w:val="22"/>
+              </w:rPr>
+              <w:t>你可以在保存旧存档的同时，加入</w:t>
+            </w:r>
+            <w:r>
+              <w:rPr>
+                <w:rFonts w:ascii="Tahoma" w:eastAsia="微软雅黑" w:hAnsi="Tahoma" w:hint="eastAsia"/>
+                <w:bCs/>
+                <w:kern w:val="0"/>
+                <w:sz w:val="22"/>
+              </w:rPr>
+              <w:t xml:space="preserve"> </w:t>
+            </w:r>
+            <w:r>
+              <w:rPr>
+                <w:rFonts w:ascii="Tahoma" w:eastAsia="微软雅黑" w:hAnsi="Tahoma" w:hint="eastAsia"/>
+                <w:bCs/>
+                <w:kern w:val="0"/>
+                <w:sz w:val="22"/>
+              </w:rPr>
+              <w:t>新插件</w:t>
+            </w:r>
+            <w:r>
+              <w:rPr>
+                <w:rFonts w:ascii="Tahoma" w:eastAsia="微软雅黑" w:hAnsi="Tahoma" w:hint="eastAsia"/>
+                <w:bCs/>
+                <w:kern w:val="0"/>
+                <w:sz w:val="22"/>
+              </w:rPr>
+              <w:t xml:space="preserve"> </w:t>
+            </w:r>
+            <w:r>
+              <w:rPr>
+                <w:rFonts w:ascii="Tahoma" w:eastAsia="微软雅黑" w:hAnsi="Tahoma" w:hint="eastAsia"/>
+                <w:bCs/>
+                <w:kern w:val="0"/>
+                <w:sz w:val="22"/>
+              </w:rPr>
+              <w:t>或</w:t>
+            </w:r>
+            <w:r>
+              <w:rPr>
+                <w:rFonts w:ascii="Tahoma" w:eastAsia="微软雅黑" w:hAnsi="Tahoma" w:hint="eastAsia"/>
+                <w:bCs/>
+                <w:kern w:val="0"/>
+                <w:sz w:val="22"/>
+              </w:rPr>
+              <w:t xml:space="preserve"> </w:t>
+            </w:r>
+            <w:r>
+              <w:rPr>
+                <w:rFonts w:ascii="Tahoma" w:eastAsia="微软雅黑" w:hAnsi="Tahoma" w:hint="eastAsia"/>
+                <w:bCs/>
+                <w:kern w:val="0"/>
+                <w:sz w:val="22"/>
+              </w:rPr>
+              <w:t>添加</w:t>
+            </w:r>
+            <w:r>
+              <w:rPr>
+                <w:rFonts w:ascii="Tahoma" w:eastAsia="微软雅黑" w:hAnsi="Tahoma" w:hint="eastAsia"/>
+                <w:bCs/>
+                <w:kern w:val="0"/>
+                <w:sz w:val="22"/>
+              </w:rPr>
+              <w:t>/</w:t>
+            </w:r>
+            <w:r>
+              <w:rPr>
+                <w:rFonts w:ascii="Tahoma" w:eastAsia="微软雅黑" w:hAnsi="Tahoma" w:hint="eastAsia"/>
+                <w:bCs/>
+                <w:kern w:val="0"/>
+                <w:sz w:val="22"/>
+              </w:rPr>
+              <w:t>修改插件数据</w:t>
+            </w:r>
+            <w:r>
+              <w:rPr>
+                <w:rFonts w:ascii="Tahoma" w:eastAsia="微软雅黑" w:hAnsi="Tahoma" w:hint="eastAsia"/>
+                <w:bCs/>
+                <w:kern w:val="0"/>
+                <w:sz w:val="22"/>
+              </w:rPr>
+              <w:t xml:space="preserve"> </w:t>
+            </w:r>
+            <w:r>
+              <w:rPr>
+                <w:rFonts w:ascii="Tahoma" w:eastAsia="微软雅黑" w:hAnsi="Tahoma" w:hint="eastAsia"/>
+                <w:bCs/>
+                <w:kern w:val="0"/>
+                <w:sz w:val="22"/>
+              </w:rPr>
+              <w:t>了，不会报错。</w:t>
+            </w:r>
+          </w:p>
+          <w:p>
+            <w:pPr>
+              <w:widowControl/>
+              <w:adjustRightInd w:val="0"/>
+              <w:snapToGrid w:val="0"/>
+              <w:jc w:val="left"/>
+              <w:rPr>
+                <w:rFonts w:ascii="Tahoma" w:eastAsia="微软雅黑" w:hAnsi="Tahoma"/>
+                <w:bCs/>
+                <w:kern w:val="0"/>
+                <w:sz w:val="22"/>
+              </w:rPr>
+            </w:pPr>
+            <w:r>
+              <w:rPr>
+                <w:rFonts w:ascii="Tahoma" w:eastAsia="微软雅黑" w:hAnsi="Tahoma" w:hint="eastAsia"/>
+                <w:bCs/>
+                <w:kern w:val="0"/>
+                <w:sz w:val="22"/>
+              </w:rPr>
+              <w:t>（但最好不要使用</w:t>
+            </w:r>
+            <w:r>
+              <w:rPr>
+                <w:rFonts w:ascii="Tahoma" w:eastAsia="微软雅黑" w:hAnsi="Tahoma" w:hint="eastAsia"/>
+                <w:bCs/>
+                <w:kern w:val="0"/>
+                <w:sz w:val="22"/>
+              </w:rPr>
+              <w:t xml:space="preserve"> </w:t>
+            </w:r>
+            <w:r>
+              <w:rPr>
+                <w:rFonts w:ascii="Tahoma" w:eastAsia="微软雅黑" w:hAnsi="Tahoma" w:hint="eastAsia"/>
+                <w:bCs/>
+                <w:kern w:val="0"/>
+                <w:sz w:val="22"/>
+              </w:rPr>
+              <w:t>旧存档</w:t>
+            </w:r>
+            <w:r>
+              <w:rPr>
+                <w:rFonts w:ascii="Tahoma" w:eastAsia="微软雅黑" w:hAnsi="Tahoma" w:hint="eastAsia"/>
+                <w:bCs/>
+                <w:kern w:val="0"/>
+                <w:sz w:val="22"/>
+              </w:rPr>
+              <w:t xml:space="preserve"> </w:t>
+            </w:r>
+            <w:r>
+              <w:rPr>
+                <w:rFonts w:ascii="Tahoma" w:eastAsia="微软雅黑" w:hAnsi="Tahoma" w:hint="eastAsia"/>
+                <w:bCs/>
+                <w:kern w:val="0"/>
+                <w:sz w:val="22"/>
+              </w:rPr>
+              <w:t>，如果插件涉及游戏平衡、战斗数值，最好删掉重来）</w:t>
+            </w:r>
+          </w:p>
+        </w:tc>
+      </w:tr>
+    </w:tbl>
     <w:p>
       <w:pPr>
         <w:widowControl/>
@@ -800,16 +854,872 @@
     <w:p>
       <w:pPr>
         <w:pStyle w:val="2"/>
+      </w:pPr>
+      <w:r>
         <w:rPr>
           <w:rFonts w:hint="eastAsia"/>
         </w:rPr>
-      </w:pPr>
+        <w:lastRenderedPageBreak/>
+        <w:t>数据更新</w:t>
+      </w:r>
       <w:r>
         <w:rPr>
           <w:rFonts w:hint="eastAsia"/>
         </w:rPr>
+        <w:t>与旧存档</w:t>
+      </w:r>
+    </w:p>
+    <w:p>
+      <w:pPr>
+        <w:pStyle w:val="3"/>
+        <w:rPr>
+          <w:rFonts w:hint="eastAsia"/>
+        </w:rPr>
+      </w:pPr>
+      <w:r>
+        <w:rPr>
+          <w:rFonts w:hint="eastAsia"/>
+        </w:rPr>
+        <w:t>定义</w:t>
+      </w:r>
+    </w:p>
+    <w:p>
+      <w:pPr>
+        <w:snapToGrid w:val="0"/>
+        <w:rPr>
+          <w:rFonts w:ascii="Tahoma" w:eastAsia="微软雅黑" w:hAnsi="Tahoma"/>
+          <w:kern w:val="0"/>
+          <w:sz w:val="22"/>
+        </w:rPr>
+      </w:pPr>
+      <w:bookmarkStart w:id="0" w:name="游戏静态数据"/>
+      <w:r>
+        <w:rPr>
+          <w:rFonts w:ascii="Tahoma" w:eastAsia="微软雅黑" w:hAnsi="Tahoma" w:hint="eastAsia"/>
+          <w:b/>
+          <w:bCs/>
+          <w:kern w:val="0"/>
+          <w:sz w:val="22"/>
+        </w:rPr>
+        <w:t>游戏静态数据</w:t>
+      </w:r>
+      <w:bookmarkEnd w:id="0"/>
+      <w:r>
+        <w:rPr>
+          <w:rFonts w:ascii="Tahoma" w:eastAsia="微软雅黑" w:hAnsi="Tahoma" w:hint="eastAsia"/>
+          <w:b/>
+          <w:bCs/>
+          <w:kern w:val="0"/>
+          <w:sz w:val="22"/>
+        </w:rPr>
+        <w:t>：</w:t>
+      </w:r>
+      <w:r>
+        <w:rPr>
+          <w:rFonts w:ascii="Tahoma" w:eastAsia="微软雅黑" w:hAnsi="Tahoma" w:hint="eastAsia"/>
+          <w:kern w:val="0"/>
+          <w:sz w:val="22"/>
+        </w:rPr>
+        <w:t>指开发者产生，在游戏编辑器中的数据。</w:t>
+      </w:r>
+    </w:p>
+    <w:p>
+      <w:pPr>
+        <w:snapToGrid w:val="0"/>
+        <w:rPr>
+          <w:rFonts w:ascii="Tahoma" w:eastAsia="微软雅黑" w:hAnsi="Tahoma"/>
+          <w:kern w:val="0"/>
+          <w:sz w:val="22"/>
+        </w:rPr>
+      </w:pPr>
+      <w:r>
+        <w:rPr>
+          <w:rFonts w:ascii="Tahoma" w:eastAsia="微软雅黑" w:hAnsi="Tahoma" w:hint="eastAsia"/>
+          <w:kern w:val="0"/>
+          <w:sz w:val="22"/>
+        </w:rPr>
+        <w:t>如声音资源、图片资源、插件配置、素材库等。</w:t>
+      </w:r>
+    </w:p>
+    <w:p>
+      <w:pPr>
+        <w:snapToGrid w:val="0"/>
+        <w:rPr>
+          <w:rFonts w:ascii="Tahoma" w:eastAsia="微软雅黑" w:hAnsi="Tahoma"/>
+          <w:kern w:val="0"/>
+          <w:sz w:val="22"/>
+        </w:rPr>
+      </w:pPr>
+      <w:bookmarkStart w:id="1" w:name="游戏动态数据"/>
+      <w:r>
+        <w:rPr>
+          <w:rFonts w:ascii="Tahoma" w:eastAsia="微软雅黑" w:hAnsi="Tahoma" w:hint="eastAsia"/>
+          <w:b/>
+          <w:bCs/>
+          <w:kern w:val="0"/>
+          <w:sz w:val="22"/>
+        </w:rPr>
+        <w:t>游戏动态数据</w:t>
+      </w:r>
+      <w:bookmarkEnd w:id="1"/>
+      <w:r>
+        <w:rPr>
+          <w:rFonts w:ascii="Tahoma" w:eastAsia="微软雅黑" w:hAnsi="Tahoma" w:hint="eastAsia"/>
+          <w:b/>
+          <w:bCs/>
+          <w:kern w:val="0"/>
+          <w:sz w:val="22"/>
+        </w:rPr>
+        <w:t>：</w:t>
+      </w:r>
+      <w:r>
+        <w:rPr>
+          <w:rFonts w:ascii="Tahoma" w:eastAsia="微软雅黑" w:hAnsi="Tahoma" w:hint="eastAsia"/>
+          <w:kern w:val="0"/>
+          <w:sz w:val="22"/>
+        </w:rPr>
+        <w:t>指玩家产生，在实际游戏中的数据。</w:t>
+      </w:r>
+    </w:p>
+    <w:p>
+      <w:pPr>
+        <w:snapToGrid w:val="0"/>
+        <w:rPr>
+          <w:rFonts w:ascii="Tahoma" w:eastAsia="微软雅黑" w:hAnsi="Tahoma"/>
+          <w:kern w:val="0"/>
+          <w:sz w:val="22"/>
+        </w:rPr>
+      </w:pPr>
+      <w:r>
+        <w:rPr>
+          <w:rFonts w:ascii="Tahoma" w:eastAsia="微软雅黑" w:hAnsi="Tahoma" w:hint="eastAsia"/>
+          <w:kern w:val="0"/>
+          <w:sz w:val="22"/>
+        </w:rPr>
+        <w:t>如存档数据、全局存储数据、其他数据等。</w:t>
+      </w:r>
+    </w:p>
+    <w:p>
+      <w:pPr>
+        <w:jc w:val="center"/>
+        <w:rPr>
+          <w:rFonts w:hint="eastAsia"/>
+        </w:rPr>
+      </w:pPr>
+      <w:r>
+        <w:rPr>
+          <w:rFonts w:hint="eastAsia"/>
+        </w:rPr>
+        <w:object w:dxaOrig="7531" w:dyaOrig="2625" w14:anchorId="65AC42E2">
+          <v:shapetype id="_x0000_t75" coordsize="21600,21600" o:spt="75" o:preferrelative="t" path="m@4@5l@4@11@9@11@9@5xe" filled="f" stroked="f">
+            <v:stroke joinstyle="miter"/>
+            <v:formulas>
+              <v:f eqn="if lineDrawn pixelLineWidth 0"/>
+              <v:f eqn="sum @0 1 0"/>
+              <v:f eqn="sum 0 0 @1"/>
+              <v:f eqn="prod @2 1 2"/>
+              <v:f eqn="prod @3 21600 pixelWidth"/>
+              <v:f eqn="prod @3 21600 pixelHeight"/>
+              <v:f eqn="sum @0 0 1"/>
+              <v:f eqn="prod @6 1 2"/>
+              <v:f eqn="prod @7 21600 pixelWidth"/>
+              <v:f eqn="sum @8 21600 0"/>
+              <v:f eqn="prod @7 21600 pixelHeight"/>
+              <v:f eqn="sum @10 21600 0"/>
+            </v:formulas>
+            <v:path o:extrusionok="f" gradientshapeok="t" o:connecttype="rect"/>
+            <o:lock v:ext="edit" aspectratio="t"/>
+          </v:shapetype>
+          <v:shape id="_x0000_i1027" type="#_x0000_t75" style="width:376.8pt;height:131.4pt" o:ole="">
+            <v:imagedata r:id="rId8" o:title=""/>
+          </v:shape>
+          <o:OLEObject Type="Embed" ProgID="Visio.Drawing.15" ShapeID="_x0000_i1027" DrawAspect="Content" ObjectID="_1834947360" r:id="rId9"/>
+        </w:object>
+      </w:r>
+    </w:p>
+    <w:tbl>
+      <w:tblPr>
+        <w:tblStyle w:val="af"/>
+        <w:tblW w:w="0" w:type="auto"/>
+        <w:shd w:val="clear" w:color="auto" w:fill="FFF2CC" w:themeFill="accent4" w:themeFillTint="33"/>
+        <w:tblLook w:val="04A0" w:firstRow="1" w:lastRow="0" w:firstColumn="1" w:lastColumn="0" w:noHBand="0" w:noVBand="1"/>
+      </w:tblPr>
+      <w:tblGrid>
+        <w:gridCol w:w="8522"/>
+      </w:tblGrid>
+      <w:tr>
+        <w:tc>
+          <w:tcPr>
+            <w:tcW w:w="8522" w:type="dxa"/>
+            <w:shd w:val="clear" w:color="auto" w:fill="FFF2CC" w:themeFill="accent4" w:themeFillTint="33"/>
+          </w:tcPr>
+          <w:p>
+            <w:pPr>
+              <w:snapToGrid w:val="0"/>
+              <w:rPr>
+                <w:rFonts w:ascii="Tahoma" w:eastAsia="微软雅黑" w:hAnsi="Tahoma"/>
+                <w:kern w:val="0"/>
+                <w:sz w:val="22"/>
+              </w:rPr>
+            </w:pPr>
+            <w:r>
+              <w:rPr>
+                <w:rFonts w:ascii="Tahoma" w:eastAsia="微软雅黑" w:hAnsi="Tahoma" w:hint="eastAsia"/>
+                <w:kern w:val="0"/>
+                <w:sz w:val="22"/>
+              </w:rPr>
+              <w:t>游戏静态数据</w:t>
+            </w:r>
+            <w:r>
+              <w:rPr>
+                <w:rFonts w:ascii="Tahoma" w:eastAsia="微软雅黑" w:hAnsi="Tahoma" w:hint="eastAsia"/>
+                <w:kern w:val="0"/>
+                <w:sz w:val="22"/>
+              </w:rPr>
+              <w:t xml:space="preserve"> </w:t>
+            </w:r>
+            <w:r>
+              <w:rPr>
+                <w:rFonts w:ascii="Tahoma" w:eastAsia="微软雅黑" w:hAnsi="Tahoma" w:hint="eastAsia"/>
+                <w:kern w:val="0"/>
+                <w:sz w:val="22"/>
+              </w:rPr>
+              <w:t>使用</w:t>
+            </w:r>
+            <w:proofErr w:type="spellStart"/>
+            <w:r>
+              <w:rPr>
+                <w:rFonts w:ascii="Tahoma" w:eastAsia="微软雅黑" w:hAnsi="Tahoma" w:hint="eastAsia"/>
+                <w:kern w:val="0"/>
+                <w:sz w:val="22"/>
+              </w:rPr>
+              <w:t>XMLHttpRequest</w:t>
+            </w:r>
+            <w:proofErr w:type="spellEnd"/>
+            <w:r>
+              <w:rPr>
+                <w:rFonts w:ascii="Tahoma" w:eastAsia="微软雅黑" w:hAnsi="Tahoma" w:hint="eastAsia"/>
+                <w:kern w:val="0"/>
+                <w:sz w:val="22"/>
+              </w:rPr>
+              <w:t>机制，数据只读。</w:t>
+            </w:r>
+          </w:p>
+          <w:p>
+            <w:pPr>
+              <w:snapToGrid w:val="0"/>
+              <w:rPr>
+                <w:rFonts w:ascii="Tahoma" w:eastAsia="微软雅黑" w:hAnsi="Tahoma"/>
+                <w:kern w:val="0"/>
+                <w:sz w:val="22"/>
+              </w:rPr>
+            </w:pPr>
+            <w:r>
+              <w:rPr>
+                <w:rFonts w:ascii="Tahoma" w:eastAsia="微软雅黑" w:hAnsi="Tahoma" w:hint="eastAsia"/>
+                <w:kern w:val="0"/>
+                <w:sz w:val="22"/>
+              </w:rPr>
+              <w:t>游戏动态数据</w:t>
+            </w:r>
+            <w:r>
+              <w:rPr>
+                <w:rFonts w:ascii="Tahoma" w:eastAsia="微软雅黑" w:hAnsi="Tahoma" w:hint="eastAsia"/>
+                <w:kern w:val="0"/>
+                <w:sz w:val="22"/>
+              </w:rPr>
+              <w:t xml:space="preserve"> </w:t>
+            </w:r>
+            <w:r>
+              <w:rPr>
+                <w:rFonts w:ascii="Tahoma" w:eastAsia="微软雅黑" w:hAnsi="Tahoma" w:hint="eastAsia"/>
+                <w:kern w:val="0"/>
+                <w:sz w:val="22"/>
+              </w:rPr>
+              <w:t>使用</w:t>
+            </w:r>
+            <w:r>
+              <w:rPr>
+                <w:rFonts w:ascii="Tahoma" w:eastAsia="微软雅黑" w:hAnsi="Tahoma" w:hint="eastAsia"/>
+                <w:kern w:val="0"/>
+                <w:sz w:val="22"/>
+              </w:rPr>
+              <w:t>文件载体和网页载体</w:t>
+            </w:r>
+            <w:r>
+              <w:rPr>
+                <w:rFonts w:ascii="Tahoma" w:eastAsia="微软雅黑" w:hAnsi="Tahoma" w:hint="eastAsia"/>
+                <w:kern w:val="0"/>
+                <w:sz w:val="22"/>
+              </w:rPr>
+              <w:t>，数据可读写。</w:t>
+            </w:r>
+          </w:p>
+        </w:tc>
+      </w:tr>
+    </w:tbl>
+    <w:p>
+      <w:pPr>
+        <w:snapToGrid w:val="0"/>
+        <w:spacing w:before="200"/>
+        <w:rPr>
+          <w:rFonts w:ascii="Tahoma" w:eastAsia="微软雅黑" w:hAnsi="Tahoma" w:hint="eastAsia"/>
+          <w:kern w:val="0"/>
+          <w:sz w:val="22"/>
+        </w:rPr>
+      </w:pPr>
+      <w:r>
+        <w:rPr>
+          <w:rFonts w:ascii="Tahoma" w:eastAsia="微软雅黑" w:hAnsi="Tahoma" w:hint="eastAsia"/>
+          <w:kern w:val="0"/>
+          <w:sz w:val="22"/>
+        </w:rPr>
+        <w:t>如果数据只读，则更新不存在问题</w:t>
+      </w:r>
+      <w:r>
+        <w:rPr>
+          <w:rFonts w:ascii="Tahoma" w:eastAsia="微软雅黑" w:hAnsi="Tahoma" w:hint="eastAsia"/>
+          <w:kern w:val="0"/>
+          <w:sz w:val="22"/>
+        </w:rPr>
+        <w:t>，可见：</w:t>
+      </w:r>
+      <w:hyperlink w:anchor="_只读的数据" w:history="1">
+        <w:r>
+          <w:rPr>
+            <w:rStyle w:val="a4"/>
+            <w:rFonts w:ascii="Tahoma" w:eastAsia="微软雅黑" w:hAnsi="Tahoma" w:hint="eastAsia"/>
+            <w:kern w:val="0"/>
+            <w:sz w:val="22"/>
+          </w:rPr>
+          <w:t>只读的数据</w:t>
+        </w:r>
+      </w:hyperlink>
+      <w:r>
+        <w:rPr>
+          <w:rFonts w:ascii="Tahoma" w:eastAsia="微软雅黑" w:hAnsi="Tahoma" w:hint="eastAsia"/>
+          <w:kern w:val="0"/>
+          <w:sz w:val="22"/>
+        </w:rPr>
+        <w:t xml:space="preserve"> </w:t>
+      </w:r>
+      <w:r>
+        <w:rPr>
+          <w:rFonts w:ascii="Tahoma" w:eastAsia="微软雅黑" w:hAnsi="Tahoma" w:hint="eastAsia"/>
+          <w:kern w:val="0"/>
+          <w:sz w:val="22"/>
+        </w:rPr>
+        <w:t>。</w:t>
+      </w:r>
+    </w:p>
+    <w:p>
+      <w:pPr>
+        <w:snapToGrid w:val="0"/>
+        <w:rPr>
+          <w:rFonts w:ascii="Tahoma" w:eastAsia="微软雅黑" w:hAnsi="Tahoma" w:hint="eastAsia"/>
+          <w:kern w:val="0"/>
+          <w:sz w:val="22"/>
+        </w:rPr>
+      </w:pPr>
+      <w:r>
+        <w:rPr>
+          <w:rFonts w:ascii="Tahoma" w:eastAsia="微软雅黑" w:hAnsi="Tahoma" w:hint="eastAsia"/>
+          <w:kern w:val="0"/>
+          <w:sz w:val="22"/>
+        </w:rPr>
+        <w:t>如果数据需要改变，则更新存在问题，可见：</w:t>
+      </w:r>
+      <w:hyperlink w:anchor="_写入的数据" w:history="1">
+        <w:r>
+          <w:rPr>
+            <w:rStyle w:val="a4"/>
+            <w:rFonts w:ascii="Tahoma" w:eastAsia="微软雅黑" w:hAnsi="Tahoma" w:hint="eastAsia"/>
+            <w:kern w:val="0"/>
+            <w:sz w:val="22"/>
+          </w:rPr>
+          <w:t>写入的数据</w:t>
+        </w:r>
+      </w:hyperlink>
+      <w:r>
+        <w:rPr>
+          <w:rFonts w:ascii="Tahoma" w:eastAsia="微软雅黑" w:hAnsi="Tahoma" w:hint="eastAsia"/>
+          <w:kern w:val="0"/>
+          <w:sz w:val="22"/>
+        </w:rPr>
+        <w:t xml:space="preserve"> </w:t>
+      </w:r>
+      <w:r>
+        <w:rPr>
+          <w:rFonts w:ascii="Tahoma" w:eastAsia="微软雅黑" w:hAnsi="Tahoma" w:hint="eastAsia"/>
+          <w:kern w:val="0"/>
+          <w:sz w:val="22"/>
+        </w:rPr>
+        <w:t>。</w:t>
+      </w:r>
+    </w:p>
+    <w:p>
+      <w:pPr>
+        <w:widowControl/>
+        <w:jc w:val="left"/>
+        <w:rPr>
+          <w:rFonts w:ascii="Tahoma" w:eastAsia="微软雅黑" w:hAnsi="Tahoma" w:hint="eastAsia"/>
+          <w:kern w:val="0"/>
+          <w:sz w:val="22"/>
+        </w:rPr>
+      </w:pPr>
+      <w:r>
+        <w:rPr>
+          <w:rFonts w:ascii="Tahoma" w:eastAsia="微软雅黑" w:hAnsi="Tahoma"/>
+          <w:kern w:val="0"/>
+          <w:sz w:val="22"/>
+        </w:rPr>
+        <w:br w:type="page"/>
+      </w:r>
+    </w:p>
+    <w:p>
+      <w:pPr>
+        <w:pStyle w:val="3"/>
+        <w:rPr>
+          <w:rFonts w:hint="eastAsia"/>
+        </w:rPr>
+      </w:pPr>
+      <w:bookmarkStart w:id="2" w:name="_存储的数据问题"/>
+      <w:bookmarkStart w:id="3" w:name="_只读的数据"/>
+      <w:bookmarkEnd w:id="2"/>
+      <w:bookmarkEnd w:id="3"/>
+      <w:r>
+        <w:rPr>
+          <w:rFonts w:hint="eastAsia"/>
+        </w:rPr>
         <w:lastRenderedPageBreak/>
-        <w:t>数据更新问题</w:t>
+        <w:t>只读的数据</w:t>
+      </w:r>
+    </w:p>
+    <w:p>
+      <w:pPr>
+        <w:widowControl/>
+        <w:snapToGrid w:val="0"/>
+        <w:jc w:val="left"/>
+        <w:rPr>
+          <w:rFonts w:ascii="Tahoma" w:eastAsia="微软雅黑" w:hAnsi="Tahoma"/>
+          <w:color w:val="0070C0"/>
+          <w:kern w:val="0"/>
+          <w:sz w:val="22"/>
+        </w:rPr>
+      </w:pPr>
+      <w:r>
+        <w:rPr>
+          <w:rFonts w:ascii="Tahoma" w:eastAsia="微软雅黑" w:hAnsi="Tahoma" w:hint="eastAsia"/>
+          <w:color w:val="0070C0"/>
+          <w:kern w:val="0"/>
+          <w:sz w:val="22"/>
+        </w:rPr>
+        <w:t>只读的数据，不存在</w:t>
+      </w:r>
+      <w:r>
+        <w:rPr>
+          <w:rFonts w:ascii="Tahoma" w:eastAsia="微软雅黑" w:hAnsi="Tahoma" w:hint="eastAsia"/>
+          <w:color w:val="0070C0"/>
+          <w:kern w:val="0"/>
+          <w:sz w:val="22"/>
+        </w:rPr>
+        <w:t xml:space="preserve"> </w:t>
+      </w:r>
+      <w:r>
+        <w:rPr>
+          <w:rFonts w:ascii="Tahoma" w:eastAsia="微软雅黑" w:hAnsi="Tahoma" w:hint="eastAsia"/>
+          <w:color w:val="0070C0"/>
+          <w:kern w:val="0"/>
+          <w:sz w:val="22"/>
+        </w:rPr>
+        <w:t>同步更新问题。</w:t>
+      </w:r>
+    </w:p>
+    <w:p>
+      <w:pPr>
+        <w:widowControl/>
+        <w:snapToGrid w:val="0"/>
+        <w:jc w:val="left"/>
+        <w:rPr>
+          <w:rFonts w:ascii="Tahoma" w:eastAsia="微软雅黑" w:hAnsi="Tahoma"/>
+          <w:kern w:val="0"/>
+          <w:sz w:val="22"/>
+        </w:rPr>
+      </w:pPr>
+      <w:r>
+        <w:rPr>
+          <w:rFonts w:ascii="Tahoma" w:eastAsia="微软雅黑" w:hAnsi="Tahoma" w:hint="eastAsia"/>
+          <w:kern w:val="0"/>
+          <w:sz w:val="22"/>
+        </w:rPr>
+        <w:t>比如：敌人数据、物品数据、敌群数据等</w:t>
+      </w:r>
+      <w:r>
+        <w:rPr>
+          <w:rFonts w:ascii="Tahoma" w:eastAsia="微软雅黑" w:hAnsi="Tahoma" w:hint="eastAsia"/>
+          <w:kern w:val="0"/>
+          <w:sz w:val="22"/>
+        </w:rPr>
+        <w:t>。</w:t>
+      </w:r>
+    </w:p>
+    <w:p>
+      <w:pPr>
+        <w:widowControl/>
+        <w:snapToGrid w:val="0"/>
+        <w:jc w:val="left"/>
+        <w:rPr>
+          <w:rFonts w:ascii="Tahoma" w:eastAsia="微软雅黑" w:hAnsi="Tahoma"/>
+          <w:kern w:val="0"/>
+          <w:sz w:val="22"/>
+        </w:rPr>
+      </w:pPr>
+      <w:r>
+        <w:rPr>
+          <w:rFonts w:ascii="Tahoma" w:eastAsia="微软雅黑" w:hAnsi="Tahoma" w:hint="eastAsia"/>
+          <w:kern w:val="0"/>
+          <w:sz w:val="22"/>
+        </w:rPr>
+        <w:t>这些数据经过编辑器编辑后，在游戏中会被直接读取，</w:t>
+      </w:r>
+    </w:p>
+    <w:p>
+      <w:pPr>
+        <w:widowControl/>
+        <w:snapToGrid w:val="0"/>
+        <w:jc w:val="left"/>
+        <w:rPr>
+          <w:rFonts w:ascii="Tahoma" w:eastAsia="微软雅黑" w:hAnsi="Tahoma"/>
+          <w:kern w:val="0"/>
+          <w:sz w:val="22"/>
+        </w:rPr>
+      </w:pPr>
+      <w:r>
+        <w:rPr>
+          <w:rFonts w:ascii="Tahoma" w:eastAsia="微软雅黑" w:hAnsi="Tahoma" w:hint="eastAsia"/>
+          <w:kern w:val="0"/>
+          <w:sz w:val="22"/>
+        </w:rPr>
+        <w:t>不会专门去保存一份，所以这</w:t>
+      </w:r>
+      <w:r>
+        <w:rPr>
+          <w:rFonts w:ascii="Tahoma" w:eastAsia="微软雅黑" w:hAnsi="Tahoma" w:hint="eastAsia"/>
+          <w:kern w:val="0"/>
+          <w:sz w:val="22"/>
+        </w:rPr>
+        <w:t>部分数据能直接实现旧存档同步更新。</w:t>
+      </w:r>
+    </w:p>
+    <w:p>
+      <w:pPr>
+        <w:widowControl/>
+        <w:jc w:val="center"/>
+        <w:rPr>
+          <w:rFonts w:ascii="宋体" w:eastAsia="宋体" w:hAnsi="宋体" w:cs="宋体" w:hint="eastAsia"/>
+          <w:kern w:val="0"/>
+          <w:sz w:val="24"/>
+          <w:szCs w:val="24"/>
+        </w:rPr>
+      </w:pPr>
+      <w:r>
+        <w:rPr>
+          <w:noProof/>
+        </w:rPr>
+        <w:drawing>
+          <wp:inline distT="0" distB="0" distL="0" distR="0" wp14:anchorId="35CD7075" wp14:editId="256006F5">
+            <wp:extent cx="4573270" cy="1342359"/>
+            <wp:effectExtent l="0" t="0" r="0" b="0"/>
+            <wp:docPr id="1031517756" name="图片 6"/>
+            <wp:cNvGraphicFramePr>
+              <a:graphicFrameLocks xmlns:a="http://schemas.openxmlformats.org/drawingml/2006/main" noChangeAspect="1"/>
+            </wp:cNvGraphicFramePr>
+            <a:graphic xmlns:a="http://schemas.openxmlformats.org/drawingml/2006/main">
+              <a:graphicData uri="http://schemas.openxmlformats.org/drawingml/2006/picture">
+                <pic:pic xmlns:pic="http://schemas.openxmlformats.org/drawingml/2006/picture">
+                  <pic:nvPicPr>
+                    <pic:cNvPr id="0" name="Picture 13"/>
+                    <pic:cNvPicPr>
+                      <a:picLocks noChangeAspect="1" noChangeArrowheads="1"/>
+                    </pic:cNvPicPr>
+                  </pic:nvPicPr>
+                  <pic:blipFill>
+                    <a:blip r:embed="rId10">
+                      <a:extLst>
+                        <a:ext uri="{28A0092B-C50C-407E-A947-70E740481C1C}">
+                          <a14:useLocalDpi xmlns:a14="http://schemas.microsoft.com/office/drawing/2010/main" val="0"/>
+                        </a:ext>
+                      </a:extLst>
+                    </a:blip>
+                    <a:srcRect/>
+                    <a:stretch>
+                      <a:fillRect/>
+                    </a:stretch>
+                  </pic:blipFill>
+                  <pic:spPr bwMode="auto">
+                    <a:xfrm>
+                      <a:off x="0" y="0"/>
+                      <a:ext cx="4580966" cy="1344618"/>
+                    </a:xfrm>
+                    <a:prstGeom prst="rect">
+                      <a:avLst/>
+                    </a:prstGeom>
+                    <a:noFill/>
+                    <a:ln>
+                      <a:noFill/>
+                    </a:ln>
+                  </pic:spPr>
+                </pic:pic>
+              </a:graphicData>
+            </a:graphic>
+          </wp:inline>
+        </w:drawing>
+      </w:r>
+    </w:p>
+    <w:p>
+      <w:pPr>
+        <w:widowControl/>
+        <w:jc w:val="center"/>
+        <w:rPr>
+          <w:rFonts w:hint="eastAsia"/>
+        </w:rPr>
+      </w:pPr>
+      <w:r>
+        <w:object w:dxaOrig="7333" w:dyaOrig="2137" w14:anchorId="70939615">
+          <v:shape id="_x0000_i1031" type="#_x0000_t75" style="width:366.6pt;height:106.8pt" o:ole="">
+            <v:imagedata r:id="rId11" o:title=""/>
+          </v:shape>
+          <o:OLEObject Type="Embed" ProgID="Visio.Drawing.15" ShapeID="_x0000_i1031" DrawAspect="Content" ObjectID="_1834947361" r:id="rId12"/>
+        </w:object>
+      </w:r>
+    </w:p>
+    <w:p>
+      <w:pPr>
+        <w:widowControl/>
+        <w:rPr>
+          <w:rFonts w:ascii="宋体" w:eastAsia="宋体" w:hAnsi="宋体" w:cs="宋体" w:hint="eastAsia"/>
+          <w:kern w:val="0"/>
+          <w:sz w:val="24"/>
+          <w:szCs w:val="24"/>
+        </w:rPr>
+      </w:pPr>
+    </w:p>
+    <w:tbl>
+      <w:tblPr>
+        <w:tblStyle w:val="af"/>
+        <w:tblW w:w="0" w:type="auto"/>
+        <w:shd w:val="clear" w:color="auto" w:fill="FFF2CC" w:themeFill="accent4" w:themeFillTint="33"/>
+        <w:tblLook w:val="04A0" w:firstRow="1" w:lastRow="0" w:firstColumn="1" w:lastColumn="0" w:noHBand="0" w:noVBand="1"/>
+      </w:tblPr>
+      <w:tblGrid>
+        <w:gridCol w:w="8522"/>
+      </w:tblGrid>
+      <w:tr>
+        <w:tc>
+          <w:tcPr>
+            <w:tcW w:w="8522" w:type="dxa"/>
+            <w:shd w:val="clear" w:color="auto" w:fill="FFF2CC" w:themeFill="accent4" w:themeFillTint="33"/>
+          </w:tcPr>
+          <w:p>
+            <w:pPr>
+              <w:widowControl/>
+              <w:snapToGrid w:val="0"/>
+              <w:jc w:val="left"/>
+              <w:rPr>
+                <w:rFonts w:ascii="Tahoma" w:eastAsia="微软雅黑" w:hAnsi="Tahoma"/>
+                <w:kern w:val="0"/>
+                <w:sz w:val="22"/>
+              </w:rPr>
+            </w:pPr>
+            <w:r>
+              <w:rPr>
+                <w:rFonts w:ascii="Tahoma" w:eastAsia="微软雅黑" w:hAnsi="Tahoma" w:hint="eastAsia"/>
+                <w:kern w:val="0"/>
+                <w:sz w:val="22"/>
+              </w:rPr>
+              <w:t>注意，由于数据库本身结构复杂</w:t>
+            </w:r>
+            <w:r>
+              <w:rPr>
+                <w:rFonts w:ascii="Tahoma" w:eastAsia="微软雅黑" w:hAnsi="Tahoma" w:hint="eastAsia"/>
+                <w:kern w:val="0"/>
+                <w:sz w:val="22"/>
+              </w:rPr>
+              <w:t>、数据量大、</w:t>
+            </w:r>
+            <w:r>
+              <w:rPr>
+                <w:rFonts w:ascii="Tahoma" w:eastAsia="微软雅黑" w:hAnsi="Tahoma" w:hint="eastAsia"/>
+                <w:kern w:val="0"/>
+                <w:sz w:val="22"/>
+              </w:rPr>
+              <w:t>子插件作用，</w:t>
+            </w:r>
+          </w:p>
+          <w:p>
+            <w:pPr>
+              <w:widowControl/>
+              <w:snapToGrid w:val="0"/>
+              <w:jc w:val="left"/>
+              <w:rPr>
+                <w:rFonts w:ascii="Tahoma" w:eastAsia="微软雅黑" w:hAnsi="Tahoma"/>
+                <w:kern w:val="0"/>
+                <w:sz w:val="22"/>
+              </w:rPr>
+            </w:pPr>
+            <w:r>
+              <w:rPr>
+                <w:rFonts w:ascii="Tahoma" w:eastAsia="微软雅黑" w:hAnsi="Tahoma" w:hint="eastAsia"/>
+                <w:kern w:val="0"/>
+                <w:sz w:val="22"/>
+              </w:rPr>
+              <w:t>游戏</w:t>
+            </w:r>
+            <w:r>
+              <w:rPr>
+                <w:rFonts w:ascii="Tahoma" w:eastAsia="微软雅黑" w:hAnsi="Tahoma" w:hint="eastAsia"/>
+                <w:kern w:val="0"/>
+                <w:sz w:val="22"/>
+              </w:rPr>
+              <w:t>中</w:t>
+            </w:r>
+            <w:r>
+              <w:rPr>
+                <w:rFonts w:ascii="Tahoma" w:eastAsia="微软雅黑" w:hAnsi="Tahoma" w:hint="eastAsia"/>
+                <w:kern w:val="0"/>
+                <w:sz w:val="22"/>
+              </w:rPr>
+              <w:t xml:space="preserve"> </w:t>
+            </w:r>
+            <w:r>
+              <w:rPr>
+                <w:rFonts w:ascii="Tahoma" w:eastAsia="微软雅黑" w:hAnsi="Tahoma" w:hint="eastAsia"/>
+                <w:kern w:val="0"/>
+                <w:sz w:val="22"/>
+              </w:rPr>
+              <w:t>没有</w:t>
+            </w:r>
+            <w:r>
+              <w:rPr>
+                <w:rFonts w:ascii="Tahoma" w:eastAsia="微软雅黑" w:hAnsi="Tahoma" w:hint="eastAsia"/>
+                <w:kern w:val="0"/>
+                <w:sz w:val="22"/>
+              </w:rPr>
+              <w:t>标明</w:t>
+            </w:r>
+            <w:r>
+              <w:rPr>
+                <w:rFonts w:ascii="Tahoma" w:eastAsia="微软雅黑" w:hAnsi="Tahoma" w:hint="eastAsia"/>
+                <w:kern w:val="0"/>
+                <w:sz w:val="22"/>
+              </w:rPr>
+              <w:t>也</w:t>
+            </w:r>
+            <w:r>
+              <w:rPr>
+                <w:rFonts w:ascii="Tahoma" w:eastAsia="微软雅黑" w:hAnsi="Tahoma" w:hint="eastAsia"/>
+                <w:kern w:val="0"/>
+                <w:sz w:val="22"/>
+              </w:rPr>
+              <w:t>不好</w:t>
+            </w:r>
+            <w:r>
+              <w:rPr>
+                <w:rFonts w:ascii="Tahoma" w:eastAsia="微软雅黑" w:hAnsi="Tahoma" w:hint="eastAsia"/>
+                <w:kern w:val="0"/>
+                <w:sz w:val="22"/>
+              </w:rPr>
+              <w:t>标明</w:t>
+            </w:r>
+            <w:r>
+              <w:rPr>
+                <w:rFonts w:ascii="Tahoma" w:eastAsia="微软雅黑" w:hAnsi="Tahoma" w:hint="eastAsia"/>
+                <w:kern w:val="0"/>
+                <w:sz w:val="22"/>
+              </w:rPr>
+              <w:t xml:space="preserve"> </w:t>
+            </w:r>
+            <w:r>
+              <w:rPr>
+                <w:rFonts w:ascii="Tahoma" w:eastAsia="微软雅黑" w:hAnsi="Tahoma" w:hint="eastAsia"/>
+                <w:kern w:val="0"/>
+                <w:sz w:val="22"/>
+              </w:rPr>
+              <w:t>哪些数据会存入存档，哪些数据</w:t>
+            </w:r>
+            <w:r>
+              <w:rPr>
+                <w:rFonts w:ascii="Tahoma" w:eastAsia="微软雅黑" w:hAnsi="Tahoma" w:hint="eastAsia"/>
+                <w:kern w:val="0"/>
+                <w:sz w:val="22"/>
+              </w:rPr>
+              <w:t>只读</w:t>
+            </w:r>
+            <w:r>
+              <w:rPr>
+                <w:rFonts w:ascii="Tahoma" w:eastAsia="微软雅黑" w:hAnsi="Tahoma" w:hint="eastAsia"/>
+                <w:kern w:val="0"/>
+                <w:sz w:val="22"/>
+              </w:rPr>
+              <w:t>。</w:t>
+            </w:r>
+          </w:p>
+          <w:p>
+            <w:pPr>
+              <w:widowControl/>
+              <w:snapToGrid w:val="0"/>
+              <w:jc w:val="left"/>
+              <w:rPr>
+                <w:rFonts w:ascii="Tahoma" w:eastAsia="微软雅黑" w:hAnsi="Tahoma"/>
+                <w:kern w:val="0"/>
+                <w:sz w:val="22"/>
+              </w:rPr>
+            </w:pPr>
+            <w:r>
+              <w:rPr>
+                <w:rFonts w:ascii="Tahoma" w:eastAsia="微软雅黑" w:hAnsi="Tahoma" w:hint="eastAsia"/>
+                <w:kern w:val="0"/>
+                <w:sz w:val="22"/>
+              </w:rPr>
+              <w:t>这些数据保存与否只能依靠个人经验去试。</w:t>
+            </w:r>
+          </w:p>
+        </w:tc>
+      </w:tr>
+    </w:tbl>
+    <w:p>
+      <w:pPr>
+        <w:widowControl/>
+        <w:snapToGrid w:val="0"/>
+        <w:jc w:val="left"/>
+        <w:rPr>
+          <w:rFonts w:ascii="Tahoma" w:eastAsia="微软雅黑" w:hAnsi="Tahoma"/>
+          <w:kern w:val="0"/>
+          <w:sz w:val="22"/>
+        </w:rPr>
+      </w:pPr>
+    </w:p>
+    <w:p>
+      <w:pPr>
+        <w:widowControl/>
+        <w:jc w:val="left"/>
+        <w:rPr>
+          <w:rFonts w:ascii="Tahoma" w:eastAsia="微软雅黑" w:hAnsi="Tahoma"/>
+          <w:b/>
+          <w:bCs/>
+          <w:kern w:val="0"/>
+          <w:sz w:val="22"/>
+        </w:rPr>
+      </w:pPr>
+      <w:r>
+        <w:rPr>
+          <w:rFonts w:ascii="Tahoma" w:eastAsia="微软雅黑" w:hAnsi="Tahoma"/>
+          <w:b/>
+          <w:bCs/>
+          <w:kern w:val="0"/>
+          <w:sz w:val="22"/>
+        </w:rPr>
+        <w:br w:type="page"/>
       </w:r>
     </w:p>
     <w:p>
@@ -819,13 +1729,14 @@
           <w:rFonts w:hint="eastAsia"/>
         </w:rPr>
       </w:pPr>
-      <w:bookmarkStart w:id="0" w:name="_存储的数据问题"/>
-      <w:bookmarkEnd w:id="0"/>
+      <w:bookmarkStart w:id="4" w:name="_写入的数据"/>
+      <w:bookmarkEnd w:id="4"/>
       <w:r>
         <w:rPr>
           <w:rFonts w:hint="eastAsia"/>
         </w:rPr>
-        <w:t>存储</w:t>
+        <w:lastRenderedPageBreak/>
+        <w:t>写入</w:t>
       </w:r>
       <w:r>
         <w:rPr>
@@ -838,12 +1749,6 @@
           <w:rFonts w:hint="eastAsia"/>
         </w:rPr>
         <w:t>数据</w:t>
-      </w:r>
-      <w:r>
-        <w:rPr>
-          <w:rFonts w:hint="eastAsia"/>
-        </w:rPr>
-        <w:t>问题</w:t>
       </w:r>
     </w:p>
     <w:p>
@@ -959,7 +1864,7 @@
                     </pic:cNvPicPr>
                   </pic:nvPicPr>
                   <pic:blipFill>
-                    <a:blip r:embed="rId8">
+                    <a:blip r:embed="rId13">
                       <a:extLst>
                         <a:ext uri="{28A0092B-C50C-407E-A947-70E740481C1C}">
                           <a14:useLocalDpi xmlns:a14="http://schemas.microsoft.com/office/drawing/2010/main" val="0"/>
@@ -1043,7 +1948,7 @@
                     </pic:cNvPicPr>
                   </pic:nvPicPr>
                   <pic:blipFill>
-                    <a:blip r:embed="rId9">
+                    <a:blip r:embed="rId14">
                       <a:extLst>
                         <a:ext uri="{28A0092B-C50C-407E-A947-70E740481C1C}">
                           <a14:useLocalDpi xmlns:a14="http://schemas.microsoft.com/office/drawing/2010/main" val="0"/>
@@ -1167,7 +2072,7 @@
                     </pic:cNvPicPr>
                   </pic:nvPicPr>
                   <pic:blipFill>
-                    <a:blip r:embed="rId10">
+                    <a:blip r:embed="rId15">
                       <a:extLst>
                         <a:ext uri="{28A0092B-C50C-407E-A947-70E740481C1C}">
                           <a14:useLocalDpi xmlns:a14="http://schemas.microsoft.com/office/drawing/2010/main" val="0"/>
@@ -1302,7 +2207,7 @@
                     </pic:cNvPicPr>
                   </pic:nvPicPr>
                   <pic:blipFill>
-                    <a:blip r:embed="rId11">
+                    <a:blip r:embed="rId16">
                       <a:extLst>
                         <a:ext uri="{28A0092B-C50C-407E-A947-70E740481C1C}">
                           <a14:useLocalDpi xmlns:a14="http://schemas.microsoft.com/office/drawing/2010/main" val="0"/>
@@ -1363,7 +2268,7 @@
                     </pic:cNvPicPr>
                   </pic:nvPicPr>
                   <pic:blipFill>
-                    <a:blip r:embed="rId12">
+                    <a:blip r:embed="rId17">
                       <a:extLst>
                         <a:ext uri="{28A0092B-C50C-407E-A947-70E740481C1C}">
                           <a14:useLocalDpi xmlns:a14="http://schemas.microsoft.com/office/drawing/2010/main" val="0"/>
@@ -1412,7 +2317,6 @@
           <w:kern w:val="0"/>
           <w:sz w:val="22"/>
         </w:rPr>
-        <w:lastRenderedPageBreak/>
         <w:t>按照同样的方法</w:t>
       </w:r>
       <w:r>
@@ -1550,6 +2454,7 @@
           <w:kern w:val="0"/>
           <w:sz w:val="22"/>
         </w:rPr>
+        <w:lastRenderedPageBreak/>
         <w:t>因为这些数据都存入了存档里，读取存档后，数据会以存档的为准。</w:t>
       </w:r>
     </w:p>
@@ -1871,29 +2776,10 @@
       </w:pPr>
       <w:r>
         <w:object w:dxaOrig="7333" w:dyaOrig="2569" w14:anchorId="3CF6855A">
-          <v:shapetype id="_x0000_t75" coordsize="21600,21600" o:spt="75" o:preferrelative="t" path="m@4@5l@4@11@9@11@9@5xe" filled="f" stroked="f">
-            <v:stroke joinstyle="miter"/>
-            <v:formulas>
-              <v:f eqn="if lineDrawn pixelLineWidth 0"/>
-              <v:f eqn="sum @0 1 0"/>
-              <v:f eqn="sum 0 0 @1"/>
-              <v:f eqn="prod @2 1 2"/>
-              <v:f eqn="prod @3 21600 pixelWidth"/>
-              <v:f eqn="prod @3 21600 pixelHeight"/>
-              <v:f eqn="sum @0 0 1"/>
-              <v:f eqn="prod @6 1 2"/>
-              <v:f eqn="prod @7 21600 pixelWidth"/>
-              <v:f eqn="sum @8 21600 0"/>
-              <v:f eqn="prod @7 21600 pixelHeight"/>
-              <v:f eqn="sum @10 21600 0"/>
-            </v:formulas>
-            <v:path o:extrusionok="f" gradientshapeok="t" o:connecttype="rect"/>
-            <o:lock v:ext="edit" aspectratio="t"/>
-          </v:shapetype>
           <v:shape id="_x0000_i1025" type="#_x0000_t75" style="width:366.6pt;height:128.4pt" o:ole="">
-            <v:imagedata r:id="rId13" o:title=""/>
+            <v:imagedata r:id="rId18" o:title=""/>
           </v:shape>
-          <o:OLEObject Type="Embed" ProgID="Visio.Drawing.15" ShapeID="_x0000_i1025" DrawAspect="Content" ObjectID="_1808985738" r:id="rId14"/>
+          <o:OLEObject Type="Embed" ProgID="Visio.Drawing.15" ShapeID="_x0000_i1025" DrawAspect="Content" ObjectID="_1834947362" r:id="rId19"/>
         </w:object>
       </w:r>
     </w:p>
@@ -1996,7 +2882,7 @@
               <w:snapToGrid w:val="0"/>
               <w:jc w:val="left"/>
               <w:rPr>
-                <w:rFonts w:ascii="Tahoma" w:eastAsia="微软雅黑" w:hAnsi="Tahoma" w:hint="eastAsia"/>
+                <w:rFonts w:ascii="Tahoma" w:eastAsia="微软雅黑" w:hAnsi="Tahoma"/>
                 <w:kern w:val="0"/>
                 <w:sz w:val="22"/>
               </w:rPr>
@@ -2025,15 +2911,7 @@
                 <w:kern w:val="0"/>
                 <w:sz w:val="22"/>
               </w:rPr>
-              <w:t>情况屡见不鲜</w:t>
-            </w:r>
-            <w:r>
-              <w:rPr>
-                <w:rFonts w:ascii="Tahoma" w:eastAsia="微软雅黑" w:hAnsi="Tahoma" w:hint="eastAsia"/>
-                <w:kern w:val="0"/>
-                <w:sz w:val="22"/>
-              </w:rPr>
-              <w:t>。</w:t>
+              <w:t>情况屡见不鲜。</w:t>
             </w:r>
           </w:p>
         </w:tc>
@@ -2045,7 +2923,7 @@
         <w:snapToGrid w:val="0"/>
         <w:jc w:val="left"/>
         <w:rPr>
-          <w:rFonts w:ascii="Tahoma" w:eastAsia="微软雅黑" w:hAnsi="Tahoma" w:hint="eastAsia"/>
+          <w:rFonts w:ascii="Tahoma" w:eastAsia="微软雅黑" w:hAnsi="Tahoma"/>
           <w:kern w:val="0"/>
           <w:sz w:val="22"/>
         </w:rPr>
@@ -2064,513 +2942,6 @@
       <w:r>
         <w:rPr>
           <w:rFonts w:ascii="Tahoma" w:eastAsia="微软雅黑" w:hAnsi="Tahoma"/>
-          <w:kern w:val="0"/>
-          <w:sz w:val="22"/>
-        </w:rPr>
-        <w:br w:type="page"/>
-      </w:r>
-    </w:p>
-    <w:p>
-      <w:pPr>
-        <w:pStyle w:val="3"/>
-        <w:rPr>
-          <w:rFonts w:hint="eastAsia"/>
-        </w:rPr>
-      </w:pPr>
-      <w:r>
-        <w:rPr>
-          <w:rFonts w:hint="eastAsia"/>
-        </w:rPr>
-        <w:lastRenderedPageBreak/>
-        <w:t>只读</w:t>
-      </w:r>
-      <w:r>
-        <w:rPr>
-          <w:rFonts w:hint="eastAsia"/>
-        </w:rPr>
-        <w:t>的数据</w:t>
-      </w:r>
-    </w:p>
-    <w:p>
-      <w:pPr>
-        <w:widowControl/>
-        <w:snapToGrid w:val="0"/>
-        <w:jc w:val="left"/>
-        <w:rPr>
-          <w:rFonts w:ascii="Tahoma" w:eastAsia="微软雅黑" w:hAnsi="Tahoma"/>
-          <w:color w:val="0070C0"/>
-          <w:kern w:val="0"/>
-          <w:sz w:val="22"/>
-        </w:rPr>
-      </w:pPr>
-      <w:r>
-        <w:rPr>
-          <w:rFonts w:ascii="Tahoma" w:eastAsia="微软雅黑" w:hAnsi="Tahoma" w:hint="eastAsia"/>
-          <w:color w:val="0070C0"/>
-          <w:kern w:val="0"/>
-          <w:sz w:val="22"/>
-        </w:rPr>
-        <w:t>只读</w:t>
-      </w:r>
-      <w:r>
-        <w:rPr>
-          <w:rFonts w:ascii="Tahoma" w:eastAsia="微软雅黑" w:hAnsi="Tahoma" w:hint="eastAsia"/>
-          <w:color w:val="0070C0"/>
-          <w:kern w:val="0"/>
-          <w:sz w:val="22"/>
-        </w:rPr>
-        <w:t>的</w:t>
-      </w:r>
-      <w:r>
-        <w:rPr>
-          <w:rFonts w:ascii="Tahoma" w:eastAsia="微软雅黑" w:hAnsi="Tahoma" w:hint="eastAsia"/>
-          <w:color w:val="0070C0"/>
-          <w:kern w:val="0"/>
-          <w:sz w:val="22"/>
-        </w:rPr>
-        <w:t>数据</w:t>
-      </w:r>
-      <w:r>
-        <w:rPr>
-          <w:rFonts w:ascii="Tahoma" w:eastAsia="微软雅黑" w:hAnsi="Tahoma" w:hint="eastAsia"/>
-          <w:color w:val="0070C0"/>
-          <w:kern w:val="0"/>
-          <w:sz w:val="22"/>
-        </w:rPr>
-        <w:t>，不存在</w:t>
-      </w:r>
-      <w:r>
-        <w:rPr>
-          <w:rFonts w:ascii="Tahoma" w:eastAsia="微软雅黑" w:hAnsi="Tahoma" w:hint="eastAsia"/>
-          <w:color w:val="0070C0"/>
-          <w:kern w:val="0"/>
-          <w:sz w:val="22"/>
-        </w:rPr>
-        <w:t xml:space="preserve"> </w:t>
-      </w:r>
-      <w:r>
-        <w:rPr>
-          <w:rFonts w:ascii="Tahoma" w:eastAsia="微软雅黑" w:hAnsi="Tahoma" w:hint="eastAsia"/>
-          <w:color w:val="0070C0"/>
-          <w:kern w:val="0"/>
-          <w:sz w:val="22"/>
-        </w:rPr>
-        <w:t>同步更新问题。</w:t>
-      </w:r>
-    </w:p>
-    <w:p>
-      <w:pPr>
-        <w:widowControl/>
-        <w:snapToGrid w:val="0"/>
-        <w:jc w:val="left"/>
-        <w:rPr>
-          <w:rFonts w:ascii="Tahoma" w:eastAsia="微软雅黑" w:hAnsi="Tahoma"/>
-          <w:kern w:val="0"/>
-          <w:sz w:val="22"/>
-        </w:rPr>
-      </w:pPr>
-      <w:r>
-        <w:rPr>
-          <w:rFonts w:ascii="Tahoma" w:eastAsia="微软雅黑" w:hAnsi="Tahoma" w:hint="eastAsia"/>
-          <w:kern w:val="0"/>
-          <w:sz w:val="22"/>
-        </w:rPr>
-        <w:t>比如：敌人数据、物品数据、敌群数据等</w:t>
-      </w:r>
-      <w:r>
-        <w:rPr>
-          <w:rFonts w:ascii="Tahoma" w:eastAsia="微软雅黑" w:hAnsi="Tahoma" w:hint="eastAsia"/>
-          <w:kern w:val="0"/>
-          <w:sz w:val="22"/>
-        </w:rPr>
-        <w:t>。</w:t>
-      </w:r>
-    </w:p>
-    <w:p>
-      <w:pPr>
-        <w:widowControl/>
-        <w:snapToGrid w:val="0"/>
-        <w:jc w:val="left"/>
-        <w:rPr>
-          <w:rFonts w:ascii="Tahoma" w:eastAsia="微软雅黑" w:hAnsi="Tahoma"/>
-          <w:kern w:val="0"/>
-          <w:sz w:val="22"/>
-        </w:rPr>
-      </w:pPr>
-      <w:r>
-        <w:rPr>
-          <w:rFonts w:ascii="Tahoma" w:eastAsia="微软雅黑" w:hAnsi="Tahoma" w:hint="eastAsia"/>
-          <w:kern w:val="0"/>
-          <w:sz w:val="22"/>
-        </w:rPr>
-        <w:t>这些数据经过编辑器编辑后，在游戏中</w:t>
-      </w:r>
-      <w:r>
-        <w:rPr>
-          <w:rFonts w:ascii="Tahoma" w:eastAsia="微软雅黑" w:hAnsi="Tahoma" w:hint="eastAsia"/>
-          <w:kern w:val="0"/>
-          <w:sz w:val="22"/>
-        </w:rPr>
-        <w:t>会被</w:t>
-      </w:r>
-      <w:r>
-        <w:rPr>
-          <w:rFonts w:ascii="Tahoma" w:eastAsia="微软雅黑" w:hAnsi="Tahoma" w:hint="eastAsia"/>
-          <w:kern w:val="0"/>
-          <w:sz w:val="22"/>
-        </w:rPr>
-        <w:t>直接读取，</w:t>
-      </w:r>
-    </w:p>
-    <w:p>
-      <w:pPr>
-        <w:widowControl/>
-        <w:snapToGrid w:val="0"/>
-        <w:jc w:val="left"/>
-        <w:rPr>
-          <w:rFonts w:ascii="Tahoma" w:eastAsia="微软雅黑" w:hAnsi="Tahoma"/>
-          <w:kern w:val="0"/>
-          <w:sz w:val="22"/>
-        </w:rPr>
-      </w:pPr>
-      <w:r>
-        <w:rPr>
-          <w:rFonts w:ascii="Tahoma" w:eastAsia="微软雅黑" w:hAnsi="Tahoma" w:hint="eastAsia"/>
-          <w:kern w:val="0"/>
-          <w:sz w:val="22"/>
-        </w:rPr>
-        <w:t>不会专门</w:t>
-      </w:r>
-      <w:r>
-        <w:rPr>
-          <w:rFonts w:ascii="Tahoma" w:eastAsia="微软雅黑" w:hAnsi="Tahoma" w:hint="eastAsia"/>
-          <w:kern w:val="0"/>
-          <w:sz w:val="22"/>
-        </w:rPr>
-        <w:t>去</w:t>
-      </w:r>
-      <w:r>
-        <w:rPr>
-          <w:rFonts w:ascii="Tahoma" w:eastAsia="微软雅黑" w:hAnsi="Tahoma" w:hint="eastAsia"/>
-          <w:kern w:val="0"/>
-          <w:sz w:val="22"/>
-        </w:rPr>
-        <w:t>保存一份，所以</w:t>
-      </w:r>
-      <w:r>
-        <w:rPr>
-          <w:rFonts w:ascii="Tahoma" w:eastAsia="微软雅黑" w:hAnsi="Tahoma" w:hint="eastAsia"/>
-          <w:kern w:val="0"/>
-          <w:sz w:val="22"/>
-        </w:rPr>
-        <w:t>这</w:t>
-      </w:r>
-      <w:r>
-        <w:rPr>
-          <w:rFonts w:ascii="Tahoma" w:eastAsia="微软雅黑" w:hAnsi="Tahoma" w:hint="eastAsia"/>
-          <w:kern w:val="0"/>
-          <w:sz w:val="22"/>
-        </w:rPr>
-        <w:t>部分数据能直接实现旧存档同步更新。</w:t>
-      </w:r>
-    </w:p>
-    <w:p>
-      <w:pPr>
-        <w:widowControl/>
-        <w:jc w:val="center"/>
-        <w:rPr>
-          <w:rFonts w:ascii="宋体" w:eastAsia="宋体" w:hAnsi="宋体" w:cs="宋体" w:hint="eastAsia"/>
-          <w:kern w:val="0"/>
-          <w:sz w:val="24"/>
-          <w:szCs w:val="24"/>
-        </w:rPr>
-      </w:pPr>
-      <w:r>
-        <w:rPr>
-          <w:noProof/>
-        </w:rPr>
-        <w:drawing>
-          <wp:inline distT="0" distB="0" distL="0" distR="0" wp14:anchorId="453768F9" wp14:editId="7802AC70">
-            <wp:extent cx="4573270" cy="1342359"/>
-            <wp:effectExtent l="0" t="0" r="0" b="0"/>
-            <wp:docPr id="1031517756" name="图片 6"/>
-            <wp:cNvGraphicFramePr>
-              <a:graphicFrameLocks xmlns:a="http://schemas.openxmlformats.org/drawingml/2006/main" noChangeAspect="1"/>
-            </wp:cNvGraphicFramePr>
-            <a:graphic xmlns:a="http://schemas.openxmlformats.org/drawingml/2006/main">
-              <a:graphicData uri="http://schemas.openxmlformats.org/drawingml/2006/picture">
-                <pic:pic xmlns:pic="http://schemas.openxmlformats.org/drawingml/2006/picture">
-                  <pic:nvPicPr>
-                    <pic:cNvPr id="0" name="Picture 13"/>
-                    <pic:cNvPicPr>
-                      <a:picLocks noChangeAspect="1" noChangeArrowheads="1"/>
-                    </pic:cNvPicPr>
-                  </pic:nvPicPr>
-                  <pic:blipFill>
-                    <a:blip r:embed="rId15">
-                      <a:extLst>
-                        <a:ext uri="{28A0092B-C50C-407E-A947-70E740481C1C}">
-                          <a14:useLocalDpi xmlns:a14="http://schemas.microsoft.com/office/drawing/2010/main" val="0"/>
-                        </a:ext>
-                      </a:extLst>
-                    </a:blip>
-                    <a:srcRect/>
-                    <a:stretch>
-                      <a:fillRect/>
-                    </a:stretch>
-                  </pic:blipFill>
-                  <pic:spPr bwMode="auto">
-                    <a:xfrm>
-                      <a:off x="0" y="0"/>
-                      <a:ext cx="4580966" cy="1344618"/>
-                    </a:xfrm>
-                    <a:prstGeom prst="rect">
-                      <a:avLst/>
-                    </a:prstGeom>
-                    <a:noFill/>
-                    <a:ln>
-                      <a:noFill/>
-                    </a:ln>
-                  </pic:spPr>
-                </pic:pic>
-              </a:graphicData>
-            </a:graphic>
-          </wp:inline>
-        </w:drawing>
-      </w:r>
-    </w:p>
-    <w:p>
-      <w:pPr>
-        <w:widowControl/>
-        <w:jc w:val="center"/>
-        <w:rPr>
-          <w:rFonts w:hint="eastAsia"/>
-        </w:rPr>
-      </w:pPr>
-      <w:r>
-        <w:object w:dxaOrig="7333" w:dyaOrig="2137" w14:anchorId="7AF4BA3F">
-          <v:shape id="_x0000_i1026" type="#_x0000_t75" style="width:366.6pt;height:106.8pt" o:ole="">
-            <v:imagedata r:id="rId16" o:title=""/>
-          </v:shape>
-          <o:OLEObject Type="Embed" ProgID="Visio.Drawing.15" ShapeID="_x0000_i1026" DrawAspect="Content" ObjectID="_1808985739" r:id="rId17"/>
-        </w:object>
-      </w:r>
-    </w:p>
-    <w:p>
-      <w:pPr>
-        <w:widowControl/>
-        <w:rPr>
-          <w:rFonts w:ascii="宋体" w:eastAsia="宋体" w:hAnsi="宋体" w:cs="宋体" w:hint="eastAsia"/>
-          <w:kern w:val="0"/>
-          <w:sz w:val="24"/>
-          <w:szCs w:val="24"/>
-        </w:rPr>
-      </w:pPr>
-    </w:p>
-    <w:tbl>
-      <w:tblPr>
-        <w:tblStyle w:val="af"/>
-        <w:tblW w:w="0" w:type="auto"/>
-        <w:shd w:val="clear" w:color="auto" w:fill="FFF2CC" w:themeFill="accent4" w:themeFillTint="33"/>
-        <w:tblLook w:val="04A0" w:firstRow="1" w:lastRow="0" w:firstColumn="1" w:lastColumn="0" w:noHBand="0" w:noVBand="1"/>
-      </w:tblPr>
-      <w:tblGrid>
-        <w:gridCol w:w="8522"/>
-      </w:tblGrid>
-      <w:tr>
-        <w:tc>
-          <w:tcPr>
-            <w:tcW w:w="8522" w:type="dxa"/>
-            <w:shd w:val="clear" w:color="auto" w:fill="FFF2CC" w:themeFill="accent4" w:themeFillTint="33"/>
-          </w:tcPr>
-          <w:p>
-            <w:pPr>
-              <w:widowControl/>
-              <w:snapToGrid w:val="0"/>
-              <w:jc w:val="left"/>
-              <w:rPr>
-                <w:rFonts w:ascii="Tahoma" w:eastAsia="微软雅黑" w:hAnsi="Tahoma"/>
-                <w:kern w:val="0"/>
-                <w:sz w:val="22"/>
-              </w:rPr>
-            </w:pPr>
-            <w:r>
-              <w:rPr>
-                <w:rFonts w:ascii="Tahoma" w:eastAsia="微软雅黑" w:hAnsi="Tahoma" w:hint="eastAsia"/>
-                <w:kern w:val="0"/>
-                <w:sz w:val="22"/>
-              </w:rPr>
-              <w:t>注意，由于数据库本身结构复杂，</w:t>
-            </w:r>
-            <w:r>
-              <w:rPr>
-                <w:rFonts w:ascii="Tahoma" w:eastAsia="微软雅黑" w:hAnsi="Tahoma" w:hint="eastAsia"/>
-                <w:kern w:val="0"/>
-                <w:sz w:val="22"/>
-              </w:rPr>
-              <w:t>加上子插件作用，</w:t>
-            </w:r>
-          </w:p>
-          <w:p>
-            <w:pPr>
-              <w:widowControl/>
-              <w:snapToGrid w:val="0"/>
-              <w:jc w:val="left"/>
-              <w:rPr>
-                <w:rFonts w:ascii="Tahoma" w:eastAsia="微软雅黑" w:hAnsi="Tahoma"/>
-                <w:kern w:val="0"/>
-                <w:sz w:val="22"/>
-              </w:rPr>
-            </w:pPr>
-            <w:r>
-              <w:rPr>
-                <w:rFonts w:ascii="Tahoma" w:eastAsia="微软雅黑" w:hAnsi="Tahoma" w:hint="eastAsia"/>
-                <w:kern w:val="0"/>
-                <w:sz w:val="22"/>
-              </w:rPr>
-              <w:t>游戏</w:t>
-            </w:r>
-            <w:r>
-              <w:rPr>
-                <w:rFonts w:ascii="Tahoma" w:eastAsia="微软雅黑" w:hAnsi="Tahoma" w:hint="eastAsia"/>
-                <w:kern w:val="0"/>
-                <w:sz w:val="22"/>
-              </w:rPr>
-              <w:t>中</w:t>
-            </w:r>
-            <w:r>
-              <w:rPr>
-                <w:rFonts w:ascii="Tahoma" w:eastAsia="微软雅黑" w:hAnsi="Tahoma" w:hint="eastAsia"/>
-                <w:kern w:val="0"/>
-                <w:sz w:val="22"/>
-              </w:rPr>
-              <w:t xml:space="preserve"> </w:t>
-            </w:r>
-            <w:r>
-              <w:rPr>
-                <w:rFonts w:ascii="Tahoma" w:eastAsia="微软雅黑" w:hAnsi="Tahoma" w:hint="eastAsia"/>
-                <w:kern w:val="0"/>
-                <w:sz w:val="22"/>
-              </w:rPr>
-              <w:t>没有</w:t>
-            </w:r>
-            <w:r>
-              <w:rPr>
-                <w:rFonts w:ascii="Tahoma" w:eastAsia="微软雅黑" w:hAnsi="Tahoma" w:hint="eastAsia"/>
-                <w:kern w:val="0"/>
-                <w:sz w:val="22"/>
-              </w:rPr>
-              <w:t>标明</w:t>
-            </w:r>
-            <w:r>
-              <w:rPr>
-                <w:rFonts w:ascii="Tahoma" w:eastAsia="微软雅黑" w:hAnsi="Tahoma" w:hint="eastAsia"/>
-                <w:kern w:val="0"/>
-                <w:sz w:val="22"/>
-              </w:rPr>
-              <w:t>也</w:t>
-            </w:r>
-            <w:r>
-              <w:rPr>
-                <w:rFonts w:ascii="Tahoma" w:eastAsia="微软雅黑" w:hAnsi="Tahoma" w:hint="eastAsia"/>
-                <w:kern w:val="0"/>
-                <w:sz w:val="22"/>
-              </w:rPr>
-              <w:t>不好</w:t>
-            </w:r>
-            <w:r>
-              <w:rPr>
-                <w:rFonts w:ascii="Tahoma" w:eastAsia="微软雅黑" w:hAnsi="Tahoma" w:hint="eastAsia"/>
-                <w:kern w:val="0"/>
-                <w:sz w:val="22"/>
-              </w:rPr>
-              <w:t>标明</w:t>
-            </w:r>
-            <w:r>
-              <w:rPr>
-                <w:rFonts w:ascii="Tahoma" w:eastAsia="微软雅黑" w:hAnsi="Tahoma" w:hint="eastAsia"/>
-                <w:kern w:val="0"/>
-                <w:sz w:val="22"/>
-              </w:rPr>
-              <w:t xml:space="preserve"> </w:t>
-            </w:r>
-            <w:r>
-              <w:rPr>
-                <w:rFonts w:ascii="Tahoma" w:eastAsia="微软雅黑" w:hAnsi="Tahoma" w:hint="eastAsia"/>
-                <w:kern w:val="0"/>
-                <w:sz w:val="22"/>
-              </w:rPr>
-              <w:t>哪些数据会存入存档，哪些数据</w:t>
-            </w:r>
-            <w:r>
-              <w:rPr>
-                <w:rFonts w:ascii="Tahoma" w:eastAsia="微软雅黑" w:hAnsi="Tahoma" w:hint="eastAsia"/>
-                <w:kern w:val="0"/>
-                <w:sz w:val="22"/>
-              </w:rPr>
-              <w:t>只读</w:t>
-            </w:r>
-            <w:r>
-              <w:rPr>
-                <w:rFonts w:ascii="Tahoma" w:eastAsia="微软雅黑" w:hAnsi="Tahoma" w:hint="eastAsia"/>
-                <w:kern w:val="0"/>
-                <w:sz w:val="22"/>
-              </w:rPr>
-              <w:t>。</w:t>
-            </w:r>
-          </w:p>
-          <w:p>
-            <w:pPr>
-              <w:widowControl/>
-              <w:snapToGrid w:val="0"/>
-              <w:jc w:val="left"/>
-              <w:rPr>
-                <w:rFonts w:ascii="Tahoma" w:eastAsia="微软雅黑" w:hAnsi="Tahoma"/>
-                <w:kern w:val="0"/>
-                <w:sz w:val="22"/>
-              </w:rPr>
-            </w:pPr>
-            <w:r>
-              <w:rPr>
-                <w:rFonts w:ascii="Tahoma" w:eastAsia="微软雅黑" w:hAnsi="Tahoma" w:hint="eastAsia"/>
-                <w:kern w:val="0"/>
-                <w:sz w:val="22"/>
-              </w:rPr>
-              <w:t>这些数据保存与否只能依靠个人经验去试。</w:t>
-            </w:r>
-          </w:p>
-        </w:tc>
-      </w:tr>
-    </w:tbl>
-    <w:p>
-      <w:pPr>
-        <w:widowControl/>
-        <w:snapToGrid w:val="0"/>
-        <w:jc w:val="left"/>
-        <w:rPr>
-          <w:rFonts w:ascii="Tahoma" w:eastAsia="微软雅黑" w:hAnsi="Tahoma"/>
-          <w:kern w:val="0"/>
-          <w:sz w:val="22"/>
-        </w:rPr>
-      </w:pPr>
-    </w:p>
-    <w:p>
-      <w:pPr>
-        <w:widowControl/>
-        <w:jc w:val="left"/>
-        <w:rPr>
-          <w:rFonts w:ascii="Tahoma" w:eastAsia="微软雅黑" w:hAnsi="Tahoma"/>
-          <w:b/>
-          <w:bCs/>
-          <w:kern w:val="0"/>
-          <w:sz w:val="22"/>
-        </w:rPr>
-      </w:pPr>
-      <w:r>
-        <w:rPr>
-          <w:rFonts w:ascii="Tahoma" w:eastAsia="微软雅黑" w:hAnsi="Tahoma"/>
-          <w:b/>
-          <w:bCs/>
           <w:kern w:val="0"/>
           <w:sz w:val="22"/>
         </w:rPr>
@@ -2900,7 +3271,7 @@
                     </pic:cNvPicPr>
                   </pic:nvPicPr>
                   <pic:blipFill>
-                    <a:blip r:embed="rId18">
+                    <a:blip r:embed="rId20">
                       <a:extLst>
                         <a:ext uri="{28A0092B-C50C-407E-A947-70E740481C1C}">
                           <a14:useLocalDpi xmlns:a14="http://schemas.microsoft.com/office/drawing/2010/main" val="0"/>
@@ -2953,7 +3324,7 @@
                     </pic:cNvPicPr>
                   </pic:nvPicPr>
                   <pic:blipFill>
-                    <a:blip r:embed="rId19">
+                    <a:blip r:embed="rId21">
                       <a:extLst>
                         <a:ext uri="{28A0092B-C50C-407E-A947-70E740481C1C}">
                           <a14:useLocalDpi xmlns:a14="http://schemas.microsoft.com/office/drawing/2010/main" val="0"/>
@@ -3044,7 +3415,7 @@
                     </pic:cNvPicPr>
                   </pic:nvPicPr>
                   <pic:blipFill>
-                    <a:blip r:embed="rId20">
+                    <a:blip r:embed="rId22">
                       <a:extLst>
                         <a:ext uri="{28A0092B-C50C-407E-A947-70E740481C1C}">
                           <a14:useLocalDpi xmlns:a14="http://schemas.microsoft.com/office/drawing/2010/main" val="0"/>
@@ -3197,7 +3568,7 @@
                     </pic:cNvPicPr>
                   </pic:nvPicPr>
                   <pic:blipFill>
-                    <a:blip r:embed="rId21">
+                    <a:blip r:embed="rId23">
                       <a:extLst>
                         <a:ext uri="{28A0092B-C50C-407E-A947-70E740481C1C}">
                           <a14:useLocalDpi xmlns:a14="http://schemas.microsoft.com/office/drawing/2010/main" val="0"/>
@@ -3250,7 +3621,7 @@
                     </pic:cNvPicPr>
                   </pic:nvPicPr>
                   <pic:blipFill>
-                    <a:blip r:embed="rId22">
+                    <a:blip r:embed="rId24">
                       <a:extLst>
                         <a:ext uri="{28A0092B-C50C-407E-A947-70E740481C1C}">
                           <a14:useLocalDpi xmlns:a14="http://schemas.microsoft.com/office/drawing/2010/main" val="0"/>
@@ -3387,7 +3758,7 @@
                     </pic:cNvPicPr>
                   </pic:nvPicPr>
                   <pic:blipFill>
-                    <a:blip r:embed="rId19">
+                    <a:blip r:embed="rId21">
                       <a:extLst>
                         <a:ext uri="{28A0092B-C50C-407E-A947-70E740481C1C}">
                           <a14:useLocalDpi xmlns:a14="http://schemas.microsoft.com/office/drawing/2010/main" val="0"/>
@@ -3798,7 +4169,7 @@
                     </pic:cNvPicPr>
                   </pic:nvPicPr>
                   <pic:blipFill>
-                    <a:blip r:embed="rId23">
+                    <a:blip r:embed="rId25">
                       <a:extLst>
                         <a:ext uri="{28A0092B-C50C-407E-A947-70E740481C1C}">
                           <a14:useLocalDpi xmlns:a14="http://schemas.microsoft.com/office/drawing/2010/main" val="0"/>
@@ -3946,7 +4317,7 @@
                     </pic:cNvPicPr>
                   </pic:nvPicPr>
                   <pic:blipFill>
-                    <a:blip r:embed="rId24">
+                    <a:blip r:embed="rId26">
                       <a:extLst>
                         <a:ext uri="{28A0092B-C50C-407E-A947-70E740481C1C}">
                           <a14:useLocalDpi xmlns:a14="http://schemas.microsoft.com/office/drawing/2010/main" val="0"/>
@@ -4012,7 +4383,7 @@
                     </pic:cNvPicPr>
                   </pic:nvPicPr>
                   <pic:blipFill>
-                    <a:blip r:embed="rId25">
+                    <a:blip r:embed="rId27">
                       <a:extLst>
                         <a:ext uri="{28A0092B-C50C-407E-A947-70E740481C1C}">
                           <a14:useLocalDpi xmlns:a14="http://schemas.microsoft.com/office/drawing/2010/main" val="0"/>
@@ -4174,7 +4545,7 @@
                     </pic:cNvPicPr>
                   </pic:nvPicPr>
                   <pic:blipFill>
-                    <a:blip r:embed="rId26">
+                    <a:blip r:embed="rId28">
                       <a:extLst>
                         <a:ext uri="{28A0092B-C50C-407E-A947-70E740481C1C}">
                           <a14:useLocalDpi xmlns:a14="http://schemas.microsoft.com/office/drawing/2010/main" val="0"/>
@@ -4290,7 +4661,7 @@
                     </pic:cNvPicPr>
                   </pic:nvPicPr>
                   <pic:blipFill>
-                    <a:blip r:embed="rId27">
+                    <a:blip r:embed="rId29">
                       <a:extLst>
                         <a:ext uri="{28A0092B-C50C-407E-A947-70E740481C1C}">
                           <a14:useLocalDpi xmlns:a14="http://schemas.microsoft.com/office/drawing/2010/main" val="0"/>
@@ -4427,7 +4798,7 @@
                     </pic:cNvPicPr>
                   </pic:nvPicPr>
                   <pic:blipFill>
-                    <a:blip r:embed="rId28">
+                    <a:blip r:embed="rId30">
                       <a:extLst>
                         <a:ext uri="{28A0092B-C50C-407E-A947-70E740481C1C}">
                           <a14:useLocalDpi xmlns:a14="http://schemas.microsoft.com/office/drawing/2010/main" val="0"/>
@@ -4553,7 +4924,7 @@
                     </pic:cNvPicPr>
                   </pic:nvPicPr>
                   <pic:blipFill>
-                    <a:blip r:embed="rId26">
+                    <a:blip r:embed="rId28">
                       <a:extLst>
                         <a:ext uri="{28A0092B-C50C-407E-A947-70E740481C1C}">
                           <a14:useLocalDpi xmlns:a14="http://schemas.microsoft.com/office/drawing/2010/main" val="0"/>
@@ -5300,16 +5671,18 @@
     <w:p>
       <w:pPr>
         <w:pStyle w:val="3"/>
-        <w:numPr>
-          <w:ilvl w:val="0"/>
-          <w:numId w:val="1"/>
-        </w:numPr>
         <w:rPr>
           <w:rFonts w:hint="eastAsia"/>
         </w:rPr>
       </w:pPr>
-      <w:bookmarkStart w:id="1" w:name="_删除旧存档"/>
-      <w:bookmarkEnd w:id="1"/>
+      <w:bookmarkStart w:id="5" w:name="_删除旧存档"/>
+      <w:bookmarkEnd w:id="5"/>
+      <w:r>
+        <w:rPr>
+          <w:rFonts w:hint="eastAsia"/>
+        </w:rPr>
+        <w:t>1）</w:t>
+      </w:r>
       <w:r>
         <w:rPr>
           <w:rFonts w:hint="eastAsia"/>
@@ -5439,7 +5812,7 @@
                     </pic:cNvPicPr>
                   </pic:nvPicPr>
                   <pic:blipFill>
-                    <a:blip r:embed="rId29">
+                    <a:blip r:embed="rId31">
                       <a:extLst>
                         <a:ext uri="{28A0092B-C50C-407E-A947-70E740481C1C}">
                           <a14:useLocalDpi xmlns:a14="http://schemas.microsoft.com/office/drawing/2010/main" val="0"/>
@@ -5495,10 +5868,6 @@
     <w:p>
       <w:pPr>
         <w:pStyle w:val="3"/>
-        <w:numPr>
-          <w:ilvl w:val="0"/>
-          <w:numId w:val="1"/>
-        </w:numPr>
         <w:rPr>
           <w:rFonts w:hint="eastAsia"/>
         </w:rPr>
@@ -5508,6 +5877,12 @@
           <w:rFonts w:hint="eastAsia"/>
         </w:rPr>
         <w:lastRenderedPageBreak/>
+        <w:t>2）</w:t>
+      </w:r>
+      <w:r>
+        <w:rPr>
+          <w:rFonts w:hint="eastAsia"/>
+        </w:rPr>
         <w:t>强制覆盖数据</w:t>
       </w:r>
     </w:p>
@@ -5620,7 +5995,7 @@
                     </pic:cNvPicPr>
                   </pic:nvPicPr>
                   <pic:blipFill>
-                    <a:blip r:embed="rId30">
+                    <a:blip r:embed="rId32">
                       <a:extLst>
                         <a:ext uri="{28A0092B-C50C-407E-A947-70E740481C1C}">
                           <a14:useLocalDpi xmlns:a14="http://schemas.microsoft.com/office/drawing/2010/main" val="0"/>
@@ -5747,7 +6122,7 @@
                     </pic:cNvPicPr>
                   </pic:nvPicPr>
                   <pic:blipFill>
-                    <a:blip r:embed="rId31">
+                    <a:blip r:embed="rId33">
                       <a:extLst>
                         <a:ext uri="{28A0092B-C50C-407E-A947-70E740481C1C}">
                           <a14:useLocalDpi xmlns:a14="http://schemas.microsoft.com/office/drawing/2010/main" val="0"/>
@@ -5784,7 +6159,7 @@
         <w:widowControl/>
         <w:snapToGrid w:val="0"/>
         <w:rPr>
-          <w:rFonts w:ascii="微软雅黑" w:eastAsia="微软雅黑" w:hAnsi="微软雅黑"/>
+          <w:rFonts w:ascii="微软雅黑" w:eastAsia="微软雅黑" w:hAnsi="微软雅黑" w:hint="eastAsia"/>
           <w:sz w:val="22"/>
         </w:rPr>
       </w:pPr>
@@ -5917,7 +6292,7 @@
                     </pic:cNvPicPr>
                   </pic:nvPicPr>
                   <pic:blipFill>
-                    <a:blip r:embed="rId32">
+                    <a:blip r:embed="rId34">
                       <a:extLst>
                         <a:ext uri="{28A0092B-C50C-407E-A947-70E740481C1C}">
                           <a14:useLocalDpi xmlns:a14="http://schemas.microsoft.com/office/drawing/2010/main" val="0"/>
@@ -5954,7 +6329,7 @@
         <w:widowControl/>
         <w:snapToGrid w:val="0"/>
         <w:rPr>
-          <w:rFonts w:ascii="微软雅黑" w:eastAsia="微软雅黑" w:hAnsi="微软雅黑"/>
+          <w:rFonts w:ascii="微软雅黑" w:eastAsia="微软雅黑" w:hAnsi="微软雅黑" w:hint="eastAsia"/>
           <w:sz w:val="22"/>
         </w:rPr>
       </w:pPr>
@@ -6021,10 +6396,6 @@
     <w:p>
       <w:pPr>
         <w:pStyle w:val="3"/>
-        <w:numPr>
-          <w:ilvl w:val="0"/>
-          <w:numId w:val="1"/>
-        </w:numPr>
         <w:rPr>
           <w:rFonts w:hint="eastAsia"/>
         </w:rPr>
@@ -6034,6 +6405,12 @@
           <w:rFonts w:hint="eastAsia"/>
         </w:rPr>
         <w:lastRenderedPageBreak/>
+        <w:t>3）</w:t>
+      </w:r>
+      <w:r>
+        <w:rPr>
+          <w:rFonts w:hint="eastAsia"/>
+        </w:rPr>
         <w:t>识别</w:t>
       </w:r>
       <w:r>
@@ -6104,6 +6481,7 @@
         </w:rPr>
         <w:t>◆</w:t>
       </w:r>
+      <w:proofErr w:type="spellStart"/>
       <w:r>
         <w:rPr>
           <w:rFonts w:ascii="微软雅黑" w:eastAsia="微软雅黑" w:hAnsi="微软雅黑"/>
@@ -6111,6 +6489,7 @@
         </w:rPr>
         <w:t>Drill_GlobalStorageManager</w:t>
       </w:r>
+      <w:proofErr w:type="spellEnd"/>
       <w:r>
         <w:rPr>
           <w:rFonts w:ascii="微软雅黑" w:eastAsia="微软雅黑" w:hAnsi="微软雅黑" w:hint="eastAsia"/>
@@ -6173,7 +6552,7 @@
                     </pic:cNvPicPr>
                   </pic:nvPicPr>
                   <pic:blipFill>
-                    <a:blip r:embed="rId33">
+                    <a:blip r:embed="rId35">
                       <a:extLst>
                         <a:ext uri="{28A0092B-C50C-407E-A947-70E740481C1C}">
                           <a14:useLocalDpi xmlns:a14="http://schemas.microsoft.com/office/drawing/2010/main" val="0"/>
@@ -6350,7 +6729,7 @@
                     </pic:cNvPicPr>
                   </pic:nvPicPr>
                   <pic:blipFill>
-                    <a:blip r:embed="rId34">
+                    <a:blip r:embed="rId36">
                       <a:extLst>
                         <a:ext uri="{28A0092B-C50C-407E-A947-70E740481C1C}">
                           <a14:useLocalDpi xmlns:a14="http://schemas.microsoft.com/office/drawing/2010/main" val="0"/>
@@ -6448,7 +6827,7 @@
                     </pic:cNvPicPr>
                   </pic:nvPicPr>
                   <pic:blipFill>
-                    <a:blip r:embed="rId35">
+                    <a:blip r:embed="rId37">
                       <a:extLst>
                         <a:ext uri="{28A0092B-C50C-407E-A947-70E740481C1C}">
                           <a14:useLocalDpi xmlns:a14="http://schemas.microsoft.com/office/drawing/2010/main" val="0"/>
@@ -6535,27 +6914,36 @@
     <w:p>
       <w:pPr>
         <w:pStyle w:val="3"/>
-        <w:numPr>
-          <w:ilvl w:val="0"/>
-          <w:numId w:val="2"/>
-        </w:numPr>
         <w:rPr>
           <w:rFonts w:hint="eastAsia"/>
         </w:rPr>
       </w:pPr>
-      <w:bookmarkStart w:id="2" w:name="_2）优化_-_空数据同步更新"/>
-      <w:bookmarkStart w:id="3" w:name="_优化_-_空数据同步更新"/>
-      <w:bookmarkEnd w:id="2"/>
-      <w:bookmarkEnd w:id="3"/>
+      <w:bookmarkStart w:id="6" w:name="_2）优化_-_空数据同步更新"/>
+      <w:bookmarkStart w:id="7" w:name="_优化_-_空数据同步更新"/>
+      <w:bookmarkEnd w:id="6"/>
+      <w:bookmarkEnd w:id="7"/>
       <w:r>
         <w:rPr>
           <w:rFonts w:hint="eastAsia"/>
         </w:rPr>
-        <w:t>优化 -</w:t>
+        <w:t>1）</w:t>
+      </w:r>
+      <w:r>
+        <w:rPr>
+          <w:rFonts w:hint="eastAsia"/>
+        </w:rPr>
+        <w:t>优化</w:t>
+      </w:r>
+      <w:r>
+        <w:rPr>
+          <w:rFonts w:hint="eastAsia"/>
+        </w:rPr>
+        <w:t xml:space="preserve"> -</w:t>
       </w:r>
       <w:r>
         <w:t xml:space="preserve"> </w:t>
       </w:r>
+      <w:proofErr w:type="gramStart"/>
       <w:r>
         <w:rPr>
           <w:rFonts w:hint="eastAsia"/>
@@ -6568,6 +6956,7 @@
         </w:rPr>
         <w:t>数据</w:t>
       </w:r>
+      <w:proofErr w:type="gramEnd"/>
       <w:r>
         <w:rPr>
           <w:rFonts w:hint="eastAsia"/>
@@ -6594,11 +6983,11 @@
           <w:p>
             <w:pPr>
               <w:widowControl/>
+              <w:adjustRightInd w:val="0"/>
               <w:snapToGrid w:val="0"/>
               <w:jc w:val="left"/>
               <w:rPr>
                 <w:rFonts w:ascii="Tahoma" w:eastAsia="微软雅黑" w:hAnsi="Tahoma"/>
-                <w:b/>
                 <w:bCs/>
                 <w:kern w:val="0"/>
                 <w:sz w:val="22"/>
@@ -6607,82 +6996,56 @@
             <w:r>
               <w:rPr>
                 <w:rFonts w:ascii="Tahoma" w:eastAsia="微软雅黑" w:hAnsi="Tahoma" w:hint="eastAsia"/>
-                <w:b/>
                 <w:bCs/>
                 <w:kern w:val="0"/>
                 <w:sz w:val="22"/>
               </w:rPr>
-              <w:t>在</w:t>
-            </w:r>
-            <w:r>
-              <w:rPr>
-                <w:rFonts w:ascii="Tahoma" w:eastAsia="微软雅黑" w:hAnsi="Tahoma" w:hint="eastAsia"/>
-                <w:b/>
+              <w:t>示例</w:t>
+            </w:r>
+            <w:r>
+              <w:rPr>
+                <w:rFonts w:ascii="Tahoma" w:eastAsia="微软雅黑" w:hAnsi="Tahoma" w:hint="eastAsia"/>
                 <w:bCs/>
                 <w:kern w:val="0"/>
                 <w:sz w:val="22"/>
               </w:rPr>
+              <w:t>v</w:t>
+            </w:r>
+            <w:r>
+              <w:rPr>
+                <w:rFonts w:ascii="Tahoma" w:eastAsia="微软雅黑" w:hAnsi="Tahoma"/>
+                <w:bCs/>
+                <w:kern w:val="0"/>
+                <w:sz w:val="22"/>
+              </w:rPr>
               <w:t>3</w:t>
             </w:r>
             <w:r>
               <w:rPr>
+                <w:rFonts w:ascii="Tahoma" w:eastAsia="微软雅黑" w:hAnsi="Tahoma" w:hint="eastAsia"/>
+                <w:bCs/>
+                <w:kern w:val="0"/>
+                <w:sz w:val="22"/>
+              </w:rPr>
+              <w:t>.2</w:t>
+            </w:r>
+            <w:r>
+              <w:rPr>
                 <w:rFonts w:ascii="Tahoma" w:eastAsia="微软雅黑" w:hAnsi="Tahoma"/>
-                <w:b/>
                 <w:bCs/>
                 <w:kern w:val="0"/>
                 <w:sz w:val="22"/>
               </w:rPr>
-              <w:t>.20</w:t>
-            </w:r>
-            <w:r>
-              <w:rPr>
-                <w:rFonts w:ascii="Tahoma" w:eastAsia="微软雅黑" w:hAnsi="Tahoma" w:hint="eastAsia"/>
-                <w:b/>
+              <w:t>0</w:t>
+            </w:r>
+            <w:r>
+              <w:rPr>
+                <w:rFonts w:ascii="Tahoma" w:eastAsia="微软雅黑" w:hAnsi="Tahoma" w:hint="eastAsia"/>
                 <w:bCs/>
                 <w:kern w:val="0"/>
                 <w:sz w:val="22"/>
               </w:rPr>
-              <w:t>版本之后，作者我对所有插件都进行了</w:t>
-            </w:r>
-            <w:r>
-              <w:rPr>
-                <w:rFonts w:ascii="Tahoma" w:eastAsia="微软雅黑" w:hAnsi="Tahoma" w:hint="eastAsia"/>
-                <w:b/>
-                <w:bCs/>
-                <w:kern w:val="0"/>
-                <w:sz w:val="22"/>
-              </w:rPr>
-              <w:t xml:space="preserve"> </w:t>
-            </w:r>
-            <w:r>
-              <w:rPr>
-                <w:rFonts w:ascii="Tahoma" w:eastAsia="微软雅黑" w:hAnsi="Tahoma" w:hint="eastAsia"/>
-                <w:b/>
-                <w:bCs/>
-                <w:kern w:val="0"/>
-                <w:sz w:val="22"/>
-              </w:rPr>
-              <w:t>存储结构</w:t>
-            </w:r>
-            <w:r>
-              <w:rPr>
-                <w:rFonts w:ascii="Tahoma" w:eastAsia="微软雅黑" w:hAnsi="Tahoma" w:hint="eastAsia"/>
-                <w:b/>
-                <w:bCs/>
-                <w:kern w:val="0"/>
-                <w:sz w:val="22"/>
-              </w:rPr>
-              <w:t xml:space="preserve"> </w:t>
-            </w:r>
-            <w:r>
-              <w:rPr>
-                <w:rFonts w:ascii="Tahoma" w:eastAsia="微软雅黑" w:hAnsi="Tahoma" w:hint="eastAsia"/>
-                <w:b/>
-                <w:bCs/>
-                <w:kern w:val="0"/>
-                <w:sz w:val="22"/>
-              </w:rPr>
-              <w:t>翻新，</w:t>
+              <w:t>版本之后，作者我翻新了所有插件的存储结构。</w:t>
             </w:r>
           </w:p>
           <w:p>
@@ -6692,8 +7055,6 @@
               <w:jc w:val="left"/>
               <w:rPr>
                 <w:rFonts w:ascii="Tahoma" w:eastAsia="微软雅黑" w:hAnsi="Tahoma"/>
-                <w:b/>
-                <w:bCs/>
                 <w:kern w:val="0"/>
                 <w:sz w:val="22"/>
               </w:rPr>
@@ -6701,8 +7062,6 @@
             <w:r>
               <w:rPr>
                 <w:rFonts w:ascii="Tahoma" w:eastAsia="微软雅黑" w:hAnsi="Tahoma" w:hint="eastAsia"/>
-                <w:b/>
-                <w:bCs/>
                 <w:kern w:val="0"/>
                 <w:sz w:val="22"/>
               </w:rPr>
@@ -6907,7 +7266,7 @@
         <w:snapToGrid w:val="0"/>
         <w:jc w:val="center"/>
         <w:rPr>
-          <w:rFonts w:ascii="宋体" w:eastAsia="宋体" w:hAnsi="宋体" w:cs="宋体"/>
+          <w:rFonts w:ascii="宋体" w:eastAsia="宋体" w:hAnsi="宋体" w:cs="宋体" w:hint="eastAsia"/>
           <w:kern w:val="0"/>
           <w:sz w:val="24"/>
           <w:szCs w:val="24"/>
@@ -6935,7 +7294,7 @@
                     </pic:cNvPicPr>
                   </pic:nvPicPr>
                   <pic:blipFill>
-                    <a:blip r:embed="rId36">
+                    <a:blip r:embed="rId38">
                       <a:extLst>
                         <a:ext uri="{28A0092B-C50C-407E-A947-70E740481C1C}">
                           <a14:useLocalDpi xmlns:a14="http://schemas.microsoft.com/office/drawing/2010/main" val="0"/>
@@ -7151,7 +7510,7 @@
                     </pic:cNvPicPr>
                   </pic:nvPicPr>
                   <pic:blipFill>
-                    <a:blip r:embed="rId37">
+                    <a:blip r:embed="rId39">
                       <a:extLst>
                         <a:ext uri="{28A0092B-C50C-407E-A947-70E740481C1C}">
                           <a14:useLocalDpi xmlns:a14="http://schemas.microsoft.com/office/drawing/2010/main" val="0"/>
@@ -7243,7 +7602,7 @@
                     </pic:cNvPicPr>
                   </pic:nvPicPr>
                   <pic:blipFill>
-                    <a:blip r:embed="rId20">
+                    <a:blip r:embed="rId22">
                       <a:extLst>
                         <a:ext uri="{28A0092B-C50C-407E-A947-70E740481C1C}">
                           <a14:useLocalDpi xmlns:a14="http://schemas.microsoft.com/office/drawing/2010/main" val="0"/>
@@ -7392,7 +7751,7 @@
                     </pic:cNvPicPr>
                   </pic:nvPicPr>
                   <pic:blipFill>
-                    <a:blip r:embed="rId38">
+                    <a:blip r:embed="rId40">
                       <a:extLst>
                         <a:ext uri="{28A0092B-C50C-407E-A947-70E740481C1C}">
                           <a14:useLocalDpi xmlns:a14="http://schemas.microsoft.com/office/drawing/2010/main" val="0"/>
@@ -7445,7 +7804,7 @@
                     </pic:cNvPicPr>
                   </pic:nvPicPr>
                   <pic:blipFill>
-                    <a:blip r:embed="rId39">
+                    <a:blip r:embed="rId41">
                       <a:extLst>
                         <a:ext uri="{28A0092B-C50C-407E-A947-70E740481C1C}">
                           <a14:useLocalDpi xmlns:a14="http://schemas.microsoft.com/office/drawing/2010/main" val="0"/>
@@ -7550,7 +7909,7 @@
         <w:widowControl/>
         <w:jc w:val="left"/>
         <w:rPr>
-          <w:rFonts w:ascii="Tahoma" w:eastAsia="微软雅黑" w:hAnsi="Tahoma" w:hint="eastAsia"/>
+          <w:rFonts w:ascii="Tahoma" w:eastAsia="微软雅黑" w:hAnsi="Tahoma"/>
           <w:kern w:val="0"/>
           <w:sz w:val="22"/>
         </w:rPr>
@@ -7714,7 +8073,7 @@
                     </pic:cNvPicPr>
                   </pic:nvPicPr>
                   <pic:blipFill>
-                    <a:blip r:embed="rId40">
+                    <a:blip r:embed="rId42">
                       <a:extLst>
                         <a:ext uri="{28A0092B-C50C-407E-A947-70E740481C1C}">
                           <a14:useLocalDpi xmlns:a14="http://schemas.microsoft.com/office/drawing/2010/main" val="0"/>
@@ -7805,7 +8164,7 @@
                     </pic:cNvPicPr>
                   </pic:nvPicPr>
                   <pic:blipFill>
-                    <a:blip r:embed="rId20">
+                    <a:blip r:embed="rId22">
                       <a:extLst>
                         <a:ext uri="{28A0092B-C50C-407E-A947-70E740481C1C}">
                           <a14:useLocalDpi xmlns:a14="http://schemas.microsoft.com/office/drawing/2010/main" val="0"/>
@@ -7922,7 +8281,7 @@
                     </pic:cNvPicPr>
                   </pic:nvPicPr>
                   <pic:blipFill>
-                    <a:blip r:embed="rId41">
+                    <a:blip r:embed="rId43">
                       <a:extLst>
                         <a:ext uri="{28A0092B-C50C-407E-A947-70E740481C1C}">
                           <a14:useLocalDpi xmlns:a14="http://schemas.microsoft.com/office/drawing/2010/main" val="0"/>
@@ -8075,7 +8434,7 @@
                     </pic:cNvPicPr>
                   </pic:nvPicPr>
                   <pic:blipFill>
-                    <a:blip r:embed="rId42">
+                    <a:blip r:embed="rId44">
                       <a:extLst>
                         <a:ext uri="{28A0092B-C50C-407E-A947-70E740481C1C}">
                           <a14:useLocalDpi xmlns:a14="http://schemas.microsoft.com/office/drawing/2010/main" val="0"/>
@@ -8340,22 +8699,30 @@
     <w:p>
       <w:pPr>
         <w:pStyle w:val="3"/>
-        <w:numPr>
-          <w:ilvl w:val="0"/>
-          <w:numId w:val="2"/>
-        </w:numPr>
         <w:rPr>
           <w:rFonts w:hint="eastAsia"/>
         </w:rPr>
       </w:pPr>
-      <w:bookmarkStart w:id="4" w:name="_优化_-_关闭插件的存储功能"/>
-      <w:bookmarkEnd w:id="4"/>
+      <w:bookmarkStart w:id="8" w:name="_优化_-_关闭插件的存储功能"/>
+      <w:bookmarkEnd w:id="8"/>
       <w:r>
         <w:rPr>
           <w:rFonts w:hint="eastAsia"/>
         </w:rPr>
         <w:lastRenderedPageBreak/>
-        <w:t>优化 -</w:t>
+        <w:t>2）</w:t>
+      </w:r>
+      <w:r>
+        <w:rPr>
+          <w:rFonts w:hint="eastAsia"/>
+        </w:rPr>
+        <w:t>优化</w:t>
+      </w:r>
+      <w:r>
+        <w:rPr>
+          <w:rFonts w:hint="eastAsia"/>
+        </w:rPr>
+        <w:t xml:space="preserve"> -</w:t>
       </w:r>
       <w:r>
         <w:t xml:space="preserve"> </w:t>
@@ -8586,7 +8953,7 @@
         <w:snapToGrid w:val="0"/>
         <w:jc w:val="center"/>
         <w:rPr>
-          <w:rFonts w:ascii="Tahoma" w:eastAsia="微软雅黑" w:hAnsi="Tahoma" w:hint="eastAsia"/>
+          <w:rFonts w:ascii="Tahoma" w:eastAsia="微软雅黑" w:hAnsi="Tahoma"/>
           <w:kern w:val="0"/>
           <w:sz w:val="22"/>
         </w:rPr>
@@ -8613,7 +8980,7 @@
                     </pic:cNvPicPr>
                   </pic:nvPicPr>
                   <pic:blipFill>
-                    <a:blip r:embed="rId43">
+                    <a:blip r:embed="rId45">
                       <a:extLst>
                         <a:ext uri="{28A0092B-C50C-407E-A947-70E740481C1C}">
                           <a14:useLocalDpi xmlns:a14="http://schemas.microsoft.com/office/drawing/2010/main" val="0"/>
@@ -8759,7 +9126,7 @@
                     </pic:cNvPicPr>
                   </pic:nvPicPr>
                   <pic:blipFill>
-                    <a:blip r:embed="rId44">
+                    <a:blip r:embed="rId46">
                       <a:extLst>
                         <a:ext uri="{28A0092B-C50C-407E-A947-70E740481C1C}">
                           <a14:useLocalDpi xmlns:a14="http://schemas.microsoft.com/office/drawing/2010/main" val="0"/>
@@ -8918,7 +9285,7 @@
                     </pic:cNvPicPr>
                   </pic:nvPicPr>
                   <pic:blipFill>
-                    <a:blip r:embed="rId45">
+                    <a:blip r:embed="rId47">
                       <a:extLst>
                         <a:ext uri="{28A0092B-C50C-407E-A947-70E740481C1C}">
                           <a14:useLocalDpi xmlns:a14="http://schemas.microsoft.com/office/drawing/2010/main" val="0"/>
@@ -9144,7 +9511,7 @@
                           </pic:cNvPicPr>
                         </pic:nvPicPr>
                         <pic:blipFill>
-                          <a:blip r:embed="rId46">
+                          <a:blip r:embed="rId48">
                             <a:extLst>
                               <a:ext uri="{28A0092B-C50C-407E-A947-70E740481C1C}">
                                 <a14:useLocalDpi xmlns:a14="http://schemas.microsoft.com/office/drawing/2010/main" val="0"/>
@@ -9206,7 +9573,7 @@
                           </pic:cNvPicPr>
                         </pic:nvPicPr>
                         <pic:blipFill>
-                          <a:blip r:embed="rId47">
+                          <a:blip r:embed="rId49">
                             <a:extLst>
                               <a:ext uri="{28A0092B-C50C-407E-A947-70E740481C1C}">
                                 <a14:useLocalDpi xmlns:a14="http://schemas.microsoft.com/office/drawing/2010/main" val="0"/>
@@ -9274,7 +9641,7 @@
                           </pic:cNvPicPr>
                         </pic:nvPicPr>
                         <pic:blipFill>
-                          <a:blip r:embed="rId48" cstate="print">
+                          <a:blip r:embed="rId50" cstate="print">
                             <a:extLst>
                               <a:ext uri="{28A0092B-C50C-407E-A947-70E740481C1C}">
                                 <a14:useLocalDpi xmlns:a14="http://schemas.microsoft.com/office/drawing/2010/main" val="0"/>
@@ -9700,6 +10067,7 @@
                 <w:sz w:val="22"/>
               </w:rPr>
             </w:pPr>
+            <w:proofErr w:type="spellStart"/>
             <w:r>
               <w:rPr>
                 <w:rFonts w:ascii="Tahoma" w:eastAsia="微软雅黑" w:hAnsi="Tahoma"/>
@@ -9717,6 +10085,7 @@
               </w:rPr>
               <w:t>Load.prototype.reloadMapIfUpdated</w:t>
             </w:r>
+            <w:proofErr w:type="spellEnd"/>
             <w:proofErr w:type="gramEnd"/>
           </w:p>
           <w:p>
@@ -9940,6 +10309,7 @@
               </w:rPr>
               <w:t>添加插件：</w:t>
             </w:r>
+            <w:proofErr w:type="spellStart"/>
             <w:r>
               <w:rPr>
                 <w:rFonts w:ascii="Tahoma" w:eastAsia="微软雅黑" w:hAnsi="Tahoma"/>
@@ -9948,6 +10318,7 @@
               </w:rPr>
               <w:t>Drill_GlobalStorageManager</w:t>
             </w:r>
+            <w:proofErr w:type="spellEnd"/>
             <w:r>
               <w:rPr>
                 <w:rFonts w:ascii="Tahoma" w:eastAsia="微软雅黑" w:hAnsi="Tahoma"/>
@@ -10016,7 +10387,7 @@
       </w:pPr>
     </w:p>
     <w:sectPr>
-      <w:headerReference w:type="default" r:id="rId49"/>
+      <w:headerReference w:type="default" r:id="rId51"/>
       <w:pgSz w:w="11906" w:h="16838"/>
       <w:pgMar w:top="1440" w:right="1800" w:bottom="1440" w:left="1800" w:header="851" w:footer="992" w:gutter="0"/>
       <w:cols w:space="425"/>
@@ -10183,6 +10554,7 @@
       </w:rPr>
       <w:t xml:space="preserve">   </w:t>
     </w:r>
+    <w:proofErr w:type="spellStart"/>
     <w:r>
       <w:rPr>
         <w:rFonts w:ascii="微软雅黑" w:eastAsia="微软雅黑" w:hAnsi="微软雅黑"/>
@@ -10190,6 +10562,7 @@
       </w:rPr>
       <w:t>drill_up</w:t>
     </w:r>
+    <w:proofErr w:type="spellEnd"/>
   </w:p>
 </w:hdr>
 </file>
@@ -11150,6 +11523,18 @@
       <w:shd w:val="clear" w:color="auto" w:fill="E1DFDD"/>
     </w:rPr>
   </w:style>
+  <w:style w:type="character" w:styleId="af2">
+    <w:name w:val="Unresolved Mention"/>
+    <w:basedOn w:val="a0"/>
+    <w:uiPriority w:val="99"/>
+    <w:semiHidden/>
+    <w:unhideWhenUsed/>
+    <w:rsid w:val="007570AF"/>
+    <w:rPr>
+      <w:color w:val="605E5C"/>
+      <w:shd w:val="clear" w:color="auto" w:fill="E1DFDD"/>
+    </w:rPr>
+  </w:style>
 </w:styles>
 </file>
 
